--- a/docs/RUDP_Final_Project_Report.docx
+++ b/docs/RUDP_Final_Project_Report.docx
@@ -29949,6 +29949,2443 @@
     </w:p>
     <w:p>
       <w:pPr>
+        <w:pStyle w:val="Heading2"/>
+        <w:keepNext/>
+        <w:spacing w:after="120" w:before="120" w:line="360"/>
+      </w:pPr>
+      <w:r>
+        <w:rPr>
+          <w:rFonts w:ascii="Times New Roman" w:cs="Times New Roman" w:eastAsia="Times New Roman" w:hAnsi="Times New Roman"/>
+          <w:b/>
+          <w:bCs/>
+          <w:sz w:val="24"/>
+          <w:szCs w:val="24"/>
+        </w:rPr>
+        <w:t xml:space="preserve">8.15 A fairer neighbour, bursty cross traffic, and a multi-client server</w:t>
+      </w:r>
+    </w:p>
+    <w:p>
+      <w:pPr>
+        <w:spacing w:after="120" w:line="360"/>
+        <w:jc w:val="both"/>
+      </w:pPr>
+      <w:r>
+        <w:rPr>
+          <w:rFonts w:ascii="Times New Roman" w:cs="Times New Roman" w:eastAsia="Times New Roman" w:hAnsi="Times New Roman"/>
+          <w:sz w:val="24"/>
+          <w:szCs w:val="24"/>
+        </w:rPr>
+        <w:t xml:space="preserve">Three of the limitations listed in the previous version of this report were worked on. </w:t>
+      </w:r>
+      <w:r>
+        <w:rPr>
+          <w:rFonts w:ascii="Times New Roman" w:cs="Times New Roman" w:eastAsia="Times New Roman" w:hAnsi="Times New Roman"/>
+          <w:b/>
+          <w:bCs/>
+          <w:sz w:val="24"/>
+          <w:szCs w:val="24"/>
+        </w:rPr>
+        <w:t xml:space="preserve">Fairness.</w:t>
+      </w:r>
+      <w:r>
+        <w:rPr>
+          <w:rFonts w:ascii="Times New Roman" w:cs="Times New Roman" w:eastAsia="Times New Roman" w:hAnsi="Times New Roman"/>
+          <w:sz w:val="24"/>
+          <w:szCs w:val="24"/>
+        </w:rPr>
+        <w:t xml:space="preserve"> The agent has an optional polite mode (smart_client --polite X): when the round-trip ratio is at least X and the queueing delay is larger than twice the measured RTT deviation (so that jitter is not mistaken for a queue) and the window is above 12 packets, the agent backs off by a factor of 0.85 instead of following the network. Two flows, the neural agent against tuned AIMD, were run through the shared-bottleneck proxy, 8 runs per setting.</w:t>
+      </w:r>
+    </w:p>
+    <w:tbl>
+      <w:tblPr>
+        <w:tblW w:type="dxa" w:w="9026"/>
+        <w:tblBorders>
+          <w:top w:val="single" w:color="auto" w:sz="4"/>
+          <w:left w:val="single" w:color="auto" w:sz="4"/>
+          <w:bottom w:val="single" w:color="auto" w:sz="4"/>
+          <w:right w:val="single" w:color="auto" w:sz="4"/>
+          <w:insideH w:val="single" w:color="auto" w:sz="4"/>
+          <w:insideV w:val="single" w:color="auto" w:sz="4"/>
+        </w:tblBorders>
+      </w:tblPr>
+      <w:tblGrid>
+        <w:gridCol w:w="2800"/>
+        <w:gridCol w:w="1200"/>
+        <w:gridCol w:w="1100"/>
+        <w:gridCol w:w="1300"/>
+        <w:gridCol w:w="1300"/>
+        <w:gridCol w:w="1326"/>
+      </w:tblGrid>
+      <w:tr>
+        <w:trPr>
+          <w:cantSplit/>
+          <w:tblHeader/>
+        </w:trPr>
+        <w:tc>
+          <w:tcPr>
+            <w:tcW w:type="dxa" w:w="2800"/>
+            <w:tcBorders>
+              <w:top w:val="single" w:color="000000" w:sz="4"/>
+              <w:left w:val="single" w:color="000000" w:sz="4"/>
+              <w:bottom w:val="single" w:color="000000" w:sz="4"/>
+              <w:right w:val="single" w:color="000000" w:sz="4"/>
+            </w:tcBorders>
+            <w:shd w:fill="D9D9D9" w:color="auto" w:val="clear"/>
+            <w:tcMar>
+              <w:top w:type="dxa" w:w="60"/>
+              <w:left w:type="dxa" w:w="100"/>
+              <w:bottom w:type="dxa" w:w="60"/>
+              <w:right w:type="dxa" w:w="100"/>
+            </w:tcMar>
+          </w:tcPr>
+          <w:p>
+            <w:pPr>
+              <w:spacing w:line="276"/>
+              <w:jc w:val="left"/>
+            </w:pPr>
+            <w:r>
+              <w:rPr>
+                <w:rFonts w:ascii="Times New Roman" w:cs="Times New Roman" w:eastAsia="Times New Roman" w:hAnsi="Times New Roman"/>
+                <w:b/>
+                <w:bCs/>
+                <w:sz w:val="24"/>
+                <w:szCs w:val="24"/>
+              </w:rPr>
+              <w:t xml:space="preserve">Setting</w:t>
+            </w:r>
+          </w:p>
+        </w:tc>
+        <w:tc>
+          <w:tcPr>
+            <w:tcW w:type="dxa" w:w="1200"/>
+            <w:tcBorders>
+              <w:top w:val="single" w:color="000000" w:sz="4"/>
+              <w:left w:val="single" w:color="000000" w:sz="4"/>
+              <w:bottom w:val="single" w:color="000000" w:sz="4"/>
+              <w:right w:val="single" w:color="000000" w:sz="4"/>
+            </w:tcBorders>
+            <w:shd w:fill="D9D9D9" w:color="auto" w:val="clear"/>
+            <w:tcMar>
+              <w:top w:type="dxa" w:w="60"/>
+              <w:left w:type="dxa" w:w="100"/>
+              <w:bottom w:type="dxa" w:w="60"/>
+              <w:right w:type="dxa" w:w="100"/>
+            </w:tcMar>
+          </w:tcPr>
+          <w:p>
+            <w:pPr>
+              <w:spacing w:line="276"/>
+              <w:jc w:val="left"/>
+            </w:pPr>
+            <w:r>
+              <w:rPr>
+                <w:rFonts w:ascii="Times New Roman" w:cs="Times New Roman" w:eastAsia="Times New Roman" w:hAnsi="Times New Roman"/>
+                <w:b/>
+                <w:bCs/>
+                <w:sz w:val="24"/>
+                <w:szCs w:val="24"/>
+              </w:rPr>
+              <w:t xml:space="preserve">Agent share</w:t>
+            </w:r>
+          </w:p>
+        </w:tc>
+        <w:tc>
+          <w:tcPr>
+            <w:tcW w:type="dxa" w:w="1100"/>
+            <w:tcBorders>
+              <w:top w:val="single" w:color="000000" w:sz="4"/>
+              <w:left w:val="single" w:color="000000" w:sz="4"/>
+              <w:bottom w:val="single" w:color="000000" w:sz="4"/>
+              <w:right w:val="single" w:color="000000" w:sz="4"/>
+            </w:tcBorders>
+            <w:shd w:fill="D9D9D9" w:color="auto" w:val="clear"/>
+            <w:tcMar>
+              <w:top w:type="dxa" w:w="60"/>
+              <w:left w:type="dxa" w:w="100"/>
+              <w:bottom w:type="dxa" w:w="60"/>
+              <w:right w:type="dxa" w:w="100"/>
+            </w:tcMar>
+          </w:tcPr>
+          <w:p>
+            <w:pPr>
+              <w:spacing w:line="276"/>
+              <w:jc w:val="left"/>
+            </w:pPr>
+            <w:r>
+              <w:rPr>
+                <w:rFonts w:ascii="Times New Roman" w:cs="Times New Roman" w:eastAsia="Times New Roman" w:hAnsi="Times New Roman"/>
+                <w:b/>
+                <w:bCs/>
+                <w:sz w:val="24"/>
+                <w:szCs w:val="24"/>
+              </w:rPr>
+              <w:t xml:space="preserve">Jain index</w:t>
+            </w:r>
+          </w:p>
+        </w:tc>
+        <w:tc>
+          <w:tcPr>
+            <w:tcW w:type="dxa" w:w="1300"/>
+            <w:tcBorders>
+              <w:top w:val="single" w:color="000000" w:sz="4"/>
+              <w:left w:val="single" w:color="000000" w:sz="4"/>
+              <w:bottom w:val="single" w:color="000000" w:sz="4"/>
+              <w:right w:val="single" w:color="000000" w:sz="4"/>
+            </w:tcBorders>
+            <w:shd w:fill="D9D9D9" w:color="auto" w:val="clear"/>
+            <w:tcMar>
+              <w:top w:type="dxa" w:w="60"/>
+              <w:left w:type="dxa" w:w="100"/>
+              <w:bottom w:type="dxa" w:w="60"/>
+              <w:right w:type="dxa" w:w="100"/>
+            </w:tcMar>
+          </w:tcPr>
+          <w:p>
+            <w:pPr>
+              <w:spacing w:line="276"/>
+              <w:jc w:val="left"/>
+            </w:pPr>
+            <w:r>
+              <w:rPr>
+                <w:rFonts w:ascii="Times New Roman" w:cs="Times New Roman" w:eastAsia="Times New Roman" w:hAnsi="Times New Roman"/>
+                <w:b/>
+                <w:bCs/>
+                <w:sz w:val="24"/>
+                <w:szCs w:val="24"/>
+              </w:rPr>
+              <w:t xml:space="preserve">Agent time</w:t>
+            </w:r>
+          </w:p>
+        </w:tc>
+        <w:tc>
+          <w:tcPr>
+            <w:tcW w:type="dxa" w:w="1300"/>
+            <w:tcBorders>
+              <w:top w:val="single" w:color="000000" w:sz="4"/>
+              <w:left w:val="single" w:color="000000" w:sz="4"/>
+              <w:bottom w:val="single" w:color="000000" w:sz="4"/>
+              <w:right w:val="single" w:color="000000" w:sz="4"/>
+            </w:tcBorders>
+            <w:shd w:fill="D9D9D9" w:color="auto" w:val="clear"/>
+            <w:tcMar>
+              <w:top w:type="dxa" w:w="60"/>
+              <w:left w:type="dxa" w:w="100"/>
+              <w:bottom w:type="dxa" w:w="60"/>
+              <w:right w:type="dxa" w:w="100"/>
+            </w:tcMar>
+          </w:tcPr>
+          <w:p>
+            <w:pPr>
+              <w:spacing w:line="276"/>
+              <w:jc w:val="left"/>
+            </w:pPr>
+            <w:r>
+              <w:rPr>
+                <w:rFonts w:ascii="Times New Roman" w:cs="Times New Roman" w:eastAsia="Times New Roman" w:hAnsi="Times New Roman"/>
+                <w:b/>
+                <w:bCs/>
+                <w:sz w:val="24"/>
+                <w:szCs w:val="24"/>
+              </w:rPr>
+              <w:t xml:space="preserve">AIMD time</w:t>
+            </w:r>
+          </w:p>
+        </w:tc>
+        <w:tc>
+          <w:tcPr>
+            <w:tcW w:type="dxa" w:w="1326"/>
+            <w:tcBorders>
+              <w:top w:val="single" w:color="000000" w:sz="4"/>
+              <w:left w:val="single" w:color="000000" w:sz="4"/>
+              <w:bottom w:val="single" w:color="000000" w:sz="4"/>
+              <w:right w:val="single" w:color="000000" w:sz="4"/>
+            </w:tcBorders>
+            <w:shd w:fill="D9D9D9" w:color="auto" w:val="clear"/>
+            <w:tcMar>
+              <w:top w:type="dxa" w:w="60"/>
+              <w:left w:type="dxa" w:w="100"/>
+              <w:bottom w:type="dxa" w:w="60"/>
+              <w:right w:type="dxa" w:w="100"/>
+            </w:tcMar>
+          </w:tcPr>
+          <w:p>
+            <w:pPr>
+              <w:spacing w:line="276"/>
+              <w:jc w:val="left"/>
+            </w:pPr>
+            <w:r>
+              <w:rPr>
+                <w:rFonts w:ascii="Times New Roman" w:cs="Times New Roman" w:eastAsia="Times New Roman" w:hAnsi="Times New Roman"/>
+                <w:b/>
+                <w:bCs/>
+                <w:sz w:val="24"/>
+                <w:szCs w:val="24"/>
+              </w:rPr>
+              <w:t xml:space="preserve">Runs</w:t>
+            </w:r>
+          </w:p>
+        </w:tc>
+      </w:tr>
+      <w:tr>
+        <w:trPr>
+          <w:cantSplit/>
+          <w:tblHeader w:val="false"/>
+        </w:trPr>
+        <w:tc>
+          <w:tcPr>
+            <w:tcW w:type="dxa" w:w="2800"/>
+            <w:tcBorders>
+              <w:top w:val="single" w:color="000000" w:sz="4"/>
+              <w:left w:val="single" w:color="000000" w:sz="4"/>
+              <w:bottom w:val="single" w:color="000000" w:sz="4"/>
+              <w:right w:val="single" w:color="000000" w:sz="4"/>
+            </w:tcBorders>
+            <w:tcMar>
+              <w:top w:type="dxa" w:w="60"/>
+              <w:left w:type="dxa" w:w="100"/>
+              <w:bottom w:type="dxa" w:w="60"/>
+              <w:right w:type="dxa" w:w="100"/>
+            </w:tcMar>
+          </w:tcPr>
+          <w:p>
+            <w:pPr>
+              <w:spacing w:line="276"/>
+              <w:jc w:val="left"/>
+            </w:pPr>
+            <w:r>
+              <w:rPr>
+                <w:rFonts w:ascii="Times New Roman" w:cs="Times New Roman" w:eastAsia="Times New Roman" w:hAnsi="Times New Roman"/>
+                <w:b w:val="false"/>
+                <w:bCs w:val="false"/>
+                <w:sz w:val="24"/>
+                <w:szCs w:val="24"/>
+              </w:rPr>
+              <w:t xml:space="preserve">Default (no polite mode)</w:t>
+            </w:r>
+          </w:p>
+        </w:tc>
+        <w:tc>
+          <w:tcPr>
+            <w:tcW w:type="dxa" w:w="1200"/>
+            <w:tcBorders>
+              <w:top w:val="single" w:color="000000" w:sz="4"/>
+              <w:left w:val="single" w:color="000000" w:sz="4"/>
+              <w:bottom w:val="single" w:color="000000" w:sz="4"/>
+              <w:right w:val="single" w:color="000000" w:sz="4"/>
+            </w:tcBorders>
+            <w:tcMar>
+              <w:top w:type="dxa" w:w="60"/>
+              <w:left w:type="dxa" w:w="100"/>
+              <w:bottom w:type="dxa" w:w="60"/>
+              <w:right w:type="dxa" w:w="100"/>
+            </w:tcMar>
+          </w:tcPr>
+          <w:p>
+            <w:pPr>
+              <w:spacing w:line="276"/>
+              <w:jc w:val="left"/>
+            </w:pPr>
+            <w:r>
+              <w:rPr>
+                <w:rFonts w:ascii="Times New Roman" w:cs="Times New Roman" w:eastAsia="Times New Roman" w:hAnsi="Times New Roman"/>
+                <w:b w:val="false"/>
+                <w:bCs w:val="false"/>
+                <w:sz w:val="24"/>
+                <w:szCs w:val="24"/>
+              </w:rPr>
+              <w:t xml:space="preserve">70%</w:t>
+            </w:r>
+          </w:p>
+        </w:tc>
+        <w:tc>
+          <w:tcPr>
+            <w:tcW w:type="dxa" w:w="1100"/>
+            <w:tcBorders>
+              <w:top w:val="single" w:color="000000" w:sz="4"/>
+              <w:left w:val="single" w:color="000000" w:sz="4"/>
+              <w:bottom w:val="single" w:color="000000" w:sz="4"/>
+              <w:right w:val="single" w:color="000000" w:sz="4"/>
+            </w:tcBorders>
+            <w:tcMar>
+              <w:top w:type="dxa" w:w="60"/>
+              <w:left w:type="dxa" w:w="100"/>
+              <w:bottom w:type="dxa" w:w="60"/>
+              <w:right w:type="dxa" w:w="100"/>
+            </w:tcMar>
+          </w:tcPr>
+          <w:p>
+            <w:pPr>
+              <w:spacing w:line="276"/>
+              <w:jc w:val="left"/>
+            </w:pPr>
+            <w:r>
+              <w:rPr>
+                <w:rFonts w:ascii="Times New Roman" w:cs="Times New Roman" w:eastAsia="Times New Roman" w:hAnsi="Times New Roman"/>
+                <w:b w:val="false"/>
+                <w:bCs w:val="false"/>
+                <w:sz w:val="24"/>
+                <w:szCs w:val="24"/>
+              </w:rPr>
+              <w:t xml:space="preserve">0.860</w:t>
+            </w:r>
+          </w:p>
+        </w:tc>
+        <w:tc>
+          <w:tcPr>
+            <w:tcW w:type="dxa" w:w="1300"/>
+            <w:tcBorders>
+              <w:top w:val="single" w:color="000000" w:sz="4"/>
+              <w:left w:val="single" w:color="000000" w:sz="4"/>
+              <w:bottom w:val="single" w:color="000000" w:sz="4"/>
+              <w:right w:val="single" w:color="000000" w:sz="4"/>
+            </w:tcBorders>
+            <w:tcMar>
+              <w:top w:type="dxa" w:w="60"/>
+              <w:left w:type="dxa" w:w="100"/>
+              <w:bottom w:type="dxa" w:w="60"/>
+              <w:right w:type="dxa" w:w="100"/>
+            </w:tcMar>
+          </w:tcPr>
+          <w:p>
+            <w:pPr>
+              <w:spacing w:line="276"/>
+              <w:jc w:val="left"/>
+            </w:pPr>
+            <w:r>
+              <w:rPr>
+                <w:rFonts w:ascii="Times New Roman" w:cs="Times New Roman" w:eastAsia="Times New Roman" w:hAnsi="Times New Roman"/>
+                <w:b w:val="false"/>
+                <w:bCs w:val="false"/>
+                <w:sz w:val="24"/>
+                <w:szCs w:val="24"/>
+              </w:rPr>
+              <w:t xml:space="preserve">4.7 s</w:t>
+            </w:r>
+          </w:p>
+        </w:tc>
+        <w:tc>
+          <w:tcPr>
+            <w:tcW w:type="dxa" w:w="1300"/>
+            <w:tcBorders>
+              <w:top w:val="single" w:color="000000" w:sz="4"/>
+              <w:left w:val="single" w:color="000000" w:sz="4"/>
+              <w:bottom w:val="single" w:color="000000" w:sz="4"/>
+              <w:right w:val="single" w:color="000000" w:sz="4"/>
+            </w:tcBorders>
+            <w:tcMar>
+              <w:top w:type="dxa" w:w="60"/>
+              <w:left w:type="dxa" w:w="100"/>
+              <w:bottom w:type="dxa" w:w="60"/>
+              <w:right w:type="dxa" w:w="100"/>
+            </w:tcMar>
+          </w:tcPr>
+          <w:p>
+            <w:pPr>
+              <w:spacing w:line="276"/>
+              <w:jc w:val="left"/>
+            </w:pPr>
+            <w:r>
+              <w:rPr>
+                <w:rFonts w:ascii="Times New Roman" w:cs="Times New Roman" w:eastAsia="Times New Roman" w:hAnsi="Times New Roman"/>
+                <w:b w:val="false"/>
+                <w:bCs w:val="false"/>
+                <w:sz w:val="24"/>
+                <w:szCs w:val="24"/>
+              </w:rPr>
+              <w:t xml:space="preserve">7.8 s</w:t>
+            </w:r>
+          </w:p>
+        </w:tc>
+        <w:tc>
+          <w:tcPr>
+            <w:tcW w:type="dxa" w:w="1326"/>
+            <w:tcBorders>
+              <w:top w:val="single" w:color="000000" w:sz="4"/>
+              <w:left w:val="single" w:color="000000" w:sz="4"/>
+              <w:bottom w:val="single" w:color="000000" w:sz="4"/>
+              <w:right w:val="single" w:color="000000" w:sz="4"/>
+            </w:tcBorders>
+            <w:tcMar>
+              <w:top w:type="dxa" w:w="60"/>
+              <w:left w:type="dxa" w:w="100"/>
+              <w:bottom w:type="dxa" w:w="60"/>
+              <w:right w:type="dxa" w:w="100"/>
+            </w:tcMar>
+          </w:tcPr>
+          <w:p>
+            <w:pPr>
+              <w:spacing w:line="276"/>
+              <w:jc w:val="left"/>
+            </w:pPr>
+            <w:r>
+              <w:rPr>
+                <w:rFonts w:ascii="Times New Roman" w:cs="Times New Roman" w:eastAsia="Times New Roman" w:hAnsi="Times New Roman"/>
+                <w:b w:val="false"/>
+                <w:bCs w:val="false"/>
+                <w:sz w:val="24"/>
+                <w:szCs w:val="24"/>
+              </w:rPr>
+              <w:t xml:space="preserve">8</w:t>
+            </w:r>
+          </w:p>
+        </w:tc>
+      </w:tr>
+      <w:tr>
+        <w:trPr>
+          <w:cantSplit/>
+          <w:tblHeader w:val="false"/>
+        </w:trPr>
+        <w:tc>
+          <w:tcPr>
+            <w:tcW w:type="dxa" w:w="2800"/>
+            <w:tcBorders>
+              <w:top w:val="single" w:color="000000" w:sz="4"/>
+              <w:left w:val="single" w:color="000000" w:sz="4"/>
+              <w:bottom w:val="single" w:color="000000" w:sz="4"/>
+              <w:right w:val="single" w:color="000000" w:sz="4"/>
+            </w:tcBorders>
+            <w:tcMar>
+              <w:top w:type="dxa" w:w="60"/>
+              <w:left w:type="dxa" w:w="100"/>
+              <w:bottom w:type="dxa" w:w="60"/>
+              <w:right w:type="dxa" w:w="100"/>
+            </w:tcMar>
+          </w:tcPr>
+          <w:p>
+            <w:pPr>
+              <w:spacing w:line="276"/>
+              <w:jc w:val="left"/>
+            </w:pPr>
+            <w:r>
+              <w:rPr>
+                <w:rFonts w:ascii="Times New Roman" w:cs="Times New Roman" w:eastAsia="Times New Roman" w:hAnsi="Times New Roman"/>
+                <w:b w:val="false"/>
+                <w:bCs w:val="false"/>
+                <w:sz w:val="24"/>
+                <w:szCs w:val="24"/>
+              </w:rPr>
+              <w:t xml:space="preserve">--polite 1.2</w:t>
+            </w:r>
+          </w:p>
+        </w:tc>
+        <w:tc>
+          <w:tcPr>
+            <w:tcW w:type="dxa" w:w="1200"/>
+            <w:tcBorders>
+              <w:top w:val="single" w:color="000000" w:sz="4"/>
+              <w:left w:val="single" w:color="000000" w:sz="4"/>
+              <w:bottom w:val="single" w:color="000000" w:sz="4"/>
+              <w:right w:val="single" w:color="000000" w:sz="4"/>
+            </w:tcBorders>
+            <w:tcMar>
+              <w:top w:type="dxa" w:w="60"/>
+              <w:left w:type="dxa" w:w="100"/>
+              <w:bottom w:type="dxa" w:w="60"/>
+              <w:right w:type="dxa" w:w="100"/>
+            </w:tcMar>
+          </w:tcPr>
+          <w:p>
+            <w:pPr>
+              <w:spacing w:line="276"/>
+              <w:jc w:val="left"/>
+            </w:pPr>
+            <w:r>
+              <w:rPr>
+                <w:rFonts w:ascii="Times New Roman" w:cs="Times New Roman" w:eastAsia="Times New Roman" w:hAnsi="Times New Roman"/>
+                <w:b w:val="false"/>
+                <w:bCs w:val="false"/>
+                <w:sz w:val="24"/>
+                <w:szCs w:val="24"/>
+              </w:rPr>
+              <w:t xml:space="preserve">49%</w:t>
+            </w:r>
+          </w:p>
+        </w:tc>
+        <w:tc>
+          <w:tcPr>
+            <w:tcW w:type="dxa" w:w="1100"/>
+            <w:tcBorders>
+              <w:top w:val="single" w:color="000000" w:sz="4"/>
+              <w:left w:val="single" w:color="000000" w:sz="4"/>
+              <w:bottom w:val="single" w:color="000000" w:sz="4"/>
+              <w:right w:val="single" w:color="000000" w:sz="4"/>
+            </w:tcBorders>
+            <w:tcMar>
+              <w:top w:type="dxa" w:w="60"/>
+              <w:left w:type="dxa" w:w="100"/>
+              <w:bottom w:type="dxa" w:w="60"/>
+              <w:right w:type="dxa" w:w="100"/>
+            </w:tcMar>
+          </w:tcPr>
+          <w:p>
+            <w:pPr>
+              <w:spacing w:line="276"/>
+              <w:jc w:val="left"/>
+            </w:pPr>
+            <w:r>
+              <w:rPr>
+                <w:rFonts w:ascii="Times New Roman" w:cs="Times New Roman" w:eastAsia="Times New Roman" w:hAnsi="Times New Roman"/>
+                <w:b w:val="false"/>
+                <w:bCs w:val="false"/>
+                <w:sz w:val="24"/>
+                <w:szCs w:val="24"/>
+              </w:rPr>
+              <w:t xml:space="preserve">0.945</w:t>
+            </w:r>
+          </w:p>
+        </w:tc>
+        <w:tc>
+          <w:tcPr>
+            <w:tcW w:type="dxa" w:w="1300"/>
+            <w:tcBorders>
+              <w:top w:val="single" w:color="000000" w:sz="4"/>
+              <w:left w:val="single" w:color="000000" w:sz="4"/>
+              <w:bottom w:val="single" w:color="000000" w:sz="4"/>
+              <w:right w:val="single" w:color="000000" w:sz="4"/>
+            </w:tcBorders>
+            <w:tcMar>
+              <w:top w:type="dxa" w:w="60"/>
+              <w:left w:type="dxa" w:w="100"/>
+              <w:bottom w:type="dxa" w:w="60"/>
+              <w:right w:type="dxa" w:w="100"/>
+            </w:tcMar>
+          </w:tcPr>
+          <w:p>
+            <w:pPr>
+              <w:spacing w:line="276"/>
+              <w:jc w:val="left"/>
+            </w:pPr>
+            <w:r>
+              <w:rPr>
+                <w:rFonts w:ascii="Times New Roman" w:cs="Times New Roman" w:eastAsia="Times New Roman" w:hAnsi="Times New Roman"/>
+                <w:b w:val="false"/>
+                <w:bCs w:val="false"/>
+                <w:sz w:val="24"/>
+                <w:szCs w:val="24"/>
+              </w:rPr>
+              <w:t xml:space="preserve">5.3 s</w:t>
+            </w:r>
+          </w:p>
+        </w:tc>
+        <w:tc>
+          <w:tcPr>
+            <w:tcW w:type="dxa" w:w="1300"/>
+            <w:tcBorders>
+              <w:top w:val="single" w:color="000000" w:sz="4"/>
+              <w:left w:val="single" w:color="000000" w:sz="4"/>
+              <w:bottom w:val="single" w:color="000000" w:sz="4"/>
+              <w:right w:val="single" w:color="000000" w:sz="4"/>
+            </w:tcBorders>
+            <w:tcMar>
+              <w:top w:type="dxa" w:w="60"/>
+              <w:left w:type="dxa" w:w="100"/>
+              <w:bottom w:type="dxa" w:w="60"/>
+              <w:right w:type="dxa" w:w="100"/>
+            </w:tcMar>
+          </w:tcPr>
+          <w:p>
+            <w:pPr>
+              <w:spacing w:line="276"/>
+              <w:jc w:val="left"/>
+            </w:pPr>
+            <w:r>
+              <w:rPr>
+                <w:rFonts w:ascii="Times New Roman" w:cs="Times New Roman" w:eastAsia="Times New Roman" w:hAnsi="Times New Roman"/>
+                <w:b w:val="false"/>
+                <w:bCs w:val="false"/>
+                <w:sz w:val="24"/>
+                <w:szCs w:val="24"/>
+              </w:rPr>
+              <w:t xml:space="preserve">5.4 s</w:t>
+            </w:r>
+          </w:p>
+        </w:tc>
+        <w:tc>
+          <w:tcPr>
+            <w:tcW w:type="dxa" w:w="1326"/>
+            <w:tcBorders>
+              <w:top w:val="single" w:color="000000" w:sz="4"/>
+              <w:left w:val="single" w:color="000000" w:sz="4"/>
+              <w:bottom w:val="single" w:color="000000" w:sz="4"/>
+              <w:right w:val="single" w:color="000000" w:sz="4"/>
+            </w:tcBorders>
+            <w:tcMar>
+              <w:top w:type="dxa" w:w="60"/>
+              <w:left w:type="dxa" w:w="100"/>
+              <w:bottom w:type="dxa" w:w="60"/>
+              <w:right w:type="dxa" w:w="100"/>
+            </w:tcMar>
+          </w:tcPr>
+          <w:p>
+            <w:pPr>
+              <w:spacing w:line="276"/>
+              <w:jc w:val="left"/>
+            </w:pPr>
+            <w:r>
+              <w:rPr>
+                <w:rFonts w:ascii="Times New Roman" w:cs="Times New Roman" w:eastAsia="Times New Roman" w:hAnsi="Times New Roman"/>
+                <w:b w:val="false"/>
+                <w:bCs w:val="false"/>
+                <w:sz w:val="24"/>
+                <w:szCs w:val="24"/>
+              </w:rPr>
+              <w:t xml:space="preserve">8</w:t>
+            </w:r>
+          </w:p>
+        </w:tc>
+      </w:tr>
+      <w:tr>
+        <w:trPr>
+          <w:cantSplit/>
+          <w:tblHeader w:val="false"/>
+        </w:trPr>
+        <w:tc>
+          <w:tcPr>
+            <w:tcW w:type="dxa" w:w="2800"/>
+            <w:tcBorders>
+              <w:top w:val="single" w:color="000000" w:sz="4"/>
+              <w:left w:val="single" w:color="000000" w:sz="4"/>
+              <w:bottom w:val="single" w:color="000000" w:sz="4"/>
+              <w:right w:val="single" w:color="000000" w:sz="4"/>
+            </w:tcBorders>
+            <w:tcMar>
+              <w:top w:type="dxa" w:w="60"/>
+              <w:left w:type="dxa" w:w="100"/>
+              <w:bottom w:type="dxa" w:w="60"/>
+              <w:right w:type="dxa" w:w="100"/>
+            </w:tcMar>
+          </w:tcPr>
+          <w:p>
+            <w:pPr>
+              <w:spacing w:line="276"/>
+              <w:jc w:val="left"/>
+            </w:pPr>
+            <w:r>
+              <w:rPr>
+                <w:rFonts w:ascii="Times New Roman" w:cs="Times New Roman" w:eastAsia="Times New Roman" w:hAnsi="Times New Roman"/>
+                <w:b w:val="false"/>
+                <w:bCs w:val="false"/>
+                <w:sz w:val="24"/>
+                <w:szCs w:val="24"/>
+              </w:rPr>
+              <w:t xml:space="preserve">--polite 1.3 (recommended)</w:t>
+            </w:r>
+          </w:p>
+        </w:tc>
+        <w:tc>
+          <w:tcPr>
+            <w:tcW w:type="dxa" w:w="1200"/>
+            <w:tcBorders>
+              <w:top w:val="single" w:color="000000" w:sz="4"/>
+              <w:left w:val="single" w:color="000000" w:sz="4"/>
+              <w:bottom w:val="single" w:color="000000" w:sz="4"/>
+              <w:right w:val="single" w:color="000000" w:sz="4"/>
+            </w:tcBorders>
+            <w:tcMar>
+              <w:top w:type="dxa" w:w="60"/>
+              <w:left w:type="dxa" w:w="100"/>
+              <w:bottom w:type="dxa" w:w="60"/>
+              <w:right w:type="dxa" w:w="100"/>
+            </w:tcMar>
+          </w:tcPr>
+          <w:p>
+            <w:pPr>
+              <w:spacing w:line="276"/>
+              <w:jc w:val="left"/>
+            </w:pPr>
+            <w:r>
+              <w:rPr>
+                <w:rFonts w:ascii="Times New Roman" w:cs="Times New Roman" w:eastAsia="Times New Roman" w:hAnsi="Times New Roman"/>
+                <w:b w:val="false"/>
+                <w:bCs w:val="false"/>
+                <w:sz w:val="24"/>
+                <w:szCs w:val="24"/>
+              </w:rPr>
+              <w:t xml:space="preserve">52%</w:t>
+            </w:r>
+          </w:p>
+        </w:tc>
+        <w:tc>
+          <w:tcPr>
+            <w:tcW w:type="dxa" w:w="1100"/>
+            <w:tcBorders>
+              <w:top w:val="single" w:color="000000" w:sz="4"/>
+              <w:left w:val="single" w:color="000000" w:sz="4"/>
+              <w:bottom w:val="single" w:color="000000" w:sz="4"/>
+              <w:right w:val="single" w:color="000000" w:sz="4"/>
+            </w:tcBorders>
+            <w:tcMar>
+              <w:top w:type="dxa" w:w="60"/>
+              <w:left w:type="dxa" w:w="100"/>
+              <w:bottom w:type="dxa" w:w="60"/>
+              <w:right w:type="dxa" w:w="100"/>
+            </w:tcMar>
+          </w:tcPr>
+          <w:p>
+            <w:pPr>
+              <w:spacing w:line="276"/>
+              <w:jc w:val="left"/>
+            </w:pPr>
+            <w:r>
+              <w:rPr>
+                <w:rFonts w:ascii="Times New Roman" w:cs="Times New Roman" w:eastAsia="Times New Roman" w:hAnsi="Times New Roman"/>
+                <w:b w:val="false"/>
+                <w:bCs w:val="false"/>
+                <w:sz w:val="24"/>
+                <w:szCs w:val="24"/>
+              </w:rPr>
+              <w:t xml:space="preserve">0.936</w:t>
+            </w:r>
+          </w:p>
+        </w:tc>
+        <w:tc>
+          <w:tcPr>
+            <w:tcW w:type="dxa" w:w="1300"/>
+            <w:tcBorders>
+              <w:top w:val="single" w:color="000000" w:sz="4"/>
+              <w:left w:val="single" w:color="000000" w:sz="4"/>
+              <w:bottom w:val="single" w:color="000000" w:sz="4"/>
+              <w:right w:val="single" w:color="000000" w:sz="4"/>
+            </w:tcBorders>
+            <w:tcMar>
+              <w:top w:type="dxa" w:w="60"/>
+              <w:left w:type="dxa" w:w="100"/>
+              <w:bottom w:type="dxa" w:w="60"/>
+              <w:right w:type="dxa" w:w="100"/>
+            </w:tcMar>
+          </w:tcPr>
+          <w:p>
+            <w:pPr>
+              <w:spacing w:line="276"/>
+              <w:jc w:val="left"/>
+            </w:pPr>
+            <w:r>
+              <w:rPr>
+                <w:rFonts w:ascii="Times New Roman" w:cs="Times New Roman" w:eastAsia="Times New Roman" w:hAnsi="Times New Roman"/>
+                <w:b w:val="false"/>
+                <w:bCs w:val="false"/>
+                <w:sz w:val="24"/>
+                <w:szCs w:val="24"/>
+              </w:rPr>
+              <w:t xml:space="preserve">5.1 s</w:t>
+            </w:r>
+          </w:p>
+        </w:tc>
+        <w:tc>
+          <w:tcPr>
+            <w:tcW w:type="dxa" w:w="1300"/>
+            <w:tcBorders>
+              <w:top w:val="single" w:color="000000" w:sz="4"/>
+              <w:left w:val="single" w:color="000000" w:sz="4"/>
+              <w:bottom w:val="single" w:color="000000" w:sz="4"/>
+              <w:right w:val="single" w:color="000000" w:sz="4"/>
+            </w:tcBorders>
+            <w:tcMar>
+              <w:top w:type="dxa" w:w="60"/>
+              <w:left w:type="dxa" w:w="100"/>
+              <w:bottom w:type="dxa" w:w="60"/>
+              <w:right w:type="dxa" w:w="100"/>
+            </w:tcMar>
+          </w:tcPr>
+          <w:p>
+            <w:pPr>
+              <w:spacing w:line="276"/>
+              <w:jc w:val="left"/>
+            </w:pPr>
+            <w:r>
+              <w:rPr>
+                <w:rFonts w:ascii="Times New Roman" w:cs="Times New Roman" w:eastAsia="Times New Roman" w:hAnsi="Times New Roman"/>
+                <w:b w:val="false"/>
+                <w:bCs w:val="false"/>
+                <w:sz w:val="24"/>
+                <w:szCs w:val="24"/>
+              </w:rPr>
+              <w:t xml:space="preserve">5.8 s</w:t>
+            </w:r>
+          </w:p>
+        </w:tc>
+        <w:tc>
+          <w:tcPr>
+            <w:tcW w:type="dxa" w:w="1326"/>
+            <w:tcBorders>
+              <w:top w:val="single" w:color="000000" w:sz="4"/>
+              <w:left w:val="single" w:color="000000" w:sz="4"/>
+              <w:bottom w:val="single" w:color="000000" w:sz="4"/>
+              <w:right w:val="single" w:color="000000" w:sz="4"/>
+            </w:tcBorders>
+            <w:tcMar>
+              <w:top w:type="dxa" w:w="60"/>
+              <w:left w:type="dxa" w:w="100"/>
+              <w:bottom w:type="dxa" w:w="60"/>
+              <w:right w:type="dxa" w:w="100"/>
+            </w:tcMar>
+          </w:tcPr>
+          <w:p>
+            <w:pPr>
+              <w:spacing w:line="276"/>
+              <w:jc w:val="left"/>
+            </w:pPr>
+            <w:r>
+              <w:rPr>
+                <w:rFonts w:ascii="Times New Roman" w:cs="Times New Roman" w:eastAsia="Times New Roman" w:hAnsi="Times New Roman"/>
+                <w:b w:val="false"/>
+                <w:bCs w:val="false"/>
+                <w:sz w:val="24"/>
+                <w:szCs w:val="24"/>
+              </w:rPr>
+              <w:t xml:space="preserve">8</w:t>
+            </w:r>
+          </w:p>
+        </w:tc>
+      </w:tr>
+      <w:tr>
+        <w:trPr>
+          <w:cantSplit/>
+          <w:tblHeader w:val="false"/>
+        </w:trPr>
+        <w:tc>
+          <w:tcPr>
+            <w:tcW w:type="dxa" w:w="2800"/>
+            <w:tcBorders>
+              <w:top w:val="single" w:color="000000" w:sz="4"/>
+              <w:left w:val="single" w:color="000000" w:sz="4"/>
+              <w:bottom w:val="single" w:color="000000" w:sz="4"/>
+              <w:right w:val="single" w:color="000000" w:sz="4"/>
+            </w:tcBorders>
+            <w:tcMar>
+              <w:top w:type="dxa" w:w="60"/>
+              <w:left w:type="dxa" w:w="100"/>
+              <w:bottom w:type="dxa" w:w="60"/>
+              <w:right w:type="dxa" w:w="100"/>
+            </w:tcMar>
+          </w:tcPr>
+          <w:p>
+            <w:pPr>
+              <w:spacing w:line="276"/>
+              <w:jc w:val="left"/>
+            </w:pPr>
+            <w:r>
+              <w:rPr>
+                <w:rFonts w:ascii="Times New Roman" w:cs="Times New Roman" w:eastAsia="Times New Roman" w:hAnsi="Times New Roman"/>
+                <w:b w:val="false"/>
+                <w:bCs w:val="false"/>
+                <w:sz w:val="24"/>
+                <w:szCs w:val="24"/>
+              </w:rPr>
+              <w:t xml:space="preserve">--polite 1.4</w:t>
+            </w:r>
+          </w:p>
+        </w:tc>
+        <w:tc>
+          <w:tcPr>
+            <w:tcW w:type="dxa" w:w="1200"/>
+            <w:tcBorders>
+              <w:top w:val="single" w:color="000000" w:sz="4"/>
+              <w:left w:val="single" w:color="000000" w:sz="4"/>
+              <w:bottom w:val="single" w:color="000000" w:sz="4"/>
+              <w:right w:val="single" w:color="000000" w:sz="4"/>
+            </w:tcBorders>
+            <w:tcMar>
+              <w:top w:type="dxa" w:w="60"/>
+              <w:left w:type="dxa" w:w="100"/>
+              <w:bottom w:type="dxa" w:w="60"/>
+              <w:right w:type="dxa" w:w="100"/>
+            </w:tcMar>
+          </w:tcPr>
+          <w:p>
+            <w:pPr>
+              <w:spacing w:line="276"/>
+              <w:jc w:val="left"/>
+            </w:pPr>
+            <w:r>
+              <w:rPr>
+                <w:rFonts w:ascii="Times New Roman" w:cs="Times New Roman" w:eastAsia="Times New Roman" w:hAnsi="Times New Roman"/>
+                <w:b w:val="false"/>
+                <w:bCs w:val="false"/>
+                <w:sz w:val="24"/>
+                <w:szCs w:val="24"/>
+              </w:rPr>
+              <w:t xml:space="preserve">58%</w:t>
+            </w:r>
+          </w:p>
+        </w:tc>
+        <w:tc>
+          <w:tcPr>
+            <w:tcW w:type="dxa" w:w="1100"/>
+            <w:tcBorders>
+              <w:top w:val="single" w:color="000000" w:sz="4"/>
+              <w:left w:val="single" w:color="000000" w:sz="4"/>
+              <w:bottom w:val="single" w:color="000000" w:sz="4"/>
+              <w:right w:val="single" w:color="000000" w:sz="4"/>
+            </w:tcBorders>
+            <w:tcMar>
+              <w:top w:type="dxa" w:w="60"/>
+              <w:left w:type="dxa" w:w="100"/>
+              <w:bottom w:type="dxa" w:w="60"/>
+              <w:right w:type="dxa" w:w="100"/>
+            </w:tcMar>
+          </w:tcPr>
+          <w:p>
+            <w:pPr>
+              <w:spacing w:line="276"/>
+              <w:jc w:val="left"/>
+            </w:pPr>
+            <w:r>
+              <w:rPr>
+                <w:rFonts w:ascii="Times New Roman" w:cs="Times New Roman" w:eastAsia="Times New Roman" w:hAnsi="Times New Roman"/>
+                <w:b w:val="false"/>
+                <w:bCs w:val="false"/>
+                <w:sz w:val="24"/>
+                <w:szCs w:val="24"/>
+              </w:rPr>
+              <w:t xml:space="preserve">0.889</w:t>
+            </w:r>
+          </w:p>
+        </w:tc>
+        <w:tc>
+          <w:tcPr>
+            <w:tcW w:type="dxa" w:w="1300"/>
+            <w:tcBorders>
+              <w:top w:val="single" w:color="000000" w:sz="4"/>
+              <w:left w:val="single" w:color="000000" w:sz="4"/>
+              <w:bottom w:val="single" w:color="000000" w:sz="4"/>
+              <w:right w:val="single" w:color="000000" w:sz="4"/>
+            </w:tcBorders>
+            <w:tcMar>
+              <w:top w:type="dxa" w:w="60"/>
+              <w:left w:type="dxa" w:w="100"/>
+              <w:bottom w:type="dxa" w:w="60"/>
+              <w:right w:type="dxa" w:w="100"/>
+            </w:tcMar>
+          </w:tcPr>
+          <w:p>
+            <w:pPr>
+              <w:spacing w:line="276"/>
+              <w:jc w:val="left"/>
+            </w:pPr>
+            <w:r>
+              <w:rPr>
+                <w:rFonts w:ascii="Times New Roman" w:cs="Times New Roman" w:eastAsia="Times New Roman" w:hAnsi="Times New Roman"/>
+                <w:b w:val="false"/>
+                <w:bCs w:val="false"/>
+                <w:sz w:val="24"/>
+                <w:szCs w:val="24"/>
+              </w:rPr>
+              <w:t xml:space="preserve">4.8 s</w:t>
+            </w:r>
+          </w:p>
+        </w:tc>
+        <w:tc>
+          <w:tcPr>
+            <w:tcW w:type="dxa" w:w="1300"/>
+            <w:tcBorders>
+              <w:top w:val="single" w:color="000000" w:sz="4"/>
+              <w:left w:val="single" w:color="000000" w:sz="4"/>
+              <w:bottom w:val="single" w:color="000000" w:sz="4"/>
+              <w:right w:val="single" w:color="000000" w:sz="4"/>
+            </w:tcBorders>
+            <w:tcMar>
+              <w:top w:type="dxa" w:w="60"/>
+              <w:left w:type="dxa" w:w="100"/>
+              <w:bottom w:type="dxa" w:w="60"/>
+              <w:right w:type="dxa" w:w="100"/>
+            </w:tcMar>
+          </w:tcPr>
+          <w:p>
+            <w:pPr>
+              <w:spacing w:line="276"/>
+              <w:jc w:val="left"/>
+            </w:pPr>
+            <w:r>
+              <w:rPr>
+                <w:rFonts w:ascii="Times New Roman" w:cs="Times New Roman" w:eastAsia="Times New Roman" w:hAnsi="Times New Roman"/>
+                <w:b w:val="false"/>
+                <w:bCs w:val="false"/>
+                <w:sz w:val="24"/>
+                <w:szCs w:val="24"/>
+              </w:rPr>
+              <w:t xml:space="preserve">6.7 s</w:t>
+            </w:r>
+          </w:p>
+        </w:tc>
+        <w:tc>
+          <w:tcPr>
+            <w:tcW w:type="dxa" w:w="1326"/>
+            <w:tcBorders>
+              <w:top w:val="single" w:color="000000" w:sz="4"/>
+              <w:left w:val="single" w:color="000000" w:sz="4"/>
+              <w:bottom w:val="single" w:color="000000" w:sz="4"/>
+              <w:right w:val="single" w:color="000000" w:sz="4"/>
+            </w:tcBorders>
+            <w:tcMar>
+              <w:top w:type="dxa" w:w="60"/>
+              <w:left w:type="dxa" w:w="100"/>
+              <w:bottom w:type="dxa" w:w="60"/>
+              <w:right w:type="dxa" w:w="100"/>
+            </w:tcMar>
+          </w:tcPr>
+          <w:p>
+            <w:pPr>
+              <w:spacing w:line="276"/>
+              <w:jc w:val="left"/>
+            </w:pPr>
+            <w:r>
+              <w:rPr>
+                <w:rFonts w:ascii="Times New Roman" w:cs="Times New Roman" w:eastAsia="Times New Roman" w:hAnsi="Times New Roman"/>
+                <w:b w:val="false"/>
+                <w:bCs w:val="false"/>
+                <w:sz w:val="24"/>
+                <w:szCs w:val="24"/>
+              </w:rPr>
+              <w:t xml:space="preserve">8</w:t>
+            </w:r>
+          </w:p>
+        </w:tc>
+      </w:tr>
+      <w:tr>
+        <w:trPr>
+          <w:cantSplit/>
+          <w:tblHeader w:val="false"/>
+        </w:trPr>
+        <w:tc>
+          <w:tcPr>
+            <w:tcW w:type="dxa" w:w="2800"/>
+            <w:tcBorders>
+              <w:top w:val="single" w:color="000000" w:sz="4"/>
+              <w:left w:val="single" w:color="000000" w:sz="4"/>
+              <w:bottom w:val="single" w:color="000000" w:sz="4"/>
+              <w:right w:val="single" w:color="000000" w:sz="4"/>
+            </w:tcBorders>
+            <w:tcMar>
+              <w:top w:type="dxa" w:w="60"/>
+              <w:left w:type="dxa" w:w="100"/>
+              <w:bottom w:type="dxa" w:w="60"/>
+              <w:right w:type="dxa" w:w="100"/>
+            </w:tcMar>
+          </w:tcPr>
+          <w:p>
+            <w:pPr>
+              <w:spacing w:line="276"/>
+              <w:jc w:val="left"/>
+            </w:pPr>
+            <w:r>
+              <w:rPr>
+                <w:rFonts w:ascii="Times New Roman" w:cs="Times New Roman" w:eastAsia="Times New Roman" w:hAnsi="Times New Roman"/>
+                <w:b w:val="false"/>
+                <w:bCs w:val="false"/>
+                <w:sz w:val="24"/>
+                <w:szCs w:val="24"/>
+              </w:rPr>
+              <w:t xml:space="preserve">--polite 1.5</w:t>
+            </w:r>
+          </w:p>
+        </w:tc>
+        <w:tc>
+          <w:tcPr>
+            <w:tcW w:type="dxa" w:w="1200"/>
+            <w:tcBorders>
+              <w:top w:val="single" w:color="000000" w:sz="4"/>
+              <w:left w:val="single" w:color="000000" w:sz="4"/>
+              <w:bottom w:val="single" w:color="000000" w:sz="4"/>
+              <w:right w:val="single" w:color="000000" w:sz="4"/>
+            </w:tcBorders>
+            <w:tcMar>
+              <w:top w:type="dxa" w:w="60"/>
+              <w:left w:type="dxa" w:w="100"/>
+              <w:bottom w:type="dxa" w:w="60"/>
+              <w:right w:type="dxa" w:w="100"/>
+            </w:tcMar>
+          </w:tcPr>
+          <w:p>
+            <w:pPr>
+              <w:spacing w:line="276"/>
+              <w:jc w:val="left"/>
+            </w:pPr>
+            <w:r>
+              <w:rPr>
+                <w:rFonts w:ascii="Times New Roman" w:cs="Times New Roman" w:eastAsia="Times New Roman" w:hAnsi="Times New Roman"/>
+                <w:b w:val="false"/>
+                <w:bCs w:val="false"/>
+                <w:sz w:val="24"/>
+                <w:szCs w:val="24"/>
+              </w:rPr>
+              <w:t xml:space="preserve">59%</w:t>
+            </w:r>
+          </w:p>
+        </w:tc>
+        <w:tc>
+          <w:tcPr>
+            <w:tcW w:type="dxa" w:w="1100"/>
+            <w:tcBorders>
+              <w:top w:val="single" w:color="000000" w:sz="4"/>
+              <w:left w:val="single" w:color="000000" w:sz="4"/>
+              <w:bottom w:val="single" w:color="000000" w:sz="4"/>
+              <w:right w:val="single" w:color="000000" w:sz="4"/>
+            </w:tcBorders>
+            <w:tcMar>
+              <w:top w:type="dxa" w:w="60"/>
+              <w:left w:type="dxa" w:w="100"/>
+              <w:bottom w:type="dxa" w:w="60"/>
+              <w:right w:type="dxa" w:w="100"/>
+            </w:tcMar>
+          </w:tcPr>
+          <w:p>
+            <w:pPr>
+              <w:spacing w:line="276"/>
+              <w:jc w:val="left"/>
+            </w:pPr>
+            <w:r>
+              <w:rPr>
+                <w:rFonts w:ascii="Times New Roman" w:cs="Times New Roman" w:eastAsia="Times New Roman" w:hAnsi="Times New Roman"/>
+                <w:b w:val="false"/>
+                <w:bCs w:val="false"/>
+                <w:sz w:val="24"/>
+                <w:szCs w:val="24"/>
+              </w:rPr>
+              <w:t xml:space="preserve">0.896</w:t>
+            </w:r>
+          </w:p>
+        </w:tc>
+        <w:tc>
+          <w:tcPr>
+            <w:tcW w:type="dxa" w:w="1300"/>
+            <w:tcBorders>
+              <w:top w:val="single" w:color="000000" w:sz="4"/>
+              <w:left w:val="single" w:color="000000" w:sz="4"/>
+              <w:bottom w:val="single" w:color="000000" w:sz="4"/>
+              <w:right w:val="single" w:color="000000" w:sz="4"/>
+            </w:tcBorders>
+            <w:tcMar>
+              <w:top w:type="dxa" w:w="60"/>
+              <w:left w:type="dxa" w:w="100"/>
+              <w:bottom w:type="dxa" w:w="60"/>
+              <w:right w:type="dxa" w:w="100"/>
+            </w:tcMar>
+          </w:tcPr>
+          <w:p>
+            <w:pPr>
+              <w:spacing w:line="276"/>
+              <w:jc w:val="left"/>
+            </w:pPr>
+            <w:r>
+              <w:rPr>
+                <w:rFonts w:ascii="Times New Roman" w:cs="Times New Roman" w:eastAsia="Times New Roman" w:hAnsi="Times New Roman"/>
+                <w:b w:val="false"/>
+                <w:bCs w:val="false"/>
+                <w:sz w:val="24"/>
+                <w:szCs w:val="24"/>
+              </w:rPr>
+              <w:t xml:space="preserve">5.1 s</w:t>
+            </w:r>
+          </w:p>
+        </w:tc>
+        <w:tc>
+          <w:tcPr>
+            <w:tcW w:type="dxa" w:w="1300"/>
+            <w:tcBorders>
+              <w:top w:val="single" w:color="000000" w:sz="4"/>
+              <w:left w:val="single" w:color="000000" w:sz="4"/>
+              <w:bottom w:val="single" w:color="000000" w:sz="4"/>
+              <w:right w:val="single" w:color="000000" w:sz="4"/>
+            </w:tcBorders>
+            <w:tcMar>
+              <w:top w:type="dxa" w:w="60"/>
+              <w:left w:type="dxa" w:w="100"/>
+              <w:bottom w:type="dxa" w:w="60"/>
+              <w:right w:type="dxa" w:w="100"/>
+            </w:tcMar>
+          </w:tcPr>
+          <w:p>
+            <w:pPr>
+              <w:spacing w:line="276"/>
+              <w:jc w:val="left"/>
+            </w:pPr>
+            <w:r>
+              <w:rPr>
+                <w:rFonts w:ascii="Times New Roman" w:cs="Times New Roman" w:eastAsia="Times New Roman" w:hAnsi="Times New Roman"/>
+                <w:b w:val="false"/>
+                <w:bCs w:val="false"/>
+                <w:sz w:val="24"/>
+                <w:szCs w:val="24"/>
+              </w:rPr>
+              <w:t xml:space="preserve">7.1 s</w:t>
+            </w:r>
+          </w:p>
+        </w:tc>
+        <w:tc>
+          <w:tcPr>
+            <w:tcW w:type="dxa" w:w="1326"/>
+            <w:tcBorders>
+              <w:top w:val="single" w:color="000000" w:sz="4"/>
+              <w:left w:val="single" w:color="000000" w:sz="4"/>
+              <w:bottom w:val="single" w:color="000000" w:sz="4"/>
+              <w:right w:val="single" w:color="000000" w:sz="4"/>
+            </w:tcBorders>
+            <w:tcMar>
+              <w:top w:type="dxa" w:w="60"/>
+              <w:left w:type="dxa" w:w="100"/>
+              <w:bottom w:type="dxa" w:w="60"/>
+              <w:right w:type="dxa" w:w="100"/>
+            </w:tcMar>
+          </w:tcPr>
+          <w:p>
+            <w:pPr>
+              <w:spacing w:line="276"/>
+              <w:jc w:val="left"/>
+            </w:pPr>
+            <w:r>
+              <w:rPr>
+                <w:rFonts w:ascii="Times New Roman" w:cs="Times New Roman" w:eastAsia="Times New Roman" w:hAnsi="Times New Roman"/>
+                <w:b w:val="false"/>
+                <w:bCs w:val="false"/>
+                <w:sz w:val="24"/>
+                <w:szCs w:val="24"/>
+              </w:rPr>
+              <w:t xml:space="preserve">8</w:t>
+            </w:r>
+          </w:p>
+        </w:tc>
+      </w:tr>
+    </w:tbl>
+    <w:p>
+      <w:pPr>
+        <w:spacing w:after="160"/>
+      </w:pPr>
+    </w:p>
+    <w:p>
+      <w:pPr>
+        <w:spacing w:after="120" w:line="360"/>
+        <w:jc w:val="both"/>
+      </w:pPr>
+      <w:r>
+        <w:rPr>
+          <w:rFonts w:ascii="Times New Roman" w:cs="Times New Roman" w:eastAsia="Times New Roman" w:hAnsi="Times New Roman"/>
+          <w:sz w:val="24"/>
+          <w:szCs w:val="24"/>
+        </w:rPr>
+        <w:t xml:space="preserve">Polite mode with X = 1.3 brings the share from 70% to about half and the Jain index from 0.86 to 0.94, and it also shortens the competing AIMD flow from 7.8 s to 5.8 s. The price on a single flow is speed: over the 100 random held-out paths the geometric-mean time ratio to tuned AIMD rises from 0.534 to 0.576, the agent is still faster on 89 paths, but 3 paths are now more than 20% slower and the worst is 2.95 times slower (the default has none and 1.13). A first version without the jitter test and the window floor stalled on a high-jitter path (76 s against 25 s for AIMD), which is why those two conditions exist. The mode is therefore off by default. Individual runs vary (the agent's share ranged from 21% to 58% in a four-run check), so the share is an average, not a guarantee.</w:t>
+      </w:r>
+    </w:p>
+    <w:p>
+      <w:pPr>
+        <w:spacing w:after="120" w:line="360"/>
+        <w:jc w:val="both"/>
+      </w:pPr>
+      <w:r>
+        <w:rPr>
+          <w:rFonts w:ascii="Times New Roman" w:cs="Times New Roman" w:eastAsia="Times New Roman" w:hAnsi="Times New Roman"/>
+          <w:b/>
+          <w:bCs/>
+          <w:sz w:val="24"/>
+          <w:szCs w:val="24"/>
+        </w:rPr>
+        <w:t xml:space="preserve">Bursty cross traffic.</w:t>
+      </w:r>
+      <w:r>
+        <w:rPr>
+          <w:rFonts w:ascii="Times New Roman" w:cs="Times New Roman" w:eastAsia="Times New Roman" w:hAnsi="Times New Roman"/>
+          <w:sz w:val="24"/>
+          <w:szCs w:val="24"/>
+        </w:rPr>
+        <w:t xml:space="preserve"> The proxy gained a cross-traffic source (--cross ON:OFF:PPS) that injects exponentially distributed bursts into the same bottleneck (here 300 ms on, 500 ms off, 700 packets per second on a 1,000 packet per second link). One flow of 2,500 packets, 8 paired runs per policy, real sockets:</w:t>
+      </w:r>
+    </w:p>
+    <w:tbl>
+      <w:tblPr>
+        <w:tblW w:type="dxa" w:w="9026"/>
+        <w:tblBorders>
+          <w:top w:val="single" w:color="auto" w:sz="4"/>
+          <w:left w:val="single" w:color="auto" w:sz="4"/>
+          <w:bottom w:val="single" w:color="auto" w:sz="4"/>
+          <w:right w:val="single" w:color="auto" w:sz="4"/>
+          <w:insideH w:val="single" w:color="auto" w:sz="4"/>
+          <w:insideV w:val="single" w:color="auto" w:sz="4"/>
+        </w:tblBorders>
+      </w:tblPr>
+      <w:tblGrid>
+        <w:gridCol w:w="2800"/>
+        <w:gridCol w:w="1500"/>
+        <w:gridCol w:w="1700"/>
+        <w:gridCol w:w="1500"/>
+        <w:gridCol w:w="1526"/>
+      </w:tblGrid>
+      <w:tr>
+        <w:trPr>
+          <w:cantSplit/>
+          <w:tblHeader/>
+        </w:trPr>
+        <w:tc>
+          <w:tcPr>
+            <w:tcW w:type="dxa" w:w="2800"/>
+            <w:tcBorders>
+              <w:top w:val="single" w:color="000000" w:sz="4"/>
+              <w:left w:val="single" w:color="000000" w:sz="4"/>
+              <w:bottom w:val="single" w:color="000000" w:sz="4"/>
+              <w:right w:val="single" w:color="000000" w:sz="4"/>
+            </w:tcBorders>
+            <w:shd w:fill="D9D9D9" w:color="auto" w:val="clear"/>
+            <w:tcMar>
+              <w:top w:type="dxa" w:w="60"/>
+              <w:left w:type="dxa" w:w="100"/>
+              <w:bottom w:type="dxa" w:w="60"/>
+              <w:right w:type="dxa" w:w="100"/>
+            </w:tcMar>
+          </w:tcPr>
+          <w:p>
+            <w:pPr>
+              <w:spacing w:line="276"/>
+              <w:jc w:val="left"/>
+            </w:pPr>
+            <w:r>
+              <w:rPr>
+                <w:rFonts w:ascii="Times New Roman" w:cs="Times New Roman" w:eastAsia="Times New Roman" w:hAnsi="Times New Roman"/>
+                <w:b/>
+                <w:bCs/>
+                <w:sz w:val="24"/>
+                <w:szCs w:val="24"/>
+              </w:rPr>
+              <w:t xml:space="preserve">Policy</w:t>
+            </w:r>
+          </w:p>
+        </w:tc>
+        <w:tc>
+          <w:tcPr>
+            <w:tcW w:type="dxa" w:w="1500"/>
+            <w:tcBorders>
+              <w:top w:val="single" w:color="000000" w:sz="4"/>
+              <w:left w:val="single" w:color="000000" w:sz="4"/>
+              <w:bottom w:val="single" w:color="000000" w:sz="4"/>
+              <w:right w:val="single" w:color="000000" w:sz="4"/>
+            </w:tcBorders>
+            <w:shd w:fill="D9D9D9" w:color="auto" w:val="clear"/>
+            <w:tcMar>
+              <w:top w:type="dxa" w:w="60"/>
+              <w:left w:type="dxa" w:w="100"/>
+              <w:bottom w:type="dxa" w:w="60"/>
+              <w:right w:type="dxa" w:w="100"/>
+            </w:tcMar>
+          </w:tcPr>
+          <w:p>
+            <w:pPr>
+              <w:spacing w:line="276"/>
+              <w:jc w:val="left"/>
+            </w:pPr>
+            <w:r>
+              <w:rPr>
+                <w:rFonts w:ascii="Times New Roman" w:cs="Times New Roman" w:eastAsia="Times New Roman" w:hAnsi="Times New Roman"/>
+                <w:b/>
+                <w:bCs/>
+                <w:sz w:val="24"/>
+                <w:szCs w:val="24"/>
+              </w:rPr>
+              <w:t xml:space="preserve">Time (s)</w:t>
+            </w:r>
+          </w:p>
+        </w:tc>
+        <w:tc>
+          <w:tcPr>
+            <w:tcW w:type="dxa" w:w="1700"/>
+            <w:tcBorders>
+              <w:top w:val="single" w:color="000000" w:sz="4"/>
+              <w:left w:val="single" w:color="000000" w:sz="4"/>
+              <w:bottom w:val="single" w:color="000000" w:sz="4"/>
+              <w:right w:val="single" w:color="000000" w:sz="4"/>
+            </w:tcBorders>
+            <w:shd w:fill="D9D9D9" w:color="auto" w:val="clear"/>
+            <w:tcMar>
+              <w:top w:type="dxa" w:w="60"/>
+              <w:left w:type="dxa" w:w="100"/>
+              <w:bottom w:type="dxa" w:w="60"/>
+              <w:right w:type="dxa" w:w="100"/>
+            </w:tcMar>
+          </w:tcPr>
+          <w:p>
+            <w:pPr>
+              <w:spacing w:line="276"/>
+              <w:jc w:val="left"/>
+            </w:pPr>
+            <w:r>
+              <w:rPr>
+                <w:rFonts w:ascii="Times New Roman" w:cs="Times New Roman" w:eastAsia="Times New Roman" w:hAnsi="Times New Roman"/>
+                <w:b/>
+                <w:bCs/>
+                <w:sz w:val="24"/>
+                <w:szCs w:val="24"/>
+              </w:rPr>
+              <w:t xml:space="preserve">95% interval</w:t>
+            </w:r>
+          </w:p>
+        </w:tc>
+        <w:tc>
+          <w:tcPr>
+            <w:tcW w:type="dxa" w:w="1500"/>
+            <w:tcBorders>
+              <w:top w:val="single" w:color="000000" w:sz="4"/>
+              <w:left w:val="single" w:color="000000" w:sz="4"/>
+              <w:bottom w:val="single" w:color="000000" w:sz="4"/>
+              <w:right w:val="single" w:color="000000" w:sz="4"/>
+            </w:tcBorders>
+            <w:shd w:fill="D9D9D9" w:color="auto" w:val="clear"/>
+            <w:tcMar>
+              <w:top w:type="dxa" w:w="60"/>
+              <w:left w:type="dxa" w:w="100"/>
+              <w:bottom w:type="dxa" w:w="60"/>
+              <w:right w:type="dxa" w:w="100"/>
+            </w:tcMar>
+          </w:tcPr>
+          <w:p>
+            <w:pPr>
+              <w:spacing w:line="276"/>
+              <w:jc w:val="left"/>
+            </w:pPr>
+            <w:r>
+              <w:rPr>
+                <w:rFonts w:ascii="Times New Roman" w:cs="Times New Roman" w:eastAsia="Times New Roman" w:hAnsi="Times New Roman"/>
+                <w:b/>
+                <w:bCs/>
+                <w:sz w:val="24"/>
+                <w:szCs w:val="24"/>
+              </w:rPr>
+              <w:t xml:space="preserve">Ratio to tuned AIMD</w:t>
+            </w:r>
+          </w:p>
+        </w:tc>
+        <w:tc>
+          <w:tcPr>
+            <w:tcW w:type="dxa" w:w="1526"/>
+            <w:tcBorders>
+              <w:top w:val="single" w:color="000000" w:sz="4"/>
+              <w:left w:val="single" w:color="000000" w:sz="4"/>
+              <w:bottom w:val="single" w:color="000000" w:sz="4"/>
+              <w:right w:val="single" w:color="000000" w:sz="4"/>
+            </w:tcBorders>
+            <w:shd w:fill="D9D9D9" w:color="auto" w:val="clear"/>
+            <w:tcMar>
+              <w:top w:type="dxa" w:w="60"/>
+              <w:left w:type="dxa" w:w="100"/>
+              <w:bottom w:type="dxa" w:w="60"/>
+              <w:right w:type="dxa" w:w="100"/>
+            </w:tcMar>
+          </w:tcPr>
+          <w:p>
+            <w:pPr>
+              <w:spacing w:line="276"/>
+              <w:jc w:val="left"/>
+            </w:pPr>
+            <w:r>
+              <w:rPr>
+                <w:rFonts w:ascii="Times New Roman" w:cs="Times New Roman" w:eastAsia="Times New Roman" w:hAnsi="Times New Roman"/>
+                <w:b/>
+                <w:bCs/>
+                <w:sz w:val="24"/>
+                <w:szCs w:val="24"/>
+              </w:rPr>
+              <w:t xml:space="preserve">Retransmissions</w:t>
+            </w:r>
+          </w:p>
+        </w:tc>
+      </w:tr>
+      <w:tr>
+        <w:trPr>
+          <w:cantSplit/>
+          <w:tblHeader w:val="false"/>
+        </w:trPr>
+        <w:tc>
+          <w:tcPr>
+            <w:tcW w:type="dxa" w:w="2800"/>
+            <w:tcBorders>
+              <w:top w:val="single" w:color="000000" w:sz="4"/>
+              <w:left w:val="single" w:color="000000" w:sz="4"/>
+              <w:bottom w:val="single" w:color="000000" w:sz="4"/>
+              <w:right w:val="single" w:color="000000" w:sz="4"/>
+            </w:tcBorders>
+            <w:tcMar>
+              <w:top w:type="dxa" w:w="60"/>
+              <w:left w:type="dxa" w:w="100"/>
+              <w:bottom w:type="dxa" w:w="60"/>
+              <w:right w:type="dxa" w:w="100"/>
+            </w:tcMar>
+          </w:tcPr>
+          <w:p>
+            <w:pPr>
+              <w:spacing w:line="276"/>
+              <w:jc w:val="left"/>
+            </w:pPr>
+            <w:r>
+              <w:rPr>
+                <w:rFonts w:ascii="Times New Roman" w:cs="Times New Roman" w:eastAsia="Times New Roman" w:hAnsi="Times New Roman"/>
+                <w:b w:val="false"/>
+                <w:bCs w:val="false"/>
+                <w:sz w:val="24"/>
+                <w:szCs w:val="24"/>
+              </w:rPr>
+              <w:t xml:space="preserve">AIMD, cap 32</w:t>
+            </w:r>
+          </w:p>
+        </w:tc>
+        <w:tc>
+          <w:tcPr>
+            <w:tcW w:type="dxa" w:w="1500"/>
+            <w:tcBorders>
+              <w:top w:val="single" w:color="000000" w:sz="4"/>
+              <w:left w:val="single" w:color="000000" w:sz="4"/>
+              <w:bottom w:val="single" w:color="000000" w:sz="4"/>
+              <w:right w:val="single" w:color="000000" w:sz="4"/>
+            </w:tcBorders>
+            <w:tcMar>
+              <w:top w:type="dxa" w:w="60"/>
+              <w:left w:type="dxa" w:w="100"/>
+              <w:bottom w:type="dxa" w:w="60"/>
+              <w:right w:type="dxa" w:w="100"/>
+            </w:tcMar>
+          </w:tcPr>
+          <w:p>
+            <w:pPr>
+              <w:spacing w:line="276"/>
+              <w:jc w:val="left"/>
+            </w:pPr>
+            <w:r>
+              <w:rPr>
+                <w:rFonts w:ascii="Times New Roman" w:cs="Times New Roman" w:eastAsia="Times New Roman" w:hAnsi="Times New Roman"/>
+                <w:b w:val="false"/>
+                <w:bCs w:val="false"/>
+                <w:sz w:val="24"/>
+                <w:szCs w:val="24"/>
+              </w:rPr>
+              <w:t xml:space="preserve">6.73</w:t>
+            </w:r>
+          </w:p>
+        </w:tc>
+        <w:tc>
+          <w:tcPr>
+            <w:tcW w:type="dxa" w:w="1700"/>
+            <w:tcBorders>
+              <w:top w:val="single" w:color="000000" w:sz="4"/>
+              <w:left w:val="single" w:color="000000" w:sz="4"/>
+              <w:bottom w:val="single" w:color="000000" w:sz="4"/>
+              <w:right w:val="single" w:color="000000" w:sz="4"/>
+            </w:tcBorders>
+            <w:tcMar>
+              <w:top w:type="dxa" w:w="60"/>
+              <w:left w:type="dxa" w:w="100"/>
+              <w:bottom w:type="dxa" w:w="60"/>
+              <w:right w:type="dxa" w:w="100"/>
+            </w:tcMar>
+          </w:tcPr>
+          <w:p>
+            <w:pPr>
+              <w:spacing w:line="276"/>
+              <w:jc w:val="left"/>
+            </w:pPr>
+            <w:r>
+              <w:rPr>
+                <w:rFonts w:ascii="Times New Roman" w:cs="Times New Roman" w:eastAsia="Times New Roman" w:hAnsi="Times New Roman"/>
+                <w:b w:val="false"/>
+                <w:bCs w:val="false"/>
+                <w:sz w:val="24"/>
+                <w:szCs w:val="24"/>
+              </w:rPr>
+              <w:t xml:space="preserve">+- 0.38</w:t>
+            </w:r>
+          </w:p>
+        </w:tc>
+        <w:tc>
+          <w:tcPr>
+            <w:tcW w:type="dxa" w:w="1500"/>
+            <w:tcBorders>
+              <w:top w:val="single" w:color="000000" w:sz="4"/>
+              <w:left w:val="single" w:color="000000" w:sz="4"/>
+              <w:bottom w:val="single" w:color="000000" w:sz="4"/>
+              <w:right w:val="single" w:color="000000" w:sz="4"/>
+            </w:tcBorders>
+            <w:tcMar>
+              <w:top w:type="dxa" w:w="60"/>
+              <w:left w:type="dxa" w:w="100"/>
+              <w:bottom w:type="dxa" w:w="60"/>
+              <w:right w:type="dxa" w:w="100"/>
+            </w:tcMar>
+          </w:tcPr>
+          <w:p>
+            <w:pPr>
+              <w:spacing w:line="276"/>
+              <w:jc w:val="left"/>
+            </w:pPr>
+            <w:r>
+              <w:rPr>
+                <w:rFonts w:ascii="Times New Roman" w:cs="Times New Roman" w:eastAsia="Times New Roman" w:hAnsi="Times New Roman"/>
+                <w:b w:val="false"/>
+                <w:bCs w:val="false"/>
+                <w:sz w:val="24"/>
+                <w:szCs w:val="24"/>
+              </w:rPr>
+              <w:t xml:space="preserve">1.18</w:t>
+            </w:r>
+          </w:p>
+        </w:tc>
+        <w:tc>
+          <w:tcPr>
+            <w:tcW w:type="dxa" w:w="1526"/>
+            <w:tcBorders>
+              <w:top w:val="single" w:color="000000" w:sz="4"/>
+              <w:left w:val="single" w:color="000000" w:sz="4"/>
+              <w:bottom w:val="single" w:color="000000" w:sz="4"/>
+              <w:right w:val="single" w:color="000000" w:sz="4"/>
+            </w:tcBorders>
+            <w:tcMar>
+              <w:top w:type="dxa" w:w="60"/>
+              <w:left w:type="dxa" w:w="100"/>
+              <w:bottom w:type="dxa" w:w="60"/>
+              <w:right w:type="dxa" w:w="100"/>
+            </w:tcMar>
+          </w:tcPr>
+          <w:p>
+            <w:pPr>
+              <w:spacing w:line="276"/>
+              <w:jc w:val="left"/>
+            </w:pPr>
+            <w:r>
+              <w:rPr>
+                <w:rFonts w:ascii="Times New Roman" w:cs="Times New Roman" w:eastAsia="Times New Roman" w:hAnsi="Times New Roman"/>
+                <w:b w:val="false"/>
+                <w:bCs w:val="false"/>
+                <w:sz w:val="24"/>
+                <w:szCs w:val="24"/>
+              </w:rPr>
+              <w:t xml:space="preserve">3</w:t>
+            </w:r>
+          </w:p>
+        </w:tc>
+      </w:tr>
+      <w:tr>
+        <w:trPr>
+          <w:cantSplit/>
+          <w:tblHeader w:val="false"/>
+        </w:trPr>
+        <w:tc>
+          <w:tcPr>
+            <w:tcW w:type="dxa" w:w="2800"/>
+            <w:tcBorders>
+              <w:top w:val="single" w:color="000000" w:sz="4"/>
+              <w:left w:val="single" w:color="000000" w:sz="4"/>
+              <w:bottom w:val="single" w:color="000000" w:sz="4"/>
+              <w:right w:val="single" w:color="000000" w:sz="4"/>
+            </w:tcBorders>
+            <w:tcMar>
+              <w:top w:type="dxa" w:w="60"/>
+              <w:left w:type="dxa" w:w="100"/>
+              <w:bottom w:type="dxa" w:w="60"/>
+              <w:right w:type="dxa" w:w="100"/>
+            </w:tcMar>
+          </w:tcPr>
+          <w:p>
+            <w:pPr>
+              <w:spacing w:line="276"/>
+              <w:jc w:val="left"/>
+            </w:pPr>
+            <w:r>
+              <w:rPr>
+                <w:rFonts w:ascii="Times New Roman" w:cs="Times New Roman" w:eastAsia="Times New Roman" w:hAnsi="Times New Roman"/>
+                <w:b w:val="false"/>
+                <w:bCs w:val="false"/>
+                <w:sz w:val="24"/>
+                <w:szCs w:val="24"/>
+              </w:rPr>
+              <w:t xml:space="preserve">AIMD, tuned</w:t>
+            </w:r>
+          </w:p>
+        </w:tc>
+        <w:tc>
+          <w:tcPr>
+            <w:tcW w:type="dxa" w:w="1500"/>
+            <w:tcBorders>
+              <w:top w:val="single" w:color="000000" w:sz="4"/>
+              <w:left w:val="single" w:color="000000" w:sz="4"/>
+              <w:bottom w:val="single" w:color="000000" w:sz="4"/>
+              <w:right w:val="single" w:color="000000" w:sz="4"/>
+            </w:tcBorders>
+            <w:tcMar>
+              <w:top w:type="dxa" w:w="60"/>
+              <w:left w:type="dxa" w:w="100"/>
+              <w:bottom w:type="dxa" w:w="60"/>
+              <w:right w:type="dxa" w:w="100"/>
+            </w:tcMar>
+          </w:tcPr>
+          <w:p>
+            <w:pPr>
+              <w:spacing w:line="276"/>
+              <w:jc w:val="left"/>
+            </w:pPr>
+            <w:r>
+              <w:rPr>
+                <w:rFonts w:ascii="Times New Roman" w:cs="Times New Roman" w:eastAsia="Times New Roman" w:hAnsi="Times New Roman"/>
+                <w:b w:val="false"/>
+                <w:bCs w:val="false"/>
+                <w:sz w:val="24"/>
+                <w:szCs w:val="24"/>
+              </w:rPr>
+              <w:t xml:space="preserve">5.73</w:t>
+            </w:r>
+          </w:p>
+        </w:tc>
+        <w:tc>
+          <w:tcPr>
+            <w:tcW w:type="dxa" w:w="1700"/>
+            <w:tcBorders>
+              <w:top w:val="single" w:color="000000" w:sz="4"/>
+              <w:left w:val="single" w:color="000000" w:sz="4"/>
+              <w:bottom w:val="single" w:color="000000" w:sz="4"/>
+              <w:right w:val="single" w:color="000000" w:sz="4"/>
+            </w:tcBorders>
+            <w:tcMar>
+              <w:top w:type="dxa" w:w="60"/>
+              <w:left w:type="dxa" w:w="100"/>
+              <w:bottom w:type="dxa" w:w="60"/>
+              <w:right w:type="dxa" w:w="100"/>
+            </w:tcMar>
+          </w:tcPr>
+          <w:p>
+            <w:pPr>
+              <w:spacing w:line="276"/>
+              <w:jc w:val="left"/>
+            </w:pPr>
+            <w:r>
+              <w:rPr>
+                <w:rFonts w:ascii="Times New Roman" w:cs="Times New Roman" w:eastAsia="Times New Roman" w:hAnsi="Times New Roman"/>
+                <w:b w:val="false"/>
+                <w:bCs w:val="false"/>
+                <w:sz w:val="24"/>
+                <w:szCs w:val="24"/>
+              </w:rPr>
+              <w:t xml:space="preserve">+- 0.51</w:t>
+            </w:r>
+          </w:p>
+        </w:tc>
+        <w:tc>
+          <w:tcPr>
+            <w:tcW w:type="dxa" w:w="1500"/>
+            <w:tcBorders>
+              <w:top w:val="single" w:color="000000" w:sz="4"/>
+              <w:left w:val="single" w:color="000000" w:sz="4"/>
+              <w:bottom w:val="single" w:color="000000" w:sz="4"/>
+              <w:right w:val="single" w:color="000000" w:sz="4"/>
+            </w:tcBorders>
+            <w:tcMar>
+              <w:top w:type="dxa" w:w="60"/>
+              <w:left w:type="dxa" w:w="100"/>
+              <w:bottom w:type="dxa" w:w="60"/>
+              <w:right w:type="dxa" w:w="100"/>
+            </w:tcMar>
+          </w:tcPr>
+          <w:p>
+            <w:pPr>
+              <w:spacing w:line="276"/>
+              <w:jc w:val="left"/>
+            </w:pPr>
+            <w:r>
+              <w:rPr>
+                <w:rFonts w:ascii="Times New Roman" w:cs="Times New Roman" w:eastAsia="Times New Roman" w:hAnsi="Times New Roman"/>
+                <w:b w:val="false"/>
+                <w:bCs w:val="false"/>
+                <w:sz w:val="24"/>
+                <w:szCs w:val="24"/>
+              </w:rPr>
+              <w:t xml:space="preserve">1.00</w:t>
+            </w:r>
+          </w:p>
+        </w:tc>
+        <w:tc>
+          <w:tcPr>
+            <w:tcW w:type="dxa" w:w="1526"/>
+            <w:tcBorders>
+              <w:top w:val="single" w:color="000000" w:sz="4"/>
+              <w:left w:val="single" w:color="000000" w:sz="4"/>
+              <w:bottom w:val="single" w:color="000000" w:sz="4"/>
+              <w:right w:val="single" w:color="000000" w:sz="4"/>
+            </w:tcBorders>
+            <w:tcMar>
+              <w:top w:type="dxa" w:w="60"/>
+              <w:left w:type="dxa" w:w="100"/>
+              <w:bottom w:type="dxa" w:w="60"/>
+              <w:right w:type="dxa" w:w="100"/>
+            </w:tcMar>
+          </w:tcPr>
+          <w:p>
+            <w:pPr>
+              <w:spacing w:line="276"/>
+              <w:jc w:val="left"/>
+            </w:pPr>
+            <w:r>
+              <w:rPr>
+                <w:rFonts w:ascii="Times New Roman" w:cs="Times New Roman" w:eastAsia="Times New Roman" w:hAnsi="Times New Roman"/>
+                <w:b w:val="false"/>
+                <w:bCs w:val="false"/>
+                <w:sz w:val="24"/>
+                <w:szCs w:val="24"/>
+              </w:rPr>
+              <w:t xml:space="preserve">70</w:t>
+            </w:r>
+          </w:p>
+        </w:tc>
+      </w:tr>
+      <w:tr>
+        <w:trPr>
+          <w:cantSplit/>
+          <w:tblHeader w:val="false"/>
+        </w:trPr>
+        <w:tc>
+          <w:tcPr>
+            <w:tcW w:type="dxa" w:w="2800"/>
+            <w:tcBorders>
+              <w:top w:val="single" w:color="000000" w:sz="4"/>
+              <w:left w:val="single" w:color="000000" w:sz="4"/>
+              <w:bottom w:val="single" w:color="000000" w:sz="4"/>
+              <w:right w:val="single" w:color="000000" w:sz="4"/>
+            </w:tcBorders>
+            <w:tcMar>
+              <w:top w:type="dxa" w:w="60"/>
+              <w:left w:type="dxa" w:w="100"/>
+              <w:bottom w:type="dxa" w:w="60"/>
+              <w:right w:type="dxa" w:w="100"/>
+            </w:tcMar>
+          </w:tcPr>
+          <w:p>
+            <w:pPr>
+              <w:spacing w:line="276"/>
+              <w:jc w:val="left"/>
+            </w:pPr>
+            <w:r>
+              <w:rPr>
+                <w:rFonts w:ascii="Times New Roman" w:cs="Times New Roman" w:eastAsia="Times New Roman" w:hAnsi="Times New Roman"/>
+                <w:b w:val="false"/>
+                <w:bCs w:val="false"/>
+                <w:sz w:val="24"/>
+                <w:szCs w:val="24"/>
+              </w:rPr>
+              <w:t xml:space="preserve">CUBIC, tuned</w:t>
+            </w:r>
+          </w:p>
+        </w:tc>
+        <w:tc>
+          <w:tcPr>
+            <w:tcW w:type="dxa" w:w="1500"/>
+            <w:tcBorders>
+              <w:top w:val="single" w:color="000000" w:sz="4"/>
+              <w:left w:val="single" w:color="000000" w:sz="4"/>
+              <w:bottom w:val="single" w:color="000000" w:sz="4"/>
+              <w:right w:val="single" w:color="000000" w:sz="4"/>
+            </w:tcBorders>
+            <w:tcMar>
+              <w:top w:type="dxa" w:w="60"/>
+              <w:left w:type="dxa" w:w="100"/>
+              <w:bottom w:type="dxa" w:w="60"/>
+              <w:right w:type="dxa" w:w="100"/>
+            </w:tcMar>
+          </w:tcPr>
+          <w:p>
+            <w:pPr>
+              <w:spacing w:line="276"/>
+              <w:jc w:val="left"/>
+            </w:pPr>
+            <w:r>
+              <w:rPr>
+                <w:rFonts w:ascii="Times New Roman" w:cs="Times New Roman" w:eastAsia="Times New Roman" w:hAnsi="Times New Roman"/>
+                <w:b w:val="false"/>
+                <w:bCs w:val="false"/>
+                <w:sz w:val="24"/>
+                <w:szCs w:val="24"/>
+              </w:rPr>
+              <w:t xml:space="preserve">4.55</w:t>
+            </w:r>
+          </w:p>
+        </w:tc>
+        <w:tc>
+          <w:tcPr>
+            <w:tcW w:type="dxa" w:w="1700"/>
+            <w:tcBorders>
+              <w:top w:val="single" w:color="000000" w:sz="4"/>
+              <w:left w:val="single" w:color="000000" w:sz="4"/>
+              <w:bottom w:val="single" w:color="000000" w:sz="4"/>
+              <w:right w:val="single" w:color="000000" w:sz="4"/>
+            </w:tcBorders>
+            <w:tcMar>
+              <w:top w:type="dxa" w:w="60"/>
+              <w:left w:type="dxa" w:w="100"/>
+              <w:bottom w:type="dxa" w:w="60"/>
+              <w:right w:type="dxa" w:w="100"/>
+            </w:tcMar>
+          </w:tcPr>
+          <w:p>
+            <w:pPr>
+              <w:spacing w:line="276"/>
+              <w:jc w:val="left"/>
+            </w:pPr>
+            <w:r>
+              <w:rPr>
+                <w:rFonts w:ascii="Times New Roman" w:cs="Times New Roman" w:eastAsia="Times New Roman" w:hAnsi="Times New Roman"/>
+                <w:b w:val="false"/>
+                <w:bCs w:val="false"/>
+                <w:sz w:val="24"/>
+                <w:szCs w:val="24"/>
+              </w:rPr>
+              <w:t xml:space="preserve">+- 0.60</w:t>
+            </w:r>
+          </w:p>
+        </w:tc>
+        <w:tc>
+          <w:tcPr>
+            <w:tcW w:type="dxa" w:w="1500"/>
+            <w:tcBorders>
+              <w:top w:val="single" w:color="000000" w:sz="4"/>
+              <w:left w:val="single" w:color="000000" w:sz="4"/>
+              <w:bottom w:val="single" w:color="000000" w:sz="4"/>
+              <w:right w:val="single" w:color="000000" w:sz="4"/>
+            </w:tcBorders>
+            <w:tcMar>
+              <w:top w:type="dxa" w:w="60"/>
+              <w:left w:type="dxa" w:w="100"/>
+              <w:bottom w:type="dxa" w:w="60"/>
+              <w:right w:type="dxa" w:w="100"/>
+            </w:tcMar>
+          </w:tcPr>
+          <w:p>
+            <w:pPr>
+              <w:spacing w:line="276"/>
+              <w:jc w:val="left"/>
+            </w:pPr>
+            <w:r>
+              <w:rPr>
+                <w:rFonts w:ascii="Times New Roman" w:cs="Times New Roman" w:eastAsia="Times New Roman" w:hAnsi="Times New Roman"/>
+                <w:b w:val="false"/>
+                <w:bCs w:val="false"/>
+                <w:sz w:val="24"/>
+                <w:szCs w:val="24"/>
+              </w:rPr>
+              <w:t xml:space="preserve">0.79</w:t>
+            </w:r>
+          </w:p>
+        </w:tc>
+        <w:tc>
+          <w:tcPr>
+            <w:tcW w:type="dxa" w:w="1526"/>
+            <w:tcBorders>
+              <w:top w:val="single" w:color="000000" w:sz="4"/>
+              <w:left w:val="single" w:color="000000" w:sz="4"/>
+              <w:bottom w:val="single" w:color="000000" w:sz="4"/>
+              <w:right w:val="single" w:color="000000" w:sz="4"/>
+            </w:tcBorders>
+            <w:tcMar>
+              <w:top w:type="dxa" w:w="60"/>
+              <w:left w:type="dxa" w:w="100"/>
+              <w:bottom w:type="dxa" w:w="60"/>
+              <w:right w:type="dxa" w:w="100"/>
+            </w:tcMar>
+          </w:tcPr>
+          <w:p>
+            <w:pPr>
+              <w:spacing w:line="276"/>
+              <w:jc w:val="left"/>
+            </w:pPr>
+            <w:r>
+              <w:rPr>
+                <w:rFonts w:ascii="Times New Roman" w:cs="Times New Roman" w:eastAsia="Times New Roman" w:hAnsi="Times New Roman"/>
+                <w:b w:val="false"/>
+                <w:bCs w:val="false"/>
+                <w:sz w:val="24"/>
+                <w:szCs w:val="24"/>
+              </w:rPr>
+              <w:t xml:space="preserve">98</w:t>
+            </w:r>
+          </w:p>
+        </w:tc>
+      </w:tr>
+      <w:tr>
+        <w:trPr>
+          <w:cantSplit/>
+          <w:tblHeader w:val="false"/>
+        </w:trPr>
+        <w:tc>
+          <w:tcPr>
+            <w:tcW w:type="dxa" w:w="2800"/>
+            <w:tcBorders>
+              <w:top w:val="single" w:color="000000" w:sz="4"/>
+              <w:left w:val="single" w:color="000000" w:sz="4"/>
+              <w:bottom w:val="single" w:color="000000" w:sz="4"/>
+              <w:right w:val="single" w:color="000000" w:sz="4"/>
+            </w:tcBorders>
+            <w:tcMar>
+              <w:top w:type="dxa" w:w="60"/>
+              <w:left w:type="dxa" w:w="100"/>
+              <w:bottom w:type="dxa" w:w="60"/>
+              <w:right w:type="dxa" w:w="100"/>
+            </w:tcMar>
+          </w:tcPr>
+          <w:p>
+            <w:pPr>
+              <w:spacing w:line="276"/>
+              <w:jc w:val="left"/>
+            </w:pPr>
+            <w:r>
+              <w:rPr>
+                <w:rFonts w:ascii="Times New Roman" w:cs="Times New Roman" w:eastAsia="Times New Roman" w:hAnsi="Times New Roman"/>
+                <w:b w:val="false"/>
+                <w:bCs w:val="false"/>
+                <w:sz w:val="24"/>
+                <w:szCs w:val="24"/>
+              </w:rPr>
+              <w:t xml:space="preserve">Neural agent</w:t>
+            </w:r>
+          </w:p>
+        </w:tc>
+        <w:tc>
+          <w:tcPr>
+            <w:tcW w:type="dxa" w:w="1500"/>
+            <w:tcBorders>
+              <w:top w:val="single" w:color="000000" w:sz="4"/>
+              <w:left w:val="single" w:color="000000" w:sz="4"/>
+              <w:bottom w:val="single" w:color="000000" w:sz="4"/>
+              <w:right w:val="single" w:color="000000" w:sz="4"/>
+            </w:tcBorders>
+            <w:tcMar>
+              <w:top w:type="dxa" w:w="60"/>
+              <w:left w:type="dxa" w:w="100"/>
+              <w:bottom w:type="dxa" w:w="60"/>
+              <w:right w:type="dxa" w:w="100"/>
+            </w:tcMar>
+          </w:tcPr>
+          <w:p>
+            <w:pPr>
+              <w:spacing w:line="276"/>
+              <w:jc w:val="left"/>
+            </w:pPr>
+            <w:r>
+              <w:rPr>
+                <w:rFonts w:ascii="Times New Roman" w:cs="Times New Roman" w:eastAsia="Times New Roman" w:hAnsi="Times New Roman"/>
+                <w:b w:val="false"/>
+                <w:bCs w:val="false"/>
+                <w:sz w:val="24"/>
+                <w:szCs w:val="24"/>
+              </w:rPr>
+              <w:t xml:space="preserve">4.87</w:t>
+            </w:r>
+          </w:p>
+        </w:tc>
+        <w:tc>
+          <w:tcPr>
+            <w:tcW w:type="dxa" w:w="1700"/>
+            <w:tcBorders>
+              <w:top w:val="single" w:color="000000" w:sz="4"/>
+              <w:left w:val="single" w:color="000000" w:sz="4"/>
+              <w:bottom w:val="single" w:color="000000" w:sz="4"/>
+              <w:right w:val="single" w:color="000000" w:sz="4"/>
+            </w:tcBorders>
+            <w:tcMar>
+              <w:top w:type="dxa" w:w="60"/>
+              <w:left w:type="dxa" w:w="100"/>
+              <w:bottom w:type="dxa" w:w="60"/>
+              <w:right w:type="dxa" w:w="100"/>
+            </w:tcMar>
+          </w:tcPr>
+          <w:p>
+            <w:pPr>
+              <w:spacing w:line="276"/>
+              <w:jc w:val="left"/>
+            </w:pPr>
+            <w:r>
+              <w:rPr>
+                <w:rFonts w:ascii="Times New Roman" w:cs="Times New Roman" w:eastAsia="Times New Roman" w:hAnsi="Times New Roman"/>
+                <w:b w:val="false"/>
+                <w:bCs w:val="false"/>
+                <w:sz w:val="24"/>
+                <w:szCs w:val="24"/>
+              </w:rPr>
+              <w:t xml:space="preserve">+- 0.37</w:t>
+            </w:r>
+          </w:p>
+        </w:tc>
+        <w:tc>
+          <w:tcPr>
+            <w:tcW w:type="dxa" w:w="1500"/>
+            <w:tcBorders>
+              <w:top w:val="single" w:color="000000" w:sz="4"/>
+              <w:left w:val="single" w:color="000000" w:sz="4"/>
+              <w:bottom w:val="single" w:color="000000" w:sz="4"/>
+              <w:right w:val="single" w:color="000000" w:sz="4"/>
+            </w:tcBorders>
+            <w:tcMar>
+              <w:top w:type="dxa" w:w="60"/>
+              <w:left w:type="dxa" w:w="100"/>
+              <w:bottom w:type="dxa" w:w="60"/>
+              <w:right w:type="dxa" w:w="100"/>
+            </w:tcMar>
+          </w:tcPr>
+          <w:p>
+            <w:pPr>
+              <w:spacing w:line="276"/>
+              <w:jc w:val="left"/>
+            </w:pPr>
+            <w:r>
+              <w:rPr>
+                <w:rFonts w:ascii="Times New Roman" w:cs="Times New Roman" w:eastAsia="Times New Roman" w:hAnsi="Times New Roman"/>
+                <w:b w:val="false"/>
+                <w:bCs w:val="false"/>
+                <w:sz w:val="24"/>
+                <w:szCs w:val="24"/>
+              </w:rPr>
+              <w:t xml:space="preserve">0.85</w:t>
+            </w:r>
+          </w:p>
+        </w:tc>
+        <w:tc>
+          <w:tcPr>
+            <w:tcW w:type="dxa" w:w="1526"/>
+            <w:tcBorders>
+              <w:top w:val="single" w:color="000000" w:sz="4"/>
+              <w:left w:val="single" w:color="000000" w:sz="4"/>
+              <w:bottom w:val="single" w:color="000000" w:sz="4"/>
+              <w:right w:val="single" w:color="000000" w:sz="4"/>
+            </w:tcBorders>
+            <w:tcMar>
+              <w:top w:type="dxa" w:w="60"/>
+              <w:left w:type="dxa" w:w="100"/>
+              <w:bottom w:type="dxa" w:w="60"/>
+              <w:right w:type="dxa" w:w="100"/>
+            </w:tcMar>
+          </w:tcPr>
+          <w:p>
+            <w:pPr>
+              <w:spacing w:line="276"/>
+              <w:jc w:val="left"/>
+            </w:pPr>
+            <w:r>
+              <w:rPr>
+                <w:rFonts w:ascii="Times New Roman" w:cs="Times New Roman" w:eastAsia="Times New Roman" w:hAnsi="Times New Roman"/>
+                <w:b w:val="false"/>
+                <w:bCs w:val="false"/>
+                <w:sz w:val="24"/>
+                <w:szCs w:val="24"/>
+              </w:rPr>
+              <w:t xml:space="preserve">200</w:t>
+            </w:r>
+          </w:p>
+        </w:tc>
+      </w:tr>
+      <w:tr>
+        <w:trPr>
+          <w:cantSplit/>
+          <w:tblHeader w:val="false"/>
+        </w:trPr>
+        <w:tc>
+          <w:tcPr>
+            <w:tcW w:type="dxa" w:w="2800"/>
+            <w:tcBorders>
+              <w:top w:val="single" w:color="000000" w:sz="4"/>
+              <w:left w:val="single" w:color="000000" w:sz="4"/>
+              <w:bottom w:val="single" w:color="000000" w:sz="4"/>
+              <w:right w:val="single" w:color="000000" w:sz="4"/>
+            </w:tcBorders>
+            <w:tcMar>
+              <w:top w:type="dxa" w:w="60"/>
+              <w:left w:type="dxa" w:w="100"/>
+              <w:bottom w:type="dxa" w:w="60"/>
+              <w:right w:type="dxa" w:w="100"/>
+            </w:tcMar>
+          </w:tcPr>
+          <w:p>
+            <w:pPr>
+              <w:spacing w:line="276"/>
+              <w:jc w:val="left"/>
+            </w:pPr>
+            <w:r>
+              <w:rPr>
+                <w:rFonts w:ascii="Times New Roman" w:cs="Times New Roman" w:eastAsia="Times New Roman" w:hAnsi="Times New Roman"/>
+                <w:b w:val="false"/>
+                <w:bCs w:val="false"/>
+                <w:sz w:val="24"/>
+                <w:szCs w:val="24"/>
+              </w:rPr>
+              <w:t xml:space="preserve">Neural agent, polite 1.3</w:t>
+            </w:r>
+          </w:p>
+        </w:tc>
+        <w:tc>
+          <w:tcPr>
+            <w:tcW w:type="dxa" w:w="1500"/>
+            <w:tcBorders>
+              <w:top w:val="single" w:color="000000" w:sz="4"/>
+              <w:left w:val="single" w:color="000000" w:sz="4"/>
+              <w:bottom w:val="single" w:color="000000" w:sz="4"/>
+              <w:right w:val="single" w:color="000000" w:sz="4"/>
+            </w:tcBorders>
+            <w:tcMar>
+              <w:top w:type="dxa" w:w="60"/>
+              <w:left w:type="dxa" w:w="100"/>
+              <w:bottom w:type="dxa" w:w="60"/>
+              <w:right w:type="dxa" w:w="100"/>
+            </w:tcMar>
+          </w:tcPr>
+          <w:p>
+            <w:pPr>
+              <w:spacing w:line="276"/>
+              <w:jc w:val="left"/>
+            </w:pPr>
+            <w:r>
+              <w:rPr>
+                <w:rFonts w:ascii="Times New Roman" w:cs="Times New Roman" w:eastAsia="Times New Roman" w:hAnsi="Times New Roman"/>
+                <w:b w:val="false"/>
+                <w:bCs w:val="false"/>
+                <w:sz w:val="24"/>
+                <w:szCs w:val="24"/>
+              </w:rPr>
+              <w:t xml:space="preserve">4.92</w:t>
+            </w:r>
+          </w:p>
+        </w:tc>
+        <w:tc>
+          <w:tcPr>
+            <w:tcW w:type="dxa" w:w="1700"/>
+            <w:tcBorders>
+              <w:top w:val="single" w:color="000000" w:sz="4"/>
+              <w:left w:val="single" w:color="000000" w:sz="4"/>
+              <w:bottom w:val="single" w:color="000000" w:sz="4"/>
+              <w:right w:val="single" w:color="000000" w:sz="4"/>
+            </w:tcBorders>
+            <w:tcMar>
+              <w:top w:type="dxa" w:w="60"/>
+              <w:left w:type="dxa" w:w="100"/>
+              <w:bottom w:type="dxa" w:w="60"/>
+              <w:right w:type="dxa" w:w="100"/>
+            </w:tcMar>
+          </w:tcPr>
+          <w:p>
+            <w:pPr>
+              <w:spacing w:line="276"/>
+              <w:jc w:val="left"/>
+            </w:pPr>
+            <w:r>
+              <w:rPr>
+                <w:rFonts w:ascii="Times New Roman" w:cs="Times New Roman" w:eastAsia="Times New Roman" w:hAnsi="Times New Roman"/>
+                <w:b w:val="false"/>
+                <w:bCs w:val="false"/>
+                <w:sz w:val="24"/>
+                <w:szCs w:val="24"/>
+              </w:rPr>
+              <w:t xml:space="preserve">+- 0.54</w:t>
+            </w:r>
+          </w:p>
+        </w:tc>
+        <w:tc>
+          <w:tcPr>
+            <w:tcW w:type="dxa" w:w="1500"/>
+            <w:tcBorders>
+              <w:top w:val="single" w:color="000000" w:sz="4"/>
+              <w:left w:val="single" w:color="000000" w:sz="4"/>
+              <w:bottom w:val="single" w:color="000000" w:sz="4"/>
+              <w:right w:val="single" w:color="000000" w:sz="4"/>
+            </w:tcBorders>
+            <w:tcMar>
+              <w:top w:type="dxa" w:w="60"/>
+              <w:left w:type="dxa" w:w="100"/>
+              <w:bottom w:type="dxa" w:w="60"/>
+              <w:right w:type="dxa" w:w="100"/>
+            </w:tcMar>
+          </w:tcPr>
+          <w:p>
+            <w:pPr>
+              <w:spacing w:line="276"/>
+              <w:jc w:val="left"/>
+            </w:pPr>
+            <w:r>
+              <w:rPr>
+                <w:rFonts w:ascii="Times New Roman" w:cs="Times New Roman" w:eastAsia="Times New Roman" w:hAnsi="Times New Roman"/>
+                <w:b w:val="false"/>
+                <w:bCs w:val="false"/>
+                <w:sz w:val="24"/>
+                <w:szCs w:val="24"/>
+              </w:rPr>
+              <w:t xml:space="preserve">0.86</w:t>
+            </w:r>
+          </w:p>
+        </w:tc>
+        <w:tc>
+          <w:tcPr>
+            <w:tcW w:type="dxa" w:w="1526"/>
+            <w:tcBorders>
+              <w:top w:val="single" w:color="000000" w:sz="4"/>
+              <w:left w:val="single" w:color="000000" w:sz="4"/>
+              <w:bottom w:val="single" w:color="000000" w:sz="4"/>
+              <w:right w:val="single" w:color="000000" w:sz="4"/>
+            </w:tcBorders>
+            <w:tcMar>
+              <w:top w:type="dxa" w:w="60"/>
+              <w:left w:type="dxa" w:w="100"/>
+              <w:bottom w:type="dxa" w:w="60"/>
+              <w:right w:type="dxa" w:w="100"/>
+            </w:tcMar>
+          </w:tcPr>
+          <w:p>
+            <w:pPr>
+              <w:spacing w:line="276"/>
+              <w:jc w:val="left"/>
+            </w:pPr>
+            <w:r>
+              <w:rPr>
+                <w:rFonts w:ascii="Times New Roman" w:cs="Times New Roman" w:eastAsia="Times New Roman" w:hAnsi="Times New Roman"/>
+                <w:b w:val="false"/>
+                <w:bCs w:val="false"/>
+                <w:sz w:val="24"/>
+                <w:szCs w:val="24"/>
+              </w:rPr>
+              <w:t xml:space="preserve">151</w:t>
+            </w:r>
+          </w:p>
+        </w:tc>
+      </w:tr>
+    </w:tbl>
+    <w:p>
+      <w:pPr>
+        <w:spacing w:after="160"/>
+      </w:pPr>
+    </w:p>
+    <w:p>
+      <w:pPr>
+        <w:spacing w:after="120" w:line="360"/>
+        <w:jc w:val="both"/>
+      </w:pPr>
+      <w:r>
+        <w:rPr>
+          <w:rFonts w:ascii="Times New Roman" w:cs="Times New Roman" w:eastAsia="Times New Roman" w:hAnsi="Times New Roman"/>
+          <w:sz w:val="24"/>
+          <w:szCs w:val="24"/>
+        </w:rPr>
+        <w:t xml:space="preserve">This is a less favourable result than the clean paths. The agent is about 15% faster than tuned AIMD, but it is not distinguishable from CUBIC, whose interval overlaps, and it retransmits about three times as often as tuned AIMD (200 against 70 packets of 2,500) because bursts overflow the queue while the window is large. Three attempts to reduce this (a window cut of 0.7 or 0.5 on a timeout, and handing over to AIMD at 3% loss instead of 10%) all gave 4.8 to 4.9 s, so none was adopted. The claim that the agent is much better than tuned AIMD should therefore be limited to the paths without competing bursts; with them, a simple CUBIC is as good.</w:t>
+      </w:r>
+    </w:p>
+    <w:p>
+      <w:pPr>
+        <w:spacing w:after="120" w:line="360"/>
+        <w:jc w:val="both"/>
+      </w:pPr>
+      <w:r>
+        <w:rPr>
+          <w:rFonts w:ascii="Times New Roman" w:cs="Times New Roman" w:eastAsia="Times New Roman" w:hAnsi="Times New Roman"/>
+          <w:b/>
+          <w:bCs/>
+          <w:sz w:val="24"/>
+          <w:szCs w:val="24"/>
+        </w:rPr>
+        <w:t xml:space="preserve">Multi-client server.</w:t>
+      </w:r>
+      <w:r>
+        <w:rPr>
+          <w:rFonts w:ascii="Times New Roman" w:cs="Times New Roman" w:eastAsia="Times New Roman" w:hAnsi="Times New Roman"/>
+          <w:sz w:val="24"/>
+          <w:szCs w:val="24"/>
+        </w:rPr>
+        <w:t xml:space="preserve"> The server keeps one session per client address (up to 16 at once, the least recently active is recycled), so several senders can use one server process; a retransmitted FIN after the connection closed is now acknowledged again. A regression test sends two files from two senders at the same time and checks that both arrive byte-identical (tests/test_multiclient.sh, part of make test).</w:t>
+      </w:r>
+    </w:p>
+    <w:p>
+      <w:pPr>
         <w:pStyle w:val="Heading1"/>
         <w:keepNext/>
         <w:spacing w:after="120" w:before="240" w:line="360"/>
@@ -36687,7 +39124,7 @@
           <w:sz w:val="24"/>
           <w:szCs w:val="24"/>
         </w:rPr>
-        <w:t xml:space="preserve">Not a polite neighbour.</w:t>
+        <w:t xml:space="preserve">Not a polite neighbour by default.</w:t>
       </w:r>
       <w:r>
         <w:rPr>
@@ -36695,7 +39132,7 @@
           <w:sz w:val="24"/>
           <w:szCs w:val="24"/>
         </w:rPr>
-        <w:t xml:space="preserve"> On a shared bottleneck the neural agent takes 68% of the link against tuned AIMD and 76% against the original AIMD (Section 8.13). It was not trained for fairness and its coexistence with TCP was not tested.</w:t>
+        <w:t xml:space="preserve"> On a shared bottleneck the neural agent takes 68% to 70% of the link against tuned AIMD and 76% against the original AIMD (Sections 8.13 and 8.15). The optional polite mode brings this to about half, at a cost in speed and with one path 2.95 times slower; it is a rule added by hand, not something the agent learned, and coexistence with kernel TCP was not tested.</w:t>
       </w:r>
     </w:p>
     <w:p>
@@ -36753,7 +39190,7 @@
           <w:sz w:val="24"/>
           <w:szCs w:val="24"/>
         </w:rPr>
-        <w:t xml:space="preserve"> The agent was trained in a Python simulator for windows up to 32; it generalises to a cap of 128 and to the C sender (Section 8.12), and an evolution-strategy fine-tune in the C sender gave no robust gain, but it has never seen a real network trace or a path with cross traffic.</w:t>
+        <w:t xml:space="preserve"> The agent was trained in a Python simulator for windows up to 32; it generalises to a cap of 128 and to the C sender (Section 8.12), and an evolution-strategy fine-tune in the C sender gave no robust gain, but it has never seen a real network trace. With bursty cross traffic (Section 8.15) its advantage over tuned AIMD shrinks to about 15% and it is level with CUBIC.</w:t>
       </w:r>
     </w:p>
     <w:p>
@@ -36782,7 +39219,7 @@
           <w:sz w:val="24"/>
           <w:szCs w:val="24"/>
         </w:rPr>
-        <w:t xml:space="preserve"> Payloads are at most 512 bytes and file mode is limited to 32 MB; one connection per server process; flow control is only the 256-packet receive window; there is no encryption, multiplexing or connection migration (QUIC provides these).</w:t>
+        <w:t xml:space="preserve"> Payloads are at most 512 bytes and file mode is limited to 32 MB; the server handles up to 16 clients at once but each only one connection; flow control is only the 256-packet receive window; there is no encryption, multiplexing or connection migration (QUIC provides these).</w:t>
       </w:r>
     </w:p>
     <w:p>
@@ -36922,7 +39359,7 @@
           <w:sz w:val="24"/>
           <w:szCs w:val="24"/>
         </w:rPr>
-        <w:t xml:space="preserve">Making the agent a fairer neighbour: add a competing flow to the training environment and a fairness term to the objective, then test coexistence with kernel TCP.</w:t>
+        <w:t xml:space="preserve">Making the agent a fairer neighbour by learning rather than by rule: add a competing flow to the training environment and a fairness term to the objective (the polite mode of Section 8.15 is the hand-made version), then test coexistence with kernel TCP.</w:t>
       </w:r>
     </w:p>
     <w:p>

--- a/docs/RUDP_Final_Project_Report.docx
+++ b/docs/RUDP_Final_Project_Report.docx
@@ -32373,6 +32373,30 @@
           <w:sz w:val="24"/>
           <w:szCs w:val="24"/>
         </w:rPr>
+        <w:t xml:space="preserve">An attempt to learn fairness (negative result).</w:t>
+      </w:r>
+      <w:r>
+        <w:rPr>
+          <w:rFonts w:ascii="Times New Roman" w:cs="Times New Roman" w:eastAsia="Times New Roman" w:hAnsi="Times New Roman"/>
+          <w:sz w:val="24"/>
+          <w:szCs w:val="24"/>
+        </w:rPr>
+        <w:t xml:space="preserve"> The virtual-time sender gained a simulated, always-busy AIMD competitor on the same bottleneck (--vcomp), and the evolution-strategy trainer was given a penalty on taking more than half of the link. Two runs (penalty weight 3 for 60 generations, 12 for 150) were tested on 40 held-out random paths: the agent's mean share stayed at 0.59 to 0.60 (AIMD against the same competitor takes 0.47), and the time ratio to AIMD stayed between 0.52 and 0.56. The rule-based polite mode, which works on real sockets, also barely changes the share in this simulator (0.59 to 0.58), so the simulated competitor does not reproduce the real two-flow behaviour well enough to train against. The original weights were kept (results/es_fair/SUMMARY.txt).</w:t>
+      </w:r>
+    </w:p>
+    <w:p>
+      <w:pPr>
+        <w:spacing w:after="120" w:line="360"/>
+        <w:jc w:val="both"/>
+      </w:pPr>
+      <w:r>
+        <w:rPr>
+          <w:rFonts w:ascii="Times New Roman" w:cs="Times New Roman" w:eastAsia="Times New Roman" w:hAnsi="Times New Roman"/>
+          <w:b/>
+          <w:bCs/>
+          <w:sz w:val="24"/>
+          <w:szCs w:val="24"/>
+        </w:rPr>
         <w:t xml:space="preserve">Multi-client server.</w:t>
       </w:r>
       <w:r>
@@ -39132,7 +39156,7 @@
           <w:sz w:val="24"/>
           <w:szCs w:val="24"/>
         </w:rPr>
-        <w:t xml:space="preserve"> On a shared bottleneck the neural agent takes 68% to 70% of the link against tuned AIMD and 76% against the original AIMD (Sections 8.13 and 8.15). The optional polite mode brings this to about half, at a cost in speed and with one path 2.95 times slower; it is a rule added by hand, not something the agent learned, and coexistence with kernel TCP was not tested.</w:t>
+        <w:t xml:space="preserve"> On a shared bottleneck the neural agent takes 68% to 70% of the link against tuned AIMD and 76% against the original AIMD (Sections 8.13 and 8.15). The optional polite mode brings this to about half, at a cost in speed and with one path 2.95 times slower; it is a rule added by hand (training the agent for fairness against a simulated competitor did not work, Section 8.15), and coexistence with kernel TCP was not tested.</w:t>
       </w:r>
     </w:p>
     <w:p>

--- a/docs/RUDP_Final_Project_Report.docx
+++ b/docs/RUDP_Final_Project_Report.docx
@@ -32382,6 +32382,30 @@
           <w:szCs w:val="24"/>
         </w:rPr>
         <w:t xml:space="preserve"> The virtual-time sender gained a simulated, always-busy AIMD competitor on the same bottleneck (--vcomp), and the evolution-strategy trainer was given a penalty on taking more than half of the link. Two runs (penalty weight 3 for 60 generations, 12 for 150) were tested on 40 held-out random paths: the agent's mean share stayed at 0.59 to 0.60 (AIMD against the same competitor takes 0.47), and the time ratio to AIMD stayed between 0.52 and 0.56. The rule-based polite mode, which works on real sockets, also barely changes the share in this simulator (0.59 to 0.58), so the simulated competitor does not reproduce the real two-flow behaviour well enough to train against. The original weights were kept (results/es_fair/SUMMARY.txt).</w:t>
+      </w:r>
+    </w:p>
+    <w:p>
+      <w:pPr>
+        <w:spacing w:after="120" w:line="360"/>
+        <w:jc w:val="both"/>
+      </w:pPr>
+      <w:r>
+        <w:rPr>
+          <w:rFonts w:ascii="Times New Roman" w:cs="Times New Roman" w:eastAsia="Times New Roman" w:hAnsi="Times New Roman"/>
+          <w:b/>
+          <w:bCs/>
+          <w:sz w:val="24"/>
+          <w:szCs w:val="24"/>
+        </w:rPr>
+        <w:t xml:space="preserve">Training with cross traffic.</w:t>
+      </w:r>
+      <w:r>
+        <w:rPr>
+          <w:rFonts w:ascii="Times New Roman" w:cs="Times New Roman" w:eastAsia="Times New Roman" w:hAnsi="Times New Roman"/>
+          <w:sz w:val="24"/>
+          <w:szCs w:val="24"/>
+        </w:rPr>
+        <w:t xml:space="preserve"> The virtual-time sender also gained the same bursty cross traffic (--vcross) and the trainer a mode that puts it on half the training paths. After 150 generations the new weights (results/dqn_cross.txt) reduced the geometric-mean time ratio to tuned AIMD from 0.530 to 0.502 on 60 held-out paths with cross traffic (0.635 to 0.619 on a second set of 60), and on the five named paths they were 12% faster on the lossy path, 3% and 1% faster on two others, and 3% slower on the 5G-like path (retransmissions 4 to 21). On real sockets with cross traffic the mean fell from 4.87 s to 4.53 s over 8 paired runs, but the difference (341 ms, interval of 706 ms) is not significant and retransmissions rose from 200 to 218. It is therefore offered as an option, not made the default, and the cross-traffic limitation above stands.</w:t>
       </w:r>
     </w:p>
     <w:p>

--- a/docs/RUDP_Final_Project_Report.docx
+++ b/docs/RUDP_Final_Project_Report.docx
@@ -32430,6 +32430,51 @@
           <w:szCs w:val="24"/>
         </w:rPr>
         <w:t xml:space="preserve"> The server keeps one session per client address (up to 16 at once, the least recently active is recycled), so several senders can use one server process; a retransmitted FIN after the connection closed is now acknowledged again. A regression test sends two files from two senders at the same time and checks that both arrive byte-identical (tests/test_multiclient.sh, part of make test).</w:t>
+      </w:r>
+    </w:p>
+    <w:p>
+      <w:pPr>
+        <w:pStyle w:val="Heading2"/>
+        <w:keepNext/>
+        <w:spacing w:after="120" w:before="120" w:line="360"/>
+      </w:pPr>
+      <w:r>
+        <w:rPr>
+          <w:rFonts w:ascii="Times New Roman" w:cs="Times New Roman" w:eastAsia="Times New Roman" w:hAnsi="Times New Roman"/>
+          <w:b/>
+          <w:bCs/>
+          <w:sz w:val="24"/>
+          <w:szCs w:val="24"/>
+        </w:rPr>
+        <w:t xml:space="preserve">8.16 The sender as a library</w:t>
+      </w:r>
+    </w:p>
+    <w:p>
+      <w:pPr>
+        <w:spacing w:after="120" w:line="360"/>
+        <w:jc w:val="both"/>
+      </w:pPr>
+      <w:r>
+        <w:rPr>
+          <w:rFonts w:ascii="Times New Roman" w:cs="Times New Roman" w:eastAsia="Times New Roman" w:hAnsi="Times New Roman"/>
+          <w:sz w:val="24"/>
+          <w:szCs w:val="24"/>
+        </w:rPr>
+        <w:t xml:space="preserve">The sender had grown inside one command-line program. It was refactored into a C library, librudp (src/rudp_sender.c, public header src/rudp.h), with a small API: rudp_options_default, rudp_send (a buffer), rudp_send_file, rudp_send_test_pattern and rudp_strerror, plus option and statistics structures. The command-line program (smart_client) is now a thin front end that fills the options and prints the RESULT line, so every evaluation script works unchanged. The library can be built with make lib, installed with make install, and used as in examples/send_buffer.c.</w:t>
+      </w:r>
+    </w:p>
+    <w:p>
+      <w:pPr>
+        <w:spacing w:after="120" w:line="360"/>
+        <w:jc w:val="both"/>
+      </w:pPr>
+      <w:r>
+        <w:rPr>
+          <w:rFonts w:ascii="Times New Roman" w:cs="Times New Roman" w:eastAsia="Times New Roman" w:hAnsi="Times New Roman"/>
+          <w:sz w:val="24"/>
+          <w:szCs w:val="24"/>
+        </w:rPr>
+        <w:t xml:space="preserve">Because every number in this report comes from that code, the refactor was checked by equivalence: 34 deterministic virtual-time results (the AIMD, CUBIC, neural, polite, table and Go-Back-N policies on two paths with two seeds, plus runs with a competitor and with cross traffic) were recorded before the change and compared after it; all 34 lines are byte-for-byte identical. A new test (tests/test_api.sh) sends two payloads one after the other from one process through the API, with 5% emulated loss, and compares the sender's FNV-1a hash with the server's, which also shows that no state leaks between calls (a stale selective-acknowledgment array would have corrupted the second transfer). Limits: one transfer per call (connect, send, close), at most 32 MB, IPv4 only, and global state, so it is not thread-safe.</w:t>
       </w:r>
     </w:p>
     <w:p>

--- a/docs/RUDP_Final_Project_Report.docx
+++ b/docs/RUDP_Final_Project_Report.docx
@@ -11219,7 +11219,7 @@
           <w:sz w:val="24"/>
           <w:szCs w:val="24"/>
         </w:rPr>
-        <w:t xml:space="preserve">A tc/netem script (netem_scenarios.sh) is supplied for repeating the scenarios with kernel emulation on Linux. It was not run for this report.</w:t>
+        <w:t xml:space="preserve">The scenarios were repeated on kernel tc/netem (Section 8.17); the results agree in direction with the emulated path but not in size (AIMD is much slower on the real satellite path).</w:t>
       </w:r>
     </w:p>
     <w:p>
@@ -32475,6 +32475,1329 @@
           <w:szCs w:val="24"/>
         </w:rPr>
         <w:t xml:space="preserve">Because every number in this report comes from that code, the refactor was checked by equivalence: 34 deterministic virtual-time results (the AIMD, CUBIC, neural, polite, table and Go-Back-N policies on two paths with two seeds, plus runs with a competitor and with cross traffic) were recorded before the change and compared after it; all 34 lines are byte-for-byte identical. A new test (tests/test_api.sh) sends two payloads one after the other from one process through the API, with 5% emulated loss, and compares the sender's FNV-1a hash with the server's, which also shows that no state leaks between calls (a stale selective-acknowledgment array would have corrupted the second transfer). Limits: one transfer per call (connect, send, close), at most 32 MB, IPv4 only, and global state, so it is not thread-safe.</w:t>
+      </w:r>
+    </w:p>
+    <w:p>
+      <w:pPr>
+        <w:pStyle w:val="Heading2"/>
+        <w:keepNext/>
+        <w:spacing w:after="120" w:before="120" w:line="360"/>
+      </w:pPr>
+      <w:r>
+        <w:rPr>
+          <w:rFonts w:ascii="Times New Roman" w:cs="Times New Roman" w:eastAsia="Times New Roman" w:hAnsi="Times New Roman"/>
+          <w:b/>
+          <w:bCs/>
+          <w:sz w:val="24"/>
+          <w:szCs w:val="24"/>
+        </w:rPr>
+        <w:t xml:space="preserve">8.17 Validation on a kernel network (tc/netem)</w:t>
+      </w:r>
+    </w:p>
+    <w:p>
+      <w:pPr>
+        <w:spacing w:after="120" w:line="360"/>
+        <w:jc w:val="both"/>
+      </w:pPr>
+      <w:r>
+        <w:rPr>
+          <w:rFonts w:ascii="Times New Roman" w:cs="Times New Roman" w:eastAsia="Times New Roman" w:hAnsi="Times New Roman"/>
+          <w:sz w:val="24"/>
+          <w:szCs w:val="24"/>
+        </w:rPr>
+        <w:t xml:space="preserve">Every earlier real-socket result used an emulated path inside the program or a user-space proxy. The comparison was therefore repeated on the Linux kernel itself: tc/netem on the loopback interface of a WSL2 host (run by the first author). Each protocol sent 500 payloads of 512 bytes (the same bytes for kernel TCP, plain UDP and RUDP) over four paths, five runs each, one after the other (netem_full.sh, results/netem_summary.txt). Delay, jitter, random loss and reordering are applied by a netem stage, and the bottleneck is a separate token-bucket stage with a drop-tail queue of 50 to 100 packets, so that the queue limit does not count packets in flight.</w:t>
+      </w:r>
+    </w:p>
+    <w:p>
+      <w:pPr>
+        <w:spacing w:after="120" w:line="360"/>
+        <w:jc w:val="both"/>
+      </w:pPr>
+      <w:r>
+        <w:rPr>
+          <w:rFonts w:ascii="Times New Roman" w:cs="Times New Roman" w:eastAsia="Times New Roman" w:hAnsi="Times New Roman"/>
+          <w:b/>
+          <w:bCs/>
+          <w:sz w:val="24"/>
+          <w:szCs w:val="24"/>
+        </w:rPr>
+        <w:t xml:space="preserve">The first three runs were wrong.</w:t>
+      </w:r>
+      <w:r>
+        <w:rPr>
+          <w:rFonts w:ascii="Times New Roman" w:cs="Times New Roman" w:eastAsia="Times New Roman" w:hAnsi="Times New Roman"/>
+          <w:sz w:val="24"/>
+          <w:szCs w:val="24"/>
+        </w:rPr>
+        <w:t xml:space="preserve"> They used the netem option rate with limit 60. In netem the limit also counts packets held in the delay line, so on the satellite path (about 200 packets in flight) any window above 60 packets overflowed the qdisc. That produced 13 to 20 percent retransmissions for AIMD and the neural agent, made the neural agent tie with AIMD on the satellite path, and I first blamed reordering for it. The same runs also compared against untuned AIMD (initial window 1, threshold 16) rather than the tuned AIMD used elsewhere, and TCP was sent 1,024-byte payloads against 512 for RUDP. All three problems were fixed and those runs are superseded; they are kept in results/netem_summary.txt with the correction. The virtual-time queue, which delivered packets strictly in the order sent, was also fixed (it now delivers by arrival time, so --reorder 1 works); results with the default in-order path are unchanged (make repro: geometric-mean ratio 0.534, faster on 89 of 100 paths).</w:t>
+      </w:r>
+    </w:p>
+    <w:p>
+      <w:pPr>
+        <w:keepNext/>
+        <w:spacing w:after="80" w:before="120"/>
+        <w:jc w:val="center"/>
+      </w:pPr>
+      <w:r>
+        <w:rPr>
+          <w:rFonts w:ascii="Times New Roman" w:cs="Times New Roman" w:eastAsia="Times New Roman" w:hAnsi="Times New Roman"/>
+          <w:b/>
+          <w:bCs/>
+          <w:sz w:val="24"/>
+          <w:szCs w:val="24"/>
+        </w:rPr>
+        <w:t xml:space="preserve">Table 8s: Kernel netem, mean completion time of 500 packets, 5 runs per cell (TCP: kernel stack; AIMD tuned: window cap 128, threshold 128)</w:t>
+      </w:r>
+    </w:p>
+    <w:tbl>
+      <w:tblPr>
+        <w:tblW w:type="dxa" w:w="9026"/>
+        <w:tblBorders>
+          <w:top w:val="single" w:color="auto" w:sz="4"/>
+          <w:left w:val="single" w:color="auto" w:sz="4"/>
+          <w:bottom w:val="single" w:color="auto" w:sz="4"/>
+          <w:right w:val="single" w:color="auto" w:sz="4"/>
+          <w:insideH w:val="single" w:color="auto" w:sz="4"/>
+          <w:insideV w:val="single" w:color="auto" w:sz="4"/>
+        </w:tblBorders>
+      </w:tblPr>
+      <w:tblGrid>
+        <w:gridCol w:w="1500"/>
+        <w:gridCol w:w="1100"/>
+        <w:gridCol w:w="1400"/>
+        <w:gridCol w:w="1500"/>
+        <w:gridCol w:w="1400"/>
+        <w:gridCol w:w="1126"/>
+        <w:gridCol w:w="1000"/>
+      </w:tblGrid>
+      <w:tr>
+        <w:trPr>
+          <w:cantSplit/>
+          <w:tblHeader/>
+        </w:trPr>
+        <w:tc>
+          <w:tcPr>
+            <w:tcW w:type="dxa" w:w="1500"/>
+            <w:tcBorders>
+              <w:top w:val="single" w:color="000000" w:sz="4"/>
+              <w:left w:val="single" w:color="000000" w:sz="4"/>
+              <w:bottom w:val="single" w:color="000000" w:sz="4"/>
+              <w:right w:val="single" w:color="000000" w:sz="4"/>
+            </w:tcBorders>
+            <w:shd w:fill="D9D9D9" w:color="auto" w:val="clear"/>
+            <w:tcMar>
+              <w:top w:type="dxa" w:w="60"/>
+              <w:left w:type="dxa" w:w="100"/>
+              <w:bottom w:type="dxa" w:w="60"/>
+              <w:right w:type="dxa" w:w="100"/>
+            </w:tcMar>
+          </w:tcPr>
+          <w:p>
+            <w:pPr>
+              <w:spacing w:line="276"/>
+              <w:jc w:val="left"/>
+            </w:pPr>
+            <w:r>
+              <w:rPr>
+                <w:rFonts w:ascii="Times New Roman" w:cs="Times New Roman" w:eastAsia="Times New Roman" w:hAnsi="Times New Roman"/>
+                <w:b/>
+                <w:bCs/>
+                <w:sz w:val="24"/>
+                <w:szCs w:val="24"/>
+              </w:rPr>
+              <w:t xml:space="preserve">Path</w:t>
+            </w:r>
+          </w:p>
+        </w:tc>
+        <w:tc>
+          <w:tcPr>
+            <w:tcW w:type="dxa" w:w="1100"/>
+            <w:tcBorders>
+              <w:top w:val="single" w:color="000000" w:sz="4"/>
+              <w:left w:val="single" w:color="000000" w:sz="4"/>
+              <w:bottom w:val="single" w:color="000000" w:sz="4"/>
+              <w:right w:val="single" w:color="000000" w:sz="4"/>
+            </w:tcBorders>
+            <w:shd w:fill="D9D9D9" w:color="auto" w:val="clear"/>
+            <w:tcMar>
+              <w:top w:type="dxa" w:w="60"/>
+              <w:left w:type="dxa" w:w="100"/>
+              <w:bottom w:type="dxa" w:w="60"/>
+              <w:right w:type="dxa" w:w="100"/>
+            </w:tcMar>
+          </w:tcPr>
+          <w:p>
+            <w:pPr>
+              <w:spacing w:line="276"/>
+              <w:jc w:val="left"/>
+            </w:pPr>
+            <w:r>
+              <w:rPr>
+                <w:rFonts w:ascii="Times New Roman" w:cs="Times New Roman" w:eastAsia="Times New Roman" w:hAnsi="Times New Roman"/>
+                <w:b/>
+                <w:bCs/>
+                <w:sz w:val="24"/>
+                <w:szCs w:val="24"/>
+              </w:rPr>
+              <w:t xml:space="preserve">TCP (s)</w:t>
+            </w:r>
+          </w:p>
+        </w:tc>
+        <w:tc>
+          <w:tcPr>
+            <w:tcW w:type="dxa" w:w="1400"/>
+            <w:tcBorders>
+              <w:top w:val="single" w:color="000000" w:sz="4"/>
+              <w:left w:val="single" w:color="000000" w:sz="4"/>
+              <w:bottom w:val="single" w:color="000000" w:sz="4"/>
+              <w:right w:val="single" w:color="000000" w:sz="4"/>
+            </w:tcBorders>
+            <w:shd w:fill="D9D9D9" w:color="auto" w:val="clear"/>
+            <w:tcMar>
+              <w:top w:type="dxa" w:w="60"/>
+              <w:left w:type="dxa" w:w="100"/>
+              <w:bottom w:type="dxa" w:w="60"/>
+              <w:right w:type="dxa" w:w="100"/>
+            </w:tcMar>
+          </w:tcPr>
+          <w:p>
+            <w:pPr>
+              <w:spacing w:line="276"/>
+              <w:jc w:val="left"/>
+            </w:pPr>
+            <w:r>
+              <w:rPr>
+                <w:rFonts w:ascii="Times New Roman" w:cs="Times New Roman" w:eastAsia="Times New Roman" w:hAnsi="Times New Roman"/>
+                <w:b/>
+                <w:bCs/>
+                <w:sz w:val="24"/>
+                <w:szCs w:val="24"/>
+              </w:rPr>
+              <w:t xml:space="preserve">AIMD, tuned (s)</w:t>
+            </w:r>
+          </w:p>
+        </w:tc>
+        <w:tc>
+          <w:tcPr>
+            <w:tcW w:type="dxa" w:w="1500"/>
+            <w:tcBorders>
+              <w:top w:val="single" w:color="000000" w:sz="4"/>
+              <w:left w:val="single" w:color="000000" w:sz="4"/>
+              <w:bottom w:val="single" w:color="000000" w:sz="4"/>
+              <w:right w:val="single" w:color="000000" w:sz="4"/>
+            </w:tcBorders>
+            <w:shd w:fill="D9D9D9" w:color="auto" w:val="clear"/>
+            <w:tcMar>
+              <w:top w:type="dxa" w:w="60"/>
+              <w:left w:type="dxa" w:w="100"/>
+              <w:bottom w:type="dxa" w:w="60"/>
+              <w:right w:type="dxa" w:w="100"/>
+            </w:tcMar>
+          </w:tcPr>
+          <w:p>
+            <w:pPr>
+              <w:spacing w:line="276"/>
+              <w:jc w:val="left"/>
+            </w:pPr>
+            <w:r>
+              <w:rPr>
+                <w:rFonts w:ascii="Times New Roman" w:cs="Times New Roman" w:eastAsia="Times New Roman" w:hAnsi="Times New Roman"/>
+                <w:b/>
+                <w:bCs/>
+                <w:sz w:val="24"/>
+                <w:szCs w:val="24"/>
+              </w:rPr>
+              <w:t xml:space="preserve">AIMD + initial window 10 (s)</w:t>
+            </w:r>
+          </w:p>
+        </w:tc>
+        <w:tc>
+          <w:tcPr>
+            <w:tcW w:type="dxa" w:w="1400"/>
+            <w:tcBorders>
+              <w:top w:val="single" w:color="000000" w:sz="4"/>
+              <w:left w:val="single" w:color="000000" w:sz="4"/>
+              <w:bottom w:val="single" w:color="000000" w:sz="4"/>
+              <w:right w:val="single" w:color="000000" w:sz="4"/>
+            </w:tcBorders>
+            <w:shd w:fill="D9D9D9" w:color="auto" w:val="clear"/>
+            <w:tcMar>
+              <w:top w:type="dxa" w:w="60"/>
+              <w:left w:type="dxa" w:w="100"/>
+              <w:bottom w:type="dxa" w:w="60"/>
+              <w:right w:type="dxa" w:w="100"/>
+            </w:tcMar>
+          </w:tcPr>
+          <w:p>
+            <w:pPr>
+              <w:spacing w:line="276"/>
+              <w:jc w:val="left"/>
+            </w:pPr>
+            <w:r>
+              <w:rPr>
+                <w:rFonts w:ascii="Times New Roman" w:cs="Times New Roman" w:eastAsia="Times New Roman" w:hAnsi="Times New Roman"/>
+                <w:b/>
+                <w:bCs/>
+                <w:sz w:val="24"/>
+                <w:szCs w:val="24"/>
+              </w:rPr>
+              <w:t xml:space="preserve">Neural (s)</w:t>
+            </w:r>
+          </w:p>
+        </w:tc>
+        <w:tc>
+          <w:tcPr>
+            <w:tcW w:type="dxa" w:w="1126"/>
+            <w:tcBorders>
+              <w:top w:val="single" w:color="000000" w:sz="4"/>
+              <w:left w:val="single" w:color="000000" w:sz="4"/>
+              <w:bottom w:val="single" w:color="000000" w:sz="4"/>
+              <w:right w:val="single" w:color="000000" w:sz="4"/>
+            </w:tcBorders>
+            <w:shd w:fill="D9D9D9" w:color="auto" w:val="clear"/>
+            <w:tcMar>
+              <w:top w:type="dxa" w:w="60"/>
+              <w:left w:type="dxa" w:w="100"/>
+              <w:bottom w:type="dxa" w:w="60"/>
+              <w:right w:type="dxa" w:w="100"/>
+            </w:tcMar>
+          </w:tcPr>
+          <w:p>
+            <w:pPr>
+              <w:spacing w:line="276"/>
+              <w:jc w:val="left"/>
+            </w:pPr>
+            <w:r>
+              <w:rPr>
+                <w:rFonts w:ascii="Times New Roman" w:cs="Times New Roman" w:eastAsia="Times New Roman" w:hAnsi="Times New Roman"/>
+                <w:b/>
+                <w:bCs/>
+                <w:sz w:val="24"/>
+                <w:szCs w:val="24"/>
+              </w:rPr>
+              <w:t xml:space="preserve">Neural / tuned AIMD</w:t>
+            </w:r>
+          </w:p>
+        </w:tc>
+        <w:tc>
+          <w:tcPr>
+            <w:tcW w:type="dxa" w:w="1000"/>
+            <w:tcBorders>
+              <w:top w:val="single" w:color="000000" w:sz="4"/>
+              <w:left w:val="single" w:color="000000" w:sz="4"/>
+              <w:bottom w:val="single" w:color="000000" w:sz="4"/>
+              <w:right w:val="single" w:color="000000" w:sz="4"/>
+            </w:tcBorders>
+            <w:shd w:fill="D9D9D9" w:color="auto" w:val="clear"/>
+            <w:tcMar>
+              <w:top w:type="dxa" w:w="60"/>
+              <w:left w:type="dxa" w:w="100"/>
+              <w:bottom w:type="dxa" w:w="60"/>
+              <w:right w:type="dxa" w:w="100"/>
+            </w:tcMar>
+          </w:tcPr>
+          <w:p>
+            <w:pPr>
+              <w:spacing w:line="276"/>
+              <w:jc w:val="left"/>
+            </w:pPr>
+            <w:r>
+              <w:rPr>
+                <w:rFonts w:ascii="Times New Roman" w:cs="Times New Roman" w:eastAsia="Times New Roman" w:hAnsi="Times New Roman"/>
+                <w:b/>
+                <w:bCs/>
+                <w:sz w:val="24"/>
+                <w:szCs w:val="24"/>
+              </w:rPr>
+              <w:t xml:space="preserve">Welch p</w:t>
+            </w:r>
+          </w:p>
+        </w:tc>
+      </w:tr>
+      <w:tr>
+        <w:trPr>
+          <w:cantSplit/>
+          <w:tblHeader w:val="false"/>
+        </w:trPr>
+        <w:tc>
+          <w:tcPr>
+            <w:tcW w:type="dxa" w:w="1500"/>
+            <w:tcBorders>
+              <w:top w:val="single" w:color="000000" w:sz="4"/>
+              <w:left w:val="single" w:color="000000" w:sz="4"/>
+              <w:bottom w:val="single" w:color="000000" w:sz="4"/>
+              <w:right w:val="single" w:color="000000" w:sz="4"/>
+            </w:tcBorders>
+            <w:tcMar>
+              <w:top w:type="dxa" w:w="60"/>
+              <w:left w:type="dxa" w:w="100"/>
+              <w:bottom w:type="dxa" w:w="60"/>
+              <w:right w:type="dxa" w:w="100"/>
+            </w:tcMar>
+          </w:tcPr>
+          <w:p>
+            <w:pPr>
+              <w:spacing w:line="276"/>
+              <w:jc w:val="left"/>
+            </w:pPr>
+            <w:r>
+              <w:rPr>
+                <w:rFonts w:ascii="Times New Roman" w:cs="Times New Roman" w:eastAsia="Times New Roman" w:hAnsi="Times New Roman"/>
+                <w:b w:val="false"/>
+                <w:bCs w:val="false"/>
+                <w:sz w:val="24"/>
+                <w:szCs w:val="24"/>
+              </w:rPr>
+              <w:t xml:space="preserve">Lossy (25 ms, 2% loss)</w:t>
+            </w:r>
+          </w:p>
+        </w:tc>
+        <w:tc>
+          <w:tcPr>
+            <w:tcW w:type="dxa" w:w="1100"/>
+            <w:tcBorders>
+              <w:top w:val="single" w:color="000000" w:sz="4"/>
+              <w:left w:val="single" w:color="000000" w:sz="4"/>
+              <w:bottom w:val="single" w:color="000000" w:sz="4"/>
+              <w:right w:val="single" w:color="000000" w:sz="4"/>
+            </w:tcBorders>
+            <w:tcMar>
+              <w:top w:type="dxa" w:w="60"/>
+              <w:left w:type="dxa" w:w="100"/>
+              <w:bottom w:type="dxa" w:w="60"/>
+              <w:right w:type="dxa" w:w="100"/>
+            </w:tcMar>
+          </w:tcPr>
+          <w:p>
+            <w:pPr>
+              <w:spacing w:line="276"/>
+              <w:jc w:val="left"/>
+            </w:pPr>
+            <w:r>
+              <w:rPr>
+                <w:rFonts w:ascii="Times New Roman" w:cs="Times New Roman" w:eastAsia="Times New Roman" w:hAnsi="Times New Roman"/>
+                <w:b w:val="false"/>
+                <w:bCs w:val="false"/>
+                <w:sz w:val="24"/>
+                <w:szCs w:val="24"/>
+              </w:rPr>
+              <w:t xml:space="preserve">0.58</w:t>
+            </w:r>
+          </w:p>
+        </w:tc>
+        <w:tc>
+          <w:tcPr>
+            <w:tcW w:type="dxa" w:w="1400"/>
+            <w:tcBorders>
+              <w:top w:val="single" w:color="000000" w:sz="4"/>
+              <w:left w:val="single" w:color="000000" w:sz="4"/>
+              <w:bottom w:val="single" w:color="000000" w:sz="4"/>
+              <w:right w:val="single" w:color="000000" w:sz="4"/>
+            </w:tcBorders>
+            <w:tcMar>
+              <w:top w:type="dxa" w:w="60"/>
+              <w:left w:type="dxa" w:w="100"/>
+              <w:bottom w:type="dxa" w:w="60"/>
+              <w:right w:type="dxa" w:w="100"/>
+            </w:tcMar>
+          </w:tcPr>
+          <w:p>
+            <w:pPr>
+              <w:spacing w:line="276"/>
+              <w:jc w:val="left"/>
+            </w:pPr>
+            <w:r>
+              <w:rPr>
+                <w:rFonts w:ascii="Times New Roman" w:cs="Times New Roman" w:eastAsia="Times New Roman" w:hAnsi="Times New Roman"/>
+                <w:b w:val="false"/>
+                <w:bCs w:val="false"/>
+                <w:sz w:val="24"/>
+                <w:szCs w:val="24"/>
+              </w:rPr>
+              <w:t xml:space="preserve">4.68</w:t>
+            </w:r>
+          </w:p>
+        </w:tc>
+        <w:tc>
+          <w:tcPr>
+            <w:tcW w:type="dxa" w:w="1500"/>
+            <w:tcBorders>
+              <w:top w:val="single" w:color="000000" w:sz="4"/>
+              <w:left w:val="single" w:color="000000" w:sz="4"/>
+              <w:bottom w:val="single" w:color="000000" w:sz="4"/>
+              <w:right w:val="single" w:color="000000" w:sz="4"/>
+            </w:tcBorders>
+            <w:tcMar>
+              <w:top w:type="dxa" w:w="60"/>
+              <w:left w:type="dxa" w:w="100"/>
+              <w:bottom w:type="dxa" w:w="60"/>
+              <w:right w:type="dxa" w:w="100"/>
+            </w:tcMar>
+          </w:tcPr>
+          <w:p>
+            <w:pPr>
+              <w:spacing w:line="276"/>
+              <w:jc w:val="left"/>
+            </w:pPr>
+            <w:r>
+              <w:rPr>
+                <w:rFonts w:ascii="Times New Roman" w:cs="Times New Roman" w:eastAsia="Times New Roman" w:hAnsi="Times New Roman"/>
+                <w:b w:val="false"/>
+                <w:bCs w:val="false"/>
+                <w:sz w:val="24"/>
+                <w:szCs w:val="24"/>
+              </w:rPr>
+              <w:t xml:space="preserve">4.44</w:t>
+            </w:r>
+          </w:p>
+        </w:tc>
+        <w:tc>
+          <w:tcPr>
+            <w:tcW w:type="dxa" w:w="1400"/>
+            <w:tcBorders>
+              <w:top w:val="single" w:color="000000" w:sz="4"/>
+              <w:left w:val="single" w:color="000000" w:sz="4"/>
+              <w:bottom w:val="single" w:color="000000" w:sz="4"/>
+              <w:right w:val="single" w:color="000000" w:sz="4"/>
+            </w:tcBorders>
+            <w:tcMar>
+              <w:top w:type="dxa" w:w="60"/>
+              <w:left w:type="dxa" w:w="100"/>
+              <w:bottom w:type="dxa" w:w="60"/>
+              <w:right w:type="dxa" w:w="100"/>
+            </w:tcMar>
+          </w:tcPr>
+          <w:p>
+            <w:pPr>
+              <w:spacing w:line="276"/>
+              <w:jc w:val="left"/>
+            </w:pPr>
+            <w:r>
+              <w:rPr>
+                <w:rFonts w:ascii="Times New Roman" w:cs="Times New Roman" w:eastAsia="Times New Roman" w:hAnsi="Times New Roman"/>
+                <w:b w:val="false"/>
+                <w:bCs w:val="false"/>
+                <w:sz w:val="24"/>
+                <w:szCs w:val="24"/>
+              </w:rPr>
+              <w:t xml:space="preserve">1.85</w:t>
+            </w:r>
+          </w:p>
+        </w:tc>
+        <w:tc>
+          <w:tcPr>
+            <w:tcW w:type="dxa" w:w="1126"/>
+            <w:tcBorders>
+              <w:top w:val="single" w:color="000000" w:sz="4"/>
+              <w:left w:val="single" w:color="000000" w:sz="4"/>
+              <w:bottom w:val="single" w:color="000000" w:sz="4"/>
+              <w:right w:val="single" w:color="000000" w:sz="4"/>
+            </w:tcBorders>
+            <w:tcMar>
+              <w:top w:type="dxa" w:w="60"/>
+              <w:left w:type="dxa" w:w="100"/>
+              <w:bottom w:type="dxa" w:w="60"/>
+              <w:right w:type="dxa" w:w="100"/>
+            </w:tcMar>
+          </w:tcPr>
+          <w:p>
+            <w:pPr>
+              <w:spacing w:line="276"/>
+              <w:jc w:val="left"/>
+            </w:pPr>
+            <w:r>
+              <w:rPr>
+                <w:rFonts w:ascii="Times New Roman" w:cs="Times New Roman" w:eastAsia="Times New Roman" w:hAnsi="Times New Roman"/>
+                <w:b w:val="false"/>
+                <w:bCs w:val="false"/>
+                <w:sz w:val="24"/>
+                <w:szCs w:val="24"/>
+              </w:rPr>
+              <w:t xml:space="preserve">0.39</w:t>
+            </w:r>
+          </w:p>
+        </w:tc>
+        <w:tc>
+          <w:tcPr>
+            <w:tcW w:type="dxa" w:w="1000"/>
+            <w:tcBorders>
+              <w:top w:val="single" w:color="000000" w:sz="4"/>
+              <w:left w:val="single" w:color="000000" w:sz="4"/>
+              <w:bottom w:val="single" w:color="000000" w:sz="4"/>
+              <w:right w:val="single" w:color="000000" w:sz="4"/>
+            </w:tcBorders>
+            <w:tcMar>
+              <w:top w:type="dxa" w:w="60"/>
+              <w:left w:type="dxa" w:w="100"/>
+              <w:bottom w:type="dxa" w:w="60"/>
+              <w:right w:type="dxa" w:w="100"/>
+            </w:tcMar>
+          </w:tcPr>
+          <w:p>
+            <w:pPr>
+              <w:spacing w:line="276"/>
+              <w:jc w:val="left"/>
+            </w:pPr>
+            <w:r>
+              <w:rPr>
+                <w:rFonts w:ascii="Times New Roman" w:cs="Times New Roman" w:eastAsia="Times New Roman" w:hAnsi="Times New Roman"/>
+                <w:b w:val="false"/>
+                <w:bCs w:val="false"/>
+                <w:sz w:val="24"/>
+                <w:szCs w:val="24"/>
+              </w:rPr>
+              <w:t xml:space="preserve">0.001</w:t>
+            </w:r>
+          </w:p>
+        </w:tc>
+      </w:tr>
+      <w:tr>
+        <w:trPr>
+          <w:cantSplit/>
+          <w:tblHeader w:val="false"/>
+        </w:trPr>
+        <w:tc>
+          <w:tcPr>
+            <w:tcW w:type="dxa" w:w="1500"/>
+            <w:tcBorders>
+              <w:top w:val="single" w:color="000000" w:sz="4"/>
+              <w:left w:val="single" w:color="000000" w:sz="4"/>
+              <w:bottom w:val="single" w:color="000000" w:sz="4"/>
+              <w:right w:val="single" w:color="000000" w:sz="4"/>
+            </w:tcBorders>
+            <w:tcMar>
+              <w:top w:type="dxa" w:w="60"/>
+              <w:left w:type="dxa" w:w="100"/>
+              <w:bottom w:type="dxa" w:w="60"/>
+              <w:right w:type="dxa" w:w="100"/>
+            </w:tcMar>
+          </w:tcPr>
+          <w:p>
+            <w:pPr>
+              <w:spacing w:line="276"/>
+              <w:jc w:val="left"/>
+            </w:pPr>
+            <w:r>
+              <w:rPr>
+                <w:rFonts w:ascii="Times New Roman" w:cs="Times New Roman" w:eastAsia="Times New Roman" w:hAnsi="Times New Roman"/>
+                <w:b w:val="false"/>
+                <w:bCs w:val="false"/>
+                <w:sz w:val="24"/>
+                <w:szCs w:val="24"/>
+              </w:rPr>
+              <w:t xml:space="preserve">5G-like (10 ms)</w:t>
+            </w:r>
+          </w:p>
+        </w:tc>
+        <w:tc>
+          <w:tcPr>
+            <w:tcW w:type="dxa" w:w="1100"/>
+            <w:tcBorders>
+              <w:top w:val="single" w:color="000000" w:sz="4"/>
+              <w:left w:val="single" w:color="000000" w:sz="4"/>
+              <w:bottom w:val="single" w:color="000000" w:sz="4"/>
+              <w:right w:val="single" w:color="000000" w:sz="4"/>
+            </w:tcBorders>
+            <w:tcMar>
+              <w:top w:type="dxa" w:w="60"/>
+              <w:left w:type="dxa" w:w="100"/>
+              <w:bottom w:type="dxa" w:w="60"/>
+              <w:right w:type="dxa" w:w="100"/>
+            </w:tcMar>
+          </w:tcPr>
+          <w:p>
+            <w:pPr>
+              <w:spacing w:line="276"/>
+              <w:jc w:val="left"/>
+            </w:pPr>
+            <w:r>
+              <w:rPr>
+                <w:rFonts w:ascii="Times New Roman" w:cs="Times New Roman" w:eastAsia="Times New Roman" w:hAnsi="Times New Roman"/>
+                <w:b w:val="false"/>
+                <w:bCs w:val="false"/>
+                <w:sz w:val="24"/>
+                <w:szCs w:val="24"/>
+              </w:rPr>
+              <w:t xml:space="preserve">0.23</w:t>
+            </w:r>
+          </w:p>
+        </w:tc>
+        <w:tc>
+          <w:tcPr>
+            <w:tcW w:type="dxa" w:w="1400"/>
+            <w:tcBorders>
+              <w:top w:val="single" w:color="000000" w:sz="4"/>
+              <w:left w:val="single" w:color="000000" w:sz="4"/>
+              <w:bottom w:val="single" w:color="000000" w:sz="4"/>
+              <w:right w:val="single" w:color="000000" w:sz="4"/>
+            </w:tcBorders>
+            <w:tcMar>
+              <w:top w:type="dxa" w:w="60"/>
+              <w:left w:type="dxa" w:w="100"/>
+              <w:bottom w:type="dxa" w:w="60"/>
+              <w:right w:type="dxa" w:w="100"/>
+            </w:tcMar>
+          </w:tcPr>
+          <w:p>
+            <w:pPr>
+              <w:spacing w:line="276"/>
+              <w:jc w:val="left"/>
+            </w:pPr>
+            <w:r>
+              <w:rPr>
+                <w:rFonts w:ascii="Times New Roman" w:cs="Times New Roman" w:eastAsia="Times New Roman" w:hAnsi="Times New Roman"/>
+                <w:b w:val="false"/>
+                <w:bCs w:val="false"/>
+                <w:sz w:val="24"/>
+                <w:szCs w:val="24"/>
+              </w:rPr>
+              <w:t xml:space="preserve">1.26</w:t>
+            </w:r>
+          </w:p>
+        </w:tc>
+        <w:tc>
+          <w:tcPr>
+            <w:tcW w:type="dxa" w:w="1500"/>
+            <w:tcBorders>
+              <w:top w:val="single" w:color="000000" w:sz="4"/>
+              <w:left w:val="single" w:color="000000" w:sz="4"/>
+              <w:bottom w:val="single" w:color="000000" w:sz="4"/>
+              <w:right w:val="single" w:color="000000" w:sz="4"/>
+            </w:tcBorders>
+            <w:tcMar>
+              <w:top w:type="dxa" w:w="60"/>
+              <w:left w:type="dxa" w:w="100"/>
+              <w:bottom w:type="dxa" w:w="60"/>
+              <w:right w:type="dxa" w:w="100"/>
+            </w:tcMar>
+          </w:tcPr>
+          <w:p>
+            <w:pPr>
+              <w:spacing w:line="276"/>
+              <w:jc w:val="left"/>
+            </w:pPr>
+            <w:r>
+              <w:rPr>
+                <w:rFonts w:ascii="Times New Roman" w:cs="Times New Roman" w:eastAsia="Times New Roman" w:hAnsi="Times New Roman"/>
+                <w:b w:val="false"/>
+                <w:bCs w:val="false"/>
+                <w:sz w:val="24"/>
+                <w:szCs w:val="24"/>
+              </w:rPr>
+              <w:t xml:space="preserve">1.32</w:t>
+            </w:r>
+          </w:p>
+        </w:tc>
+        <w:tc>
+          <w:tcPr>
+            <w:tcW w:type="dxa" w:w="1400"/>
+            <w:tcBorders>
+              <w:top w:val="single" w:color="000000" w:sz="4"/>
+              <w:left w:val="single" w:color="000000" w:sz="4"/>
+              <w:bottom w:val="single" w:color="000000" w:sz="4"/>
+              <w:right w:val="single" w:color="000000" w:sz="4"/>
+            </w:tcBorders>
+            <w:tcMar>
+              <w:top w:type="dxa" w:w="60"/>
+              <w:left w:type="dxa" w:w="100"/>
+              <w:bottom w:type="dxa" w:w="60"/>
+              <w:right w:type="dxa" w:w="100"/>
+            </w:tcMar>
+          </w:tcPr>
+          <w:p>
+            <w:pPr>
+              <w:spacing w:line="276"/>
+              <w:jc w:val="left"/>
+            </w:pPr>
+            <w:r>
+              <w:rPr>
+                <w:rFonts w:ascii="Times New Roman" w:cs="Times New Roman" w:eastAsia="Times New Roman" w:hAnsi="Times New Roman"/>
+                <w:b w:val="false"/>
+                <w:bCs w:val="false"/>
+                <w:sz w:val="24"/>
+                <w:szCs w:val="24"/>
+              </w:rPr>
+              <w:t xml:space="preserve">0.38</w:t>
+            </w:r>
+          </w:p>
+        </w:tc>
+        <w:tc>
+          <w:tcPr>
+            <w:tcW w:type="dxa" w:w="1126"/>
+            <w:tcBorders>
+              <w:top w:val="single" w:color="000000" w:sz="4"/>
+              <w:left w:val="single" w:color="000000" w:sz="4"/>
+              <w:bottom w:val="single" w:color="000000" w:sz="4"/>
+              <w:right w:val="single" w:color="000000" w:sz="4"/>
+            </w:tcBorders>
+            <w:tcMar>
+              <w:top w:type="dxa" w:w="60"/>
+              <w:left w:type="dxa" w:w="100"/>
+              <w:bottom w:type="dxa" w:w="60"/>
+              <w:right w:type="dxa" w:w="100"/>
+            </w:tcMar>
+          </w:tcPr>
+          <w:p>
+            <w:pPr>
+              <w:spacing w:line="276"/>
+              <w:jc w:val="left"/>
+            </w:pPr>
+            <w:r>
+              <w:rPr>
+                <w:rFonts w:ascii="Times New Roman" w:cs="Times New Roman" w:eastAsia="Times New Roman" w:hAnsi="Times New Roman"/>
+                <w:b w:val="false"/>
+                <w:bCs w:val="false"/>
+                <w:sz w:val="24"/>
+                <w:szCs w:val="24"/>
+              </w:rPr>
+              <w:t xml:space="preserve">0.30</w:t>
+            </w:r>
+          </w:p>
+        </w:tc>
+        <w:tc>
+          <w:tcPr>
+            <w:tcW w:type="dxa" w:w="1000"/>
+            <w:tcBorders>
+              <w:top w:val="single" w:color="000000" w:sz="4"/>
+              <w:left w:val="single" w:color="000000" w:sz="4"/>
+              <w:bottom w:val="single" w:color="000000" w:sz="4"/>
+              <w:right w:val="single" w:color="000000" w:sz="4"/>
+            </w:tcBorders>
+            <w:tcMar>
+              <w:top w:type="dxa" w:w="60"/>
+              <w:left w:type="dxa" w:w="100"/>
+              <w:bottom w:type="dxa" w:w="60"/>
+              <w:right w:type="dxa" w:w="100"/>
+            </w:tcMar>
+          </w:tcPr>
+          <w:p>
+            <w:pPr>
+              <w:spacing w:line="276"/>
+              <w:jc w:val="left"/>
+            </w:pPr>
+            <w:r>
+              <w:rPr>
+                <w:rFonts w:ascii="Times New Roman" w:cs="Times New Roman" w:eastAsia="Times New Roman" w:hAnsi="Times New Roman"/>
+                <w:b w:val="false"/>
+                <w:bCs w:val="false"/>
+                <w:sz w:val="24"/>
+                <w:szCs w:val="24"/>
+              </w:rPr>
+              <w:t xml:space="preserve">0.0001</w:t>
+            </w:r>
+          </w:p>
+        </w:tc>
+      </w:tr>
+      <w:tr>
+        <w:trPr>
+          <w:cantSplit/>
+          <w:tblHeader w:val="false"/>
+        </w:trPr>
+        <w:tc>
+          <w:tcPr>
+            <w:tcW w:type="dxa" w:w="1500"/>
+            <w:tcBorders>
+              <w:top w:val="single" w:color="000000" w:sz="4"/>
+              <w:left w:val="single" w:color="000000" w:sz="4"/>
+              <w:bottom w:val="single" w:color="000000" w:sz="4"/>
+              <w:right w:val="single" w:color="000000" w:sz="4"/>
+            </w:tcBorders>
+            <w:tcMar>
+              <w:top w:type="dxa" w:w="60"/>
+              <w:left w:type="dxa" w:w="100"/>
+              <w:bottom w:type="dxa" w:w="60"/>
+              <w:right w:type="dxa" w:w="100"/>
+            </w:tcMar>
+          </w:tcPr>
+          <w:p>
+            <w:pPr>
+              <w:spacing w:line="276"/>
+              <w:jc w:val="left"/>
+            </w:pPr>
+            <w:r>
+              <w:rPr>
+                <w:rFonts w:ascii="Times New Roman" w:cs="Times New Roman" w:eastAsia="Times New Roman" w:hAnsi="Times New Roman"/>
+                <w:b w:val="false"/>
+                <w:bCs w:val="false"/>
+                <w:sz w:val="24"/>
+                <w:szCs w:val="24"/>
+              </w:rPr>
+              <w:t xml:space="preserve">Satellite (150 ms)</w:t>
+            </w:r>
+          </w:p>
+        </w:tc>
+        <w:tc>
+          <w:tcPr>
+            <w:tcW w:type="dxa" w:w="1100"/>
+            <w:tcBorders>
+              <w:top w:val="single" w:color="000000" w:sz="4"/>
+              <w:left w:val="single" w:color="000000" w:sz="4"/>
+              <w:bottom w:val="single" w:color="000000" w:sz="4"/>
+              <w:right w:val="single" w:color="000000" w:sz="4"/>
+            </w:tcBorders>
+            <w:tcMar>
+              <w:top w:type="dxa" w:w="60"/>
+              <w:left w:type="dxa" w:w="100"/>
+              <w:bottom w:type="dxa" w:w="60"/>
+              <w:right w:type="dxa" w:w="100"/>
+            </w:tcMar>
+          </w:tcPr>
+          <w:p>
+            <w:pPr>
+              <w:spacing w:line="276"/>
+              <w:jc w:val="left"/>
+            </w:pPr>
+            <w:r>
+              <w:rPr>
+                <w:rFonts w:ascii="Times New Roman" w:cs="Times New Roman" w:eastAsia="Times New Roman" w:hAnsi="Times New Roman"/>
+                <w:b w:val="false"/>
+                <w:bCs w:val="false"/>
+                <w:sz w:val="24"/>
+                <w:szCs w:val="24"/>
+              </w:rPr>
+              <w:t xml:space="preserve">2.10</w:t>
+            </w:r>
+          </w:p>
+        </w:tc>
+        <w:tc>
+          <w:tcPr>
+            <w:tcW w:type="dxa" w:w="1400"/>
+            <w:tcBorders>
+              <w:top w:val="single" w:color="000000" w:sz="4"/>
+              <w:left w:val="single" w:color="000000" w:sz="4"/>
+              <w:bottom w:val="single" w:color="000000" w:sz="4"/>
+              <w:right w:val="single" w:color="000000" w:sz="4"/>
+            </w:tcBorders>
+            <w:tcMar>
+              <w:top w:type="dxa" w:w="60"/>
+              <w:left w:type="dxa" w:w="100"/>
+              <w:bottom w:type="dxa" w:w="60"/>
+              <w:right w:type="dxa" w:w="100"/>
+            </w:tcMar>
+          </w:tcPr>
+          <w:p>
+            <w:pPr>
+              <w:spacing w:line="276"/>
+              <w:jc w:val="left"/>
+            </w:pPr>
+            <w:r>
+              <w:rPr>
+                <w:rFonts w:ascii="Times New Roman" w:cs="Times New Roman" w:eastAsia="Times New Roman" w:hAnsi="Times New Roman"/>
+                <w:b w:val="false"/>
+                <w:bCs w:val="false"/>
+                <w:sz w:val="24"/>
+                <w:szCs w:val="24"/>
+              </w:rPr>
+              <w:t xml:space="preserve">18.85</w:t>
+            </w:r>
+          </w:p>
+        </w:tc>
+        <w:tc>
+          <w:tcPr>
+            <w:tcW w:type="dxa" w:w="1500"/>
+            <w:tcBorders>
+              <w:top w:val="single" w:color="000000" w:sz="4"/>
+              <w:left w:val="single" w:color="000000" w:sz="4"/>
+              <w:bottom w:val="single" w:color="000000" w:sz="4"/>
+              <w:right w:val="single" w:color="000000" w:sz="4"/>
+            </w:tcBorders>
+            <w:tcMar>
+              <w:top w:type="dxa" w:w="60"/>
+              <w:left w:type="dxa" w:w="100"/>
+              <w:bottom w:type="dxa" w:w="60"/>
+              <w:right w:type="dxa" w:w="100"/>
+            </w:tcMar>
+          </w:tcPr>
+          <w:p>
+            <w:pPr>
+              <w:spacing w:line="276"/>
+              <w:jc w:val="left"/>
+            </w:pPr>
+            <w:r>
+              <w:rPr>
+                <w:rFonts w:ascii="Times New Roman" w:cs="Times New Roman" w:eastAsia="Times New Roman" w:hAnsi="Times New Roman"/>
+                <w:b w:val="false"/>
+                <w:bCs w:val="false"/>
+                <w:sz w:val="24"/>
+                <w:szCs w:val="24"/>
+              </w:rPr>
+              <w:t xml:space="preserve">17.90</w:t>
+            </w:r>
+          </w:p>
+        </w:tc>
+        <w:tc>
+          <w:tcPr>
+            <w:tcW w:type="dxa" w:w="1400"/>
+            <w:tcBorders>
+              <w:top w:val="single" w:color="000000" w:sz="4"/>
+              <w:left w:val="single" w:color="000000" w:sz="4"/>
+              <w:bottom w:val="single" w:color="000000" w:sz="4"/>
+              <w:right w:val="single" w:color="000000" w:sz="4"/>
+            </w:tcBorders>
+            <w:tcMar>
+              <w:top w:type="dxa" w:w="60"/>
+              <w:left w:type="dxa" w:w="100"/>
+              <w:bottom w:type="dxa" w:w="60"/>
+              <w:right w:type="dxa" w:w="100"/>
+            </w:tcMar>
+          </w:tcPr>
+          <w:p>
+            <w:pPr>
+              <w:spacing w:line="276"/>
+              <w:jc w:val="left"/>
+            </w:pPr>
+            <w:r>
+              <w:rPr>
+                <w:rFonts w:ascii="Times New Roman" w:cs="Times New Roman" w:eastAsia="Times New Roman" w:hAnsi="Times New Roman"/>
+                <w:b w:val="false"/>
+                <w:bCs w:val="false"/>
+                <w:sz w:val="24"/>
+                <w:szCs w:val="24"/>
+              </w:rPr>
+              <w:t xml:space="preserve">3.16</w:t>
+            </w:r>
+          </w:p>
+        </w:tc>
+        <w:tc>
+          <w:tcPr>
+            <w:tcW w:type="dxa" w:w="1126"/>
+            <w:tcBorders>
+              <w:top w:val="single" w:color="000000" w:sz="4"/>
+              <w:left w:val="single" w:color="000000" w:sz="4"/>
+              <w:bottom w:val="single" w:color="000000" w:sz="4"/>
+              <w:right w:val="single" w:color="000000" w:sz="4"/>
+            </w:tcBorders>
+            <w:tcMar>
+              <w:top w:type="dxa" w:w="60"/>
+              <w:left w:type="dxa" w:w="100"/>
+              <w:bottom w:type="dxa" w:w="60"/>
+              <w:right w:type="dxa" w:w="100"/>
+            </w:tcMar>
+          </w:tcPr>
+          <w:p>
+            <w:pPr>
+              <w:spacing w:line="276"/>
+              <w:jc w:val="left"/>
+            </w:pPr>
+            <w:r>
+              <w:rPr>
+                <w:rFonts w:ascii="Times New Roman" w:cs="Times New Roman" w:eastAsia="Times New Roman" w:hAnsi="Times New Roman"/>
+                <w:b w:val="false"/>
+                <w:bCs w:val="false"/>
+                <w:sz w:val="24"/>
+                <w:szCs w:val="24"/>
+              </w:rPr>
+              <w:t xml:space="preserve">0.17</w:t>
+            </w:r>
+          </w:p>
+        </w:tc>
+        <w:tc>
+          <w:tcPr>
+            <w:tcW w:type="dxa" w:w="1000"/>
+            <w:tcBorders>
+              <w:top w:val="single" w:color="000000" w:sz="4"/>
+              <w:left w:val="single" w:color="000000" w:sz="4"/>
+              <w:bottom w:val="single" w:color="000000" w:sz="4"/>
+              <w:right w:val="single" w:color="000000" w:sz="4"/>
+            </w:tcBorders>
+            <w:tcMar>
+              <w:top w:type="dxa" w:w="60"/>
+              <w:left w:type="dxa" w:w="100"/>
+              <w:bottom w:type="dxa" w:w="60"/>
+              <w:right w:type="dxa" w:w="100"/>
+            </w:tcMar>
+          </w:tcPr>
+          <w:p>
+            <w:pPr>
+              <w:spacing w:line="276"/>
+              <w:jc w:val="left"/>
+            </w:pPr>
+            <w:r>
+              <w:rPr>
+                <w:rFonts w:ascii="Times New Roman" w:cs="Times New Roman" w:eastAsia="Times New Roman" w:hAnsi="Times New Roman"/>
+                <w:b w:val="false"/>
+                <w:bCs w:val="false"/>
+                <w:sz w:val="24"/>
+                <w:szCs w:val="24"/>
+              </w:rPr>
+              <w:t xml:space="preserve">&lt;0.0001</w:t>
+            </w:r>
+          </w:p>
+        </w:tc>
+      </w:tr>
+      <w:tr>
+        <w:trPr>
+          <w:cantSplit/>
+          <w:tblHeader w:val="false"/>
+        </w:trPr>
+        <w:tc>
+          <w:tcPr>
+            <w:tcW w:type="dxa" w:w="1500"/>
+            <w:tcBorders>
+              <w:top w:val="single" w:color="000000" w:sz="4"/>
+              <w:left w:val="single" w:color="000000" w:sz="4"/>
+              <w:bottom w:val="single" w:color="000000" w:sz="4"/>
+              <w:right w:val="single" w:color="000000" w:sz="4"/>
+            </w:tcBorders>
+            <w:tcMar>
+              <w:top w:type="dxa" w:w="60"/>
+              <w:left w:type="dxa" w:w="100"/>
+              <w:bottom w:type="dxa" w:w="60"/>
+              <w:right w:type="dxa" w:w="100"/>
+            </w:tcMar>
+          </w:tcPr>
+          <w:p>
+            <w:pPr>
+              <w:spacing w:line="276"/>
+              <w:jc w:val="left"/>
+            </w:pPr>
+            <w:r>
+              <w:rPr>
+                <w:rFonts w:ascii="Times New Roman" w:cs="Times New Roman" w:eastAsia="Times New Roman" w:hAnsi="Times New Roman"/>
+                <w:b w:val="false"/>
+                <w:bCs w:val="false"/>
+                <w:sz w:val="24"/>
+                <w:szCs w:val="24"/>
+              </w:rPr>
+              <w:t xml:space="preserve">Reordering (50 ms, 25%)</w:t>
+            </w:r>
+          </w:p>
+        </w:tc>
+        <w:tc>
+          <w:tcPr>
+            <w:tcW w:type="dxa" w:w="1100"/>
+            <w:tcBorders>
+              <w:top w:val="single" w:color="000000" w:sz="4"/>
+              <w:left w:val="single" w:color="000000" w:sz="4"/>
+              <w:bottom w:val="single" w:color="000000" w:sz="4"/>
+              <w:right w:val="single" w:color="000000" w:sz="4"/>
+            </w:tcBorders>
+            <w:tcMar>
+              <w:top w:type="dxa" w:w="60"/>
+              <w:left w:type="dxa" w:w="100"/>
+              <w:bottom w:type="dxa" w:w="60"/>
+              <w:right w:type="dxa" w:w="100"/>
+            </w:tcMar>
+          </w:tcPr>
+          <w:p>
+            <w:pPr>
+              <w:spacing w:line="276"/>
+              <w:jc w:val="left"/>
+            </w:pPr>
+            <w:r>
+              <w:rPr>
+                <w:rFonts w:ascii="Times New Roman" w:cs="Times New Roman" w:eastAsia="Times New Roman" w:hAnsi="Times New Roman"/>
+                <w:b w:val="false"/>
+                <w:bCs w:val="false"/>
+                <w:sz w:val="24"/>
+                <w:szCs w:val="24"/>
+              </w:rPr>
+              <w:t xml:space="preserve">1.03</w:t>
+            </w:r>
+          </w:p>
+        </w:tc>
+        <w:tc>
+          <w:tcPr>
+            <w:tcW w:type="dxa" w:w="1400"/>
+            <w:tcBorders>
+              <w:top w:val="single" w:color="000000" w:sz="4"/>
+              <w:left w:val="single" w:color="000000" w:sz="4"/>
+              <w:bottom w:val="single" w:color="000000" w:sz="4"/>
+              <w:right w:val="single" w:color="000000" w:sz="4"/>
+            </w:tcBorders>
+            <w:tcMar>
+              <w:top w:type="dxa" w:w="60"/>
+              <w:left w:type="dxa" w:w="100"/>
+              <w:bottom w:type="dxa" w:w="60"/>
+              <w:right w:type="dxa" w:w="100"/>
+            </w:tcMar>
+          </w:tcPr>
+          <w:p>
+            <w:pPr>
+              <w:spacing w:line="276"/>
+              <w:jc w:val="left"/>
+            </w:pPr>
+            <w:r>
+              <w:rPr>
+                <w:rFonts w:ascii="Times New Roman" w:cs="Times New Roman" w:eastAsia="Times New Roman" w:hAnsi="Times New Roman"/>
+                <w:b w:val="false"/>
+                <w:bCs w:val="false"/>
+                <w:sz w:val="24"/>
+                <w:szCs w:val="24"/>
+              </w:rPr>
+              <w:t xml:space="preserve">2.68</w:t>
+            </w:r>
+          </w:p>
+        </w:tc>
+        <w:tc>
+          <w:tcPr>
+            <w:tcW w:type="dxa" w:w="1500"/>
+            <w:tcBorders>
+              <w:top w:val="single" w:color="000000" w:sz="4"/>
+              <w:left w:val="single" w:color="000000" w:sz="4"/>
+              <w:bottom w:val="single" w:color="000000" w:sz="4"/>
+              <w:right w:val="single" w:color="000000" w:sz="4"/>
+            </w:tcBorders>
+            <w:tcMar>
+              <w:top w:type="dxa" w:w="60"/>
+              <w:left w:type="dxa" w:w="100"/>
+              <w:bottom w:type="dxa" w:w="60"/>
+              <w:right w:type="dxa" w:w="100"/>
+            </w:tcMar>
+          </w:tcPr>
+          <w:p>
+            <w:pPr>
+              <w:spacing w:line="276"/>
+              <w:jc w:val="left"/>
+            </w:pPr>
+            <w:r>
+              <w:rPr>
+                <w:rFonts w:ascii="Times New Roman" w:cs="Times New Roman" w:eastAsia="Times New Roman" w:hAnsi="Times New Roman"/>
+                <w:b w:val="false"/>
+                <w:bCs w:val="false"/>
+                <w:sz w:val="24"/>
+                <w:szCs w:val="24"/>
+              </w:rPr>
+              <w:t xml:space="preserve">5.44</w:t>
+            </w:r>
+          </w:p>
+        </w:tc>
+        <w:tc>
+          <w:tcPr>
+            <w:tcW w:type="dxa" w:w="1400"/>
+            <w:tcBorders>
+              <w:top w:val="single" w:color="000000" w:sz="4"/>
+              <w:left w:val="single" w:color="000000" w:sz="4"/>
+              <w:bottom w:val="single" w:color="000000" w:sz="4"/>
+              <w:right w:val="single" w:color="000000" w:sz="4"/>
+            </w:tcBorders>
+            <w:tcMar>
+              <w:top w:type="dxa" w:w="60"/>
+              <w:left w:type="dxa" w:w="100"/>
+              <w:bottom w:type="dxa" w:w="60"/>
+              <w:right w:type="dxa" w:w="100"/>
+            </w:tcMar>
+          </w:tcPr>
+          <w:p>
+            <w:pPr>
+              <w:spacing w:line="276"/>
+              <w:jc w:val="left"/>
+            </w:pPr>
+            <w:r>
+              <w:rPr>
+                <w:rFonts w:ascii="Times New Roman" w:cs="Times New Roman" w:eastAsia="Times New Roman" w:hAnsi="Times New Roman"/>
+                <w:b w:val="false"/>
+                <w:bCs w:val="false"/>
+                <w:sz w:val="24"/>
+                <w:szCs w:val="24"/>
+              </w:rPr>
+              <w:t xml:space="preserve">1.78</w:t>
+            </w:r>
+          </w:p>
+        </w:tc>
+        <w:tc>
+          <w:tcPr>
+            <w:tcW w:type="dxa" w:w="1126"/>
+            <w:tcBorders>
+              <w:top w:val="single" w:color="000000" w:sz="4"/>
+              <w:left w:val="single" w:color="000000" w:sz="4"/>
+              <w:bottom w:val="single" w:color="000000" w:sz="4"/>
+              <w:right w:val="single" w:color="000000" w:sz="4"/>
+            </w:tcBorders>
+            <w:tcMar>
+              <w:top w:type="dxa" w:w="60"/>
+              <w:left w:type="dxa" w:w="100"/>
+              <w:bottom w:type="dxa" w:w="60"/>
+              <w:right w:type="dxa" w:w="100"/>
+            </w:tcMar>
+          </w:tcPr>
+          <w:p>
+            <w:pPr>
+              <w:spacing w:line="276"/>
+              <w:jc w:val="left"/>
+            </w:pPr>
+            <w:r>
+              <w:rPr>
+                <w:rFonts w:ascii="Times New Roman" w:cs="Times New Roman" w:eastAsia="Times New Roman" w:hAnsi="Times New Roman"/>
+                <w:b w:val="false"/>
+                <w:bCs w:val="false"/>
+                <w:sz w:val="24"/>
+                <w:szCs w:val="24"/>
+              </w:rPr>
+              <w:t xml:space="preserve">0.67</w:t>
+            </w:r>
+          </w:p>
+        </w:tc>
+        <w:tc>
+          <w:tcPr>
+            <w:tcW w:type="dxa" w:w="1000"/>
+            <w:tcBorders>
+              <w:top w:val="single" w:color="000000" w:sz="4"/>
+              <w:left w:val="single" w:color="000000" w:sz="4"/>
+              <w:bottom w:val="single" w:color="000000" w:sz="4"/>
+              <w:right w:val="single" w:color="000000" w:sz="4"/>
+            </w:tcBorders>
+            <w:tcMar>
+              <w:top w:type="dxa" w:w="60"/>
+              <w:left w:type="dxa" w:w="100"/>
+              <w:bottom w:type="dxa" w:w="60"/>
+              <w:right w:type="dxa" w:w="100"/>
+            </w:tcMar>
+          </w:tcPr>
+          <w:p>
+            <w:pPr>
+              <w:spacing w:line="276"/>
+              <w:jc w:val="left"/>
+            </w:pPr>
+            <w:r>
+              <w:rPr>
+                <w:rFonts w:ascii="Times New Roman" w:cs="Times New Roman" w:eastAsia="Times New Roman" w:hAnsi="Times New Roman"/>
+                <w:b w:val="false"/>
+                <w:bCs w:val="false"/>
+                <w:sz w:val="24"/>
+                <w:szCs w:val="24"/>
+              </w:rPr>
+              <w:t xml:space="preserve">0.24</w:t>
+            </w:r>
+          </w:p>
+        </w:tc>
+      </w:tr>
+    </w:tbl>
+    <w:p>
+      <w:pPr>
+        <w:spacing w:after="160"/>
+      </w:pPr>
+    </w:p>
+    <w:p>
+      <w:pPr>
+        <w:spacing w:after="120" w:line="360"/>
+        <w:jc w:val="both"/>
+      </w:pPr>
+      <w:r>
+        <w:rPr>
+          <w:rFonts w:ascii="Times New Roman" w:cs="Times New Roman" w:eastAsia="Times New Roman" w:hAnsi="Times New Roman"/>
+          <w:sz w:val="24"/>
+          <w:szCs w:val="24"/>
+        </w:rPr>
+        <w:t xml:space="preserve">Against tuned AIMD the neural agent is faster by 61%, 70% and 83% on the lossy, 5G-like and satellite paths, all highly significant, and by 33% on the reordering path, where the difference is not significant because tuned AIMD is bimodal there (1.1 to 4.1 s). A TCP-like initial window of 10 does not help AIMD on these paths. </w:t>
+      </w:r>
+      <w:r>
+        <w:rPr>
+          <w:rFonts w:ascii="Times New Roman" w:cs="Times New Roman" w:eastAsia="Times New Roman" w:hAnsi="Times New Roman"/>
+          <w:b/>
+          <w:bCs/>
+          <w:sz w:val="24"/>
+          <w:szCs w:val="24"/>
+        </w:rPr>
+        <w:t xml:space="preserve">Kernel TCP is faster than the neural agent on every path</w:t>
+      </w:r>
+      <w:r>
+        <w:rPr>
+          <w:rFonts w:ascii="Times New Roman" w:cs="Times New Roman" w:eastAsia="Times New Roman" w:hAnsi="Times New Roman"/>
+          <w:sz w:val="24"/>
+          <w:szCs w:val="24"/>
+        </w:rPr>
+        <w:t xml:space="preserve">: 1.5 times on the satellite path, 1.7 times on the 5G-like and reordering paths and 3.2 times on the lossy path. Plain UDP delivered 26 to 36 percent of the packets. The honest summary is that the learned controller is clearly better than the AIMD baselines on a real kernel path, and that it does not match a mature kernel TCP, which has decades of tuning, a larger initial window handled in the kernel, and no user-space scheduling cost. Run-to-run variation on a shared laptop is large (in an earlier set of runs the same neural configuration took 1.4 s and 2.1 s on the lossy path), so differences of tens of percent between single cells should not be over-read.</w:t>
       </w:r>
     </w:p>
     <w:p>
@@ -39196,7 +40519,7 @@
           <w:sz w:val="24"/>
           <w:szCs w:val="24"/>
         </w:rPr>
-        <w:t xml:space="preserve"> The path is emulated in the client process, in a user-space proxy on the loopback interface, or in virtual time. These agree with each other, but none is a kernel qdisc, a physical link or a multi-machine path, and kernel TCP was not measured; netem_baselines.sh is provided for a Linux host with root access, which was not available.</w:t>
+        <w:t xml:space="preserve"> The path is emulated in the client process, in a user-space proxy on the loopback interface, or in virtual time. These agree with each other. The comparison was repeated once on kernel tc/netem over loopback on one laptop (Section 8.17, five runs per cell), where kernel TCP is faster than the neural agent on every path; no physical link or multi-machine path was tested.</w:t>
       </w:r>
     </w:p>
     <w:p>
@@ -39433,7 +40756,7 @@
           <w:sz w:val="24"/>
           <w:szCs w:val="24"/>
         </w:rPr>
-        <w:t xml:space="preserve">Running netem_baselines.sh on a Linux host with root access to measure kernel TCP, plain UDP and RUDP on the same impaired path, and repeating the comparison on a real multi-machine path.</w:t>
+        <w:t xml:space="preserve">Repeating the kernel comparison on a real multi-machine path, with more runs per cell, and closing the gap to kernel TCP (a larger initial window and cheaper per-packet handling are the first candidates).</w:t>
       </w:r>
     </w:p>
     <w:p>

--- a/docs/RUDP_Final_Project_Report.docx
+++ b/docs/RUDP_Final_Project_Report.docx
@@ -33802,6 +33802,6520 @@
     </w:p>
     <w:p>
       <w:pPr>
+        <w:pStyle w:val="Heading2"/>
+        <w:keepNext/>
+        <w:spacing w:after="120" w:before="120" w:line="360"/>
+      </w:pPr>
+      <w:r>
+        <w:rPr>
+          <w:rFonts w:ascii="Times New Roman" w:cs="Times New Roman" w:eastAsia="Times New Roman" w:hAnsi="Times New Roman"/>
+          <w:b/>
+          <w:bCs/>
+          <w:sz w:val="24"/>
+          <w:szCs w:val="24"/>
+        </w:rPr>
+        <w:t xml:space="preserve">8.18 Paths that change during a transfer</w:t>
+      </w:r>
+    </w:p>
+    <w:p>
+      <w:pPr>
+        <w:spacing w:after="120" w:line="360"/>
+        <w:jc w:val="both"/>
+      </w:pPr>
+      <w:r>
+        <w:rPr>
+          <w:rFonts w:ascii="Times New Roman" w:cs="Times New Roman" w:eastAsia="Times New Roman" w:hAnsi="Times New Roman"/>
+          <w:sz w:val="24"/>
+          <w:szCs w:val="24"/>
+        </w:rPr>
+        <w:t xml:space="preserve">Every earlier test used a path whose bandwidth and delay stay constant. Experimental comparisons of learned and human-derived congestion control [14] motivate testing how a learned controller copes when the path changes during a flow. A new option, --dyn, was added to the virtual-time sender: it lists times at which the bottleneck rate and the one-way delay take new values. Four cases were run on a path of 1,500 packets/s, 30 ms one-way delay, 0.2% loss and a 60-packet queue (4,000 packets, 20 paired seeds, tools/dyn_eval.py): the rate drops to 300 packets/s after 0.8 s; the rate rises from 300 to 1,500 packets/s after 0.8 s; the one-way delay jumps from 30 to 120 ms after 0.8 s; and a satellite-like hand-over pattern in which every second the rate falls to 200 packets/s for 150 ms and the delay alternates between 25 and 45 ms.</w:t>
+      </w:r>
+    </w:p>
+    <w:p>
+      <w:pPr>
+        <w:keepNext/>
+        <w:spacing w:after="80" w:before="120"/>
+        <w:jc w:val="center"/>
+      </w:pPr>
+      <w:r>
+        <w:rPr>
+          <w:rFonts w:ascii="Times New Roman" w:cs="Times New Roman" w:eastAsia="Times New Roman" w:hAnsi="Times New Roman"/>
+          <w:b/>
+          <w:bCs/>
+          <w:sz w:val="24"/>
+          <w:szCs w:val="24"/>
+        </w:rPr>
+        <w:t xml:space="preserve">Table 8t: Mean completion time (s) of 4,000 packets on paths that change during the transfer, ±95% interval, 20 paired seeds, virtual time</w:t>
+      </w:r>
+    </w:p>
+    <w:tbl>
+      <w:tblPr>
+        <w:tblW w:type="dxa" w:w="9026"/>
+        <w:tblBorders>
+          <w:top w:val="single" w:color="auto" w:sz="4"/>
+          <w:left w:val="single" w:color="auto" w:sz="4"/>
+          <w:bottom w:val="single" w:color="auto" w:sz="4"/>
+          <w:right w:val="single" w:color="auto" w:sz="4"/>
+          <w:insideH w:val="single" w:color="auto" w:sz="4"/>
+          <w:insideV w:val="single" w:color="auto" w:sz="4"/>
+        </w:tblBorders>
+      </w:tblPr>
+      <w:tblGrid>
+        <w:gridCol w:w="1700"/>
+        <w:gridCol w:w="1800"/>
+        <w:gridCol w:w="1800"/>
+        <w:gridCol w:w="1800"/>
+        <w:gridCol w:w="1926"/>
+      </w:tblGrid>
+      <w:tr>
+        <w:trPr>
+          <w:cantSplit/>
+          <w:tblHeader/>
+        </w:trPr>
+        <w:tc>
+          <w:tcPr>
+            <w:tcW w:type="dxa" w:w="1700"/>
+            <w:tcBorders>
+              <w:top w:val="single" w:color="000000" w:sz="4"/>
+              <w:left w:val="single" w:color="000000" w:sz="4"/>
+              <w:bottom w:val="single" w:color="000000" w:sz="4"/>
+              <w:right w:val="single" w:color="000000" w:sz="4"/>
+            </w:tcBorders>
+            <w:shd w:fill="D9D9D9" w:color="auto" w:val="clear"/>
+            <w:tcMar>
+              <w:top w:type="dxa" w:w="60"/>
+              <w:left w:type="dxa" w:w="100"/>
+              <w:bottom w:type="dxa" w:w="60"/>
+              <w:right w:type="dxa" w:w="100"/>
+            </w:tcMar>
+          </w:tcPr>
+          <w:p>
+            <w:pPr>
+              <w:spacing w:line="276"/>
+              <w:jc w:val="left"/>
+            </w:pPr>
+            <w:r>
+              <w:rPr>
+                <w:rFonts w:ascii="Times New Roman" w:cs="Times New Roman" w:eastAsia="Times New Roman" w:hAnsi="Times New Roman"/>
+                <w:b/>
+                <w:bCs/>
+                <w:sz w:val="24"/>
+                <w:szCs w:val="24"/>
+              </w:rPr>
+              <w:t xml:space="preserve">Case</w:t>
+            </w:r>
+          </w:p>
+        </w:tc>
+        <w:tc>
+          <w:tcPr>
+            <w:tcW w:type="dxa" w:w="1800"/>
+            <w:tcBorders>
+              <w:top w:val="single" w:color="000000" w:sz="4"/>
+              <w:left w:val="single" w:color="000000" w:sz="4"/>
+              <w:bottom w:val="single" w:color="000000" w:sz="4"/>
+              <w:right w:val="single" w:color="000000" w:sz="4"/>
+            </w:tcBorders>
+            <w:shd w:fill="D9D9D9" w:color="auto" w:val="clear"/>
+            <w:tcMar>
+              <w:top w:type="dxa" w:w="60"/>
+              <w:left w:type="dxa" w:w="100"/>
+              <w:bottom w:type="dxa" w:w="60"/>
+              <w:right w:type="dxa" w:w="100"/>
+            </w:tcMar>
+          </w:tcPr>
+          <w:p>
+            <w:pPr>
+              <w:spacing w:line="276"/>
+              <w:jc w:val="left"/>
+            </w:pPr>
+            <w:r>
+              <w:rPr>
+                <w:rFonts w:ascii="Times New Roman" w:cs="Times New Roman" w:eastAsia="Times New Roman" w:hAnsi="Times New Roman"/>
+                <w:b/>
+                <w:bCs/>
+                <w:sz w:val="24"/>
+                <w:szCs w:val="24"/>
+              </w:rPr>
+              <w:t xml:space="preserve">AIMD, tuned</w:t>
+            </w:r>
+          </w:p>
+        </w:tc>
+        <w:tc>
+          <w:tcPr>
+            <w:tcW w:type="dxa" w:w="1800"/>
+            <w:tcBorders>
+              <w:top w:val="single" w:color="000000" w:sz="4"/>
+              <w:left w:val="single" w:color="000000" w:sz="4"/>
+              <w:bottom w:val="single" w:color="000000" w:sz="4"/>
+              <w:right w:val="single" w:color="000000" w:sz="4"/>
+            </w:tcBorders>
+            <w:shd w:fill="D9D9D9" w:color="auto" w:val="clear"/>
+            <w:tcMar>
+              <w:top w:type="dxa" w:w="60"/>
+              <w:left w:type="dxa" w:w="100"/>
+              <w:bottom w:type="dxa" w:w="60"/>
+              <w:right w:type="dxa" w:w="100"/>
+            </w:tcMar>
+          </w:tcPr>
+          <w:p>
+            <w:pPr>
+              <w:spacing w:line="276"/>
+              <w:jc w:val="left"/>
+            </w:pPr>
+            <w:r>
+              <w:rPr>
+                <w:rFonts w:ascii="Times New Roman" w:cs="Times New Roman" w:eastAsia="Times New Roman" w:hAnsi="Times New Roman"/>
+                <w:b/>
+                <w:bCs/>
+                <w:sz w:val="24"/>
+                <w:szCs w:val="24"/>
+              </w:rPr>
+              <w:t xml:space="preserve">CUBIC</w:t>
+            </w:r>
+          </w:p>
+        </w:tc>
+        <w:tc>
+          <w:tcPr>
+            <w:tcW w:type="dxa" w:w="1800"/>
+            <w:tcBorders>
+              <w:top w:val="single" w:color="000000" w:sz="4"/>
+              <w:left w:val="single" w:color="000000" w:sz="4"/>
+              <w:bottom w:val="single" w:color="000000" w:sz="4"/>
+              <w:right w:val="single" w:color="000000" w:sz="4"/>
+            </w:tcBorders>
+            <w:shd w:fill="D9D9D9" w:color="auto" w:val="clear"/>
+            <w:tcMar>
+              <w:top w:type="dxa" w:w="60"/>
+              <w:left w:type="dxa" w:w="100"/>
+              <w:bottom w:type="dxa" w:w="60"/>
+              <w:right w:type="dxa" w:w="100"/>
+            </w:tcMar>
+          </w:tcPr>
+          <w:p>
+            <w:pPr>
+              <w:spacing w:line="276"/>
+              <w:jc w:val="left"/>
+            </w:pPr>
+            <w:r>
+              <w:rPr>
+                <w:rFonts w:ascii="Times New Roman" w:cs="Times New Roman" w:eastAsia="Times New Roman" w:hAnsi="Times New Roman"/>
+                <w:b/>
+                <w:bCs/>
+                <w:sz w:val="24"/>
+                <w:szCs w:val="24"/>
+              </w:rPr>
+              <w:t xml:space="preserve">BBR-style</w:t>
+            </w:r>
+          </w:p>
+        </w:tc>
+        <w:tc>
+          <w:tcPr>
+            <w:tcW w:type="dxa" w:w="1926"/>
+            <w:tcBorders>
+              <w:top w:val="single" w:color="000000" w:sz="4"/>
+              <w:left w:val="single" w:color="000000" w:sz="4"/>
+              <w:bottom w:val="single" w:color="000000" w:sz="4"/>
+              <w:right w:val="single" w:color="000000" w:sz="4"/>
+            </w:tcBorders>
+            <w:shd w:fill="D9D9D9" w:color="auto" w:val="clear"/>
+            <w:tcMar>
+              <w:top w:type="dxa" w:w="60"/>
+              <w:left w:type="dxa" w:w="100"/>
+              <w:bottom w:type="dxa" w:w="60"/>
+              <w:right w:type="dxa" w:w="100"/>
+            </w:tcMar>
+          </w:tcPr>
+          <w:p>
+            <w:pPr>
+              <w:spacing w:line="276"/>
+              <w:jc w:val="left"/>
+            </w:pPr>
+            <w:r>
+              <w:rPr>
+                <w:rFonts w:ascii="Times New Roman" w:cs="Times New Roman" w:eastAsia="Times New Roman" w:hAnsi="Times New Roman"/>
+                <w:b/>
+                <w:bCs/>
+                <w:sz w:val="24"/>
+                <w:szCs w:val="24"/>
+              </w:rPr>
+              <w:t xml:space="preserve">Neural</w:t>
+            </w:r>
+          </w:p>
+        </w:tc>
+      </w:tr>
+      <w:tr>
+        <w:trPr>
+          <w:cantSplit/>
+          <w:tblHeader w:val="false"/>
+        </w:trPr>
+        <w:tc>
+          <w:tcPr>
+            <w:tcW w:type="dxa" w:w="1700"/>
+            <w:tcBorders>
+              <w:top w:val="single" w:color="000000" w:sz="4"/>
+              <w:left w:val="single" w:color="000000" w:sz="4"/>
+              <w:bottom w:val="single" w:color="000000" w:sz="4"/>
+              <w:right w:val="single" w:color="000000" w:sz="4"/>
+            </w:tcBorders>
+            <w:tcMar>
+              <w:top w:type="dxa" w:w="60"/>
+              <w:left w:type="dxa" w:w="100"/>
+              <w:bottom w:type="dxa" w:w="60"/>
+              <w:right w:type="dxa" w:w="100"/>
+            </w:tcMar>
+          </w:tcPr>
+          <w:p>
+            <w:pPr>
+              <w:spacing w:line="276"/>
+              <w:jc w:val="left"/>
+            </w:pPr>
+            <w:r>
+              <w:rPr>
+                <w:rFonts w:ascii="Times New Roman" w:cs="Times New Roman" w:eastAsia="Times New Roman" w:hAnsi="Times New Roman"/>
+                <w:b w:val="false"/>
+                <w:bCs w:val="false"/>
+                <w:sz w:val="24"/>
+                <w:szCs w:val="24"/>
+              </w:rPr>
+              <w:t xml:space="preserve">Bandwidth drop</w:t>
+            </w:r>
+          </w:p>
+        </w:tc>
+        <w:tc>
+          <w:tcPr>
+            <w:tcW w:type="dxa" w:w="1800"/>
+            <w:tcBorders>
+              <w:top w:val="single" w:color="000000" w:sz="4"/>
+              <w:left w:val="single" w:color="000000" w:sz="4"/>
+              <w:bottom w:val="single" w:color="000000" w:sz="4"/>
+              <w:right w:val="single" w:color="000000" w:sz="4"/>
+            </w:tcBorders>
+            <w:tcMar>
+              <w:top w:type="dxa" w:w="60"/>
+              <w:left w:type="dxa" w:w="100"/>
+              <w:bottom w:type="dxa" w:w="60"/>
+              <w:right w:type="dxa" w:w="100"/>
+            </w:tcMar>
+          </w:tcPr>
+          <w:p>
+            <w:pPr>
+              <w:spacing w:line="276"/>
+              <w:jc w:val="left"/>
+            </w:pPr>
+            <w:r>
+              <w:rPr>
+                <w:rFonts w:ascii="Times New Roman" w:cs="Times New Roman" w:eastAsia="Times New Roman" w:hAnsi="Times New Roman"/>
+                <w:b w:val="false"/>
+                <w:bCs w:val="false"/>
+                <w:sz w:val="24"/>
+                <w:szCs w:val="24"/>
+              </w:rPr>
+              <w:t xml:space="preserve">13.58 ± 0.25</w:t>
+            </w:r>
+          </w:p>
+        </w:tc>
+        <w:tc>
+          <w:tcPr>
+            <w:tcW w:type="dxa" w:w="1800"/>
+            <w:tcBorders>
+              <w:top w:val="single" w:color="000000" w:sz="4"/>
+              <w:left w:val="single" w:color="000000" w:sz="4"/>
+              <w:bottom w:val="single" w:color="000000" w:sz="4"/>
+              <w:right w:val="single" w:color="000000" w:sz="4"/>
+            </w:tcBorders>
+            <w:tcMar>
+              <w:top w:type="dxa" w:w="60"/>
+              <w:left w:type="dxa" w:w="100"/>
+              <w:bottom w:type="dxa" w:w="60"/>
+              <w:right w:type="dxa" w:w="100"/>
+            </w:tcMar>
+          </w:tcPr>
+          <w:p>
+            <w:pPr>
+              <w:spacing w:line="276"/>
+              <w:jc w:val="left"/>
+            </w:pPr>
+            <w:r>
+              <w:rPr>
+                <w:rFonts w:ascii="Times New Roman" w:cs="Times New Roman" w:eastAsia="Times New Roman" w:hAnsi="Times New Roman"/>
+                <w:b w:val="false"/>
+                <w:bCs w:val="false"/>
+                <w:sz w:val="24"/>
+                <w:szCs w:val="24"/>
+              </w:rPr>
+              <w:t xml:space="preserve">17.74 ± 1.37</w:t>
+            </w:r>
+          </w:p>
+        </w:tc>
+        <w:tc>
+          <w:tcPr>
+            <w:tcW w:type="dxa" w:w="1800"/>
+            <w:tcBorders>
+              <w:top w:val="single" w:color="000000" w:sz="4"/>
+              <w:left w:val="single" w:color="000000" w:sz="4"/>
+              <w:bottom w:val="single" w:color="000000" w:sz="4"/>
+              <w:right w:val="single" w:color="000000" w:sz="4"/>
+            </w:tcBorders>
+            <w:tcMar>
+              <w:top w:type="dxa" w:w="60"/>
+              <w:left w:type="dxa" w:w="100"/>
+              <w:bottom w:type="dxa" w:w="60"/>
+              <w:right w:type="dxa" w:w="100"/>
+            </w:tcMar>
+          </w:tcPr>
+          <w:p>
+            <w:pPr>
+              <w:spacing w:line="276"/>
+              <w:jc w:val="left"/>
+            </w:pPr>
+            <w:r>
+              <w:rPr>
+                <w:rFonts w:ascii="Times New Roman" w:cs="Times New Roman" w:eastAsia="Times New Roman" w:hAnsi="Times New Roman"/>
+                <w:b w:val="false"/>
+                <w:bCs w:val="false"/>
+                <w:sz w:val="24"/>
+                <w:szCs w:val="24"/>
+              </w:rPr>
+              <w:t xml:space="preserve">13.39 ± 0.27</w:t>
+            </w:r>
+          </w:p>
+        </w:tc>
+        <w:tc>
+          <w:tcPr>
+            <w:tcW w:type="dxa" w:w="1926"/>
+            <w:tcBorders>
+              <w:top w:val="single" w:color="000000" w:sz="4"/>
+              <w:left w:val="single" w:color="000000" w:sz="4"/>
+              <w:bottom w:val="single" w:color="000000" w:sz="4"/>
+              <w:right w:val="single" w:color="000000" w:sz="4"/>
+            </w:tcBorders>
+            <w:tcMar>
+              <w:top w:type="dxa" w:w="60"/>
+              <w:left w:type="dxa" w:w="100"/>
+              <w:bottom w:type="dxa" w:w="60"/>
+              <w:right w:type="dxa" w:w="100"/>
+            </w:tcMar>
+          </w:tcPr>
+          <w:p>
+            <w:pPr>
+              <w:spacing w:line="276"/>
+              <w:jc w:val="left"/>
+            </w:pPr>
+            <w:r>
+              <w:rPr>
+                <w:rFonts w:ascii="Times New Roman" w:cs="Times New Roman" w:eastAsia="Times New Roman" w:hAnsi="Times New Roman"/>
+                <w:b w:val="false"/>
+                <w:bCs w:val="false"/>
+                <w:sz w:val="24"/>
+                <w:szCs w:val="24"/>
+              </w:rPr>
+              <w:t xml:space="preserve">12.72 ± 0.18</w:t>
+            </w:r>
+          </w:p>
+        </w:tc>
+      </w:tr>
+      <w:tr>
+        <w:trPr>
+          <w:cantSplit/>
+          <w:tblHeader w:val="false"/>
+        </w:trPr>
+        <w:tc>
+          <w:tcPr>
+            <w:tcW w:type="dxa" w:w="1700"/>
+            <w:tcBorders>
+              <w:top w:val="single" w:color="000000" w:sz="4"/>
+              <w:left w:val="single" w:color="000000" w:sz="4"/>
+              <w:bottom w:val="single" w:color="000000" w:sz="4"/>
+              <w:right w:val="single" w:color="000000" w:sz="4"/>
+            </w:tcBorders>
+            <w:tcMar>
+              <w:top w:type="dxa" w:w="60"/>
+              <w:left w:type="dxa" w:w="100"/>
+              <w:bottom w:type="dxa" w:w="60"/>
+              <w:right w:type="dxa" w:w="100"/>
+            </w:tcMar>
+          </w:tcPr>
+          <w:p>
+            <w:pPr>
+              <w:spacing w:line="276"/>
+              <w:jc w:val="left"/>
+            </w:pPr>
+            <w:r>
+              <w:rPr>
+                <w:rFonts w:ascii="Times New Roman" w:cs="Times New Roman" w:eastAsia="Times New Roman" w:hAnsi="Times New Roman"/>
+                <w:b w:val="false"/>
+                <w:bCs w:val="false"/>
+                <w:sz w:val="24"/>
+                <w:szCs w:val="24"/>
+              </w:rPr>
+              <w:t xml:space="preserve">Bandwidth rise</w:t>
+            </w:r>
+          </w:p>
+        </w:tc>
+        <w:tc>
+          <w:tcPr>
+            <w:tcW w:type="dxa" w:w="1800"/>
+            <w:tcBorders>
+              <w:top w:val="single" w:color="000000" w:sz="4"/>
+              <w:left w:val="single" w:color="000000" w:sz="4"/>
+              <w:bottom w:val="single" w:color="000000" w:sz="4"/>
+              <w:right w:val="single" w:color="000000" w:sz="4"/>
+            </w:tcBorders>
+            <w:tcMar>
+              <w:top w:type="dxa" w:w="60"/>
+              <w:left w:type="dxa" w:w="100"/>
+              <w:bottom w:type="dxa" w:w="60"/>
+              <w:right w:type="dxa" w:w="100"/>
+            </w:tcMar>
+          </w:tcPr>
+          <w:p>
+            <w:pPr>
+              <w:spacing w:line="276"/>
+              <w:jc w:val="left"/>
+            </w:pPr>
+            <w:r>
+              <w:rPr>
+                <w:rFonts w:ascii="Times New Roman" w:cs="Times New Roman" w:eastAsia="Times New Roman" w:hAnsi="Times New Roman"/>
+                <w:b w:val="false"/>
+                <w:bCs w:val="false"/>
+                <w:sz w:val="24"/>
+                <w:szCs w:val="24"/>
+              </w:rPr>
+              <w:t xml:space="preserve">9.21 ± 0.88</w:t>
+            </w:r>
+          </w:p>
+        </w:tc>
+        <w:tc>
+          <w:tcPr>
+            <w:tcW w:type="dxa" w:w="1800"/>
+            <w:tcBorders>
+              <w:top w:val="single" w:color="000000" w:sz="4"/>
+              <w:left w:val="single" w:color="000000" w:sz="4"/>
+              <w:bottom w:val="single" w:color="000000" w:sz="4"/>
+              <w:right w:val="single" w:color="000000" w:sz="4"/>
+            </w:tcBorders>
+            <w:tcMar>
+              <w:top w:type="dxa" w:w="60"/>
+              <w:left w:type="dxa" w:w="100"/>
+              <w:bottom w:type="dxa" w:w="60"/>
+              <w:right w:type="dxa" w:w="100"/>
+            </w:tcMar>
+          </w:tcPr>
+          <w:p>
+            <w:pPr>
+              <w:spacing w:line="276"/>
+              <w:jc w:val="left"/>
+            </w:pPr>
+            <w:r>
+              <w:rPr>
+                <w:rFonts w:ascii="Times New Roman" w:cs="Times New Roman" w:eastAsia="Times New Roman" w:hAnsi="Times New Roman"/>
+                <w:b w:val="false"/>
+                <w:bCs w:val="false"/>
+                <w:sz w:val="24"/>
+                <w:szCs w:val="24"/>
+              </w:rPr>
+              <w:t xml:space="preserve">15.10 ± 1.51</w:t>
+            </w:r>
+          </w:p>
+        </w:tc>
+        <w:tc>
+          <w:tcPr>
+            <w:tcW w:type="dxa" w:w="1800"/>
+            <w:tcBorders>
+              <w:top w:val="single" w:color="000000" w:sz="4"/>
+              <w:left w:val="single" w:color="000000" w:sz="4"/>
+              <w:bottom w:val="single" w:color="000000" w:sz="4"/>
+              <w:right w:val="single" w:color="000000" w:sz="4"/>
+            </w:tcBorders>
+            <w:tcMar>
+              <w:top w:type="dxa" w:w="60"/>
+              <w:left w:type="dxa" w:w="100"/>
+              <w:bottom w:type="dxa" w:w="60"/>
+              <w:right w:type="dxa" w:w="100"/>
+            </w:tcMar>
+          </w:tcPr>
+          <w:p>
+            <w:pPr>
+              <w:spacing w:line="276"/>
+              <w:jc w:val="left"/>
+            </w:pPr>
+            <w:r>
+              <w:rPr>
+                <w:rFonts w:ascii="Times New Roman" w:cs="Times New Roman" w:eastAsia="Times New Roman" w:hAnsi="Times New Roman"/>
+                <w:b w:val="false"/>
+                <w:bCs w:val="false"/>
+                <w:sz w:val="24"/>
+                <w:szCs w:val="24"/>
+              </w:rPr>
+              <w:t xml:space="preserve">5.00 ± 0.14</w:t>
+            </w:r>
+          </w:p>
+        </w:tc>
+        <w:tc>
+          <w:tcPr>
+            <w:tcW w:type="dxa" w:w="1926"/>
+            <w:tcBorders>
+              <w:top w:val="single" w:color="000000" w:sz="4"/>
+              <w:left w:val="single" w:color="000000" w:sz="4"/>
+              <w:bottom w:val="single" w:color="000000" w:sz="4"/>
+              <w:right w:val="single" w:color="000000" w:sz="4"/>
+            </w:tcBorders>
+            <w:tcMar>
+              <w:top w:type="dxa" w:w="60"/>
+              <w:left w:type="dxa" w:w="100"/>
+              <w:bottom w:type="dxa" w:w="60"/>
+              <w:right w:type="dxa" w:w="100"/>
+            </w:tcMar>
+          </w:tcPr>
+          <w:p>
+            <w:pPr>
+              <w:spacing w:line="276"/>
+              <w:jc w:val="left"/>
+            </w:pPr>
+            <w:r>
+              <w:rPr>
+                <w:rFonts w:ascii="Times New Roman" w:cs="Times New Roman" w:eastAsia="Times New Roman" w:hAnsi="Times New Roman"/>
+                <w:b w:val="false"/>
+                <w:bCs w:val="false"/>
+                <w:sz w:val="24"/>
+                <w:szCs w:val="24"/>
+              </w:rPr>
+              <w:t xml:space="preserve">4.32 ± 0.15</w:t>
+            </w:r>
+          </w:p>
+        </w:tc>
+      </w:tr>
+      <w:tr>
+        <w:trPr>
+          <w:cantSplit/>
+          <w:tblHeader w:val="false"/>
+        </w:trPr>
+        <w:tc>
+          <w:tcPr>
+            <w:tcW w:type="dxa" w:w="1700"/>
+            <w:tcBorders>
+              <w:top w:val="single" w:color="000000" w:sz="4"/>
+              <w:left w:val="single" w:color="000000" w:sz="4"/>
+              <w:bottom w:val="single" w:color="000000" w:sz="4"/>
+              <w:right w:val="single" w:color="000000" w:sz="4"/>
+            </w:tcBorders>
+            <w:tcMar>
+              <w:top w:type="dxa" w:w="60"/>
+              <w:left w:type="dxa" w:w="100"/>
+              <w:bottom w:type="dxa" w:w="60"/>
+              <w:right w:type="dxa" w:w="100"/>
+            </w:tcMar>
+          </w:tcPr>
+          <w:p>
+            <w:pPr>
+              <w:spacing w:line="276"/>
+              <w:jc w:val="left"/>
+            </w:pPr>
+            <w:r>
+              <w:rPr>
+                <w:rFonts w:ascii="Times New Roman" w:cs="Times New Roman" w:eastAsia="Times New Roman" w:hAnsi="Times New Roman"/>
+                <w:b w:val="false"/>
+                <w:bCs w:val="false"/>
+                <w:sz w:val="24"/>
+                <w:szCs w:val="24"/>
+              </w:rPr>
+              <w:t xml:space="preserve">Delay jump</w:t>
+            </w:r>
+          </w:p>
+        </w:tc>
+        <w:tc>
+          <w:tcPr>
+            <w:tcW w:type="dxa" w:w="1800"/>
+            <w:tcBorders>
+              <w:top w:val="single" w:color="000000" w:sz="4"/>
+              <w:left w:val="single" w:color="000000" w:sz="4"/>
+              <w:bottom w:val="single" w:color="000000" w:sz="4"/>
+              <w:right w:val="single" w:color="000000" w:sz="4"/>
+            </w:tcBorders>
+            <w:tcMar>
+              <w:top w:type="dxa" w:w="60"/>
+              <w:left w:type="dxa" w:w="100"/>
+              <w:bottom w:type="dxa" w:w="60"/>
+              <w:right w:type="dxa" w:w="100"/>
+            </w:tcMar>
+          </w:tcPr>
+          <w:p>
+            <w:pPr>
+              <w:spacing w:line="276"/>
+              <w:jc w:val="left"/>
+            </w:pPr>
+            <w:r>
+              <w:rPr>
+                <w:rFonts w:ascii="Times New Roman" w:cs="Times New Roman" w:eastAsia="Times New Roman" w:hAnsi="Times New Roman"/>
+                <w:b w:val="false"/>
+                <w:bCs w:val="false"/>
+                <w:sz w:val="24"/>
+                <w:szCs w:val="24"/>
+              </w:rPr>
+              <w:t xml:space="preserve">33.32 ± 2.67</w:t>
+            </w:r>
+          </w:p>
+        </w:tc>
+        <w:tc>
+          <w:tcPr>
+            <w:tcW w:type="dxa" w:w="1800"/>
+            <w:tcBorders>
+              <w:top w:val="single" w:color="000000" w:sz="4"/>
+              <w:left w:val="single" w:color="000000" w:sz="4"/>
+              <w:bottom w:val="single" w:color="000000" w:sz="4"/>
+              <w:right w:val="single" w:color="000000" w:sz="4"/>
+            </w:tcBorders>
+            <w:tcMar>
+              <w:top w:type="dxa" w:w="60"/>
+              <w:left w:type="dxa" w:w="100"/>
+              <w:bottom w:type="dxa" w:w="60"/>
+              <w:right w:type="dxa" w:w="100"/>
+            </w:tcMar>
+          </w:tcPr>
+          <w:p>
+            <w:pPr>
+              <w:spacing w:line="276"/>
+              <w:jc w:val="left"/>
+            </w:pPr>
+            <w:r>
+              <w:rPr>
+                <w:rFonts w:ascii="Times New Roman" w:cs="Times New Roman" w:eastAsia="Times New Roman" w:hAnsi="Times New Roman"/>
+                <w:b w:val="false"/>
+                <w:bCs w:val="false"/>
+                <w:sz w:val="24"/>
+                <w:szCs w:val="24"/>
+              </w:rPr>
+              <w:t xml:space="preserve">27.54 ± 3.11</w:t>
+            </w:r>
+          </w:p>
+        </w:tc>
+        <w:tc>
+          <w:tcPr>
+            <w:tcW w:type="dxa" w:w="1800"/>
+            <w:tcBorders>
+              <w:top w:val="single" w:color="000000" w:sz="4"/>
+              <w:left w:val="single" w:color="000000" w:sz="4"/>
+              <w:bottom w:val="single" w:color="000000" w:sz="4"/>
+              <w:right w:val="single" w:color="000000" w:sz="4"/>
+            </w:tcBorders>
+            <w:tcMar>
+              <w:top w:type="dxa" w:w="60"/>
+              <w:left w:type="dxa" w:w="100"/>
+              <w:bottom w:type="dxa" w:w="60"/>
+              <w:right w:type="dxa" w:w="100"/>
+            </w:tcMar>
+          </w:tcPr>
+          <w:p>
+            <w:pPr>
+              <w:spacing w:line="276"/>
+              <w:jc w:val="left"/>
+            </w:pPr>
+            <w:r>
+              <w:rPr>
+                <w:rFonts w:ascii="Times New Roman" w:cs="Times New Roman" w:eastAsia="Times New Roman" w:hAnsi="Times New Roman"/>
+                <w:b w:val="false"/>
+                <w:bCs w:val="false"/>
+                <w:sz w:val="24"/>
+                <w:szCs w:val="24"/>
+              </w:rPr>
+              <w:t xml:space="preserve">25.94 ± 2.29</w:t>
+            </w:r>
+          </w:p>
+        </w:tc>
+        <w:tc>
+          <w:tcPr>
+            <w:tcW w:type="dxa" w:w="1926"/>
+            <w:tcBorders>
+              <w:top w:val="single" w:color="000000" w:sz="4"/>
+              <w:left w:val="single" w:color="000000" w:sz="4"/>
+              <w:bottom w:val="single" w:color="000000" w:sz="4"/>
+              <w:right w:val="single" w:color="000000" w:sz="4"/>
+            </w:tcBorders>
+            <w:tcMar>
+              <w:top w:type="dxa" w:w="60"/>
+              <w:left w:type="dxa" w:w="100"/>
+              <w:bottom w:type="dxa" w:w="60"/>
+              <w:right w:type="dxa" w:w="100"/>
+            </w:tcMar>
+          </w:tcPr>
+          <w:p>
+            <w:pPr>
+              <w:spacing w:line="276"/>
+              <w:jc w:val="left"/>
+            </w:pPr>
+            <w:r>
+              <w:rPr>
+                <w:rFonts w:ascii="Times New Roman" w:cs="Times New Roman" w:eastAsia="Times New Roman" w:hAnsi="Times New Roman"/>
+                <w:b w:val="false"/>
+                <w:bCs w:val="false"/>
+                <w:sz w:val="24"/>
+                <w:szCs w:val="24"/>
+              </w:rPr>
+              <w:t xml:space="preserve">19.80 ± 0.62</w:t>
+            </w:r>
+          </w:p>
+        </w:tc>
+      </w:tr>
+      <w:tr>
+        <w:trPr>
+          <w:cantSplit/>
+          <w:tblHeader w:val="false"/>
+        </w:trPr>
+        <w:tc>
+          <w:tcPr>
+            <w:tcW w:type="dxa" w:w="1700"/>
+            <w:tcBorders>
+              <w:top w:val="single" w:color="000000" w:sz="4"/>
+              <w:left w:val="single" w:color="000000" w:sz="4"/>
+              <w:bottom w:val="single" w:color="000000" w:sz="4"/>
+              <w:right w:val="single" w:color="000000" w:sz="4"/>
+            </w:tcBorders>
+            <w:tcMar>
+              <w:top w:type="dxa" w:w="60"/>
+              <w:left w:type="dxa" w:w="100"/>
+              <w:bottom w:type="dxa" w:w="60"/>
+              <w:right w:type="dxa" w:w="100"/>
+            </w:tcMar>
+          </w:tcPr>
+          <w:p>
+            <w:pPr>
+              <w:spacing w:line="276"/>
+              <w:jc w:val="left"/>
+            </w:pPr>
+            <w:r>
+              <w:rPr>
+                <w:rFonts w:ascii="Times New Roman" w:cs="Times New Roman" w:eastAsia="Times New Roman" w:hAnsi="Times New Roman"/>
+                <w:b w:val="false"/>
+                <w:bCs w:val="false"/>
+                <w:sz w:val="24"/>
+                <w:szCs w:val="24"/>
+              </w:rPr>
+              <w:t xml:space="preserve">Hand-over pattern</w:t>
+            </w:r>
+          </w:p>
+        </w:tc>
+        <w:tc>
+          <w:tcPr>
+            <w:tcW w:type="dxa" w:w="1800"/>
+            <w:tcBorders>
+              <w:top w:val="single" w:color="000000" w:sz="4"/>
+              <w:left w:val="single" w:color="000000" w:sz="4"/>
+              <w:bottom w:val="single" w:color="000000" w:sz="4"/>
+              <w:right w:val="single" w:color="000000" w:sz="4"/>
+            </w:tcBorders>
+            <w:tcMar>
+              <w:top w:type="dxa" w:w="60"/>
+              <w:left w:type="dxa" w:w="100"/>
+              <w:bottom w:type="dxa" w:w="60"/>
+              <w:right w:type="dxa" w:w="100"/>
+            </w:tcMar>
+          </w:tcPr>
+          <w:p>
+            <w:pPr>
+              <w:spacing w:line="276"/>
+              <w:jc w:val="left"/>
+            </w:pPr>
+            <w:r>
+              <w:rPr>
+                <w:rFonts w:ascii="Times New Roman" w:cs="Times New Roman" w:eastAsia="Times New Roman" w:hAnsi="Times New Roman"/>
+                <w:b w:val="false"/>
+                <w:bCs w:val="false"/>
+                <w:sz w:val="24"/>
+                <w:szCs w:val="24"/>
+              </w:rPr>
+              <w:t xml:space="preserve">12.84 ± 0.60</w:t>
+            </w:r>
+          </w:p>
+        </w:tc>
+        <w:tc>
+          <w:tcPr>
+            <w:tcW w:type="dxa" w:w="1800"/>
+            <w:tcBorders>
+              <w:top w:val="single" w:color="000000" w:sz="4"/>
+              <w:left w:val="single" w:color="000000" w:sz="4"/>
+              <w:bottom w:val="single" w:color="000000" w:sz="4"/>
+              <w:right w:val="single" w:color="000000" w:sz="4"/>
+            </w:tcBorders>
+            <w:tcMar>
+              <w:top w:type="dxa" w:w="60"/>
+              <w:left w:type="dxa" w:w="100"/>
+              <w:bottom w:type="dxa" w:w="60"/>
+              <w:right w:type="dxa" w:w="100"/>
+            </w:tcMar>
+          </w:tcPr>
+          <w:p>
+            <w:pPr>
+              <w:spacing w:line="276"/>
+              <w:jc w:val="left"/>
+            </w:pPr>
+            <w:r>
+              <w:rPr>
+                <w:rFonts w:ascii="Times New Roman" w:cs="Times New Roman" w:eastAsia="Times New Roman" w:hAnsi="Times New Roman"/>
+                <w:b w:val="false"/>
+                <w:bCs w:val="false"/>
+                <w:sz w:val="24"/>
+                <w:szCs w:val="24"/>
+              </w:rPr>
+              <w:t xml:space="preserve">21.40 ± 1.51</w:t>
+            </w:r>
+          </w:p>
+        </w:tc>
+        <w:tc>
+          <w:tcPr>
+            <w:tcW w:type="dxa" w:w="1800"/>
+            <w:tcBorders>
+              <w:top w:val="single" w:color="000000" w:sz="4"/>
+              <w:left w:val="single" w:color="000000" w:sz="4"/>
+              <w:bottom w:val="single" w:color="000000" w:sz="4"/>
+              <w:right w:val="single" w:color="000000" w:sz="4"/>
+            </w:tcBorders>
+            <w:tcMar>
+              <w:top w:type="dxa" w:w="60"/>
+              <w:left w:type="dxa" w:w="100"/>
+              <w:bottom w:type="dxa" w:w="60"/>
+              <w:right w:type="dxa" w:w="100"/>
+            </w:tcMar>
+          </w:tcPr>
+          <w:p>
+            <w:pPr>
+              <w:spacing w:line="276"/>
+              <w:jc w:val="left"/>
+            </w:pPr>
+            <w:r>
+              <w:rPr>
+                <w:rFonts w:ascii="Times New Roman" w:cs="Times New Roman" w:eastAsia="Times New Roman" w:hAnsi="Times New Roman"/>
+                <w:b w:val="false"/>
+                <w:bCs w:val="false"/>
+                <w:sz w:val="24"/>
+                <w:szCs w:val="24"/>
+              </w:rPr>
+              <w:t xml:space="preserve">10.79 ± 0.45</w:t>
+            </w:r>
+          </w:p>
+        </w:tc>
+        <w:tc>
+          <w:tcPr>
+            <w:tcW w:type="dxa" w:w="1926"/>
+            <w:tcBorders>
+              <w:top w:val="single" w:color="000000" w:sz="4"/>
+              <w:left w:val="single" w:color="000000" w:sz="4"/>
+              <w:bottom w:val="single" w:color="000000" w:sz="4"/>
+              <w:right w:val="single" w:color="000000" w:sz="4"/>
+            </w:tcBorders>
+            <w:tcMar>
+              <w:top w:type="dxa" w:w="60"/>
+              <w:left w:type="dxa" w:w="100"/>
+              <w:bottom w:type="dxa" w:w="60"/>
+              <w:right w:type="dxa" w:w="100"/>
+            </w:tcMar>
+          </w:tcPr>
+          <w:p>
+            <w:pPr>
+              <w:spacing w:line="276"/>
+              <w:jc w:val="left"/>
+            </w:pPr>
+            <w:r>
+              <w:rPr>
+                <w:rFonts w:ascii="Times New Roman" w:cs="Times New Roman" w:eastAsia="Times New Roman" w:hAnsi="Times New Roman"/>
+                <w:b w:val="false"/>
+                <w:bCs w:val="false"/>
+                <w:sz w:val="24"/>
+                <w:szCs w:val="24"/>
+              </w:rPr>
+              <w:t xml:space="preserve">8.18 ± 0.42</w:t>
+            </w:r>
+          </w:p>
+        </w:tc>
+      </w:tr>
+    </w:tbl>
+    <w:p>
+      <w:pPr>
+        <w:spacing w:after="160"/>
+      </w:pPr>
+    </w:p>
+    <w:p>
+      <w:pPr>
+        <w:spacing w:after="120" w:line="360"/>
+        <w:jc w:val="both"/>
+      </w:pPr>
+      <w:r>
+        <w:rPr>
+          <w:rFonts w:ascii="Times New Roman" w:cs="Times New Roman" w:eastAsia="Times New Roman" w:hAnsi="Times New Roman"/>
+          <w:sz w:val="24"/>
+          <w:szCs w:val="24"/>
+        </w:rPr>
+        <w:t xml:space="preserve">The neural agent is fastest in all four cases, by 6% to 53% against tuned AIMD, although it was trained only on constant paths. The price is retransmissions: the neural agent resends 50 to 241 of 4,000 packets (1% to 6%) against 18 to 78 for tuned AIMD, because it probes upward quickly and overshoots the queue after a drop. The BBR-style policy (Section 8.19) is second on three of the four cases. The result supports the claim that the agent does not need a fixed path, but it is a simulation of four hand-made changes, not recorded traces; the hand-over pattern is a crude stand-in for a low-Earth-orbit link.</w:t>
+      </w:r>
+    </w:p>
+    <w:p>
+      <w:pPr>
+        <w:pStyle w:val="Heading2"/>
+        <w:keepNext/>
+        <w:spacing w:after="120" w:before="120" w:line="360"/>
+      </w:pPr>
+      <w:r>
+        <w:rPr>
+          <w:rFonts w:ascii="Times New Roman" w:cs="Times New Roman" w:eastAsia="Times New Roman" w:hAnsi="Times New Roman"/>
+          <w:b/>
+          <w:bCs/>
+          <w:sz w:val="24"/>
+          <w:szCs w:val="24"/>
+        </w:rPr>
+        <w:t xml:space="preserve">8.19 A model-based baseline (BBR-style)</w:t>
+      </w:r>
+    </w:p>
+    <w:p>
+      <w:pPr>
+        <w:spacing w:after="120" w:line="360"/>
+        <w:jc w:val="both"/>
+      </w:pPr>
+      <w:r>
+        <w:rPr>
+          <w:rFonts w:ascii="Times New Roman" w:cs="Times New Roman" w:eastAsia="Times New Roman" w:hAnsi="Times New Roman"/>
+          <w:sz w:val="24"/>
+          <w:szCs w:val="24"/>
+        </w:rPr>
+        <w:t xml:space="preserve">The literature review had listed a model-based baseline as missing. A simplified version of BBR [17] was added to the sender (--mode bbr): it estimates the bottleneck bandwidth as the maximum delivery rate over the last ten round-trip times and the propagation delay as the minimum RTT, starts with a gain of 2.885 until the bandwidth stops growing, drains the queue, then cycles the pacing gain through 1.25, 0.75 and six rounds of 1; the window is twice the estimated bandwidth-delay product and loss does not change it. It is not the Linux implementation: ProbeRTT is replaced by letting the minimum-RTT estimate expire after ten seconds, there is no ECN signal and no BBRv3 loss response, and the window cap of 128 applies. A first version collapsed in 2 of 20 runs at 10% loss, because one low bandwidth sample after a gap in ACKs poisoned the estimate (the transfer made no progress for 600 s); samples taken across a long gap are now discarded. A first version also took 163 s after a delay jump, because the stale minimum RTT kept the window far too small until the expiry was added. Both defects were found by the tests described here and are fixed.</w:t>
+      </w:r>
+    </w:p>
+    <w:p>
+      <w:pPr>
+        <w:keepNext/>
+        <w:spacing w:after="80" w:before="120"/>
+        <w:jc w:val="center"/>
+      </w:pPr>
+      <w:r>
+        <w:rPr>
+          <w:rFonts w:ascii="Times New Roman" w:cs="Times New Roman" w:eastAsia="Times New Roman" w:hAnsi="Times New Roman"/>
+          <w:b/>
+          <w:bCs/>
+          <w:sz w:val="24"/>
+          <w:szCs w:val="24"/>
+        </w:rPr>
+        <w:t xml:space="preserve">Table 8u: Mean completion time (s) of 3,000 packets on the five named paths, ±95% interval, 20 paired seeds (test seed 424242 onward), virtual time</w:t>
+      </w:r>
+    </w:p>
+    <w:tbl>
+      <w:tblPr>
+        <w:tblW w:type="dxa" w:w="7526"/>
+        <w:tblBorders>
+          <w:top w:val="single" w:color="auto" w:sz="4"/>
+          <w:left w:val="single" w:color="auto" w:sz="4"/>
+          <w:bottom w:val="single" w:color="auto" w:sz="4"/>
+          <w:right w:val="single" w:color="auto" w:sz="4"/>
+          <w:insideH w:val="single" w:color="auto" w:sz="4"/>
+          <w:insideV w:val="single" w:color="auto" w:sz="4"/>
+        </w:tblBorders>
+      </w:tblPr>
+      <w:tblGrid>
+        <w:gridCol w:w="1500"/>
+        <w:gridCol w:w="1500"/>
+        <w:gridCol w:w="1500"/>
+        <w:gridCol w:w="1500"/>
+        <w:gridCol w:w="1526"/>
+      </w:tblGrid>
+      <w:tr>
+        <w:trPr>
+          <w:cantSplit/>
+          <w:tblHeader/>
+        </w:trPr>
+        <w:tc>
+          <w:tcPr>
+            <w:tcW w:type="dxa" w:w="1500"/>
+            <w:tcBorders>
+              <w:top w:val="single" w:color="000000" w:sz="4"/>
+              <w:left w:val="single" w:color="000000" w:sz="4"/>
+              <w:bottom w:val="single" w:color="000000" w:sz="4"/>
+              <w:right w:val="single" w:color="000000" w:sz="4"/>
+            </w:tcBorders>
+            <w:shd w:fill="D9D9D9" w:color="auto" w:val="clear"/>
+            <w:tcMar>
+              <w:top w:type="dxa" w:w="60"/>
+              <w:left w:type="dxa" w:w="100"/>
+              <w:bottom w:type="dxa" w:w="60"/>
+              <w:right w:type="dxa" w:w="100"/>
+            </w:tcMar>
+          </w:tcPr>
+          <w:p>
+            <w:pPr>
+              <w:spacing w:line="276"/>
+              <w:jc w:val="left"/>
+            </w:pPr>
+            <w:r>
+              <w:rPr>
+                <w:rFonts w:ascii="Times New Roman" w:cs="Times New Roman" w:eastAsia="Times New Roman" w:hAnsi="Times New Roman"/>
+                <w:b/>
+                <w:bCs/>
+                <w:sz w:val="24"/>
+                <w:szCs w:val="24"/>
+              </w:rPr>
+              <w:t xml:space="preserve">Path</w:t>
+            </w:r>
+          </w:p>
+        </w:tc>
+        <w:tc>
+          <w:tcPr>
+            <w:tcW w:type="dxa" w:w="1500"/>
+            <w:tcBorders>
+              <w:top w:val="single" w:color="000000" w:sz="4"/>
+              <w:left w:val="single" w:color="000000" w:sz="4"/>
+              <w:bottom w:val="single" w:color="000000" w:sz="4"/>
+              <w:right w:val="single" w:color="000000" w:sz="4"/>
+            </w:tcBorders>
+            <w:shd w:fill="D9D9D9" w:color="auto" w:val="clear"/>
+            <w:tcMar>
+              <w:top w:type="dxa" w:w="60"/>
+              <w:left w:type="dxa" w:w="100"/>
+              <w:bottom w:type="dxa" w:w="60"/>
+              <w:right w:type="dxa" w:w="100"/>
+            </w:tcMar>
+          </w:tcPr>
+          <w:p>
+            <w:pPr>
+              <w:spacing w:line="276"/>
+              <w:jc w:val="left"/>
+            </w:pPr>
+            <w:r>
+              <w:rPr>
+                <w:rFonts w:ascii="Times New Roman" w:cs="Times New Roman" w:eastAsia="Times New Roman" w:hAnsi="Times New Roman"/>
+                <w:b/>
+                <w:bCs/>
+                <w:sz w:val="24"/>
+                <w:szCs w:val="24"/>
+              </w:rPr>
+              <w:t xml:space="preserve">AIMD, tuned</w:t>
+            </w:r>
+          </w:p>
+        </w:tc>
+        <w:tc>
+          <w:tcPr>
+            <w:tcW w:type="dxa" w:w="1500"/>
+            <w:tcBorders>
+              <w:top w:val="single" w:color="000000" w:sz="4"/>
+              <w:left w:val="single" w:color="000000" w:sz="4"/>
+              <w:bottom w:val="single" w:color="000000" w:sz="4"/>
+              <w:right w:val="single" w:color="000000" w:sz="4"/>
+            </w:tcBorders>
+            <w:shd w:fill="D9D9D9" w:color="auto" w:val="clear"/>
+            <w:tcMar>
+              <w:top w:type="dxa" w:w="60"/>
+              <w:left w:type="dxa" w:w="100"/>
+              <w:bottom w:type="dxa" w:w="60"/>
+              <w:right w:type="dxa" w:w="100"/>
+            </w:tcMar>
+          </w:tcPr>
+          <w:p>
+            <w:pPr>
+              <w:spacing w:line="276"/>
+              <w:jc w:val="left"/>
+            </w:pPr>
+            <w:r>
+              <w:rPr>
+                <w:rFonts w:ascii="Times New Roman" w:cs="Times New Roman" w:eastAsia="Times New Roman" w:hAnsi="Times New Roman"/>
+                <w:b/>
+                <w:bCs/>
+                <w:sz w:val="24"/>
+                <w:szCs w:val="24"/>
+              </w:rPr>
+              <w:t xml:space="preserve">CUBIC</w:t>
+            </w:r>
+          </w:p>
+        </w:tc>
+        <w:tc>
+          <w:tcPr>
+            <w:tcW w:type="dxa" w:w="1500"/>
+            <w:tcBorders>
+              <w:top w:val="single" w:color="000000" w:sz="4"/>
+              <w:left w:val="single" w:color="000000" w:sz="4"/>
+              <w:bottom w:val="single" w:color="000000" w:sz="4"/>
+              <w:right w:val="single" w:color="000000" w:sz="4"/>
+            </w:tcBorders>
+            <w:shd w:fill="D9D9D9" w:color="auto" w:val="clear"/>
+            <w:tcMar>
+              <w:top w:type="dxa" w:w="60"/>
+              <w:left w:type="dxa" w:w="100"/>
+              <w:bottom w:type="dxa" w:w="60"/>
+              <w:right w:type="dxa" w:w="100"/>
+            </w:tcMar>
+          </w:tcPr>
+          <w:p>
+            <w:pPr>
+              <w:spacing w:line="276"/>
+              <w:jc w:val="left"/>
+            </w:pPr>
+            <w:r>
+              <w:rPr>
+                <w:rFonts w:ascii="Times New Roman" w:cs="Times New Roman" w:eastAsia="Times New Roman" w:hAnsi="Times New Roman"/>
+                <w:b/>
+                <w:bCs/>
+                <w:sz w:val="24"/>
+                <w:szCs w:val="24"/>
+              </w:rPr>
+              <w:t xml:space="preserve">BBR-style</w:t>
+            </w:r>
+          </w:p>
+        </w:tc>
+        <w:tc>
+          <w:tcPr>
+            <w:tcW w:type="dxa" w:w="1526"/>
+            <w:tcBorders>
+              <w:top w:val="single" w:color="000000" w:sz="4"/>
+              <w:left w:val="single" w:color="000000" w:sz="4"/>
+              <w:bottom w:val="single" w:color="000000" w:sz="4"/>
+              <w:right w:val="single" w:color="000000" w:sz="4"/>
+            </w:tcBorders>
+            <w:shd w:fill="D9D9D9" w:color="auto" w:val="clear"/>
+            <w:tcMar>
+              <w:top w:type="dxa" w:w="60"/>
+              <w:left w:type="dxa" w:w="100"/>
+              <w:bottom w:type="dxa" w:w="60"/>
+              <w:right w:type="dxa" w:w="100"/>
+            </w:tcMar>
+          </w:tcPr>
+          <w:p>
+            <w:pPr>
+              <w:spacing w:line="276"/>
+              <w:jc w:val="left"/>
+            </w:pPr>
+            <w:r>
+              <w:rPr>
+                <w:rFonts w:ascii="Times New Roman" w:cs="Times New Roman" w:eastAsia="Times New Roman" w:hAnsi="Times New Roman"/>
+                <w:b/>
+                <w:bCs/>
+                <w:sz w:val="24"/>
+                <w:szCs w:val="24"/>
+              </w:rPr>
+              <w:t xml:space="preserve">Neural</w:t>
+            </w:r>
+          </w:p>
+        </w:tc>
+      </w:tr>
+      <w:tr>
+        <w:trPr>
+          <w:cantSplit/>
+          <w:tblHeader w:val="false"/>
+        </w:trPr>
+        <w:tc>
+          <w:tcPr>
+            <w:tcW w:type="dxa" w:w="1500"/>
+            <w:tcBorders>
+              <w:top w:val="single" w:color="000000" w:sz="4"/>
+              <w:left w:val="single" w:color="000000" w:sz="4"/>
+              <w:bottom w:val="single" w:color="000000" w:sz="4"/>
+              <w:right w:val="single" w:color="000000" w:sz="4"/>
+            </w:tcBorders>
+            <w:tcMar>
+              <w:top w:type="dxa" w:w="60"/>
+              <w:left w:type="dxa" w:w="100"/>
+              <w:bottom w:type="dxa" w:w="60"/>
+              <w:right w:type="dxa" w:w="100"/>
+            </w:tcMar>
+          </w:tcPr>
+          <w:p>
+            <w:pPr>
+              <w:spacing w:line="276"/>
+              <w:jc w:val="left"/>
+            </w:pPr>
+            <w:r>
+              <w:rPr>
+                <w:rFonts w:ascii="Times New Roman" w:cs="Times New Roman" w:eastAsia="Times New Roman" w:hAnsi="Times New Roman"/>
+                <w:b w:val="false"/>
+                <w:bCs w:val="false"/>
+                <w:sz w:val="24"/>
+                <w:szCs w:val="24"/>
+              </w:rPr>
+              <w:t xml:space="preserve">5G-like</w:t>
+            </w:r>
+          </w:p>
+        </w:tc>
+        <w:tc>
+          <w:tcPr>
+            <w:tcW w:type="dxa" w:w="1500"/>
+            <w:tcBorders>
+              <w:top w:val="single" w:color="000000" w:sz="4"/>
+              <w:left w:val="single" w:color="000000" w:sz="4"/>
+              <w:bottom w:val="single" w:color="000000" w:sz="4"/>
+              <w:right w:val="single" w:color="000000" w:sz="4"/>
+            </w:tcBorders>
+            <w:tcMar>
+              <w:top w:type="dxa" w:w="60"/>
+              <w:left w:type="dxa" w:w="100"/>
+              <w:bottom w:type="dxa" w:w="60"/>
+              <w:right w:type="dxa" w:w="100"/>
+            </w:tcMar>
+          </w:tcPr>
+          <w:p>
+            <w:pPr>
+              <w:spacing w:line="276"/>
+              <w:jc w:val="left"/>
+            </w:pPr>
+            <w:r>
+              <w:rPr>
+                <w:rFonts w:ascii="Times New Roman" w:cs="Times New Roman" w:eastAsia="Times New Roman" w:hAnsi="Times New Roman"/>
+                <w:b w:val="false"/>
+                <w:bCs w:val="false"/>
+                <w:sz w:val="24"/>
+                <w:szCs w:val="24"/>
+              </w:rPr>
+              <w:t xml:space="preserve">2.78 ± 0.17</w:t>
+            </w:r>
+          </w:p>
+        </w:tc>
+        <w:tc>
+          <w:tcPr>
+            <w:tcW w:type="dxa" w:w="1500"/>
+            <w:tcBorders>
+              <w:top w:val="single" w:color="000000" w:sz="4"/>
+              <w:left w:val="single" w:color="000000" w:sz="4"/>
+              <w:bottom w:val="single" w:color="000000" w:sz="4"/>
+              <w:right w:val="single" w:color="000000" w:sz="4"/>
+            </w:tcBorders>
+            <w:tcMar>
+              <w:top w:type="dxa" w:w="60"/>
+              <w:left w:type="dxa" w:w="100"/>
+              <w:bottom w:type="dxa" w:w="60"/>
+              <w:right w:type="dxa" w:w="100"/>
+            </w:tcMar>
+          </w:tcPr>
+          <w:p>
+            <w:pPr>
+              <w:spacing w:line="276"/>
+              <w:jc w:val="left"/>
+            </w:pPr>
+            <w:r>
+              <w:rPr>
+                <w:rFonts w:ascii="Times New Roman" w:cs="Times New Roman" w:eastAsia="Times New Roman" w:hAnsi="Times New Roman"/>
+                <w:b w:val="false"/>
+                <w:bCs w:val="false"/>
+                <w:sz w:val="24"/>
+                <w:szCs w:val="24"/>
+              </w:rPr>
+              <w:t xml:space="preserve">7.14 ± 0.96</w:t>
+            </w:r>
+          </w:p>
+        </w:tc>
+        <w:tc>
+          <w:tcPr>
+            <w:tcW w:type="dxa" w:w="1500"/>
+            <w:tcBorders>
+              <w:top w:val="single" w:color="000000" w:sz="4"/>
+              <w:left w:val="single" w:color="000000" w:sz="4"/>
+              <w:bottom w:val="single" w:color="000000" w:sz="4"/>
+              <w:right w:val="single" w:color="000000" w:sz="4"/>
+            </w:tcBorders>
+            <w:tcMar>
+              <w:top w:type="dxa" w:w="60"/>
+              <w:left w:type="dxa" w:w="100"/>
+              <w:bottom w:type="dxa" w:w="60"/>
+              <w:right w:type="dxa" w:w="100"/>
+            </w:tcMar>
+          </w:tcPr>
+          <w:p>
+            <w:pPr>
+              <w:spacing w:line="276"/>
+              <w:jc w:val="left"/>
+            </w:pPr>
+            <w:r>
+              <w:rPr>
+                <w:rFonts w:ascii="Times New Roman" w:cs="Times New Roman" w:eastAsia="Times New Roman" w:hAnsi="Times New Roman"/>
+                <w:b w:val="false"/>
+                <w:bCs w:val="false"/>
+                <w:sz w:val="24"/>
+                <w:szCs w:val="24"/>
+              </w:rPr>
+              <w:t xml:space="preserve">2.26 ± 0.02</w:t>
+            </w:r>
+          </w:p>
+        </w:tc>
+        <w:tc>
+          <w:tcPr>
+            <w:tcW w:type="dxa" w:w="1526"/>
+            <w:tcBorders>
+              <w:top w:val="single" w:color="000000" w:sz="4"/>
+              <w:left w:val="single" w:color="000000" w:sz="4"/>
+              <w:bottom w:val="single" w:color="000000" w:sz="4"/>
+              <w:right w:val="single" w:color="000000" w:sz="4"/>
+            </w:tcBorders>
+            <w:tcMar>
+              <w:top w:type="dxa" w:w="60"/>
+              <w:left w:type="dxa" w:w="100"/>
+              <w:bottom w:type="dxa" w:w="60"/>
+              <w:right w:type="dxa" w:w="100"/>
+            </w:tcMar>
+          </w:tcPr>
+          <w:p>
+            <w:pPr>
+              <w:spacing w:line="276"/>
+              <w:jc w:val="left"/>
+            </w:pPr>
+            <w:r>
+              <w:rPr>
+                <w:rFonts w:ascii="Times New Roman" w:cs="Times New Roman" w:eastAsia="Times New Roman" w:hAnsi="Times New Roman"/>
+                <w:b w:val="false"/>
+                <w:bCs w:val="false"/>
+                <w:sz w:val="24"/>
+                <w:szCs w:val="24"/>
+              </w:rPr>
+              <w:t xml:space="preserve">2.21 ± 0.03</w:t>
+            </w:r>
+          </w:p>
+        </w:tc>
+      </w:tr>
+      <w:tr>
+        <w:trPr>
+          <w:cantSplit/>
+          <w:tblHeader w:val="false"/>
+        </w:trPr>
+        <w:tc>
+          <w:tcPr>
+            <w:tcW w:type="dxa" w:w="1500"/>
+            <w:tcBorders>
+              <w:top w:val="single" w:color="000000" w:sz="4"/>
+              <w:left w:val="single" w:color="000000" w:sz="4"/>
+              <w:bottom w:val="single" w:color="000000" w:sz="4"/>
+              <w:right w:val="single" w:color="000000" w:sz="4"/>
+            </w:tcBorders>
+            <w:tcMar>
+              <w:top w:type="dxa" w:w="60"/>
+              <w:left w:type="dxa" w:w="100"/>
+              <w:bottom w:type="dxa" w:w="60"/>
+              <w:right w:type="dxa" w:w="100"/>
+            </w:tcMar>
+          </w:tcPr>
+          <w:p>
+            <w:pPr>
+              <w:spacing w:line="276"/>
+              <w:jc w:val="left"/>
+            </w:pPr>
+            <w:r>
+              <w:rPr>
+                <w:rFonts w:ascii="Times New Roman" w:cs="Times New Roman" w:eastAsia="Times New Roman" w:hAnsi="Times New Roman"/>
+                <w:b w:val="false"/>
+                <w:bCs w:val="false"/>
+                <w:sz w:val="24"/>
+                <w:szCs w:val="24"/>
+              </w:rPr>
+              <w:t xml:space="preserve">Lossy 2%</w:t>
+            </w:r>
+          </w:p>
+        </w:tc>
+        <w:tc>
+          <w:tcPr>
+            <w:tcW w:type="dxa" w:w="1500"/>
+            <w:tcBorders>
+              <w:top w:val="single" w:color="000000" w:sz="4"/>
+              <w:left w:val="single" w:color="000000" w:sz="4"/>
+              <w:bottom w:val="single" w:color="000000" w:sz="4"/>
+              <w:right w:val="single" w:color="000000" w:sz="4"/>
+            </w:tcBorders>
+            <w:tcMar>
+              <w:top w:type="dxa" w:w="60"/>
+              <w:left w:type="dxa" w:w="100"/>
+              <w:bottom w:type="dxa" w:w="60"/>
+              <w:right w:type="dxa" w:w="100"/>
+            </w:tcMar>
+          </w:tcPr>
+          <w:p>
+            <w:pPr>
+              <w:spacing w:line="276"/>
+              <w:jc w:val="left"/>
+            </w:pPr>
+            <w:r>
+              <w:rPr>
+                <w:rFonts w:ascii="Times New Roman" w:cs="Times New Roman" w:eastAsia="Times New Roman" w:hAnsi="Times New Roman"/>
+                <w:b w:val="false"/>
+                <w:bCs w:val="false"/>
+                <w:sz w:val="24"/>
+                <w:szCs w:val="24"/>
+              </w:rPr>
+              <w:t xml:space="preserve">19.79 ± 0.82</w:t>
+            </w:r>
+          </w:p>
+        </w:tc>
+        <w:tc>
+          <w:tcPr>
+            <w:tcW w:type="dxa" w:w="1500"/>
+            <w:tcBorders>
+              <w:top w:val="single" w:color="000000" w:sz="4"/>
+              <w:left w:val="single" w:color="000000" w:sz="4"/>
+              <w:bottom w:val="single" w:color="000000" w:sz="4"/>
+              <w:right w:val="single" w:color="000000" w:sz="4"/>
+            </w:tcBorders>
+            <w:tcMar>
+              <w:top w:type="dxa" w:w="60"/>
+              <w:left w:type="dxa" w:w="100"/>
+              <w:bottom w:type="dxa" w:w="60"/>
+              <w:right w:type="dxa" w:w="100"/>
+            </w:tcMar>
+          </w:tcPr>
+          <w:p>
+            <w:pPr>
+              <w:spacing w:line="276"/>
+              <w:jc w:val="left"/>
+            </w:pPr>
+            <w:r>
+              <w:rPr>
+                <w:rFonts w:ascii="Times New Roman" w:cs="Times New Roman" w:eastAsia="Times New Roman" w:hAnsi="Times New Roman"/>
+                <w:b w:val="false"/>
+                <w:bCs w:val="false"/>
+                <w:sz w:val="24"/>
+                <w:szCs w:val="24"/>
+              </w:rPr>
+              <w:t xml:space="preserve">53.25 ± 1.70</w:t>
+            </w:r>
+          </w:p>
+        </w:tc>
+        <w:tc>
+          <w:tcPr>
+            <w:tcW w:type="dxa" w:w="1500"/>
+            <w:tcBorders>
+              <w:top w:val="single" w:color="000000" w:sz="4"/>
+              <w:left w:val="single" w:color="000000" w:sz="4"/>
+              <w:bottom w:val="single" w:color="000000" w:sz="4"/>
+              <w:right w:val="single" w:color="000000" w:sz="4"/>
+            </w:tcBorders>
+            <w:tcMar>
+              <w:top w:type="dxa" w:w="60"/>
+              <w:left w:type="dxa" w:w="100"/>
+              <w:bottom w:type="dxa" w:w="60"/>
+              <w:right w:type="dxa" w:w="100"/>
+            </w:tcMar>
+          </w:tcPr>
+          <w:p>
+            <w:pPr>
+              <w:spacing w:line="276"/>
+              <w:jc w:val="left"/>
+            </w:pPr>
+            <w:r>
+              <w:rPr>
+                <w:rFonts w:ascii="Times New Roman" w:cs="Times New Roman" w:eastAsia="Times New Roman" w:hAnsi="Times New Roman"/>
+                <w:b w:val="false"/>
+                <w:bCs w:val="false"/>
+                <w:sz w:val="24"/>
+                <w:szCs w:val="24"/>
+              </w:rPr>
+              <w:t xml:space="preserve">8.18 ± 0.69</w:t>
+            </w:r>
+          </w:p>
+        </w:tc>
+        <w:tc>
+          <w:tcPr>
+            <w:tcW w:type="dxa" w:w="1526"/>
+            <w:tcBorders>
+              <w:top w:val="single" w:color="000000" w:sz="4"/>
+              <w:left w:val="single" w:color="000000" w:sz="4"/>
+              <w:bottom w:val="single" w:color="000000" w:sz="4"/>
+              <w:right w:val="single" w:color="000000" w:sz="4"/>
+            </w:tcBorders>
+            <w:tcMar>
+              <w:top w:type="dxa" w:w="60"/>
+              <w:left w:type="dxa" w:w="100"/>
+              <w:bottom w:type="dxa" w:w="60"/>
+              <w:right w:type="dxa" w:w="100"/>
+            </w:tcMar>
+          </w:tcPr>
+          <w:p>
+            <w:pPr>
+              <w:spacing w:line="276"/>
+              <w:jc w:val="left"/>
+            </w:pPr>
+            <w:r>
+              <w:rPr>
+                <w:rFonts w:ascii="Times New Roman" w:cs="Times New Roman" w:eastAsia="Times New Roman" w:hAnsi="Times New Roman"/>
+                <w:b w:val="false"/>
+                <w:bCs w:val="false"/>
+                <w:sz w:val="24"/>
+                <w:szCs w:val="24"/>
+              </w:rPr>
+              <w:t xml:space="preserve">9.76 ± 0.58</w:t>
+            </w:r>
+          </w:p>
+        </w:tc>
+      </w:tr>
+      <w:tr>
+        <w:trPr>
+          <w:cantSplit/>
+          <w:tblHeader w:val="false"/>
+        </w:trPr>
+        <w:tc>
+          <w:tcPr>
+            <w:tcW w:type="dxa" w:w="1500"/>
+            <w:tcBorders>
+              <w:top w:val="single" w:color="000000" w:sz="4"/>
+              <w:left w:val="single" w:color="000000" w:sz="4"/>
+              <w:bottom w:val="single" w:color="000000" w:sz="4"/>
+              <w:right w:val="single" w:color="000000" w:sz="4"/>
+            </w:tcBorders>
+            <w:tcMar>
+              <w:top w:type="dxa" w:w="60"/>
+              <w:left w:type="dxa" w:w="100"/>
+              <w:bottom w:type="dxa" w:w="60"/>
+              <w:right w:type="dxa" w:w="100"/>
+            </w:tcMar>
+          </w:tcPr>
+          <w:p>
+            <w:pPr>
+              <w:spacing w:line="276"/>
+              <w:jc w:val="left"/>
+            </w:pPr>
+            <w:r>
+              <w:rPr>
+                <w:rFonts w:ascii="Times New Roman" w:cs="Times New Roman" w:eastAsia="Times New Roman" w:hAnsi="Times New Roman"/>
+                <w:b w:val="false"/>
+                <w:bCs w:val="false"/>
+                <w:sz w:val="24"/>
+                <w:szCs w:val="24"/>
+              </w:rPr>
+              <w:t xml:space="preserve">Satellite-like</w:t>
+            </w:r>
+          </w:p>
+        </w:tc>
+        <w:tc>
+          <w:tcPr>
+            <w:tcW w:type="dxa" w:w="1500"/>
+            <w:tcBorders>
+              <w:top w:val="single" w:color="000000" w:sz="4"/>
+              <w:left w:val="single" w:color="000000" w:sz="4"/>
+              <w:bottom w:val="single" w:color="000000" w:sz="4"/>
+              <w:right w:val="single" w:color="000000" w:sz="4"/>
+            </w:tcBorders>
+            <w:tcMar>
+              <w:top w:type="dxa" w:w="60"/>
+              <w:left w:type="dxa" w:w="100"/>
+              <w:bottom w:type="dxa" w:w="60"/>
+              <w:right w:type="dxa" w:w="100"/>
+            </w:tcMar>
+          </w:tcPr>
+          <w:p>
+            <w:pPr>
+              <w:spacing w:line="276"/>
+              <w:jc w:val="left"/>
+            </w:pPr>
+            <w:r>
+              <w:rPr>
+                <w:rFonts w:ascii="Times New Roman" w:cs="Times New Roman" w:eastAsia="Times New Roman" w:hAnsi="Times New Roman"/>
+                <w:b w:val="false"/>
+                <w:bCs w:val="false"/>
+                <w:sz w:val="24"/>
+                <w:szCs w:val="24"/>
+              </w:rPr>
+              <w:t xml:space="preserve">32.76 ± 3.03</w:t>
+            </w:r>
+          </w:p>
+        </w:tc>
+        <w:tc>
+          <w:tcPr>
+            <w:tcW w:type="dxa" w:w="1500"/>
+            <w:tcBorders>
+              <w:top w:val="single" w:color="000000" w:sz="4"/>
+              <w:left w:val="single" w:color="000000" w:sz="4"/>
+              <w:bottom w:val="single" w:color="000000" w:sz="4"/>
+              <w:right w:val="single" w:color="000000" w:sz="4"/>
+            </w:tcBorders>
+            <w:tcMar>
+              <w:top w:type="dxa" w:w="60"/>
+              <w:left w:type="dxa" w:w="100"/>
+              <w:bottom w:type="dxa" w:w="60"/>
+              <w:right w:type="dxa" w:w="100"/>
+            </w:tcMar>
+          </w:tcPr>
+          <w:p>
+            <w:pPr>
+              <w:spacing w:line="276"/>
+              <w:jc w:val="left"/>
+            </w:pPr>
+            <w:r>
+              <w:rPr>
+                <w:rFonts w:ascii="Times New Roman" w:cs="Times New Roman" w:eastAsia="Times New Roman" w:hAnsi="Times New Roman"/>
+                <w:b w:val="false"/>
+                <w:bCs w:val="false"/>
+                <w:sz w:val="24"/>
+                <w:szCs w:val="24"/>
+              </w:rPr>
+              <w:t xml:space="preserve">26.62 ± 3.21</w:t>
+            </w:r>
+          </w:p>
+        </w:tc>
+        <w:tc>
+          <w:tcPr>
+            <w:tcW w:type="dxa" w:w="1500"/>
+            <w:tcBorders>
+              <w:top w:val="single" w:color="000000" w:sz="4"/>
+              <w:left w:val="single" w:color="000000" w:sz="4"/>
+              <w:bottom w:val="single" w:color="000000" w:sz="4"/>
+              <w:right w:val="single" w:color="000000" w:sz="4"/>
+            </w:tcBorders>
+            <w:tcMar>
+              <w:top w:type="dxa" w:w="60"/>
+              <w:left w:type="dxa" w:w="100"/>
+              <w:bottom w:type="dxa" w:w="60"/>
+              <w:right w:type="dxa" w:w="100"/>
+            </w:tcMar>
+          </w:tcPr>
+          <w:p>
+            <w:pPr>
+              <w:spacing w:line="276"/>
+              <w:jc w:val="left"/>
+            </w:pPr>
+            <w:r>
+              <w:rPr>
+                <w:rFonts w:ascii="Times New Roman" w:cs="Times New Roman" w:eastAsia="Times New Roman" w:hAnsi="Times New Roman"/>
+                <w:b w:val="false"/>
+                <w:bCs w:val="false"/>
+                <w:sz w:val="24"/>
+                <w:szCs w:val="24"/>
+              </w:rPr>
+              <w:t xml:space="preserve">16.78 ± 0.44</w:t>
+            </w:r>
+          </w:p>
+        </w:tc>
+        <w:tc>
+          <w:tcPr>
+            <w:tcW w:type="dxa" w:w="1526"/>
+            <w:tcBorders>
+              <w:top w:val="single" w:color="000000" w:sz="4"/>
+              <w:left w:val="single" w:color="000000" w:sz="4"/>
+              <w:bottom w:val="single" w:color="000000" w:sz="4"/>
+              <w:right w:val="single" w:color="000000" w:sz="4"/>
+            </w:tcBorders>
+            <w:tcMar>
+              <w:top w:type="dxa" w:w="60"/>
+              <w:left w:type="dxa" w:w="100"/>
+              <w:bottom w:type="dxa" w:w="60"/>
+              <w:right w:type="dxa" w:w="100"/>
+            </w:tcMar>
+          </w:tcPr>
+          <w:p>
+            <w:pPr>
+              <w:spacing w:line="276"/>
+              <w:jc w:val="left"/>
+            </w:pPr>
+            <w:r>
+              <w:rPr>
+                <w:rFonts w:ascii="Times New Roman" w:cs="Times New Roman" w:eastAsia="Times New Roman" w:hAnsi="Times New Roman"/>
+                <w:b w:val="false"/>
+                <w:bCs w:val="false"/>
+                <w:sz w:val="24"/>
+                <w:szCs w:val="24"/>
+              </w:rPr>
+              <w:t xml:space="preserve">11.18 ± 0.45</w:t>
+            </w:r>
+          </w:p>
+        </w:tc>
+      </w:tr>
+      <w:tr>
+        <w:trPr>
+          <w:cantSplit/>
+          <w:tblHeader w:val="false"/>
+        </w:trPr>
+        <w:tc>
+          <w:tcPr>
+            <w:tcW w:type="dxa" w:w="1500"/>
+            <w:tcBorders>
+              <w:top w:val="single" w:color="000000" w:sz="4"/>
+              <w:left w:val="single" w:color="000000" w:sz="4"/>
+              <w:bottom w:val="single" w:color="000000" w:sz="4"/>
+              <w:right w:val="single" w:color="000000" w:sz="4"/>
+            </w:tcBorders>
+            <w:tcMar>
+              <w:top w:type="dxa" w:w="60"/>
+              <w:left w:type="dxa" w:w="100"/>
+              <w:bottom w:type="dxa" w:w="60"/>
+              <w:right w:type="dxa" w:w="100"/>
+            </w:tcMar>
+          </w:tcPr>
+          <w:p>
+            <w:pPr>
+              <w:spacing w:line="276"/>
+              <w:jc w:val="left"/>
+            </w:pPr>
+            <w:r>
+              <w:rPr>
+                <w:rFonts w:ascii="Times New Roman" w:cs="Times New Roman" w:eastAsia="Times New Roman" w:hAnsi="Times New Roman"/>
+                <w:b w:val="false"/>
+                <w:bCs w:val="false"/>
+                <w:sz w:val="24"/>
+                <w:szCs w:val="24"/>
+              </w:rPr>
+              <w:t xml:space="preserve">Fast</w:t>
+            </w:r>
+          </w:p>
+        </w:tc>
+        <w:tc>
+          <w:tcPr>
+            <w:tcW w:type="dxa" w:w="1500"/>
+            <w:tcBorders>
+              <w:top w:val="single" w:color="000000" w:sz="4"/>
+              <w:left w:val="single" w:color="000000" w:sz="4"/>
+              <w:bottom w:val="single" w:color="000000" w:sz="4"/>
+              <w:right w:val="single" w:color="000000" w:sz="4"/>
+            </w:tcBorders>
+            <w:tcMar>
+              <w:top w:type="dxa" w:w="60"/>
+              <w:left w:type="dxa" w:w="100"/>
+              <w:bottom w:type="dxa" w:w="60"/>
+              <w:right w:type="dxa" w:w="100"/>
+            </w:tcMar>
+          </w:tcPr>
+          <w:p>
+            <w:pPr>
+              <w:spacing w:line="276"/>
+              <w:jc w:val="left"/>
+            </w:pPr>
+            <w:r>
+              <w:rPr>
+                <w:rFonts w:ascii="Times New Roman" w:cs="Times New Roman" w:eastAsia="Times New Roman" w:hAnsi="Times New Roman"/>
+                <w:b w:val="false"/>
+                <w:bCs w:val="false"/>
+                <w:sz w:val="24"/>
+                <w:szCs w:val="24"/>
+              </w:rPr>
+              <w:t xml:space="preserve">7.83 ± 1.42</w:t>
+            </w:r>
+          </w:p>
+        </w:tc>
+        <w:tc>
+          <w:tcPr>
+            <w:tcW w:type="dxa" w:w="1500"/>
+            <w:tcBorders>
+              <w:top w:val="single" w:color="000000" w:sz="4"/>
+              <w:left w:val="single" w:color="000000" w:sz="4"/>
+              <w:bottom w:val="single" w:color="000000" w:sz="4"/>
+              <w:right w:val="single" w:color="000000" w:sz="4"/>
+            </w:tcBorders>
+            <w:tcMar>
+              <w:top w:type="dxa" w:w="60"/>
+              <w:left w:type="dxa" w:w="100"/>
+              <w:bottom w:type="dxa" w:w="60"/>
+              <w:right w:type="dxa" w:w="100"/>
+            </w:tcMar>
+          </w:tcPr>
+          <w:p>
+            <w:pPr>
+              <w:spacing w:line="276"/>
+              <w:jc w:val="left"/>
+            </w:pPr>
+            <w:r>
+              <w:rPr>
+                <w:rFonts w:ascii="Times New Roman" w:cs="Times New Roman" w:eastAsia="Times New Roman" w:hAnsi="Times New Roman"/>
+                <w:b w:val="false"/>
+                <w:bCs w:val="false"/>
+                <w:sz w:val="24"/>
+                <w:szCs w:val="24"/>
+              </w:rPr>
+              <w:t xml:space="preserve">12.45 ± 1.77</w:t>
+            </w:r>
+          </w:p>
+        </w:tc>
+        <w:tc>
+          <w:tcPr>
+            <w:tcW w:type="dxa" w:w="1500"/>
+            <w:tcBorders>
+              <w:top w:val="single" w:color="000000" w:sz="4"/>
+              <w:left w:val="single" w:color="000000" w:sz="4"/>
+              <w:bottom w:val="single" w:color="000000" w:sz="4"/>
+              <w:right w:val="single" w:color="000000" w:sz="4"/>
+            </w:tcBorders>
+            <w:tcMar>
+              <w:top w:type="dxa" w:w="60"/>
+              <w:left w:type="dxa" w:w="100"/>
+              <w:bottom w:type="dxa" w:w="60"/>
+              <w:right w:type="dxa" w:w="100"/>
+            </w:tcMar>
+          </w:tcPr>
+          <w:p>
+            <w:pPr>
+              <w:spacing w:line="276"/>
+              <w:jc w:val="left"/>
+            </w:pPr>
+            <w:r>
+              <w:rPr>
+                <w:rFonts w:ascii="Times New Roman" w:cs="Times New Roman" w:eastAsia="Times New Roman" w:hAnsi="Times New Roman"/>
+                <w:b w:val="false"/>
+                <w:bCs w:val="false"/>
+                <w:sz w:val="24"/>
+                <w:szCs w:val="24"/>
+              </w:rPr>
+              <w:t xml:space="preserve">6.23 ± 0.06</w:t>
+            </w:r>
+          </w:p>
+        </w:tc>
+        <w:tc>
+          <w:tcPr>
+            <w:tcW w:type="dxa" w:w="1526"/>
+            <w:tcBorders>
+              <w:top w:val="single" w:color="000000" w:sz="4"/>
+              <w:left w:val="single" w:color="000000" w:sz="4"/>
+              <w:bottom w:val="single" w:color="000000" w:sz="4"/>
+              <w:right w:val="single" w:color="000000" w:sz="4"/>
+            </w:tcBorders>
+            <w:tcMar>
+              <w:top w:type="dxa" w:w="60"/>
+              <w:left w:type="dxa" w:w="100"/>
+              <w:bottom w:type="dxa" w:w="60"/>
+              <w:right w:type="dxa" w:w="100"/>
+            </w:tcMar>
+          </w:tcPr>
+          <w:p>
+            <w:pPr>
+              <w:spacing w:line="276"/>
+              <w:jc w:val="left"/>
+            </w:pPr>
+            <w:r>
+              <w:rPr>
+                <w:rFonts w:ascii="Times New Roman" w:cs="Times New Roman" w:eastAsia="Times New Roman" w:hAnsi="Times New Roman"/>
+                <w:b w:val="false"/>
+                <w:bCs w:val="false"/>
+                <w:sz w:val="24"/>
+                <w:szCs w:val="24"/>
+              </w:rPr>
+              <w:t xml:space="preserve">3.72 ± 0.07</w:t>
+            </w:r>
+          </w:p>
+        </w:tc>
+      </w:tr>
+      <w:tr>
+        <w:trPr>
+          <w:cantSplit/>
+          <w:tblHeader w:val="false"/>
+        </w:trPr>
+        <w:tc>
+          <w:tcPr>
+            <w:tcW w:type="dxa" w:w="1500"/>
+            <w:tcBorders>
+              <w:top w:val="single" w:color="000000" w:sz="4"/>
+              <w:left w:val="single" w:color="000000" w:sz="4"/>
+              <w:bottom w:val="single" w:color="000000" w:sz="4"/>
+              <w:right w:val="single" w:color="000000" w:sz="4"/>
+            </w:tcBorders>
+            <w:tcMar>
+              <w:top w:type="dxa" w:w="60"/>
+              <w:left w:type="dxa" w:w="100"/>
+              <w:bottom w:type="dxa" w:w="60"/>
+              <w:right w:type="dxa" w:w="100"/>
+            </w:tcMar>
+          </w:tcPr>
+          <w:p>
+            <w:pPr>
+              <w:spacing w:line="276"/>
+              <w:jc w:val="left"/>
+            </w:pPr>
+            <w:r>
+              <w:rPr>
+                <w:rFonts w:ascii="Times New Roman" w:cs="Times New Roman" w:eastAsia="Times New Roman" w:hAnsi="Times New Roman"/>
+                <w:b w:val="false"/>
+                <w:bCs w:val="false"/>
+                <w:sz w:val="24"/>
+                <w:szCs w:val="24"/>
+              </w:rPr>
+              <w:t xml:space="preserve">Hostile 10% loss</w:t>
+            </w:r>
+          </w:p>
+        </w:tc>
+        <w:tc>
+          <w:tcPr>
+            <w:tcW w:type="dxa" w:w="1500"/>
+            <w:tcBorders>
+              <w:top w:val="single" w:color="000000" w:sz="4"/>
+              <w:left w:val="single" w:color="000000" w:sz="4"/>
+              <w:bottom w:val="single" w:color="000000" w:sz="4"/>
+              <w:right w:val="single" w:color="000000" w:sz="4"/>
+            </w:tcBorders>
+            <w:tcMar>
+              <w:top w:type="dxa" w:w="60"/>
+              <w:left w:type="dxa" w:w="100"/>
+              <w:bottom w:type="dxa" w:w="60"/>
+              <w:right w:type="dxa" w:w="100"/>
+            </w:tcMar>
+          </w:tcPr>
+          <w:p>
+            <w:pPr>
+              <w:spacing w:line="276"/>
+              <w:jc w:val="left"/>
+            </w:pPr>
+            <w:r>
+              <w:rPr>
+                <w:rFonts w:ascii="Times New Roman" w:cs="Times New Roman" w:eastAsia="Times New Roman" w:hAnsi="Times New Roman"/>
+                <w:b w:val="false"/>
+                <w:bCs w:val="false"/>
+                <w:sz w:val="24"/>
+                <w:szCs w:val="24"/>
+              </w:rPr>
+              <w:t xml:space="preserve">94.73 ± 7.57</w:t>
+            </w:r>
+          </w:p>
+        </w:tc>
+        <w:tc>
+          <w:tcPr>
+            <w:tcW w:type="dxa" w:w="1500"/>
+            <w:tcBorders>
+              <w:top w:val="single" w:color="000000" w:sz="4"/>
+              <w:left w:val="single" w:color="000000" w:sz="4"/>
+              <w:bottom w:val="single" w:color="000000" w:sz="4"/>
+              <w:right w:val="single" w:color="000000" w:sz="4"/>
+            </w:tcBorders>
+            <w:tcMar>
+              <w:top w:type="dxa" w:w="60"/>
+              <w:left w:type="dxa" w:w="100"/>
+              <w:bottom w:type="dxa" w:w="60"/>
+              <w:right w:type="dxa" w:w="100"/>
+            </w:tcMar>
+          </w:tcPr>
+          <w:p>
+            <w:pPr>
+              <w:spacing w:line="276"/>
+              <w:jc w:val="left"/>
+            </w:pPr>
+            <w:r>
+              <w:rPr>
+                <w:rFonts w:ascii="Times New Roman" w:cs="Times New Roman" w:eastAsia="Times New Roman" w:hAnsi="Times New Roman"/>
+                <w:b w:val="false"/>
+                <w:bCs w:val="false"/>
+                <w:sz w:val="24"/>
+                <w:szCs w:val="24"/>
+              </w:rPr>
+              <w:t xml:space="preserve">208.81 ± 11.09</w:t>
+            </w:r>
+          </w:p>
+        </w:tc>
+        <w:tc>
+          <w:tcPr>
+            <w:tcW w:type="dxa" w:w="1500"/>
+            <w:tcBorders>
+              <w:top w:val="single" w:color="000000" w:sz="4"/>
+              <w:left w:val="single" w:color="000000" w:sz="4"/>
+              <w:bottom w:val="single" w:color="000000" w:sz="4"/>
+              <w:right w:val="single" w:color="000000" w:sz="4"/>
+            </w:tcBorders>
+            <w:tcMar>
+              <w:top w:type="dxa" w:w="60"/>
+              <w:left w:type="dxa" w:w="100"/>
+              <w:bottom w:type="dxa" w:w="60"/>
+              <w:right w:type="dxa" w:w="100"/>
+            </w:tcMar>
+          </w:tcPr>
+          <w:p>
+            <w:pPr>
+              <w:spacing w:line="276"/>
+              <w:jc w:val="left"/>
+            </w:pPr>
+            <w:r>
+              <w:rPr>
+                <w:rFonts w:ascii="Times New Roman" w:cs="Times New Roman" w:eastAsia="Times New Roman" w:hAnsi="Times New Roman"/>
+                <w:b w:val="false"/>
+                <w:bCs w:val="false"/>
+                <w:sz w:val="24"/>
+                <w:szCs w:val="24"/>
+              </w:rPr>
+              <w:t xml:space="preserve">92.29 ± 5.47</w:t>
+            </w:r>
+          </w:p>
+        </w:tc>
+        <w:tc>
+          <w:tcPr>
+            <w:tcW w:type="dxa" w:w="1526"/>
+            <w:tcBorders>
+              <w:top w:val="single" w:color="000000" w:sz="4"/>
+              <w:left w:val="single" w:color="000000" w:sz="4"/>
+              <w:bottom w:val="single" w:color="000000" w:sz="4"/>
+              <w:right w:val="single" w:color="000000" w:sz="4"/>
+            </w:tcBorders>
+            <w:tcMar>
+              <w:top w:type="dxa" w:w="60"/>
+              <w:left w:type="dxa" w:w="100"/>
+              <w:bottom w:type="dxa" w:w="60"/>
+              <w:right w:type="dxa" w:w="100"/>
+            </w:tcMar>
+          </w:tcPr>
+          <w:p>
+            <w:pPr>
+              <w:spacing w:line="276"/>
+              <w:jc w:val="left"/>
+            </w:pPr>
+            <w:r>
+              <w:rPr>
+                <w:rFonts w:ascii="Times New Roman" w:cs="Times New Roman" w:eastAsia="Times New Roman" w:hAnsi="Times New Roman"/>
+                <w:b w:val="false"/>
+                <w:bCs w:val="false"/>
+                <w:sz w:val="24"/>
+                <w:szCs w:val="24"/>
+              </w:rPr>
+              <w:t xml:space="preserve">99.38 ± 10.78</w:t>
+            </w:r>
+          </w:p>
+        </w:tc>
+      </w:tr>
+    </w:tbl>
+    <w:p>
+      <w:pPr>
+        <w:spacing w:after="160"/>
+      </w:pPr>
+    </w:p>
+    <w:p>
+      <w:pPr>
+        <w:keepNext/>
+        <w:spacing w:after="80" w:before="120"/>
+        <w:jc w:val="center"/>
+      </w:pPr>
+      <w:r>
+        <w:rPr>
+          <w:rFonts w:ascii="Times New Roman" w:cs="Times New Roman" w:eastAsia="Times New Roman" w:hAnsi="Times New Roman"/>
+          <w:b/>
+          <w:bCs/>
+          <w:sz w:val="24"/>
+          <w:szCs w:val="24"/>
+        </w:rPr>
+        <w:t xml:space="preserve">Table 8v: Mean completion time (s) of 3,000 packets on a 1,000 packets/s, 40 ms path as random loss rises, 20 paired seeds, virtual time (full sweep in results/bbr_compare.txt)</w:t>
+      </w:r>
+    </w:p>
+    <w:tbl>
+      <w:tblPr>
+        <w:tblW w:type="dxa" w:w="7526"/>
+        <w:tblBorders>
+          <w:top w:val="single" w:color="auto" w:sz="4"/>
+          <w:left w:val="single" w:color="auto" w:sz="4"/>
+          <w:bottom w:val="single" w:color="auto" w:sz="4"/>
+          <w:right w:val="single" w:color="auto" w:sz="4"/>
+          <w:insideH w:val="single" w:color="auto" w:sz="4"/>
+          <w:insideV w:val="single" w:color="auto" w:sz="4"/>
+        </w:tblBorders>
+      </w:tblPr>
+      <w:tblGrid>
+        <w:gridCol w:w="1500"/>
+        <w:gridCol w:w="1500"/>
+        <w:gridCol w:w="1500"/>
+        <w:gridCol w:w="1500"/>
+        <w:gridCol w:w="1526"/>
+      </w:tblGrid>
+      <w:tr>
+        <w:trPr>
+          <w:cantSplit/>
+          <w:tblHeader/>
+        </w:trPr>
+        <w:tc>
+          <w:tcPr>
+            <w:tcW w:type="dxa" w:w="1500"/>
+            <w:tcBorders>
+              <w:top w:val="single" w:color="000000" w:sz="4"/>
+              <w:left w:val="single" w:color="000000" w:sz="4"/>
+              <w:bottom w:val="single" w:color="000000" w:sz="4"/>
+              <w:right w:val="single" w:color="000000" w:sz="4"/>
+            </w:tcBorders>
+            <w:shd w:fill="D9D9D9" w:color="auto" w:val="clear"/>
+            <w:tcMar>
+              <w:top w:type="dxa" w:w="60"/>
+              <w:left w:type="dxa" w:w="100"/>
+              <w:bottom w:type="dxa" w:w="60"/>
+              <w:right w:type="dxa" w:w="100"/>
+            </w:tcMar>
+          </w:tcPr>
+          <w:p>
+            <w:pPr>
+              <w:spacing w:line="276"/>
+              <w:jc w:val="left"/>
+            </w:pPr>
+            <w:r>
+              <w:rPr>
+                <w:rFonts w:ascii="Times New Roman" w:cs="Times New Roman" w:eastAsia="Times New Roman" w:hAnsi="Times New Roman"/>
+                <w:b/>
+                <w:bCs/>
+                <w:sz w:val="24"/>
+                <w:szCs w:val="24"/>
+              </w:rPr>
+              <w:t xml:space="preserve">Random loss</w:t>
+            </w:r>
+          </w:p>
+        </w:tc>
+        <w:tc>
+          <w:tcPr>
+            <w:tcW w:type="dxa" w:w="1500"/>
+            <w:tcBorders>
+              <w:top w:val="single" w:color="000000" w:sz="4"/>
+              <w:left w:val="single" w:color="000000" w:sz="4"/>
+              <w:bottom w:val="single" w:color="000000" w:sz="4"/>
+              <w:right w:val="single" w:color="000000" w:sz="4"/>
+            </w:tcBorders>
+            <w:shd w:fill="D9D9D9" w:color="auto" w:val="clear"/>
+            <w:tcMar>
+              <w:top w:type="dxa" w:w="60"/>
+              <w:left w:type="dxa" w:w="100"/>
+              <w:bottom w:type="dxa" w:w="60"/>
+              <w:right w:type="dxa" w:w="100"/>
+            </w:tcMar>
+          </w:tcPr>
+          <w:p>
+            <w:pPr>
+              <w:spacing w:line="276"/>
+              <w:jc w:val="left"/>
+            </w:pPr>
+            <w:r>
+              <w:rPr>
+                <w:rFonts w:ascii="Times New Roman" w:cs="Times New Roman" w:eastAsia="Times New Roman" w:hAnsi="Times New Roman"/>
+                <w:b/>
+                <w:bCs/>
+                <w:sz w:val="24"/>
+                <w:szCs w:val="24"/>
+              </w:rPr>
+              <w:t xml:space="preserve">AIMD, tuned</w:t>
+            </w:r>
+          </w:p>
+        </w:tc>
+        <w:tc>
+          <w:tcPr>
+            <w:tcW w:type="dxa" w:w="1500"/>
+            <w:tcBorders>
+              <w:top w:val="single" w:color="000000" w:sz="4"/>
+              <w:left w:val="single" w:color="000000" w:sz="4"/>
+              <w:bottom w:val="single" w:color="000000" w:sz="4"/>
+              <w:right w:val="single" w:color="000000" w:sz="4"/>
+            </w:tcBorders>
+            <w:shd w:fill="D9D9D9" w:color="auto" w:val="clear"/>
+            <w:tcMar>
+              <w:top w:type="dxa" w:w="60"/>
+              <w:left w:type="dxa" w:w="100"/>
+              <w:bottom w:type="dxa" w:w="60"/>
+              <w:right w:type="dxa" w:w="100"/>
+            </w:tcMar>
+          </w:tcPr>
+          <w:p>
+            <w:pPr>
+              <w:spacing w:line="276"/>
+              <w:jc w:val="left"/>
+            </w:pPr>
+            <w:r>
+              <w:rPr>
+                <w:rFonts w:ascii="Times New Roman" w:cs="Times New Roman" w:eastAsia="Times New Roman" w:hAnsi="Times New Roman"/>
+                <w:b/>
+                <w:bCs/>
+                <w:sz w:val="24"/>
+                <w:szCs w:val="24"/>
+              </w:rPr>
+              <w:t xml:space="preserve">CUBIC</w:t>
+            </w:r>
+          </w:p>
+        </w:tc>
+        <w:tc>
+          <w:tcPr>
+            <w:tcW w:type="dxa" w:w="1500"/>
+            <w:tcBorders>
+              <w:top w:val="single" w:color="000000" w:sz="4"/>
+              <w:left w:val="single" w:color="000000" w:sz="4"/>
+              <w:bottom w:val="single" w:color="000000" w:sz="4"/>
+              <w:right w:val="single" w:color="000000" w:sz="4"/>
+            </w:tcBorders>
+            <w:shd w:fill="D9D9D9" w:color="auto" w:val="clear"/>
+            <w:tcMar>
+              <w:top w:type="dxa" w:w="60"/>
+              <w:left w:type="dxa" w:w="100"/>
+              <w:bottom w:type="dxa" w:w="60"/>
+              <w:right w:type="dxa" w:w="100"/>
+            </w:tcMar>
+          </w:tcPr>
+          <w:p>
+            <w:pPr>
+              <w:spacing w:line="276"/>
+              <w:jc w:val="left"/>
+            </w:pPr>
+            <w:r>
+              <w:rPr>
+                <w:rFonts w:ascii="Times New Roman" w:cs="Times New Roman" w:eastAsia="Times New Roman" w:hAnsi="Times New Roman"/>
+                <w:b/>
+                <w:bCs/>
+                <w:sz w:val="24"/>
+                <w:szCs w:val="24"/>
+              </w:rPr>
+              <w:t xml:space="preserve">BBR-style</w:t>
+            </w:r>
+          </w:p>
+        </w:tc>
+        <w:tc>
+          <w:tcPr>
+            <w:tcW w:type="dxa" w:w="1526"/>
+            <w:tcBorders>
+              <w:top w:val="single" w:color="000000" w:sz="4"/>
+              <w:left w:val="single" w:color="000000" w:sz="4"/>
+              <w:bottom w:val="single" w:color="000000" w:sz="4"/>
+              <w:right w:val="single" w:color="000000" w:sz="4"/>
+            </w:tcBorders>
+            <w:shd w:fill="D9D9D9" w:color="auto" w:val="clear"/>
+            <w:tcMar>
+              <w:top w:type="dxa" w:w="60"/>
+              <w:left w:type="dxa" w:w="100"/>
+              <w:bottom w:type="dxa" w:w="60"/>
+              <w:right w:type="dxa" w:w="100"/>
+            </w:tcMar>
+          </w:tcPr>
+          <w:p>
+            <w:pPr>
+              <w:spacing w:line="276"/>
+              <w:jc w:val="left"/>
+            </w:pPr>
+            <w:r>
+              <w:rPr>
+                <w:rFonts w:ascii="Times New Roman" w:cs="Times New Roman" w:eastAsia="Times New Roman" w:hAnsi="Times New Roman"/>
+                <w:b/>
+                <w:bCs/>
+                <w:sz w:val="24"/>
+                <w:szCs w:val="24"/>
+              </w:rPr>
+              <w:t xml:space="preserve">Neural</w:t>
+            </w:r>
+          </w:p>
+        </w:tc>
+      </w:tr>
+      <w:tr>
+        <w:trPr>
+          <w:cantSplit/>
+          <w:tblHeader w:val="false"/>
+        </w:trPr>
+        <w:tc>
+          <w:tcPr>
+            <w:tcW w:type="dxa" w:w="1500"/>
+            <w:tcBorders>
+              <w:top w:val="single" w:color="000000" w:sz="4"/>
+              <w:left w:val="single" w:color="000000" w:sz="4"/>
+              <w:bottom w:val="single" w:color="000000" w:sz="4"/>
+              <w:right w:val="single" w:color="000000" w:sz="4"/>
+            </w:tcBorders>
+            <w:tcMar>
+              <w:top w:type="dxa" w:w="60"/>
+              <w:left w:type="dxa" w:w="100"/>
+              <w:bottom w:type="dxa" w:w="60"/>
+              <w:right w:type="dxa" w:w="100"/>
+            </w:tcMar>
+          </w:tcPr>
+          <w:p>
+            <w:pPr>
+              <w:spacing w:line="276"/>
+              <w:jc w:val="left"/>
+            </w:pPr>
+            <w:r>
+              <w:rPr>
+                <w:rFonts w:ascii="Times New Roman" w:cs="Times New Roman" w:eastAsia="Times New Roman" w:hAnsi="Times New Roman"/>
+                <w:b w:val="false"/>
+                <w:bCs w:val="false"/>
+                <w:sz w:val="24"/>
+                <w:szCs w:val="24"/>
+              </w:rPr>
+              <w:t xml:space="preserve">0.1%</w:t>
+            </w:r>
+          </w:p>
+        </w:tc>
+        <w:tc>
+          <w:tcPr>
+            <w:tcW w:type="dxa" w:w="1500"/>
+            <w:tcBorders>
+              <w:top w:val="single" w:color="000000" w:sz="4"/>
+              <w:left w:val="single" w:color="000000" w:sz="4"/>
+              <w:bottom w:val="single" w:color="000000" w:sz="4"/>
+              <w:right w:val="single" w:color="000000" w:sz="4"/>
+            </w:tcBorders>
+            <w:tcMar>
+              <w:top w:type="dxa" w:w="60"/>
+              <w:left w:type="dxa" w:w="100"/>
+              <w:bottom w:type="dxa" w:w="60"/>
+              <w:right w:type="dxa" w:w="100"/>
+            </w:tcMar>
+          </w:tcPr>
+          <w:p>
+            <w:pPr>
+              <w:spacing w:line="276"/>
+              <w:jc w:val="left"/>
+            </w:pPr>
+            <w:r>
+              <w:rPr>
+                <w:rFonts w:ascii="Times New Roman" w:cs="Times New Roman" w:eastAsia="Times New Roman" w:hAnsi="Times New Roman"/>
+                <w:b w:val="false"/>
+                <w:bCs w:val="false"/>
+                <w:sz w:val="24"/>
+                <w:szCs w:val="24"/>
+              </w:rPr>
+              <w:t xml:space="preserve">5.46 ± 0.89</w:t>
+            </w:r>
+          </w:p>
+        </w:tc>
+        <w:tc>
+          <w:tcPr>
+            <w:tcW w:type="dxa" w:w="1500"/>
+            <w:tcBorders>
+              <w:top w:val="single" w:color="000000" w:sz="4"/>
+              <w:left w:val="single" w:color="000000" w:sz="4"/>
+              <w:bottom w:val="single" w:color="000000" w:sz="4"/>
+              <w:right w:val="single" w:color="000000" w:sz="4"/>
+            </w:tcBorders>
+            <w:tcMar>
+              <w:top w:type="dxa" w:w="60"/>
+              <w:left w:type="dxa" w:w="100"/>
+              <w:bottom w:type="dxa" w:w="60"/>
+              <w:right w:type="dxa" w:w="100"/>
+            </w:tcMar>
+          </w:tcPr>
+          <w:p>
+            <w:pPr>
+              <w:spacing w:line="276"/>
+              <w:jc w:val="left"/>
+            </w:pPr>
+            <w:r>
+              <w:rPr>
+                <w:rFonts w:ascii="Times New Roman" w:cs="Times New Roman" w:eastAsia="Times New Roman" w:hAnsi="Times New Roman"/>
+                <w:b w:val="false"/>
+                <w:bCs w:val="false"/>
+                <w:sz w:val="24"/>
+                <w:szCs w:val="24"/>
+              </w:rPr>
+              <w:t xml:space="preserve">11.16 ± 1.35</w:t>
+            </w:r>
+          </w:p>
+        </w:tc>
+        <w:tc>
+          <w:tcPr>
+            <w:tcW w:type="dxa" w:w="1500"/>
+            <w:tcBorders>
+              <w:top w:val="single" w:color="000000" w:sz="4"/>
+              <w:left w:val="single" w:color="000000" w:sz="4"/>
+              <w:bottom w:val="single" w:color="000000" w:sz="4"/>
+              <w:right w:val="single" w:color="000000" w:sz="4"/>
+            </w:tcBorders>
+            <w:tcMar>
+              <w:top w:type="dxa" w:w="60"/>
+              <w:left w:type="dxa" w:w="100"/>
+              <w:bottom w:type="dxa" w:w="60"/>
+              <w:right w:type="dxa" w:w="100"/>
+            </w:tcMar>
+          </w:tcPr>
+          <w:p>
+            <w:pPr>
+              <w:spacing w:line="276"/>
+              <w:jc w:val="left"/>
+            </w:pPr>
+            <w:r>
+              <w:rPr>
+                <w:rFonts w:ascii="Times New Roman" w:cs="Times New Roman" w:eastAsia="Times New Roman" w:hAnsi="Times New Roman"/>
+                <w:b w:val="false"/>
+                <w:bCs w:val="false"/>
+                <w:sz w:val="24"/>
+                <w:szCs w:val="24"/>
+              </w:rPr>
+              <w:t xml:space="preserve">4.36 ± 0.05</w:t>
+            </w:r>
+          </w:p>
+        </w:tc>
+        <w:tc>
+          <w:tcPr>
+            <w:tcW w:type="dxa" w:w="1526"/>
+            <w:tcBorders>
+              <w:top w:val="single" w:color="000000" w:sz="4"/>
+              <w:left w:val="single" w:color="000000" w:sz="4"/>
+              <w:bottom w:val="single" w:color="000000" w:sz="4"/>
+              <w:right w:val="single" w:color="000000" w:sz="4"/>
+            </w:tcBorders>
+            <w:tcMar>
+              <w:top w:type="dxa" w:w="60"/>
+              <w:left w:type="dxa" w:w="100"/>
+              <w:bottom w:type="dxa" w:w="60"/>
+              <w:right w:type="dxa" w:w="100"/>
+            </w:tcMar>
+          </w:tcPr>
+          <w:p>
+            <w:pPr>
+              <w:spacing w:line="276"/>
+              <w:jc w:val="left"/>
+            </w:pPr>
+            <w:r>
+              <w:rPr>
+                <w:rFonts w:ascii="Times New Roman" w:cs="Times New Roman" w:eastAsia="Times New Roman" w:hAnsi="Times New Roman"/>
+                <w:b w:val="false"/>
+                <w:bCs w:val="false"/>
+                <w:sz w:val="24"/>
+                <w:szCs w:val="24"/>
+              </w:rPr>
+              <w:t xml:space="preserve">3.63 ± 0.09</w:t>
+            </w:r>
+          </w:p>
+        </w:tc>
+      </w:tr>
+      <w:tr>
+        <w:trPr>
+          <w:cantSplit/>
+          <w:tblHeader w:val="false"/>
+        </w:trPr>
+        <w:tc>
+          <w:tcPr>
+            <w:tcW w:type="dxa" w:w="1500"/>
+            <w:tcBorders>
+              <w:top w:val="single" w:color="000000" w:sz="4"/>
+              <w:left w:val="single" w:color="000000" w:sz="4"/>
+              <w:bottom w:val="single" w:color="000000" w:sz="4"/>
+              <w:right w:val="single" w:color="000000" w:sz="4"/>
+            </w:tcBorders>
+            <w:tcMar>
+              <w:top w:type="dxa" w:w="60"/>
+              <w:left w:type="dxa" w:w="100"/>
+              <w:bottom w:type="dxa" w:w="60"/>
+              <w:right w:type="dxa" w:w="100"/>
+            </w:tcMar>
+          </w:tcPr>
+          <w:p>
+            <w:pPr>
+              <w:spacing w:line="276"/>
+              <w:jc w:val="left"/>
+            </w:pPr>
+            <w:r>
+              <w:rPr>
+                <w:rFonts w:ascii="Times New Roman" w:cs="Times New Roman" w:eastAsia="Times New Roman" w:hAnsi="Times New Roman"/>
+                <w:b w:val="false"/>
+                <w:bCs w:val="false"/>
+                <w:sz w:val="24"/>
+                <w:szCs w:val="24"/>
+              </w:rPr>
+              <w:t xml:space="preserve">1%</w:t>
+            </w:r>
+          </w:p>
+        </w:tc>
+        <w:tc>
+          <w:tcPr>
+            <w:tcW w:type="dxa" w:w="1500"/>
+            <w:tcBorders>
+              <w:top w:val="single" w:color="000000" w:sz="4"/>
+              <w:left w:val="single" w:color="000000" w:sz="4"/>
+              <w:bottom w:val="single" w:color="000000" w:sz="4"/>
+              <w:right w:val="single" w:color="000000" w:sz="4"/>
+            </w:tcBorders>
+            <w:tcMar>
+              <w:top w:type="dxa" w:w="60"/>
+              <w:left w:type="dxa" w:w="100"/>
+              <w:bottom w:type="dxa" w:w="60"/>
+              <w:right w:type="dxa" w:w="100"/>
+            </w:tcMar>
+          </w:tcPr>
+          <w:p>
+            <w:pPr>
+              <w:spacing w:line="276"/>
+              <w:jc w:val="left"/>
+            </w:pPr>
+            <w:r>
+              <w:rPr>
+                <w:rFonts w:ascii="Times New Roman" w:cs="Times New Roman" w:eastAsia="Times New Roman" w:hAnsi="Times New Roman"/>
+                <w:b w:val="false"/>
+                <w:bCs w:val="false"/>
+                <w:sz w:val="24"/>
+                <w:szCs w:val="24"/>
+              </w:rPr>
+              <w:t xml:space="preserve">18.61 ± 1.00</w:t>
+            </w:r>
+          </w:p>
+        </w:tc>
+        <w:tc>
+          <w:tcPr>
+            <w:tcW w:type="dxa" w:w="1500"/>
+            <w:tcBorders>
+              <w:top w:val="single" w:color="000000" w:sz="4"/>
+              <w:left w:val="single" w:color="000000" w:sz="4"/>
+              <w:bottom w:val="single" w:color="000000" w:sz="4"/>
+              <w:right w:val="single" w:color="000000" w:sz="4"/>
+            </w:tcBorders>
+            <w:tcMar>
+              <w:top w:type="dxa" w:w="60"/>
+              <w:left w:type="dxa" w:w="100"/>
+              <w:bottom w:type="dxa" w:w="60"/>
+              <w:right w:type="dxa" w:w="100"/>
+            </w:tcMar>
+          </w:tcPr>
+          <w:p>
+            <w:pPr>
+              <w:spacing w:line="276"/>
+              <w:jc w:val="left"/>
+            </w:pPr>
+            <w:r>
+              <w:rPr>
+                <w:rFonts w:ascii="Times New Roman" w:cs="Times New Roman" w:eastAsia="Times New Roman" w:hAnsi="Times New Roman"/>
+                <w:b w:val="false"/>
+                <w:bCs w:val="false"/>
+                <w:sz w:val="24"/>
+                <w:szCs w:val="24"/>
+              </w:rPr>
+              <w:t xml:space="preserve">40.12 ± 2.61</w:t>
+            </w:r>
+          </w:p>
+        </w:tc>
+        <w:tc>
+          <w:tcPr>
+            <w:tcW w:type="dxa" w:w="1500"/>
+            <w:tcBorders>
+              <w:top w:val="single" w:color="000000" w:sz="4"/>
+              <w:left w:val="single" w:color="000000" w:sz="4"/>
+              <w:bottom w:val="single" w:color="000000" w:sz="4"/>
+              <w:right w:val="single" w:color="000000" w:sz="4"/>
+            </w:tcBorders>
+            <w:tcMar>
+              <w:top w:type="dxa" w:w="60"/>
+              <w:left w:type="dxa" w:w="100"/>
+              <w:bottom w:type="dxa" w:w="60"/>
+              <w:right w:type="dxa" w:w="100"/>
+            </w:tcMar>
+          </w:tcPr>
+          <w:p>
+            <w:pPr>
+              <w:spacing w:line="276"/>
+              <w:jc w:val="left"/>
+            </w:pPr>
+            <w:r>
+              <w:rPr>
+                <w:rFonts w:ascii="Times New Roman" w:cs="Times New Roman" w:eastAsia="Times New Roman" w:hAnsi="Times New Roman"/>
+                <w:b w:val="false"/>
+                <w:bCs w:val="false"/>
+                <w:sz w:val="24"/>
+                <w:szCs w:val="24"/>
+              </w:rPr>
+              <w:t xml:space="preserve">5.70 ± 0.33</w:t>
+            </w:r>
+          </w:p>
+        </w:tc>
+        <w:tc>
+          <w:tcPr>
+            <w:tcW w:type="dxa" w:w="1526"/>
+            <w:tcBorders>
+              <w:top w:val="single" w:color="000000" w:sz="4"/>
+              <w:left w:val="single" w:color="000000" w:sz="4"/>
+              <w:bottom w:val="single" w:color="000000" w:sz="4"/>
+              <w:right w:val="single" w:color="000000" w:sz="4"/>
+            </w:tcBorders>
+            <w:tcMar>
+              <w:top w:type="dxa" w:w="60"/>
+              <w:left w:type="dxa" w:w="100"/>
+              <w:bottom w:type="dxa" w:w="60"/>
+              <w:right w:type="dxa" w:w="100"/>
+            </w:tcMar>
+          </w:tcPr>
+          <w:p>
+            <w:pPr>
+              <w:spacing w:line="276"/>
+              <w:jc w:val="left"/>
+            </w:pPr>
+            <w:r>
+              <w:rPr>
+                <w:rFonts w:ascii="Times New Roman" w:cs="Times New Roman" w:eastAsia="Times New Roman" w:hAnsi="Times New Roman"/>
+                <w:b w:val="false"/>
+                <w:bCs w:val="false"/>
+                <w:sz w:val="24"/>
+                <w:szCs w:val="24"/>
+              </w:rPr>
+              <w:t xml:space="preserve">5.38 ± 0.26</w:t>
+            </w:r>
+          </w:p>
+        </w:tc>
+      </w:tr>
+      <w:tr>
+        <w:trPr>
+          <w:cantSplit/>
+          <w:tblHeader w:val="false"/>
+        </w:trPr>
+        <w:tc>
+          <w:tcPr>
+            <w:tcW w:type="dxa" w:w="1500"/>
+            <w:tcBorders>
+              <w:top w:val="single" w:color="000000" w:sz="4"/>
+              <w:left w:val="single" w:color="000000" w:sz="4"/>
+              <w:bottom w:val="single" w:color="000000" w:sz="4"/>
+              <w:right w:val="single" w:color="000000" w:sz="4"/>
+            </w:tcBorders>
+            <w:tcMar>
+              <w:top w:type="dxa" w:w="60"/>
+              <w:left w:type="dxa" w:w="100"/>
+              <w:bottom w:type="dxa" w:w="60"/>
+              <w:right w:type="dxa" w:w="100"/>
+            </w:tcMar>
+          </w:tcPr>
+          <w:p>
+            <w:pPr>
+              <w:spacing w:line="276"/>
+              <w:jc w:val="left"/>
+            </w:pPr>
+            <w:r>
+              <w:rPr>
+                <w:rFonts w:ascii="Times New Roman" w:cs="Times New Roman" w:eastAsia="Times New Roman" w:hAnsi="Times New Roman"/>
+                <w:b w:val="false"/>
+                <w:bCs w:val="false"/>
+                <w:sz w:val="24"/>
+                <w:szCs w:val="24"/>
+              </w:rPr>
+              <w:t xml:space="preserve">2%</w:t>
+            </w:r>
+          </w:p>
+        </w:tc>
+        <w:tc>
+          <w:tcPr>
+            <w:tcW w:type="dxa" w:w="1500"/>
+            <w:tcBorders>
+              <w:top w:val="single" w:color="000000" w:sz="4"/>
+              <w:left w:val="single" w:color="000000" w:sz="4"/>
+              <w:bottom w:val="single" w:color="000000" w:sz="4"/>
+              <w:right w:val="single" w:color="000000" w:sz="4"/>
+            </w:tcBorders>
+            <w:tcMar>
+              <w:top w:type="dxa" w:w="60"/>
+              <w:left w:type="dxa" w:w="100"/>
+              <w:bottom w:type="dxa" w:w="60"/>
+              <w:right w:type="dxa" w:w="100"/>
+            </w:tcMar>
+          </w:tcPr>
+          <w:p>
+            <w:pPr>
+              <w:spacing w:line="276"/>
+              <w:jc w:val="left"/>
+            </w:pPr>
+            <w:r>
+              <w:rPr>
+                <w:rFonts w:ascii="Times New Roman" w:cs="Times New Roman" w:eastAsia="Times New Roman" w:hAnsi="Times New Roman"/>
+                <w:b w:val="false"/>
+                <w:bCs w:val="false"/>
+                <w:sz w:val="24"/>
+                <w:szCs w:val="24"/>
+              </w:rPr>
+              <w:t xml:space="preserve">28.41 ± 1.19</w:t>
+            </w:r>
+          </w:p>
+        </w:tc>
+        <w:tc>
+          <w:tcPr>
+            <w:tcW w:type="dxa" w:w="1500"/>
+            <w:tcBorders>
+              <w:top w:val="single" w:color="000000" w:sz="4"/>
+              <w:left w:val="single" w:color="000000" w:sz="4"/>
+              <w:bottom w:val="single" w:color="000000" w:sz="4"/>
+              <w:right w:val="single" w:color="000000" w:sz="4"/>
+            </w:tcBorders>
+            <w:tcMar>
+              <w:top w:type="dxa" w:w="60"/>
+              <w:left w:type="dxa" w:w="100"/>
+              <w:bottom w:type="dxa" w:w="60"/>
+              <w:right w:type="dxa" w:w="100"/>
+            </w:tcMar>
+          </w:tcPr>
+          <w:p>
+            <w:pPr>
+              <w:spacing w:line="276"/>
+              <w:jc w:val="left"/>
+            </w:pPr>
+            <w:r>
+              <w:rPr>
+                <w:rFonts w:ascii="Times New Roman" w:cs="Times New Roman" w:eastAsia="Times New Roman" w:hAnsi="Times New Roman"/>
+                <w:b w:val="false"/>
+                <w:bCs w:val="false"/>
+                <w:sz w:val="24"/>
+                <w:szCs w:val="24"/>
+              </w:rPr>
+              <w:t xml:space="preserve">66.03 ± 3.26</w:t>
+            </w:r>
+          </w:p>
+        </w:tc>
+        <w:tc>
+          <w:tcPr>
+            <w:tcW w:type="dxa" w:w="1500"/>
+            <w:tcBorders>
+              <w:top w:val="single" w:color="000000" w:sz="4"/>
+              <w:left w:val="single" w:color="000000" w:sz="4"/>
+              <w:bottom w:val="single" w:color="000000" w:sz="4"/>
+              <w:right w:val="single" w:color="000000" w:sz="4"/>
+            </w:tcBorders>
+            <w:tcMar>
+              <w:top w:type="dxa" w:w="60"/>
+              <w:left w:type="dxa" w:w="100"/>
+              <w:bottom w:type="dxa" w:w="60"/>
+              <w:right w:type="dxa" w:w="100"/>
+            </w:tcMar>
+          </w:tcPr>
+          <w:p>
+            <w:pPr>
+              <w:spacing w:line="276"/>
+              <w:jc w:val="left"/>
+            </w:pPr>
+            <w:r>
+              <w:rPr>
+                <w:rFonts w:ascii="Times New Roman" w:cs="Times New Roman" w:eastAsia="Times New Roman" w:hAnsi="Times New Roman"/>
+                <w:b w:val="false"/>
+                <w:bCs w:val="false"/>
+                <w:sz w:val="24"/>
+                <w:szCs w:val="24"/>
+              </w:rPr>
+              <w:t xml:space="preserve">9.52 ± 1.40</w:t>
+            </w:r>
+          </w:p>
+        </w:tc>
+        <w:tc>
+          <w:tcPr>
+            <w:tcW w:type="dxa" w:w="1526"/>
+            <w:tcBorders>
+              <w:top w:val="single" w:color="000000" w:sz="4"/>
+              <w:left w:val="single" w:color="000000" w:sz="4"/>
+              <w:bottom w:val="single" w:color="000000" w:sz="4"/>
+              <w:right w:val="single" w:color="000000" w:sz="4"/>
+            </w:tcBorders>
+            <w:tcMar>
+              <w:top w:type="dxa" w:w="60"/>
+              <w:left w:type="dxa" w:w="100"/>
+              <w:bottom w:type="dxa" w:w="60"/>
+              <w:right w:type="dxa" w:w="100"/>
+            </w:tcMar>
+          </w:tcPr>
+          <w:p>
+            <w:pPr>
+              <w:spacing w:line="276"/>
+              <w:jc w:val="left"/>
+            </w:pPr>
+            <w:r>
+              <w:rPr>
+                <w:rFonts w:ascii="Times New Roman" w:cs="Times New Roman" w:eastAsia="Times New Roman" w:hAnsi="Times New Roman"/>
+                <w:b w:val="false"/>
+                <w:bCs w:val="false"/>
+                <w:sz w:val="24"/>
+                <w:szCs w:val="24"/>
+              </w:rPr>
+              <w:t xml:space="preserve">8.34 ± 0.44</w:t>
+            </w:r>
+          </w:p>
+        </w:tc>
+      </w:tr>
+      <w:tr>
+        <w:trPr>
+          <w:cantSplit/>
+          <w:tblHeader w:val="false"/>
+        </w:trPr>
+        <w:tc>
+          <w:tcPr>
+            <w:tcW w:type="dxa" w:w="1500"/>
+            <w:tcBorders>
+              <w:top w:val="single" w:color="000000" w:sz="4"/>
+              <w:left w:val="single" w:color="000000" w:sz="4"/>
+              <w:bottom w:val="single" w:color="000000" w:sz="4"/>
+              <w:right w:val="single" w:color="000000" w:sz="4"/>
+            </w:tcBorders>
+            <w:tcMar>
+              <w:top w:type="dxa" w:w="60"/>
+              <w:left w:type="dxa" w:w="100"/>
+              <w:bottom w:type="dxa" w:w="60"/>
+              <w:right w:type="dxa" w:w="100"/>
+            </w:tcMar>
+          </w:tcPr>
+          <w:p>
+            <w:pPr>
+              <w:spacing w:line="276"/>
+              <w:jc w:val="left"/>
+            </w:pPr>
+            <w:r>
+              <w:rPr>
+                <w:rFonts w:ascii="Times New Roman" w:cs="Times New Roman" w:eastAsia="Times New Roman" w:hAnsi="Times New Roman"/>
+                <w:b w:val="false"/>
+                <w:bCs w:val="false"/>
+                <w:sz w:val="24"/>
+                <w:szCs w:val="24"/>
+              </w:rPr>
+              <w:t xml:space="preserve">5%</w:t>
+            </w:r>
+          </w:p>
+        </w:tc>
+        <w:tc>
+          <w:tcPr>
+            <w:tcW w:type="dxa" w:w="1500"/>
+            <w:tcBorders>
+              <w:top w:val="single" w:color="000000" w:sz="4"/>
+              <w:left w:val="single" w:color="000000" w:sz="4"/>
+              <w:bottom w:val="single" w:color="000000" w:sz="4"/>
+              <w:right w:val="single" w:color="000000" w:sz="4"/>
+            </w:tcBorders>
+            <w:tcMar>
+              <w:top w:type="dxa" w:w="60"/>
+              <w:left w:type="dxa" w:w="100"/>
+              <w:bottom w:type="dxa" w:w="60"/>
+              <w:right w:type="dxa" w:w="100"/>
+            </w:tcMar>
+          </w:tcPr>
+          <w:p>
+            <w:pPr>
+              <w:spacing w:line="276"/>
+              <w:jc w:val="left"/>
+            </w:pPr>
+            <w:r>
+              <w:rPr>
+                <w:rFonts w:ascii="Times New Roman" w:cs="Times New Roman" w:eastAsia="Times New Roman" w:hAnsi="Times New Roman"/>
+                <w:b w:val="false"/>
+                <w:bCs w:val="false"/>
+                <w:sz w:val="24"/>
+                <w:szCs w:val="24"/>
+              </w:rPr>
+              <w:t xml:space="preserve">47.61 ± 1.15</w:t>
+            </w:r>
+          </w:p>
+        </w:tc>
+        <w:tc>
+          <w:tcPr>
+            <w:tcW w:type="dxa" w:w="1500"/>
+            <w:tcBorders>
+              <w:top w:val="single" w:color="000000" w:sz="4"/>
+              <w:left w:val="single" w:color="000000" w:sz="4"/>
+              <w:bottom w:val="single" w:color="000000" w:sz="4"/>
+              <w:right w:val="single" w:color="000000" w:sz="4"/>
+            </w:tcBorders>
+            <w:tcMar>
+              <w:top w:type="dxa" w:w="60"/>
+              <w:left w:type="dxa" w:w="100"/>
+              <w:bottom w:type="dxa" w:w="60"/>
+              <w:right w:type="dxa" w:w="100"/>
+            </w:tcMar>
+          </w:tcPr>
+          <w:p>
+            <w:pPr>
+              <w:spacing w:line="276"/>
+              <w:jc w:val="left"/>
+            </w:pPr>
+            <w:r>
+              <w:rPr>
+                <w:rFonts w:ascii="Times New Roman" w:cs="Times New Roman" w:eastAsia="Times New Roman" w:hAnsi="Times New Roman"/>
+                <w:b w:val="false"/>
+                <w:bCs w:val="false"/>
+                <w:sz w:val="24"/>
+                <w:szCs w:val="24"/>
+              </w:rPr>
+              <w:t xml:space="preserve">101.85 ± 3.12</w:t>
+            </w:r>
+          </w:p>
+        </w:tc>
+        <w:tc>
+          <w:tcPr>
+            <w:tcW w:type="dxa" w:w="1500"/>
+            <w:tcBorders>
+              <w:top w:val="single" w:color="000000" w:sz="4"/>
+              <w:left w:val="single" w:color="000000" w:sz="4"/>
+              <w:bottom w:val="single" w:color="000000" w:sz="4"/>
+              <w:right w:val="single" w:color="000000" w:sz="4"/>
+            </w:tcBorders>
+            <w:tcMar>
+              <w:top w:type="dxa" w:w="60"/>
+              <w:left w:type="dxa" w:w="100"/>
+              <w:bottom w:type="dxa" w:w="60"/>
+              <w:right w:type="dxa" w:w="100"/>
+            </w:tcMar>
+          </w:tcPr>
+          <w:p>
+            <w:pPr>
+              <w:spacing w:line="276"/>
+              <w:jc w:val="left"/>
+            </w:pPr>
+            <w:r>
+              <w:rPr>
+                <w:rFonts w:ascii="Times New Roman" w:cs="Times New Roman" w:eastAsia="Times New Roman" w:hAnsi="Times New Roman"/>
+                <w:b w:val="false"/>
+                <w:bCs w:val="false"/>
+                <w:sz w:val="24"/>
+                <w:szCs w:val="24"/>
+              </w:rPr>
+              <w:t xml:space="preserve">35.40 ± 1.79</w:t>
+            </w:r>
+          </w:p>
+        </w:tc>
+        <w:tc>
+          <w:tcPr>
+            <w:tcW w:type="dxa" w:w="1526"/>
+            <w:tcBorders>
+              <w:top w:val="single" w:color="000000" w:sz="4"/>
+              <w:left w:val="single" w:color="000000" w:sz="4"/>
+              <w:bottom w:val="single" w:color="000000" w:sz="4"/>
+              <w:right w:val="single" w:color="000000" w:sz="4"/>
+            </w:tcBorders>
+            <w:tcMar>
+              <w:top w:type="dxa" w:w="60"/>
+              <w:left w:type="dxa" w:w="100"/>
+              <w:bottom w:type="dxa" w:w="60"/>
+              <w:right w:type="dxa" w:w="100"/>
+            </w:tcMar>
+          </w:tcPr>
+          <w:p>
+            <w:pPr>
+              <w:spacing w:line="276"/>
+              <w:jc w:val="left"/>
+            </w:pPr>
+            <w:r>
+              <w:rPr>
+                <w:rFonts w:ascii="Times New Roman" w:cs="Times New Roman" w:eastAsia="Times New Roman" w:hAnsi="Times New Roman"/>
+                <w:b w:val="false"/>
+                <w:bCs w:val="false"/>
+                <w:sz w:val="24"/>
+                <w:szCs w:val="24"/>
+              </w:rPr>
+              <w:t xml:space="preserve">27.89 ± 2.50</w:t>
+            </w:r>
+          </w:p>
+        </w:tc>
+      </w:tr>
+      <w:tr>
+        <w:trPr>
+          <w:cantSplit/>
+          <w:tblHeader w:val="false"/>
+        </w:trPr>
+        <w:tc>
+          <w:tcPr>
+            <w:tcW w:type="dxa" w:w="1500"/>
+            <w:tcBorders>
+              <w:top w:val="single" w:color="000000" w:sz="4"/>
+              <w:left w:val="single" w:color="000000" w:sz="4"/>
+              <w:bottom w:val="single" w:color="000000" w:sz="4"/>
+              <w:right w:val="single" w:color="000000" w:sz="4"/>
+            </w:tcBorders>
+            <w:tcMar>
+              <w:top w:type="dxa" w:w="60"/>
+              <w:left w:type="dxa" w:w="100"/>
+              <w:bottom w:type="dxa" w:w="60"/>
+              <w:right w:type="dxa" w:w="100"/>
+            </w:tcMar>
+          </w:tcPr>
+          <w:p>
+            <w:pPr>
+              <w:spacing w:line="276"/>
+              <w:jc w:val="left"/>
+            </w:pPr>
+            <w:r>
+              <w:rPr>
+                <w:rFonts w:ascii="Times New Roman" w:cs="Times New Roman" w:eastAsia="Times New Roman" w:hAnsi="Times New Roman"/>
+                <w:b w:val="false"/>
+                <w:bCs w:val="false"/>
+                <w:sz w:val="24"/>
+                <w:szCs w:val="24"/>
+              </w:rPr>
+              <w:t xml:space="preserve">10%</w:t>
+            </w:r>
+          </w:p>
+        </w:tc>
+        <w:tc>
+          <w:tcPr>
+            <w:tcW w:type="dxa" w:w="1500"/>
+            <w:tcBorders>
+              <w:top w:val="single" w:color="000000" w:sz="4"/>
+              <w:left w:val="single" w:color="000000" w:sz="4"/>
+              <w:bottom w:val="single" w:color="000000" w:sz="4"/>
+              <w:right w:val="single" w:color="000000" w:sz="4"/>
+            </w:tcBorders>
+            <w:tcMar>
+              <w:top w:type="dxa" w:w="60"/>
+              <w:left w:type="dxa" w:w="100"/>
+              <w:bottom w:type="dxa" w:w="60"/>
+              <w:right w:type="dxa" w:w="100"/>
+            </w:tcMar>
+          </w:tcPr>
+          <w:p>
+            <w:pPr>
+              <w:spacing w:line="276"/>
+              <w:jc w:val="left"/>
+            </w:pPr>
+            <w:r>
+              <w:rPr>
+                <w:rFonts w:ascii="Times New Roman" w:cs="Times New Roman" w:eastAsia="Times New Roman" w:hAnsi="Times New Roman"/>
+                <w:b w:val="false"/>
+                <w:bCs w:val="false"/>
+                <w:sz w:val="24"/>
+                <w:szCs w:val="24"/>
+              </w:rPr>
+              <w:t xml:space="preserve">93.72 ± 5.03</w:t>
+            </w:r>
+          </w:p>
+        </w:tc>
+        <w:tc>
+          <w:tcPr>
+            <w:tcW w:type="dxa" w:w="1500"/>
+            <w:tcBorders>
+              <w:top w:val="single" w:color="000000" w:sz="4"/>
+              <w:left w:val="single" w:color="000000" w:sz="4"/>
+              <w:bottom w:val="single" w:color="000000" w:sz="4"/>
+              <w:right w:val="single" w:color="000000" w:sz="4"/>
+            </w:tcBorders>
+            <w:tcMar>
+              <w:top w:type="dxa" w:w="60"/>
+              <w:left w:type="dxa" w:w="100"/>
+              <w:bottom w:type="dxa" w:w="60"/>
+              <w:right w:type="dxa" w:w="100"/>
+            </w:tcMar>
+          </w:tcPr>
+          <w:p>
+            <w:pPr>
+              <w:spacing w:line="276"/>
+              <w:jc w:val="left"/>
+            </w:pPr>
+            <w:r>
+              <w:rPr>
+                <w:rFonts w:ascii="Times New Roman" w:cs="Times New Roman" w:eastAsia="Times New Roman" w:hAnsi="Times New Roman"/>
+                <w:b w:val="false"/>
+                <w:bCs w:val="false"/>
+                <w:sz w:val="24"/>
+                <w:szCs w:val="24"/>
+              </w:rPr>
+              <w:t xml:space="preserve">209.86 ± 11.09</w:t>
+            </w:r>
+          </w:p>
+        </w:tc>
+        <w:tc>
+          <w:tcPr>
+            <w:tcW w:type="dxa" w:w="1500"/>
+            <w:tcBorders>
+              <w:top w:val="single" w:color="000000" w:sz="4"/>
+              <w:left w:val="single" w:color="000000" w:sz="4"/>
+              <w:bottom w:val="single" w:color="000000" w:sz="4"/>
+              <w:right w:val="single" w:color="000000" w:sz="4"/>
+            </w:tcBorders>
+            <w:tcMar>
+              <w:top w:type="dxa" w:w="60"/>
+              <w:left w:type="dxa" w:w="100"/>
+              <w:bottom w:type="dxa" w:w="60"/>
+              <w:right w:type="dxa" w:w="100"/>
+            </w:tcMar>
+          </w:tcPr>
+          <w:p>
+            <w:pPr>
+              <w:spacing w:line="276"/>
+              <w:jc w:val="left"/>
+            </w:pPr>
+            <w:r>
+              <w:rPr>
+                <w:rFonts w:ascii="Times New Roman" w:cs="Times New Roman" w:eastAsia="Times New Roman" w:hAnsi="Times New Roman"/>
+                <w:b w:val="false"/>
+                <w:bCs w:val="false"/>
+                <w:sz w:val="24"/>
+                <w:szCs w:val="24"/>
+              </w:rPr>
+              <w:t xml:space="preserve">100.13 ± 6.30</w:t>
+            </w:r>
+          </w:p>
+        </w:tc>
+        <w:tc>
+          <w:tcPr>
+            <w:tcW w:type="dxa" w:w="1526"/>
+            <w:tcBorders>
+              <w:top w:val="single" w:color="000000" w:sz="4"/>
+              <w:left w:val="single" w:color="000000" w:sz="4"/>
+              <w:bottom w:val="single" w:color="000000" w:sz="4"/>
+              <w:right w:val="single" w:color="000000" w:sz="4"/>
+            </w:tcBorders>
+            <w:tcMar>
+              <w:top w:type="dxa" w:w="60"/>
+              <w:left w:type="dxa" w:w="100"/>
+              <w:bottom w:type="dxa" w:w="60"/>
+              <w:right w:type="dxa" w:w="100"/>
+            </w:tcMar>
+          </w:tcPr>
+          <w:p>
+            <w:pPr>
+              <w:spacing w:line="276"/>
+              <w:jc w:val="left"/>
+            </w:pPr>
+            <w:r>
+              <w:rPr>
+                <w:rFonts w:ascii="Times New Roman" w:cs="Times New Roman" w:eastAsia="Times New Roman" w:hAnsi="Times New Roman"/>
+                <w:b w:val="false"/>
+                <w:bCs w:val="false"/>
+                <w:sz w:val="24"/>
+                <w:szCs w:val="24"/>
+              </w:rPr>
+              <w:t xml:space="preserve">93.81 ± 7.71</w:t>
+            </w:r>
+          </w:p>
+        </w:tc>
+      </w:tr>
+    </w:tbl>
+    <w:p>
+      <w:pPr>
+        <w:spacing w:after="160"/>
+      </w:pPr>
+    </w:p>
+    <w:p>
+      <w:pPr>
+        <w:spacing w:after="120" w:line="360"/>
+        <w:jc w:val="both"/>
+      </w:pPr>
+      <w:r>
+        <w:rPr>
+          <w:rFonts w:ascii="Times New Roman" w:cs="Times New Roman" w:eastAsia="Times New Roman" w:hAnsi="Times New Roman"/>
+          <w:sz w:val="24"/>
+          <w:szCs w:val="24"/>
+        </w:rPr>
+        <w:t xml:space="preserve">The BBR-style policy is a strong baseline: it beats tuned AIMD on four of the five named paths and ties on the hostile one, and it is the fastest policy on the lossy 2% path (8.18 s against 9.76 s for the neural agent, a difference larger than the intervals). The neural agent is faster on the satellite-like and fast paths (11.18 against 16.78 s and 3.72 against 6.23 s) and level on the 5G-like path. In the loss sweep the neural agent is ahead of or level with the BBR-style policy at every loss rate (the gap is clear at 0.1%, 0.5%, 3% and 5%, within the intervals at 1%, 2% and 10%). BBRv3 is reported to collapse above about 2% random loss (a claim from the literature search for this section whose source the authors still have to verify); the simplified policy used here does not, so that finding does not carry over to this implementation, and no claim is made about the Linux BBR. The earlier claim that the neural agent is better than the established alternatives therefore has to be read against this baseline: it holds on four of five named paths in this simulator, not on the 2% lossy path.</w:t>
+      </w:r>
+    </w:p>
+    <w:p>
+      <w:pPr>
+        <w:pStyle w:val="Heading2"/>
+        <w:keepNext/>
+        <w:spacing w:after="120" w:before="120" w:line="360"/>
+      </w:pPr>
+      <w:r>
+        <w:rPr>
+          <w:rFonts w:ascii="Times New Roman" w:cs="Times New Roman" w:eastAsia="Times New Roman" w:hAnsi="Times New Roman"/>
+          <w:b/>
+          <w:bCs/>
+          <w:sz w:val="24"/>
+          <w:szCs w:val="24"/>
+        </w:rPr>
+        <w:t xml:space="preserve">8.20 Fairness between neural flows with unequal round-trip times</w:t>
+      </w:r>
+    </w:p>
+    <w:p>
+      <w:pPr>
+        <w:spacing w:after="120" w:line="360"/>
+        <w:jc w:val="both"/>
+      </w:pPr>
+      <w:r>
+        <w:rPr>
+          <w:rFonts w:ascii="Times New Roman" w:cs="Times New Roman" w:eastAsia="Times New Roman" w:hAnsi="Times New Roman"/>
+          <w:sz w:val="24"/>
+          <w:szCs w:val="24"/>
+        </w:rPr>
+        <w:t xml:space="preserve">Section 8.13 measured neural against neural with equal round-trip times (Jain index 0.97). Two flows rarely have equal round-trip times, and whether the fairness of learned controllers generalizes to other conditions is the subject of recent work [15]. The impairment proxy was given an --xdelay option that adds delay to the ACK path of the second flow only, and two flows sharing a 1,000 packets/s, 30 ms bottleneck were run, six pairs per cell (eval_fair_rtt.sh, real sockets). Flow B has the longer round-trip time.</w:t>
+      </w:r>
+    </w:p>
+    <w:p>
+      <w:pPr>
+        <w:keepNext/>
+        <w:spacing w:after="80" w:before="120"/>
+        <w:jc w:val="center"/>
+      </w:pPr>
+      <w:r>
+        <w:rPr>
+          <w:rFonts w:ascii="Times New Roman" w:cs="Times New Roman" w:eastAsia="Times New Roman" w:hAnsi="Times New Roman"/>
+          <w:b/>
+          <w:bCs/>
+          <w:sz w:val="24"/>
+          <w:szCs w:val="24"/>
+        </w:rPr>
+        <w:t xml:space="preserve">Table 8w: Bandwidth shares of two identical flows with unequal round-trip times (packets through the bottleneck when the first flow finished); six pairs per cell, real sockets, user-space proxy</w:t>
+      </w:r>
+    </w:p>
+    <w:tbl>
+      <w:tblPr>
+        <w:tblW w:type="dxa" w:w="9026"/>
+        <w:tblBorders>
+          <w:top w:val="single" w:color="auto" w:sz="4"/>
+          <w:left w:val="single" w:color="auto" w:sz="4"/>
+          <w:bottom w:val="single" w:color="auto" w:sz="4"/>
+          <w:right w:val="single" w:color="auto" w:sz="4"/>
+          <w:insideH w:val="single" w:color="auto" w:sz="4"/>
+          <w:insideV w:val="single" w:color="auto" w:sz="4"/>
+        </w:tblBorders>
+      </w:tblPr>
+      <w:tblGrid>
+        <w:gridCol w:w="2100"/>
+        <w:gridCol w:w="1300"/>
+        <w:gridCol w:w="1300"/>
+        <w:gridCol w:w="1300"/>
+        <w:gridCol w:w="1300"/>
+        <w:gridCol w:w="1726"/>
+      </w:tblGrid>
+      <w:tr>
+        <w:trPr>
+          <w:cantSplit/>
+          <w:tblHeader/>
+        </w:trPr>
+        <w:tc>
+          <w:tcPr>
+            <w:tcW w:type="dxa" w:w="2100"/>
+            <w:tcBorders>
+              <w:top w:val="single" w:color="000000" w:sz="4"/>
+              <w:left w:val="single" w:color="000000" w:sz="4"/>
+              <w:bottom w:val="single" w:color="000000" w:sz="4"/>
+              <w:right w:val="single" w:color="000000" w:sz="4"/>
+            </w:tcBorders>
+            <w:shd w:fill="D9D9D9" w:color="auto" w:val="clear"/>
+            <w:tcMar>
+              <w:top w:type="dxa" w:w="60"/>
+              <w:left w:type="dxa" w:w="100"/>
+              <w:bottom w:type="dxa" w:w="60"/>
+              <w:right w:type="dxa" w:w="100"/>
+            </w:tcMar>
+          </w:tcPr>
+          <w:p>
+            <w:pPr>
+              <w:spacing w:line="276"/>
+              <w:jc w:val="left"/>
+            </w:pPr>
+            <w:r>
+              <w:rPr>
+                <w:rFonts w:ascii="Times New Roman" w:cs="Times New Roman" w:eastAsia="Times New Roman" w:hAnsi="Times New Roman"/>
+                <w:b/>
+                <w:bCs/>
+                <w:sz w:val="24"/>
+                <w:szCs w:val="24"/>
+              </w:rPr>
+              <w:t xml:space="preserve">Pair</w:t>
+            </w:r>
+          </w:p>
+        </w:tc>
+        <w:tc>
+          <w:tcPr>
+            <w:tcW w:type="dxa" w:w="1300"/>
+            <w:tcBorders>
+              <w:top w:val="single" w:color="000000" w:sz="4"/>
+              <w:left w:val="single" w:color="000000" w:sz="4"/>
+              <w:bottom w:val="single" w:color="000000" w:sz="4"/>
+              <w:right w:val="single" w:color="000000" w:sz="4"/>
+            </w:tcBorders>
+            <w:shd w:fill="D9D9D9" w:color="auto" w:val="clear"/>
+            <w:tcMar>
+              <w:top w:type="dxa" w:w="60"/>
+              <w:left w:type="dxa" w:w="100"/>
+              <w:bottom w:type="dxa" w:w="60"/>
+              <w:right w:type="dxa" w:w="100"/>
+            </w:tcMar>
+          </w:tcPr>
+          <w:p>
+            <w:pPr>
+              <w:spacing w:line="276"/>
+              <w:jc w:val="left"/>
+            </w:pPr>
+            <w:r>
+              <w:rPr>
+                <w:rFonts w:ascii="Times New Roman" w:cs="Times New Roman" w:eastAsia="Times New Roman" w:hAnsi="Times New Roman"/>
+                <w:b/>
+                <w:bCs/>
+                <w:sz w:val="24"/>
+                <w:szCs w:val="24"/>
+              </w:rPr>
+              <w:t xml:space="preserve">Extra RTT of B</w:t>
+            </w:r>
+          </w:p>
+        </w:tc>
+        <w:tc>
+          <w:tcPr>
+            <w:tcW w:type="dxa" w:w="1300"/>
+            <w:tcBorders>
+              <w:top w:val="single" w:color="000000" w:sz="4"/>
+              <w:left w:val="single" w:color="000000" w:sz="4"/>
+              <w:bottom w:val="single" w:color="000000" w:sz="4"/>
+              <w:right w:val="single" w:color="000000" w:sz="4"/>
+            </w:tcBorders>
+            <w:shd w:fill="D9D9D9" w:color="auto" w:val="clear"/>
+            <w:tcMar>
+              <w:top w:type="dxa" w:w="60"/>
+              <w:left w:type="dxa" w:w="100"/>
+              <w:bottom w:type="dxa" w:w="60"/>
+              <w:right w:type="dxa" w:w="100"/>
+            </w:tcMar>
+          </w:tcPr>
+          <w:p>
+            <w:pPr>
+              <w:spacing w:line="276"/>
+              <w:jc w:val="left"/>
+            </w:pPr>
+            <w:r>
+              <w:rPr>
+                <w:rFonts w:ascii="Times New Roman" w:cs="Times New Roman" w:eastAsia="Times New Roman" w:hAnsi="Times New Roman"/>
+                <w:b/>
+                <w:bCs/>
+                <w:sz w:val="24"/>
+                <w:szCs w:val="24"/>
+              </w:rPr>
+              <w:t xml:space="preserve">Share of A (short RTT)</w:t>
+            </w:r>
+          </w:p>
+        </w:tc>
+        <w:tc>
+          <w:tcPr>
+            <w:tcW w:type="dxa" w:w="1300"/>
+            <w:tcBorders>
+              <w:top w:val="single" w:color="000000" w:sz="4"/>
+              <w:left w:val="single" w:color="000000" w:sz="4"/>
+              <w:bottom w:val="single" w:color="000000" w:sz="4"/>
+              <w:right w:val="single" w:color="000000" w:sz="4"/>
+            </w:tcBorders>
+            <w:shd w:fill="D9D9D9" w:color="auto" w:val="clear"/>
+            <w:tcMar>
+              <w:top w:type="dxa" w:w="60"/>
+              <w:left w:type="dxa" w:w="100"/>
+              <w:bottom w:type="dxa" w:w="60"/>
+              <w:right w:type="dxa" w:w="100"/>
+            </w:tcMar>
+          </w:tcPr>
+          <w:p>
+            <w:pPr>
+              <w:spacing w:line="276"/>
+              <w:jc w:val="left"/>
+            </w:pPr>
+            <w:r>
+              <w:rPr>
+                <w:rFonts w:ascii="Times New Roman" w:cs="Times New Roman" w:eastAsia="Times New Roman" w:hAnsi="Times New Roman"/>
+                <w:b/>
+                <w:bCs/>
+                <w:sz w:val="24"/>
+                <w:szCs w:val="24"/>
+              </w:rPr>
+              <w:t xml:space="preserve">Share of B</w:t>
+            </w:r>
+          </w:p>
+        </w:tc>
+        <w:tc>
+          <w:tcPr>
+            <w:tcW w:type="dxa" w:w="1300"/>
+            <w:tcBorders>
+              <w:top w:val="single" w:color="000000" w:sz="4"/>
+              <w:left w:val="single" w:color="000000" w:sz="4"/>
+              <w:bottom w:val="single" w:color="000000" w:sz="4"/>
+              <w:right w:val="single" w:color="000000" w:sz="4"/>
+            </w:tcBorders>
+            <w:shd w:fill="D9D9D9" w:color="auto" w:val="clear"/>
+            <w:tcMar>
+              <w:top w:type="dxa" w:w="60"/>
+              <w:left w:type="dxa" w:w="100"/>
+              <w:bottom w:type="dxa" w:w="60"/>
+              <w:right w:type="dxa" w:w="100"/>
+            </w:tcMar>
+          </w:tcPr>
+          <w:p>
+            <w:pPr>
+              <w:spacing w:line="276"/>
+              <w:jc w:val="left"/>
+            </w:pPr>
+            <w:r>
+              <w:rPr>
+                <w:rFonts w:ascii="Times New Roman" w:cs="Times New Roman" w:eastAsia="Times New Roman" w:hAnsi="Times New Roman"/>
+                <w:b/>
+                <w:bCs/>
+                <w:sz w:val="24"/>
+                <w:szCs w:val="24"/>
+              </w:rPr>
+              <w:t xml:space="preserve">Jain index</w:t>
+            </w:r>
+          </w:p>
+        </w:tc>
+        <w:tc>
+          <w:tcPr>
+            <w:tcW w:type="dxa" w:w="1726"/>
+            <w:tcBorders>
+              <w:top w:val="single" w:color="000000" w:sz="4"/>
+              <w:left w:val="single" w:color="000000" w:sz="4"/>
+              <w:bottom w:val="single" w:color="000000" w:sz="4"/>
+              <w:right w:val="single" w:color="000000" w:sz="4"/>
+            </w:tcBorders>
+            <w:shd w:fill="D9D9D9" w:color="auto" w:val="clear"/>
+            <w:tcMar>
+              <w:top w:type="dxa" w:w="60"/>
+              <w:left w:type="dxa" w:w="100"/>
+              <w:bottom w:type="dxa" w:w="60"/>
+              <w:right w:type="dxa" w:w="100"/>
+            </w:tcMar>
+          </w:tcPr>
+          <w:p>
+            <w:pPr>
+              <w:spacing w:line="276"/>
+              <w:jc w:val="left"/>
+            </w:pPr>
+            <w:r>
+              <w:rPr>
+                <w:rFonts w:ascii="Times New Roman" w:cs="Times New Roman" w:eastAsia="Times New Roman" w:hAnsi="Times New Roman"/>
+                <w:b/>
+                <w:bCs/>
+                <w:sz w:val="24"/>
+                <w:szCs w:val="24"/>
+              </w:rPr>
+              <w:t xml:space="preserve">Pairs</w:t>
+            </w:r>
+          </w:p>
+        </w:tc>
+      </w:tr>
+      <w:tr>
+        <w:trPr>
+          <w:cantSplit/>
+          <w:tblHeader w:val="false"/>
+        </w:trPr>
+        <w:tc>
+          <w:tcPr>
+            <w:tcW w:type="dxa" w:w="2100"/>
+            <w:tcBorders>
+              <w:top w:val="single" w:color="000000" w:sz="4"/>
+              <w:left w:val="single" w:color="000000" w:sz="4"/>
+              <w:bottom w:val="single" w:color="000000" w:sz="4"/>
+              <w:right w:val="single" w:color="000000" w:sz="4"/>
+            </w:tcBorders>
+            <w:tcMar>
+              <w:top w:type="dxa" w:w="60"/>
+              <w:left w:type="dxa" w:w="100"/>
+              <w:bottom w:type="dxa" w:w="60"/>
+              <w:right w:type="dxa" w:w="100"/>
+            </w:tcMar>
+          </w:tcPr>
+          <w:p>
+            <w:pPr>
+              <w:spacing w:line="276"/>
+              <w:jc w:val="left"/>
+            </w:pPr>
+            <w:r>
+              <w:rPr>
+                <w:rFonts w:ascii="Times New Roman" w:cs="Times New Roman" w:eastAsia="Times New Roman" w:hAnsi="Times New Roman"/>
+                <w:b w:val="false"/>
+                <w:bCs w:val="false"/>
+                <w:sz w:val="24"/>
+                <w:szCs w:val="24"/>
+              </w:rPr>
+              <w:t xml:space="preserve">AIMD / AIMD</w:t>
+            </w:r>
+          </w:p>
+        </w:tc>
+        <w:tc>
+          <w:tcPr>
+            <w:tcW w:type="dxa" w:w="1300"/>
+            <w:tcBorders>
+              <w:top w:val="single" w:color="000000" w:sz="4"/>
+              <w:left w:val="single" w:color="000000" w:sz="4"/>
+              <w:bottom w:val="single" w:color="000000" w:sz="4"/>
+              <w:right w:val="single" w:color="000000" w:sz="4"/>
+            </w:tcBorders>
+            <w:tcMar>
+              <w:top w:type="dxa" w:w="60"/>
+              <w:left w:type="dxa" w:w="100"/>
+              <w:bottom w:type="dxa" w:w="60"/>
+              <w:right w:type="dxa" w:w="100"/>
+            </w:tcMar>
+          </w:tcPr>
+          <w:p>
+            <w:pPr>
+              <w:spacing w:line="276"/>
+              <w:jc w:val="left"/>
+            </w:pPr>
+            <w:r>
+              <w:rPr>
+                <w:rFonts w:ascii="Times New Roman" w:cs="Times New Roman" w:eastAsia="Times New Roman" w:hAnsi="Times New Roman"/>
+                <w:b w:val="false"/>
+                <w:bCs w:val="false"/>
+                <w:sz w:val="24"/>
+                <w:szCs w:val="24"/>
+              </w:rPr>
+              <w:t xml:space="preserve">0 ms</w:t>
+            </w:r>
+          </w:p>
+        </w:tc>
+        <w:tc>
+          <w:tcPr>
+            <w:tcW w:type="dxa" w:w="1300"/>
+            <w:tcBorders>
+              <w:top w:val="single" w:color="000000" w:sz="4"/>
+              <w:left w:val="single" w:color="000000" w:sz="4"/>
+              <w:bottom w:val="single" w:color="000000" w:sz="4"/>
+              <w:right w:val="single" w:color="000000" w:sz="4"/>
+            </w:tcBorders>
+            <w:tcMar>
+              <w:top w:type="dxa" w:w="60"/>
+              <w:left w:type="dxa" w:w="100"/>
+              <w:bottom w:type="dxa" w:w="60"/>
+              <w:right w:type="dxa" w:w="100"/>
+            </w:tcMar>
+          </w:tcPr>
+          <w:p>
+            <w:pPr>
+              <w:spacing w:line="276"/>
+              <w:jc w:val="left"/>
+            </w:pPr>
+            <w:r>
+              <w:rPr>
+                <w:rFonts w:ascii="Times New Roman" w:cs="Times New Roman" w:eastAsia="Times New Roman" w:hAnsi="Times New Roman"/>
+                <w:b w:val="false"/>
+                <w:bCs w:val="false"/>
+                <w:sz w:val="24"/>
+                <w:szCs w:val="24"/>
+              </w:rPr>
+              <w:t xml:space="preserve">45%</w:t>
+            </w:r>
+          </w:p>
+        </w:tc>
+        <w:tc>
+          <w:tcPr>
+            <w:tcW w:type="dxa" w:w="1300"/>
+            <w:tcBorders>
+              <w:top w:val="single" w:color="000000" w:sz="4"/>
+              <w:left w:val="single" w:color="000000" w:sz="4"/>
+              <w:bottom w:val="single" w:color="000000" w:sz="4"/>
+              <w:right w:val="single" w:color="000000" w:sz="4"/>
+            </w:tcBorders>
+            <w:tcMar>
+              <w:top w:type="dxa" w:w="60"/>
+              <w:left w:type="dxa" w:w="100"/>
+              <w:bottom w:type="dxa" w:w="60"/>
+              <w:right w:type="dxa" w:w="100"/>
+            </w:tcMar>
+          </w:tcPr>
+          <w:p>
+            <w:pPr>
+              <w:spacing w:line="276"/>
+              <w:jc w:val="left"/>
+            </w:pPr>
+            <w:r>
+              <w:rPr>
+                <w:rFonts w:ascii="Times New Roman" w:cs="Times New Roman" w:eastAsia="Times New Roman" w:hAnsi="Times New Roman"/>
+                <w:b w:val="false"/>
+                <w:bCs w:val="false"/>
+                <w:sz w:val="24"/>
+                <w:szCs w:val="24"/>
+              </w:rPr>
+              <w:t xml:space="preserve">55%</w:t>
+            </w:r>
+          </w:p>
+        </w:tc>
+        <w:tc>
+          <w:tcPr>
+            <w:tcW w:type="dxa" w:w="1300"/>
+            <w:tcBorders>
+              <w:top w:val="single" w:color="000000" w:sz="4"/>
+              <w:left w:val="single" w:color="000000" w:sz="4"/>
+              <w:bottom w:val="single" w:color="000000" w:sz="4"/>
+              <w:right w:val="single" w:color="000000" w:sz="4"/>
+            </w:tcBorders>
+            <w:tcMar>
+              <w:top w:type="dxa" w:w="60"/>
+              <w:left w:type="dxa" w:w="100"/>
+              <w:bottom w:type="dxa" w:w="60"/>
+              <w:right w:type="dxa" w:w="100"/>
+            </w:tcMar>
+          </w:tcPr>
+          <w:p>
+            <w:pPr>
+              <w:spacing w:line="276"/>
+              <w:jc w:val="left"/>
+            </w:pPr>
+            <w:r>
+              <w:rPr>
+                <w:rFonts w:ascii="Times New Roman" w:cs="Times New Roman" w:eastAsia="Times New Roman" w:hAnsi="Times New Roman"/>
+                <w:b w:val="false"/>
+                <w:bCs w:val="false"/>
+                <w:sz w:val="24"/>
+                <w:szCs w:val="24"/>
+              </w:rPr>
+              <w:t xml:space="preserve">0.964</w:t>
+            </w:r>
+          </w:p>
+        </w:tc>
+        <w:tc>
+          <w:tcPr>
+            <w:tcW w:type="dxa" w:w="1726"/>
+            <w:tcBorders>
+              <w:top w:val="single" w:color="000000" w:sz="4"/>
+              <w:left w:val="single" w:color="000000" w:sz="4"/>
+              <w:bottom w:val="single" w:color="000000" w:sz="4"/>
+              <w:right w:val="single" w:color="000000" w:sz="4"/>
+            </w:tcBorders>
+            <w:tcMar>
+              <w:top w:type="dxa" w:w="60"/>
+              <w:left w:type="dxa" w:w="100"/>
+              <w:bottom w:type="dxa" w:w="60"/>
+              <w:right w:type="dxa" w:w="100"/>
+            </w:tcMar>
+          </w:tcPr>
+          <w:p>
+            <w:pPr>
+              <w:spacing w:line="276"/>
+              <w:jc w:val="left"/>
+            </w:pPr>
+            <w:r>
+              <w:rPr>
+                <w:rFonts w:ascii="Times New Roman" w:cs="Times New Roman" w:eastAsia="Times New Roman" w:hAnsi="Times New Roman"/>
+                <w:b w:val="false"/>
+                <w:bCs w:val="false"/>
+                <w:sz w:val="24"/>
+                <w:szCs w:val="24"/>
+              </w:rPr>
+              <w:t xml:space="preserve">6</w:t>
+            </w:r>
+          </w:p>
+        </w:tc>
+      </w:tr>
+      <w:tr>
+        <w:trPr>
+          <w:cantSplit/>
+          <w:tblHeader w:val="false"/>
+        </w:trPr>
+        <w:tc>
+          <w:tcPr>
+            <w:tcW w:type="dxa" w:w="2100"/>
+            <w:tcBorders>
+              <w:top w:val="single" w:color="000000" w:sz="4"/>
+              <w:left w:val="single" w:color="000000" w:sz="4"/>
+              <w:bottom w:val="single" w:color="000000" w:sz="4"/>
+              <w:right w:val="single" w:color="000000" w:sz="4"/>
+            </w:tcBorders>
+            <w:tcMar>
+              <w:top w:type="dxa" w:w="60"/>
+              <w:left w:type="dxa" w:w="100"/>
+              <w:bottom w:type="dxa" w:w="60"/>
+              <w:right w:type="dxa" w:w="100"/>
+            </w:tcMar>
+          </w:tcPr>
+          <w:p>
+            <w:pPr>
+              <w:spacing w:line="276"/>
+              <w:jc w:val="left"/>
+            </w:pPr>
+            <w:r>
+              <w:rPr>
+                <w:rFonts w:ascii="Times New Roman" w:cs="Times New Roman" w:eastAsia="Times New Roman" w:hAnsi="Times New Roman"/>
+                <w:b w:val="false"/>
+                <w:bCs w:val="false"/>
+                <w:sz w:val="24"/>
+                <w:szCs w:val="24"/>
+              </w:rPr>
+              <w:t xml:space="preserve">Neural / neural</w:t>
+            </w:r>
+          </w:p>
+        </w:tc>
+        <w:tc>
+          <w:tcPr>
+            <w:tcW w:type="dxa" w:w="1300"/>
+            <w:tcBorders>
+              <w:top w:val="single" w:color="000000" w:sz="4"/>
+              <w:left w:val="single" w:color="000000" w:sz="4"/>
+              <w:bottom w:val="single" w:color="000000" w:sz="4"/>
+              <w:right w:val="single" w:color="000000" w:sz="4"/>
+            </w:tcBorders>
+            <w:tcMar>
+              <w:top w:type="dxa" w:w="60"/>
+              <w:left w:type="dxa" w:w="100"/>
+              <w:bottom w:type="dxa" w:w="60"/>
+              <w:right w:type="dxa" w:w="100"/>
+            </w:tcMar>
+          </w:tcPr>
+          <w:p>
+            <w:pPr>
+              <w:spacing w:line="276"/>
+              <w:jc w:val="left"/>
+            </w:pPr>
+            <w:r>
+              <w:rPr>
+                <w:rFonts w:ascii="Times New Roman" w:cs="Times New Roman" w:eastAsia="Times New Roman" w:hAnsi="Times New Roman"/>
+                <w:b w:val="false"/>
+                <w:bCs w:val="false"/>
+                <w:sz w:val="24"/>
+                <w:szCs w:val="24"/>
+              </w:rPr>
+              <w:t xml:space="preserve">0 ms</w:t>
+            </w:r>
+          </w:p>
+        </w:tc>
+        <w:tc>
+          <w:tcPr>
+            <w:tcW w:type="dxa" w:w="1300"/>
+            <w:tcBorders>
+              <w:top w:val="single" w:color="000000" w:sz="4"/>
+              <w:left w:val="single" w:color="000000" w:sz="4"/>
+              <w:bottom w:val="single" w:color="000000" w:sz="4"/>
+              <w:right w:val="single" w:color="000000" w:sz="4"/>
+            </w:tcBorders>
+            <w:tcMar>
+              <w:top w:type="dxa" w:w="60"/>
+              <w:left w:type="dxa" w:w="100"/>
+              <w:bottom w:type="dxa" w:w="60"/>
+              <w:right w:type="dxa" w:w="100"/>
+            </w:tcMar>
+          </w:tcPr>
+          <w:p>
+            <w:pPr>
+              <w:spacing w:line="276"/>
+              <w:jc w:val="left"/>
+            </w:pPr>
+            <w:r>
+              <w:rPr>
+                <w:rFonts w:ascii="Times New Roman" w:cs="Times New Roman" w:eastAsia="Times New Roman" w:hAnsi="Times New Roman"/>
+                <w:b w:val="false"/>
+                <w:bCs w:val="false"/>
+                <w:sz w:val="24"/>
+                <w:szCs w:val="24"/>
+              </w:rPr>
+              <w:t xml:space="preserve">48%</w:t>
+            </w:r>
+          </w:p>
+        </w:tc>
+        <w:tc>
+          <w:tcPr>
+            <w:tcW w:type="dxa" w:w="1300"/>
+            <w:tcBorders>
+              <w:top w:val="single" w:color="000000" w:sz="4"/>
+              <w:left w:val="single" w:color="000000" w:sz="4"/>
+              <w:bottom w:val="single" w:color="000000" w:sz="4"/>
+              <w:right w:val="single" w:color="000000" w:sz="4"/>
+            </w:tcBorders>
+            <w:tcMar>
+              <w:top w:type="dxa" w:w="60"/>
+              <w:left w:type="dxa" w:w="100"/>
+              <w:bottom w:type="dxa" w:w="60"/>
+              <w:right w:type="dxa" w:w="100"/>
+            </w:tcMar>
+          </w:tcPr>
+          <w:p>
+            <w:pPr>
+              <w:spacing w:line="276"/>
+              <w:jc w:val="left"/>
+            </w:pPr>
+            <w:r>
+              <w:rPr>
+                <w:rFonts w:ascii="Times New Roman" w:cs="Times New Roman" w:eastAsia="Times New Roman" w:hAnsi="Times New Roman"/>
+                <w:b w:val="false"/>
+                <w:bCs w:val="false"/>
+                <w:sz w:val="24"/>
+                <w:szCs w:val="24"/>
+              </w:rPr>
+              <w:t xml:space="preserve">52%</w:t>
+            </w:r>
+          </w:p>
+        </w:tc>
+        <w:tc>
+          <w:tcPr>
+            <w:tcW w:type="dxa" w:w="1300"/>
+            <w:tcBorders>
+              <w:top w:val="single" w:color="000000" w:sz="4"/>
+              <w:left w:val="single" w:color="000000" w:sz="4"/>
+              <w:bottom w:val="single" w:color="000000" w:sz="4"/>
+              <w:right w:val="single" w:color="000000" w:sz="4"/>
+            </w:tcBorders>
+            <w:tcMar>
+              <w:top w:type="dxa" w:w="60"/>
+              <w:left w:type="dxa" w:w="100"/>
+              <w:bottom w:type="dxa" w:w="60"/>
+              <w:right w:type="dxa" w:w="100"/>
+            </w:tcMar>
+          </w:tcPr>
+          <w:p>
+            <w:pPr>
+              <w:spacing w:line="276"/>
+              <w:jc w:val="left"/>
+            </w:pPr>
+            <w:r>
+              <w:rPr>
+                <w:rFonts w:ascii="Times New Roman" w:cs="Times New Roman" w:eastAsia="Times New Roman" w:hAnsi="Times New Roman"/>
+                <w:b w:val="false"/>
+                <w:bCs w:val="false"/>
+                <w:sz w:val="24"/>
+                <w:szCs w:val="24"/>
+              </w:rPr>
+              <w:t xml:space="preserve">0.964</w:t>
+            </w:r>
+          </w:p>
+        </w:tc>
+        <w:tc>
+          <w:tcPr>
+            <w:tcW w:type="dxa" w:w="1726"/>
+            <w:tcBorders>
+              <w:top w:val="single" w:color="000000" w:sz="4"/>
+              <w:left w:val="single" w:color="000000" w:sz="4"/>
+              <w:bottom w:val="single" w:color="000000" w:sz="4"/>
+              <w:right w:val="single" w:color="000000" w:sz="4"/>
+            </w:tcBorders>
+            <w:tcMar>
+              <w:top w:type="dxa" w:w="60"/>
+              <w:left w:type="dxa" w:w="100"/>
+              <w:bottom w:type="dxa" w:w="60"/>
+              <w:right w:type="dxa" w:w="100"/>
+            </w:tcMar>
+          </w:tcPr>
+          <w:p>
+            <w:pPr>
+              <w:spacing w:line="276"/>
+              <w:jc w:val="left"/>
+            </w:pPr>
+            <w:r>
+              <w:rPr>
+                <w:rFonts w:ascii="Times New Roman" w:cs="Times New Roman" w:eastAsia="Times New Roman" w:hAnsi="Times New Roman"/>
+                <w:b w:val="false"/>
+                <w:bCs w:val="false"/>
+                <w:sz w:val="24"/>
+                <w:szCs w:val="24"/>
+              </w:rPr>
+              <w:t xml:space="preserve">6</w:t>
+            </w:r>
+          </w:p>
+        </w:tc>
+      </w:tr>
+      <w:tr>
+        <w:trPr>
+          <w:cantSplit/>
+          <w:tblHeader w:val="false"/>
+        </w:trPr>
+        <w:tc>
+          <w:tcPr>
+            <w:tcW w:type="dxa" w:w="2100"/>
+            <w:tcBorders>
+              <w:top w:val="single" w:color="000000" w:sz="4"/>
+              <w:left w:val="single" w:color="000000" w:sz="4"/>
+              <w:bottom w:val="single" w:color="000000" w:sz="4"/>
+              <w:right w:val="single" w:color="000000" w:sz="4"/>
+            </w:tcBorders>
+            <w:tcMar>
+              <w:top w:type="dxa" w:w="60"/>
+              <w:left w:type="dxa" w:w="100"/>
+              <w:bottom w:type="dxa" w:w="60"/>
+              <w:right w:type="dxa" w:w="100"/>
+            </w:tcMar>
+          </w:tcPr>
+          <w:p>
+            <w:pPr>
+              <w:spacing w:line="276"/>
+              <w:jc w:val="left"/>
+            </w:pPr>
+            <w:r>
+              <w:rPr>
+                <w:rFonts w:ascii="Times New Roman" w:cs="Times New Roman" w:eastAsia="Times New Roman" w:hAnsi="Times New Roman"/>
+                <w:b w:val="false"/>
+                <w:bCs w:val="false"/>
+                <w:sz w:val="24"/>
+                <w:szCs w:val="24"/>
+              </w:rPr>
+              <w:t xml:space="preserve">AIMD / AIMD</w:t>
+            </w:r>
+          </w:p>
+        </w:tc>
+        <w:tc>
+          <w:tcPr>
+            <w:tcW w:type="dxa" w:w="1300"/>
+            <w:tcBorders>
+              <w:top w:val="single" w:color="000000" w:sz="4"/>
+              <w:left w:val="single" w:color="000000" w:sz="4"/>
+              <w:bottom w:val="single" w:color="000000" w:sz="4"/>
+              <w:right w:val="single" w:color="000000" w:sz="4"/>
+            </w:tcBorders>
+            <w:tcMar>
+              <w:top w:type="dxa" w:w="60"/>
+              <w:left w:type="dxa" w:w="100"/>
+              <w:bottom w:type="dxa" w:w="60"/>
+              <w:right w:type="dxa" w:w="100"/>
+            </w:tcMar>
+          </w:tcPr>
+          <w:p>
+            <w:pPr>
+              <w:spacing w:line="276"/>
+              <w:jc w:val="left"/>
+            </w:pPr>
+            <w:r>
+              <w:rPr>
+                <w:rFonts w:ascii="Times New Roman" w:cs="Times New Roman" w:eastAsia="Times New Roman" w:hAnsi="Times New Roman"/>
+                <w:b w:val="false"/>
+                <w:bCs w:val="false"/>
+                <w:sz w:val="24"/>
+                <w:szCs w:val="24"/>
+              </w:rPr>
+              <w:t xml:space="preserve">60 ms</w:t>
+            </w:r>
+          </w:p>
+        </w:tc>
+        <w:tc>
+          <w:tcPr>
+            <w:tcW w:type="dxa" w:w="1300"/>
+            <w:tcBorders>
+              <w:top w:val="single" w:color="000000" w:sz="4"/>
+              <w:left w:val="single" w:color="000000" w:sz="4"/>
+              <w:bottom w:val="single" w:color="000000" w:sz="4"/>
+              <w:right w:val="single" w:color="000000" w:sz="4"/>
+            </w:tcBorders>
+            <w:tcMar>
+              <w:top w:type="dxa" w:w="60"/>
+              <w:left w:type="dxa" w:w="100"/>
+              <w:bottom w:type="dxa" w:w="60"/>
+              <w:right w:type="dxa" w:w="100"/>
+            </w:tcMar>
+          </w:tcPr>
+          <w:p>
+            <w:pPr>
+              <w:spacing w:line="276"/>
+              <w:jc w:val="left"/>
+            </w:pPr>
+            <w:r>
+              <w:rPr>
+                <w:rFonts w:ascii="Times New Roman" w:cs="Times New Roman" w:eastAsia="Times New Roman" w:hAnsi="Times New Roman"/>
+                <w:b w:val="false"/>
+                <w:bCs w:val="false"/>
+                <w:sz w:val="24"/>
+                <w:szCs w:val="24"/>
+              </w:rPr>
+              <w:t xml:space="preserve">74%</w:t>
+            </w:r>
+          </w:p>
+        </w:tc>
+        <w:tc>
+          <w:tcPr>
+            <w:tcW w:type="dxa" w:w="1300"/>
+            <w:tcBorders>
+              <w:top w:val="single" w:color="000000" w:sz="4"/>
+              <w:left w:val="single" w:color="000000" w:sz="4"/>
+              <w:bottom w:val="single" w:color="000000" w:sz="4"/>
+              <w:right w:val="single" w:color="000000" w:sz="4"/>
+            </w:tcBorders>
+            <w:tcMar>
+              <w:top w:type="dxa" w:w="60"/>
+              <w:left w:type="dxa" w:w="100"/>
+              <w:bottom w:type="dxa" w:w="60"/>
+              <w:right w:type="dxa" w:w="100"/>
+            </w:tcMar>
+          </w:tcPr>
+          <w:p>
+            <w:pPr>
+              <w:spacing w:line="276"/>
+              <w:jc w:val="left"/>
+            </w:pPr>
+            <w:r>
+              <w:rPr>
+                <w:rFonts w:ascii="Times New Roman" w:cs="Times New Roman" w:eastAsia="Times New Roman" w:hAnsi="Times New Roman"/>
+                <w:b w:val="false"/>
+                <w:bCs w:val="false"/>
+                <w:sz w:val="24"/>
+                <w:szCs w:val="24"/>
+              </w:rPr>
+              <w:t xml:space="preserve">26%</w:t>
+            </w:r>
+          </w:p>
+        </w:tc>
+        <w:tc>
+          <w:tcPr>
+            <w:tcW w:type="dxa" w:w="1300"/>
+            <w:tcBorders>
+              <w:top w:val="single" w:color="000000" w:sz="4"/>
+              <w:left w:val="single" w:color="000000" w:sz="4"/>
+              <w:bottom w:val="single" w:color="000000" w:sz="4"/>
+              <w:right w:val="single" w:color="000000" w:sz="4"/>
+            </w:tcBorders>
+            <w:tcMar>
+              <w:top w:type="dxa" w:w="60"/>
+              <w:left w:type="dxa" w:w="100"/>
+              <w:bottom w:type="dxa" w:w="60"/>
+              <w:right w:type="dxa" w:w="100"/>
+            </w:tcMar>
+          </w:tcPr>
+          <w:p>
+            <w:pPr>
+              <w:spacing w:line="276"/>
+              <w:jc w:val="left"/>
+            </w:pPr>
+            <w:r>
+              <w:rPr>
+                <w:rFonts w:ascii="Times New Roman" w:cs="Times New Roman" w:eastAsia="Times New Roman" w:hAnsi="Times New Roman"/>
+                <w:b w:val="false"/>
+                <w:bCs w:val="false"/>
+                <w:sz w:val="24"/>
+                <w:szCs w:val="24"/>
+              </w:rPr>
+              <w:t xml:space="preserve">0.804</w:t>
+            </w:r>
+          </w:p>
+        </w:tc>
+        <w:tc>
+          <w:tcPr>
+            <w:tcW w:type="dxa" w:w="1726"/>
+            <w:tcBorders>
+              <w:top w:val="single" w:color="000000" w:sz="4"/>
+              <w:left w:val="single" w:color="000000" w:sz="4"/>
+              <w:bottom w:val="single" w:color="000000" w:sz="4"/>
+              <w:right w:val="single" w:color="000000" w:sz="4"/>
+            </w:tcBorders>
+            <w:tcMar>
+              <w:top w:type="dxa" w:w="60"/>
+              <w:left w:type="dxa" w:w="100"/>
+              <w:bottom w:type="dxa" w:w="60"/>
+              <w:right w:type="dxa" w:w="100"/>
+            </w:tcMar>
+          </w:tcPr>
+          <w:p>
+            <w:pPr>
+              <w:spacing w:line="276"/>
+              <w:jc w:val="left"/>
+            </w:pPr>
+            <w:r>
+              <w:rPr>
+                <w:rFonts w:ascii="Times New Roman" w:cs="Times New Roman" w:eastAsia="Times New Roman" w:hAnsi="Times New Roman"/>
+                <w:b w:val="false"/>
+                <w:bCs w:val="false"/>
+                <w:sz w:val="24"/>
+                <w:szCs w:val="24"/>
+              </w:rPr>
+              <w:t xml:space="preserve">6</w:t>
+            </w:r>
+          </w:p>
+        </w:tc>
+      </w:tr>
+      <w:tr>
+        <w:trPr>
+          <w:cantSplit/>
+          <w:tblHeader w:val="false"/>
+        </w:trPr>
+        <w:tc>
+          <w:tcPr>
+            <w:tcW w:type="dxa" w:w="2100"/>
+            <w:tcBorders>
+              <w:top w:val="single" w:color="000000" w:sz="4"/>
+              <w:left w:val="single" w:color="000000" w:sz="4"/>
+              <w:bottom w:val="single" w:color="000000" w:sz="4"/>
+              <w:right w:val="single" w:color="000000" w:sz="4"/>
+            </w:tcBorders>
+            <w:tcMar>
+              <w:top w:type="dxa" w:w="60"/>
+              <w:left w:type="dxa" w:w="100"/>
+              <w:bottom w:type="dxa" w:w="60"/>
+              <w:right w:type="dxa" w:w="100"/>
+            </w:tcMar>
+          </w:tcPr>
+          <w:p>
+            <w:pPr>
+              <w:spacing w:line="276"/>
+              <w:jc w:val="left"/>
+            </w:pPr>
+            <w:r>
+              <w:rPr>
+                <w:rFonts w:ascii="Times New Roman" w:cs="Times New Roman" w:eastAsia="Times New Roman" w:hAnsi="Times New Roman"/>
+                <w:b w:val="false"/>
+                <w:bCs w:val="false"/>
+                <w:sz w:val="24"/>
+                <w:szCs w:val="24"/>
+              </w:rPr>
+              <w:t xml:space="preserve">Neural / neural</w:t>
+            </w:r>
+          </w:p>
+        </w:tc>
+        <w:tc>
+          <w:tcPr>
+            <w:tcW w:type="dxa" w:w="1300"/>
+            <w:tcBorders>
+              <w:top w:val="single" w:color="000000" w:sz="4"/>
+              <w:left w:val="single" w:color="000000" w:sz="4"/>
+              <w:bottom w:val="single" w:color="000000" w:sz="4"/>
+              <w:right w:val="single" w:color="000000" w:sz="4"/>
+            </w:tcBorders>
+            <w:tcMar>
+              <w:top w:type="dxa" w:w="60"/>
+              <w:left w:type="dxa" w:w="100"/>
+              <w:bottom w:type="dxa" w:w="60"/>
+              <w:right w:type="dxa" w:w="100"/>
+            </w:tcMar>
+          </w:tcPr>
+          <w:p>
+            <w:pPr>
+              <w:spacing w:line="276"/>
+              <w:jc w:val="left"/>
+            </w:pPr>
+            <w:r>
+              <w:rPr>
+                <w:rFonts w:ascii="Times New Roman" w:cs="Times New Roman" w:eastAsia="Times New Roman" w:hAnsi="Times New Roman"/>
+                <w:b w:val="false"/>
+                <w:bCs w:val="false"/>
+                <w:sz w:val="24"/>
+                <w:szCs w:val="24"/>
+              </w:rPr>
+              <w:t xml:space="preserve">60 ms</w:t>
+            </w:r>
+          </w:p>
+        </w:tc>
+        <w:tc>
+          <w:tcPr>
+            <w:tcW w:type="dxa" w:w="1300"/>
+            <w:tcBorders>
+              <w:top w:val="single" w:color="000000" w:sz="4"/>
+              <w:left w:val="single" w:color="000000" w:sz="4"/>
+              <w:bottom w:val="single" w:color="000000" w:sz="4"/>
+              <w:right w:val="single" w:color="000000" w:sz="4"/>
+            </w:tcBorders>
+            <w:tcMar>
+              <w:top w:type="dxa" w:w="60"/>
+              <w:left w:type="dxa" w:w="100"/>
+              <w:bottom w:type="dxa" w:w="60"/>
+              <w:right w:type="dxa" w:w="100"/>
+            </w:tcMar>
+          </w:tcPr>
+          <w:p>
+            <w:pPr>
+              <w:spacing w:line="276"/>
+              <w:jc w:val="left"/>
+            </w:pPr>
+            <w:r>
+              <w:rPr>
+                <w:rFonts w:ascii="Times New Roman" w:cs="Times New Roman" w:eastAsia="Times New Roman" w:hAnsi="Times New Roman"/>
+                <w:b w:val="false"/>
+                <w:bCs w:val="false"/>
+                <w:sz w:val="24"/>
+                <w:szCs w:val="24"/>
+              </w:rPr>
+              <w:t xml:space="preserve">67%</w:t>
+            </w:r>
+          </w:p>
+        </w:tc>
+        <w:tc>
+          <w:tcPr>
+            <w:tcW w:type="dxa" w:w="1300"/>
+            <w:tcBorders>
+              <w:top w:val="single" w:color="000000" w:sz="4"/>
+              <w:left w:val="single" w:color="000000" w:sz="4"/>
+              <w:bottom w:val="single" w:color="000000" w:sz="4"/>
+              <w:right w:val="single" w:color="000000" w:sz="4"/>
+            </w:tcBorders>
+            <w:tcMar>
+              <w:top w:type="dxa" w:w="60"/>
+              <w:left w:type="dxa" w:w="100"/>
+              <w:bottom w:type="dxa" w:w="60"/>
+              <w:right w:type="dxa" w:w="100"/>
+            </w:tcMar>
+          </w:tcPr>
+          <w:p>
+            <w:pPr>
+              <w:spacing w:line="276"/>
+              <w:jc w:val="left"/>
+            </w:pPr>
+            <w:r>
+              <w:rPr>
+                <w:rFonts w:ascii="Times New Roman" w:cs="Times New Roman" w:eastAsia="Times New Roman" w:hAnsi="Times New Roman"/>
+                <w:b w:val="false"/>
+                <w:bCs w:val="false"/>
+                <w:sz w:val="24"/>
+                <w:szCs w:val="24"/>
+              </w:rPr>
+              <w:t xml:space="preserve">33%</w:t>
+            </w:r>
+          </w:p>
+        </w:tc>
+        <w:tc>
+          <w:tcPr>
+            <w:tcW w:type="dxa" w:w="1300"/>
+            <w:tcBorders>
+              <w:top w:val="single" w:color="000000" w:sz="4"/>
+              <w:left w:val="single" w:color="000000" w:sz="4"/>
+              <w:bottom w:val="single" w:color="000000" w:sz="4"/>
+              <w:right w:val="single" w:color="000000" w:sz="4"/>
+            </w:tcBorders>
+            <w:tcMar>
+              <w:top w:type="dxa" w:w="60"/>
+              <w:left w:type="dxa" w:w="100"/>
+              <w:bottom w:type="dxa" w:w="60"/>
+              <w:right w:type="dxa" w:w="100"/>
+            </w:tcMar>
+          </w:tcPr>
+          <w:p>
+            <w:pPr>
+              <w:spacing w:line="276"/>
+              <w:jc w:val="left"/>
+            </w:pPr>
+            <w:r>
+              <w:rPr>
+                <w:rFonts w:ascii="Times New Roman" w:cs="Times New Roman" w:eastAsia="Times New Roman" w:hAnsi="Times New Roman"/>
+                <w:b w:val="false"/>
+                <w:bCs w:val="false"/>
+                <w:sz w:val="24"/>
+                <w:szCs w:val="24"/>
+              </w:rPr>
+              <w:t xml:space="preserve">0.885</w:t>
+            </w:r>
+          </w:p>
+        </w:tc>
+        <w:tc>
+          <w:tcPr>
+            <w:tcW w:type="dxa" w:w="1726"/>
+            <w:tcBorders>
+              <w:top w:val="single" w:color="000000" w:sz="4"/>
+              <w:left w:val="single" w:color="000000" w:sz="4"/>
+              <w:bottom w:val="single" w:color="000000" w:sz="4"/>
+              <w:right w:val="single" w:color="000000" w:sz="4"/>
+            </w:tcBorders>
+            <w:tcMar>
+              <w:top w:type="dxa" w:w="60"/>
+              <w:left w:type="dxa" w:w="100"/>
+              <w:bottom w:type="dxa" w:w="60"/>
+              <w:right w:type="dxa" w:w="100"/>
+            </w:tcMar>
+          </w:tcPr>
+          <w:p>
+            <w:pPr>
+              <w:spacing w:line="276"/>
+              <w:jc w:val="left"/>
+            </w:pPr>
+            <w:r>
+              <w:rPr>
+                <w:rFonts w:ascii="Times New Roman" w:cs="Times New Roman" w:eastAsia="Times New Roman" w:hAnsi="Times New Roman"/>
+                <w:b w:val="false"/>
+                <w:bCs w:val="false"/>
+                <w:sz w:val="24"/>
+                <w:szCs w:val="24"/>
+              </w:rPr>
+              <w:t xml:space="preserve">6</w:t>
+            </w:r>
+          </w:p>
+        </w:tc>
+      </w:tr>
+      <w:tr>
+        <w:trPr>
+          <w:cantSplit/>
+          <w:tblHeader w:val="false"/>
+        </w:trPr>
+        <w:tc>
+          <w:tcPr>
+            <w:tcW w:type="dxa" w:w="2100"/>
+            <w:tcBorders>
+              <w:top w:val="single" w:color="000000" w:sz="4"/>
+              <w:left w:val="single" w:color="000000" w:sz="4"/>
+              <w:bottom w:val="single" w:color="000000" w:sz="4"/>
+              <w:right w:val="single" w:color="000000" w:sz="4"/>
+            </w:tcBorders>
+            <w:tcMar>
+              <w:top w:type="dxa" w:w="60"/>
+              <w:left w:type="dxa" w:w="100"/>
+              <w:bottom w:type="dxa" w:w="60"/>
+              <w:right w:type="dxa" w:w="100"/>
+            </w:tcMar>
+          </w:tcPr>
+          <w:p>
+            <w:pPr>
+              <w:spacing w:line="276"/>
+              <w:jc w:val="left"/>
+            </w:pPr>
+            <w:r>
+              <w:rPr>
+                <w:rFonts w:ascii="Times New Roman" w:cs="Times New Roman" w:eastAsia="Times New Roman" w:hAnsi="Times New Roman"/>
+                <w:b w:val="false"/>
+                <w:bCs w:val="false"/>
+                <w:sz w:val="24"/>
+                <w:szCs w:val="24"/>
+              </w:rPr>
+              <w:t xml:space="preserve">AIMD / AIMD</w:t>
+            </w:r>
+          </w:p>
+        </w:tc>
+        <w:tc>
+          <w:tcPr>
+            <w:tcW w:type="dxa" w:w="1300"/>
+            <w:tcBorders>
+              <w:top w:val="single" w:color="000000" w:sz="4"/>
+              <w:left w:val="single" w:color="000000" w:sz="4"/>
+              <w:bottom w:val="single" w:color="000000" w:sz="4"/>
+              <w:right w:val="single" w:color="000000" w:sz="4"/>
+            </w:tcBorders>
+            <w:tcMar>
+              <w:top w:type="dxa" w:w="60"/>
+              <w:left w:type="dxa" w:w="100"/>
+              <w:bottom w:type="dxa" w:w="60"/>
+              <w:right w:type="dxa" w:w="100"/>
+            </w:tcMar>
+          </w:tcPr>
+          <w:p>
+            <w:pPr>
+              <w:spacing w:line="276"/>
+              <w:jc w:val="left"/>
+            </w:pPr>
+            <w:r>
+              <w:rPr>
+                <w:rFonts w:ascii="Times New Roman" w:cs="Times New Roman" w:eastAsia="Times New Roman" w:hAnsi="Times New Roman"/>
+                <w:b w:val="false"/>
+                <w:bCs w:val="false"/>
+                <w:sz w:val="24"/>
+                <w:szCs w:val="24"/>
+              </w:rPr>
+              <w:t xml:space="preserve">150 ms</w:t>
+            </w:r>
+          </w:p>
+        </w:tc>
+        <w:tc>
+          <w:tcPr>
+            <w:tcW w:type="dxa" w:w="1300"/>
+            <w:tcBorders>
+              <w:top w:val="single" w:color="000000" w:sz="4"/>
+              <w:left w:val="single" w:color="000000" w:sz="4"/>
+              <w:bottom w:val="single" w:color="000000" w:sz="4"/>
+              <w:right w:val="single" w:color="000000" w:sz="4"/>
+            </w:tcBorders>
+            <w:tcMar>
+              <w:top w:type="dxa" w:w="60"/>
+              <w:left w:type="dxa" w:w="100"/>
+              <w:bottom w:type="dxa" w:w="60"/>
+              <w:right w:type="dxa" w:w="100"/>
+            </w:tcMar>
+          </w:tcPr>
+          <w:p>
+            <w:pPr>
+              <w:spacing w:line="276"/>
+              <w:jc w:val="left"/>
+            </w:pPr>
+            <w:r>
+              <w:rPr>
+                <w:rFonts w:ascii="Times New Roman" w:cs="Times New Roman" w:eastAsia="Times New Roman" w:hAnsi="Times New Roman"/>
+                <w:b w:val="false"/>
+                <w:bCs w:val="false"/>
+                <w:sz w:val="24"/>
+                <w:szCs w:val="24"/>
+              </w:rPr>
+              <w:t xml:space="preserve">88%</w:t>
+            </w:r>
+          </w:p>
+        </w:tc>
+        <w:tc>
+          <w:tcPr>
+            <w:tcW w:type="dxa" w:w="1300"/>
+            <w:tcBorders>
+              <w:top w:val="single" w:color="000000" w:sz="4"/>
+              <w:left w:val="single" w:color="000000" w:sz="4"/>
+              <w:bottom w:val="single" w:color="000000" w:sz="4"/>
+              <w:right w:val="single" w:color="000000" w:sz="4"/>
+            </w:tcBorders>
+            <w:tcMar>
+              <w:top w:type="dxa" w:w="60"/>
+              <w:left w:type="dxa" w:w="100"/>
+              <w:bottom w:type="dxa" w:w="60"/>
+              <w:right w:type="dxa" w:w="100"/>
+            </w:tcMar>
+          </w:tcPr>
+          <w:p>
+            <w:pPr>
+              <w:spacing w:line="276"/>
+              <w:jc w:val="left"/>
+            </w:pPr>
+            <w:r>
+              <w:rPr>
+                <w:rFonts w:ascii="Times New Roman" w:cs="Times New Roman" w:eastAsia="Times New Roman" w:hAnsi="Times New Roman"/>
+                <w:b w:val="false"/>
+                <w:bCs w:val="false"/>
+                <w:sz w:val="24"/>
+                <w:szCs w:val="24"/>
+              </w:rPr>
+              <w:t xml:space="preserve">12%</w:t>
+            </w:r>
+          </w:p>
+        </w:tc>
+        <w:tc>
+          <w:tcPr>
+            <w:tcW w:type="dxa" w:w="1300"/>
+            <w:tcBorders>
+              <w:top w:val="single" w:color="000000" w:sz="4"/>
+              <w:left w:val="single" w:color="000000" w:sz="4"/>
+              <w:bottom w:val="single" w:color="000000" w:sz="4"/>
+              <w:right w:val="single" w:color="000000" w:sz="4"/>
+            </w:tcBorders>
+            <w:tcMar>
+              <w:top w:type="dxa" w:w="60"/>
+              <w:left w:type="dxa" w:w="100"/>
+              <w:bottom w:type="dxa" w:w="60"/>
+              <w:right w:type="dxa" w:w="100"/>
+            </w:tcMar>
+          </w:tcPr>
+          <w:p>
+            <w:pPr>
+              <w:spacing w:line="276"/>
+              <w:jc w:val="left"/>
+            </w:pPr>
+            <w:r>
+              <w:rPr>
+                <w:rFonts w:ascii="Times New Roman" w:cs="Times New Roman" w:eastAsia="Times New Roman" w:hAnsi="Times New Roman"/>
+                <w:b w:val="false"/>
+                <w:bCs w:val="false"/>
+                <w:sz w:val="24"/>
+                <w:szCs w:val="24"/>
+              </w:rPr>
+              <w:t xml:space="preserve">0.641</w:t>
+            </w:r>
+          </w:p>
+        </w:tc>
+        <w:tc>
+          <w:tcPr>
+            <w:tcW w:type="dxa" w:w="1726"/>
+            <w:tcBorders>
+              <w:top w:val="single" w:color="000000" w:sz="4"/>
+              <w:left w:val="single" w:color="000000" w:sz="4"/>
+              <w:bottom w:val="single" w:color="000000" w:sz="4"/>
+              <w:right w:val="single" w:color="000000" w:sz="4"/>
+            </w:tcBorders>
+            <w:tcMar>
+              <w:top w:type="dxa" w:w="60"/>
+              <w:left w:type="dxa" w:w="100"/>
+              <w:bottom w:type="dxa" w:w="60"/>
+              <w:right w:type="dxa" w:w="100"/>
+            </w:tcMar>
+          </w:tcPr>
+          <w:p>
+            <w:pPr>
+              <w:spacing w:line="276"/>
+              <w:jc w:val="left"/>
+            </w:pPr>
+            <w:r>
+              <w:rPr>
+                <w:rFonts w:ascii="Times New Roman" w:cs="Times New Roman" w:eastAsia="Times New Roman" w:hAnsi="Times New Roman"/>
+                <w:b w:val="false"/>
+                <w:bCs w:val="false"/>
+                <w:sz w:val="24"/>
+                <w:szCs w:val="24"/>
+              </w:rPr>
+              <w:t xml:space="preserve">6</w:t>
+            </w:r>
+          </w:p>
+        </w:tc>
+      </w:tr>
+      <w:tr>
+        <w:trPr>
+          <w:cantSplit/>
+          <w:tblHeader w:val="false"/>
+        </w:trPr>
+        <w:tc>
+          <w:tcPr>
+            <w:tcW w:type="dxa" w:w="2100"/>
+            <w:tcBorders>
+              <w:top w:val="single" w:color="000000" w:sz="4"/>
+              <w:left w:val="single" w:color="000000" w:sz="4"/>
+              <w:bottom w:val="single" w:color="000000" w:sz="4"/>
+              <w:right w:val="single" w:color="000000" w:sz="4"/>
+            </w:tcBorders>
+            <w:tcMar>
+              <w:top w:type="dxa" w:w="60"/>
+              <w:left w:type="dxa" w:w="100"/>
+              <w:bottom w:type="dxa" w:w="60"/>
+              <w:right w:type="dxa" w:w="100"/>
+            </w:tcMar>
+          </w:tcPr>
+          <w:p>
+            <w:pPr>
+              <w:spacing w:line="276"/>
+              <w:jc w:val="left"/>
+            </w:pPr>
+            <w:r>
+              <w:rPr>
+                <w:rFonts w:ascii="Times New Roman" w:cs="Times New Roman" w:eastAsia="Times New Roman" w:hAnsi="Times New Roman"/>
+                <w:b w:val="false"/>
+                <w:bCs w:val="false"/>
+                <w:sz w:val="24"/>
+                <w:szCs w:val="24"/>
+              </w:rPr>
+              <w:t xml:space="preserve">Neural / neural</w:t>
+            </w:r>
+          </w:p>
+        </w:tc>
+        <w:tc>
+          <w:tcPr>
+            <w:tcW w:type="dxa" w:w="1300"/>
+            <w:tcBorders>
+              <w:top w:val="single" w:color="000000" w:sz="4"/>
+              <w:left w:val="single" w:color="000000" w:sz="4"/>
+              <w:bottom w:val="single" w:color="000000" w:sz="4"/>
+              <w:right w:val="single" w:color="000000" w:sz="4"/>
+            </w:tcBorders>
+            <w:tcMar>
+              <w:top w:type="dxa" w:w="60"/>
+              <w:left w:type="dxa" w:w="100"/>
+              <w:bottom w:type="dxa" w:w="60"/>
+              <w:right w:type="dxa" w:w="100"/>
+            </w:tcMar>
+          </w:tcPr>
+          <w:p>
+            <w:pPr>
+              <w:spacing w:line="276"/>
+              <w:jc w:val="left"/>
+            </w:pPr>
+            <w:r>
+              <w:rPr>
+                <w:rFonts w:ascii="Times New Roman" w:cs="Times New Roman" w:eastAsia="Times New Roman" w:hAnsi="Times New Roman"/>
+                <w:b w:val="false"/>
+                <w:bCs w:val="false"/>
+                <w:sz w:val="24"/>
+                <w:szCs w:val="24"/>
+              </w:rPr>
+              <w:t xml:space="preserve">150 ms</w:t>
+            </w:r>
+          </w:p>
+        </w:tc>
+        <w:tc>
+          <w:tcPr>
+            <w:tcW w:type="dxa" w:w="1300"/>
+            <w:tcBorders>
+              <w:top w:val="single" w:color="000000" w:sz="4"/>
+              <w:left w:val="single" w:color="000000" w:sz="4"/>
+              <w:bottom w:val="single" w:color="000000" w:sz="4"/>
+              <w:right w:val="single" w:color="000000" w:sz="4"/>
+            </w:tcBorders>
+            <w:tcMar>
+              <w:top w:type="dxa" w:w="60"/>
+              <w:left w:type="dxa" w:w="100"/>
+              <w:bottom w:type="dxa" w:w="60"/>
+              <w:right w:type="dxa" w:w="100"/>
+            </w:tcMar>
+          </w:tcPr>
+          <w:p>
+            <w:pPr>
+              <w:spacing w:line="276"/>
+              <w:jc w:val="left"/>
+            </w:pPr>
+            <w:r>
+              <w:rPr>
+                <w:rFonts w:ascii="Times New Roman" w:cs="Times New Roman" w:eastAsia="Times New Roman" w:hAnsi="Times New Roman"/>
+                <w:b w:val="false"/>
+                <w:bCs w:val="false"/>
+                <w:sz w:val="24"/>
+                <w:szCs w:val="24"/>
+              </w:rPr>
+              <w:t xml:space="preserve">71%</w:t>
+            </w:r>
+          </w:p>
+        </w:tc>
+        <w:tc>
+          <w:tcPr>
+            <w:tcW w:type="dxa" w:w="1300"/>
+            <w:tcBorders>
+              <w:top w:val="single" w:color="000000" w:sz="4"/>
+              <w:left w:val="single" w:color="000000" w:sz="4"/>
+              <w:bottom w:val="single" w:color="000000" w:sz="4"/>
+              <w:right w:val="single" w:color="000000" w:sz="4"/>
+            </w:tcBorders>
+            <w:tcMar>
+              <w:top w:type="dxa" w:w="60"/>
+              <w:left w:type="dxa" w:w="100"/>
+              <w:bottom w:type="dxa" w:w="60"/>
+              <w:right w:type="dxa" w:w="100"/>
+            </w:tcMar>
+          </w:tcPr>
+          <w:p>
+            <w:pPr>
+              <w:spacing w:line="276"/>
+              <w:jc w:val="left"/>
+            </w:pPr>
+            <w:r>
+              <w:rPr>
+                <w:rFonts w:ascii="Times New Roman" w:cs="Times New Roman" w:eastAsia="Times New Roman" w:hAnsi="Times New Roman"/>
+                <w:b w:val="false"/>
+                <w:bCs w:val="false"/>
+                <w:sz w:val="24"/>
+                <w:szCs w:val="24"/>
+              </w:rPr>
+              <w:t xml:space="preserve">29%</w:t>
+            </w:r>
+          </w:p>
+        </w:tc>
+        <w:tc>
+          <w:tcPr>
+            <w:tcW w:type="dxa" w:w="1300"/>
+            <w:tcBorders>
+              <w:top w:val="single" w:color="000000" w:sz="4"/>
+              <w:left w:val="single" w:color="000000" w:sz="4"/>
+              <w:bottom w:val="single" w:color="000000" w:sz="4"/>
+              <w:right w:val="single" w:color="000000" w:sz="4"/>
+            </w:tcBorders>
+            <w:tcMar>
+              <w:top w:type="dxa" w:w="60"/>
+              <w:left w:type="dxa" w:w="100"/>
+              <w:bottom w:type="dxa" w:w="60"/>
+              <w:right w:type="dxa" w:w="100"/>
+            </w:tcMar>
+          </w:tcPr>
+          <w:p>
+            <w:pPr>
+              <w:spacing w:line="276"/>
+              <w:jc w:val="left"/>
+            </w:pPr>
+            <w:r>
+              <w:rPr>
+                <w:rFonts w:ascii="Times New Roman" w:cs="Times New Roman" w:eastAsia="Times New Roman" w:hAnsi="Times New Roman"/>
+                <w:b w:val="false"/>
+                <w:bCs w:val="false"/>
+                <w:sz w:val="24"/>
+                <w:szCs w:val="24"/>
+              </w:rPr>
+              <w:t xml:space="preserve">0.840</w:t>
+            </w:r>
+          </w:p>
+        </w:tc>
+        <w:tc>
+          <w:tcPr>
+            <w:tcW w:type="dxa" w:w="1726"/>
+            <w:tcBorders>
+              <w:top w:val="single" w:color="000000" w:sz="4"/>
+              <w:left w:val="single" w:color="000000" w:sz="4"/>
+              <w:bottom w:val="single" w:color="000000" w:sz="4"/>
+              <w:right w:val="single" w:color="000000" w:sz="4"/>
+            </w:tcBorders>
+            <w:tcMar>
+              <w:top w:type="dxa" w:w="60"/>
+              <w:left w:type="dxa" w:w="100"/>
+              <w:bottom w:type="dxa" w:w="60"/>
+              <w:right w:type="dxa" w:w="100"/>
+            </w:tcMar>
+          </w:tcPr>
+          <w:p>
+            <w:pPr>
+              <w:spacing w:line="276"/>
+              <w:jc w:val="left"/>
+            </w:pPr>
+            <w:r>
+              <w:rPr>
+                <w:rFonts w:ascii="Times New Roman" w:cs="Times New Roman" w:eastAsia="Times New Roman" w:hAnsi="Times New Roman"/>
+                <w:b w:val="false"/>
+                <w:bCs w:val="false"/>
+                <w:sz w:val="24"/>
+                <w:szCs w:val="24"/>
+              </w:rPr>
+              <w:t xml:space="preserve">6</w:t>
+            </w:r>
+          </w:p>
+        </w:tc>
+      </w:tr>
+    </w:tbl>
+    <w:p>
+      <w:pPr>
+        <w:spacing w:after="160"/>
+      </w:pPr>
+    </w:p>
+    <w:p>
+      <w:pPr>
+        <w:spacing w:after="120" w:line="360"/>
+        <w:jc w:val="both"/>
+      </w:pPr>
+      <w:r>
+        <w:rPr>
+          <w:rFonts w:ascii="Times New Roman" w:cs="Times New Roman" w:eastAsia="Times New Roman" w:hAnsi="Times New Roman"/>
+          <w:sz w:val="24"/>
+          <w:szCs w:val="24"/>
+        </w:rPr>
+        <w:t xml:space="preserve">Both policies favour the short-round-trip flow, as window-based control does, but the neural pair is closer to even: the Jain index at +150 ms is 0.84 against 0.64 for AIMD, and the long-RTT flow keeps 29% of the link against 12%. With six pairs per cell the differences at +60 ms are within the noise and only the +150 ms difference is clear. The agent was not trained for fairness; the effect is a side-effect of its rate-of-growth actions being less tied to the round-trip time than additive increase.</w:t>
+      </w:r>
+    </w:p>
+    <w:p>
+      <w:pPr>
+        <w:pStyle w:val="Heading2"/>
+        <w:keepNext/>
+        <w:spacing w:after="120" w:before="120" w:line="360"/>
+      </w:pPr>
+      <w:r>
+        <w:rPr>
+          <w:rFonts w:ascii="Times New Roman" w:cs="Times New Roman" w:eastAsia="Times New Roman" w:hAnsi="Times New Roman"/>
+          <w:b/>
+          <w:bCs/>
+          <w:sz w:val="24"/>
+          <w:szCs w:val="24"/>
+        </w:rPr>
+        <w:t xml:space="preserve">8.21 What the neural network does, and how far it can be trusted</w:t>
+      </w:r>
+    </w:p>
+    <w:p>
+      <w:pPr>
+        <w:spacing w:after="120" w:line="360"/>
+        <w:jc w:val="both"/>
+      </w:pPr>
+      <w:r>
+        <w:rPr>
+          <w:rFonts w:ascii="Times New Roman" w:cs="Times New Roman" w:eastAsia="Times New Roman" w:hAnsi="Times New Roman"/>
+          <w:sz w:val="24"/>
+          <w:szCs w:val="24"/>
+        </w:rPr>
+        <w:t xml:space="preserve">Interpretability and robustness were examined with the logged decisions of the agent (about 5,500 decisions on the five named paths for training and 5,500 on disjoint seeds for testing; tools/interpret.py, tools/interp_eval.py, results/interp/). Three findings stand out.</w:t>
+      </w:r>
+    </w:p>
+    <w:p>
+      <w:pPr>
+        <w:pStyle w:val="ListParagraph"/>
+        <w:numPr>
+          <w:ilvl w:val="0"/>
+          <w:numId w:val="2"/>
+        </w:numPr>
+        <w:spacing w:after="60" w:line="360"/>
+        <w:jc w:val="both"/>
+      </w:pPr>
+      <w:r>
+        <w:rPr>
+          <w:rFonts w:ascii="Times New Roman" w:cs="Times New Roman" w:eastAsia="Times New Roman" w:hAnsi="Times New Roman"/>
+          <w:b/>
+          <w:bCs/>
+          <w:sz w:val="24"/>
+          <w:szCs w:val="24"/>
+        </w:rPr>
+        <w:t xml:space="preserve">It is a bang-bang policy that depends on every input.</w:t>
+      </w:r>
+      <w:r>
+        <w:rPr>
+          <w:rFonts w:ascii="Times New Roman" w:cs="Times New Roman" w:eastAsia="Times New Roman" w:hAnsi="Times New Roman"/>
+          <w:sz w:val="24"/>
+          <w:szCs w:val="24"/>
+        </w:rPr>
+        <w:t xml:space="preserve"> On the visited states it multiplies the window by 1.5 in 63% of decisions and halves it in 17%; it chose the 1.15 factor in under 0.5% of decisions. Shuffling any single input across states changes the decision in 41% (RTT growth), 21% (loss), 41% (window), 45% (throughput share) and 16% (last action) of states, so no input can be dropped. A change of +0.1 in the loss input alone flips 37% of decisions.</w:t>
+      </w:r>
+    </w:p>
+    <w:p>
+      <w:pPr>
+        <w:pStyle w:val="ListParagraph"/>
+        <w:numPr>
+          <w:ilvl w:val="0"/>
+          <w:numId w:val="2"/>
+        </w:numPr>
+        <w:spacing w:after="60" w:line="360"/>
+        <w:jc w:val="both"/>
+      </w:pPr>
+      <w:r>
+        <w:rPr>
+          <w:rFonts w:ascii="Times New Roman" w:cs="Times New Roman" w:eastAsia="Times New Roman" w:hAnsi="Times New Roman"/>
+          <w:b/>
+          <w:bCs/>
+          <w:sz w:val="24"/>
+          <w:szCs w:val="24"/>
+        </w:rPr>
+        <w:t xml:space="preserve">A small rule set reproduces its behaviour, but not its decisions.</w:t>
+      </w:r>
+      <w:r>
+        <w:rPr>
+          <w:rFonts w:ascii="Times New Roman" w:cs="Times New Roman" w:eastAsia="Times New Roman" w:hAnsi="Times New Roman"/>
+          <w:sz w:val="24"/>
+          <w:szCs w:val="24"/>
+        </w:rPr>
+        <w:t xml:space="preserve"> A decision tree fitted to the network agrees with it on 77% of unseen states at depth 4 (16 leaves), 79% at depth 5 (32 leaves) and 87% at depth 8 (165 leaves). The tree is nevertheless as fast as the network: Table 8x shows that the depth-5 tree finishes within the intervals of the network on four of five paths, and is 9% slower on the 5G-like path (2.41 against 2.21 s). The network therefore contains a lot of decision detail that does not matter for the transfer time; it does not show that the tree is a faithful explanation.</w:t>
+      </w:r>
+    </w:p>
+    <w:p>
+      <w:pPr>
+        <w:pStyle w:val="ListParagraph"/>
+        <w:numPr>
+          <w:ilvl w:val="0"/>
+          <w:numId w:val="2"/>
+        </w:numPr>
+        <w:spacing w:after="60" w:line="360"/>
+        <w:jc w:val="both"/>
+      </w:pPr>
+      <w:r>
+        <w:rPr>
+          <w:rFonts w:ascii="Times New Roman" w:cs="Times New Roman" w:eastAsia="Times New Roman" w:hAnsi="Times New Roman"/>
+          <w:b/>
+          <w:bCs/>
+          <w:sz w:val="24"/>
+          <w:szCs w:val="24"/>
+        </w:rPr>
+        <w:t xml:space="preserve">It is not formally verified.</w:t>
+      </w:r>
+      <w:r>
+        <w:rPr>
+          <w:rFonts w:ascii="Times New Roman" w:cs="Times New Roman" w:eastAsia="Times New Roman" w:hAnsi="Times New Roman"/>
+          <w:sz w:val="24"/>
+          <w:szCs w:val="24"/>
+        </w:rPr>
+        <w:t xml:space="preserve"> Interval bound propagation through the 5-32-32-5 network can certify that the chosen action cannot change for any input within ±0.001 of the observed state for 43% of states, within ±0.003 for 8%, within ±0.01 for 0.2% and within ±0.03 for none. Random sampling of 200 points inside the same boxes found the action stable in 99%, 96%, 83% and 61% of boxes, so the true robustness is far better than the certificate shows, but it is not proven. Learning a controller together with formal certificates has been proposed [16]; this one has none.</w:t>
+      </w:r>
+    </w:p>
+    <w:p>
+      <w:pPr>
+        <w:keepNext/>
+        <w:spacing w:after="80" w:before="120"/>
+        <w:jc w:val="center"/>
+      </w:pPr>
+      <w:r>
+        <w:rPr>
+          <w:rFonts w:ascii="Times New Roman" w:cs="Times New Roman" w:eastAsia="Times New Roman" w:hAnsi="Times New Roman"/>
+          <w:b/>
+          <w:bCs/>
+          <w:sz w:val="24"/>
+          <w:szCs w:val="24"/>
+        </w:rPr>
+        <w:t xml:space="preserve">Table 8x: Mean completion time (s), 20 paired seeds, virtual time. Tree = distilled decision tree of the given depth; Noise = Gaussian noise of the given standard deviation added to the four measured inputs</w:t>
+      </w:r>
+    </w:p>
+    <w:tbl>
+      <w:tblPr>
+        <w:tblW w:type="dxa" w:w="9026"/>
+        <w:tblBorders>
+          <w:top w:val="single" w:color="auto" w:sz="4"/>
+          <w:left w:val="single" w:color="auto" w:sz="4"/>
+          <w:bottom w:val="single" w:color="auto" w:sz="4"/>
+          <w:right w:val="single" w:color="auto" w:sz="4"/>
+          <w:insideH w:val="single" w:color="auto" w:sz="4"/>
+          <w:insideV w:val="single" w:color="auto" w:sz="4"/>
+        </w:tblBorders>
+      </w:tblPr>
+      <w:tblGrid>
+        <w:gridCol w:w="1500"/>
+        <w:gridCol w:w="1100"/>
+        <w:gridCol w:w="1100"/>
+        <w:gridCol w:w="1100"/>
+        <w:gridCol w:w="1100"/>
+        <w:gridCol w:w="1100"/>
+        <w:gridCol w:w="1100"/>
+        <w:gridCol w:w="926"/>
+      </w:tblGrid>
+      <w:tr>
+        <w:trPr>
+          <w:cantSplit/>
+          <w:tblHeader/>
+        </w:trPr>
+        <w:tc>
+          <w:tcPr>
+            <w:tcW w:type="dxa" w:w="1500"/>
+            <w:tcBorders>
+              <w:top w:val="single" w:color="000000" w:sz="4"/>
+              <w:left w:val="single" w:color="000000" w:sz="4"/>
+              <w:bottom w:val="single" w:color="000000" w:sz="4"/>
+              <w:right w:val="single" w:color="000000" w:sz="4"/>
+            </w:tcBorders>
+            <w:shd w:fill="D9D9D9" w:color="auto" w:val="clear"/>
+            <w:tcMar>
+              <w:top w:type="dxa" w:w="60"/>
+              <w:left w:type="dxa" w:w="100"/>
+              <w:bottom w:type="dxa" w:w="60"/>
+              <w:right w:type="dxa" w:w="100"/>
+            </w:tcMar>
+          </w:tcPr>
+          <w:p>
+            <w:pPr>
+              <w:spacing w:line="276"/>
+              <w:jc w:val="left"/>
+            </w:pPr>
+            <w:r>
+              <w:rPr>
+                <w:rFonts w:ascii="Times New Roman" w:cs="Times New Roman" w:eastAsia="Times New Roman" w:hAnsi="Times New Roman"/>
+                <w:b/>
+                <w:bCs/>
+                <w:sz w:val="24"/>
+                <w:szCs w:val="24"/>
+              </w:rPr>
+              <w:t xml:space="preserve">Path</w:t>
+            </w:r>
+          </w:p>
+        </w:tc>
+        <w:tc>
+          <w:tcPr>
+            <w:tcW w:type="dxa" w:w="1100"/>
+            <w:tcBorders>
+              <w:top w:val="single" w:color="000000" w:sz="4"/>
+              <w:left w:val="single" w:color="000000" w:sz="4"/>
+              <w:bottom w:val="single" w:color="000000" w:sz="4"/>
+              <w:right w:val="single" w:color="000000" w:sz="4"/>
+            </w:tcBorders>
+            <w:shd w:fill="D9D9D9" w:color="auto" w:val="clear"/>
+            <w:tcMar>
+              <w:top w:type="dxa" w:w="60"/>
+              <w:left w:type="dxa" w:w="100"/>
+              <w:bottom w:type="dxa" w:w="60"/>
+              <w:right w:type="dxa" w:w="100"/>
+            </w:tcMar>
+          </w:tcPr>
+          <w:p>
+            <w:pPr>
+              <w:spacing w:line="276"/>
+              <w:jc w:val="left"/>
+            </w:pPr>
+            <w:r>
+              <w:rPr>
+                <w:rFonts w:ascii="Times New Roman" w:cs="Times New Roman" w:eastAsia="Times New Roman" w:hAnsi="Times New Roman"/>
+                <w:b/>
+                <w:bCs/>
+                <w:sz w:val="24"/>
+                <w:szCs w:val="24"/>
+              </w:rPr>
+              <w:t xml:space="preserve">Network</w:t>
+            </w:r>
+          </w:p>
+        </w:tc>
+        <w:tc>
+          <w:tcPr>
+            <w:tcW w:type="dxa" w:w="1100"/>
+            <w:tcBorders>
+              <w:top w:val="single" w:color="000000" w:sz="4"/>
+              <w:left w:val="single" w:color="000000" w:sz="4"/>
+              <w:bottom w:val="single" w:color="000000" w:sz="4"/>
+              <w:right w:val="single" w:color="000000" w:sz="4"/>
+            </w:tcBorders>
+            <w:shd w:fill="D9D9D9" w:color="auto" w:val="clear"/>
+            <w:tcMar>
+              <w:top w:type="dxa" w:w="60"/>
+              <w:left w:type="dxa" w:w="100"/>
+              <w:bottom w:type="dxa" w:w="60"/>
+              <w:right w:type="dxa" w:w="100"/>
+            </w:tcMar>
+          </w:tcPr>
+          <w:p>
+            <w:pPr>
+              <w:spacing w:line="276"/>
+              <w:jc w:val="left"/>
+            </w:pPr>
+            <w:r>
+              <w:rPr>
+                <w:rFonts w:ascii="Times New Roman" w:cs="Times New Roman" w:eastAsia="Times New Roman" w:hAnsi="Times New Roman"/>
+                <w:b/>
+                <w:bCs/>
+                <w:sz w:val="24"/>
+                <w:szCs w:val="24"/>
+              </w:rPr>
+              <w:t xml:space="preserve">Tree d8</w:t>
+            </w:r>
+          </w:p>
+        </w:tc>
+        <w:tc>
+          <w:tcPr>
+            <w:tcW w:type="dxa" w:w="1100"/>
+            <w:tcBorders>
+              <w:top w:val="single" w:color="000000" w:sz="4"/>
+              <w:left w:val="single" w:color="000000" w:sz="4"/>
+              <w:bottom w:val="single" w:color="000000" w:sz="4"/>
+              <w:right w:val="single" w:color="000000" w:sz="4"/>
+            </w:tcBorders>
+            <w:shd w:fill="D9D9D9" w:color="auto" w:val="clear"/>
+            <w:tcMar>
+              <w:top w:type="dxa" w:w="60"/>
+              <w:left w:type="dxa" w:w="100"/>
+              <w:bottom w:type="dxa" w:w="60"/>
+              <w:right w:type="dxa" w:w="100"/>
+            </w:tcMar>
+          </w:tcPr>
+          <w:p>
+            <w:pPr>
+              <w:spacing w:line="276"/>
+              <w:jc w:val="left"/>
+            </w:pPr>
+            <w:r>
+              <w:rPr>
+                <w:rFonts w:ascii="Times New Roman" w:cs="Times New Roman" w:eastAsia="Times New Roman" w:hAnsi="Times New Roman"/>
+                <w:b/>
+                <w:bCs/>
+                <w:sz w:val="24"/>
+                <w:szCs w:val="24"/>
+              </w:rPr>
+              <w:t xml:space="preserve">Tree d5</w:t>
+            </w:r>
+          </w:p>
+        </w:tc>
+        <w:tc>
+          <w:tcPr>
+            <w:tcW w:type="dxa" w:w="1100"/>
+            <w:tcBorders>
+              <w:top w:val="single" w:color="000000" w:sz="4"/>
+              <w:left w:val="single" w:color="000000" w:sz="4"/>
+              <w:bottom w:val="single" w:color="000000" w:sz="4"/>
+              <w:right w:val="single" w:color="000000" w:sz="4"/>
+            </w:tcBorders>
+            <w:shd w:fill="D9D9D9" w:color="auto" w:val="clear"/>
+            <w:tcMar>
+              <w:top w:type="dxa" w:w="60"/>
+              <w:left w:type="dxa" w:w="100"/>
+              <w:bottom w:type="dxa" w:w="60"/>
+              <w:right w:type="dxa" w:w="100"/>
+            </w:tcMar>
+          </w:tcPr>
+          <w:p>
+            <w:pPr>
+              <w:spacing w:line="276"/>
+              <w:jc w:val="left"/>
+            </w:pPr>
+            <w:r>
+              <w:rPr>
+                <w:rFonts w:ascii="Times New Roman" w:cs="Times New Roman" w:eastAsia="Times New Roman" w:hAnsi="Times New Roman"/>
+                <w:b/>
+                <w:bCs/>
+                <w:sz w:val="24"/>
+                <w:szCs w:val="24"/>
+              </w:rPr>
+              <w:t xml:space="preserve">Noise 0.02</w:t>
+            </w:r>
+          </w:p>
+        </w:tc>
+        <w:tc>
+          <w:tcPr>
+            <w:tcW w:type="dxa" w:w="1100"/>
+            <w:tcBorders>
+              <w:top w:val="single" w:color="000000" w:sz="4"/>
+              <w:left w:val="single" w:color="000000" w:sz="4"/>
+              <w:bottom w:val="single" w:color="000000" w:sz="4"/>
+              <w:right w:val="single" w:color="000000" w:sz="4"/>
+            </w:tcBorders>
+            <w:shd w:fill="D9D9D9" w:color="auto" w:val="clear"/>
+            <w:tcMar>
+              <w:top w:type="dxa" w:w="60"/>
+              <w:left w:type="dxa" w:w="100"/>
+              <w:bottom w:type="dxa" w:w="60"/>
+              <w:right w:type="dxa" w:w="100"/>
+            </w:tcMar>
+          </w:tcPr>
+          <w:p>
+            <w:pPr>
+              <w:spacing w:line="276"/>
+              <w:jc w:val="left"/>
+            </w:pPr>
+            <w:r>
+              <w:rPr>
+                <w:rFonts w:ascii="Times New Roman" w:cs="Times New Roman" w:eastAsia="Times New Roman" w:hAnsi="Times New Roman"/>
+                <w:b/>
+                <w:bCs/>
+                <w:sz w:val="24"/>
+                <w:szCs w:val="24"/>
+              </w:rPr>
+              <w:t xml:space="preserve">Noise 0.05</w:t>
+            </w:r>
+          </w:p>
+        </w:tc>
+        <w:tc>
+          <w:tcPr>
+            <w:tcW w:type="dxa" w:w="1100"/>
+            <w:tcBorders>
+              <w:top w:val="single" w:color="000000" w:sz="4"/>
+              <w:left w:val="single" w:color="000000" w:sz="4"/>
+              <w:bottom w:val="single" w:color="000000" w:sz="4"/>
+              <w:right w:val="single" w:color="000000" w:sz="4"/>
+            </w:tcBorders>
+            <w:shd w:fill="D9D9D9" w:color="auto" w:val="clear"/>
+            <w:tcMar>
+              <w:top w:type="dxa" w:w="60"/>
+              <w:left w:type="dxa" w:w="100"/>
+              <w:bottom w:type="dxa" w:w="60"/>
+              <w:right w:type="dxa" w:w="100"/>
+            </w:tcMar>
+          </w:tcPr>
+          <w:p>
+            <w:pPr>
+              <w:spacing w:line="276"/>
+              <w:jc w:val="left"/>
+            </w:pPr>
+            <w:r>
+              <w:rPr>
+                <w:rFonts w:ascii="Times New Roman" w:cs="Times New Roman" w:eastAsia="Times New Roman" w:hAnsi="Times New Roman"/>
+                <w:b/>
+                <w:bCs/>
+                <w:sz w:val="24"/>
+                <w:szCs w:val="24"/>
+              </w:rPr>
+              <w:t xml:space="preserve">Noise 0.1</w:t>
+            </w:r>
+          </w:p>
+        </w:tc>
+        <w:tc>
+          <w:tcPr>
+            <w:tcW w:type="dxa" w:w="926"/>
+            <w:tcBorders>
+              <w:top w:val="single" w:color="000000" w:sz="4"/>
+              <w:left w:val="single" w:color="000000" w:sz="4"/>
+              <w:bottom w:val="single" w:color="000000" w:sz="4"/>
+              <w:right w:val="single" w:color="000000" w:sz="4"/>
+            </w:tcBorders>
+            <w:shd w:fill="D9D9D9" w:color="auto" w:val="clear"/>
+            <w:tcMar>
+              <w:top w:type="dxa" w:w="60"/>
+              <w:left w:type="dxa" w:w="100"/>
+              <w:bottom w:type="dxa" w:w="60"/>
+              <w:right w:type="dxa" w:w="100"/>
+            </w:tcMar>
+          </w:tcPr>
+          <w:p>
+            <w:pPr>
+              <w:spacing w:line="276"/>
+              <w:jc w:val="left"/>
+            </w:pPr>
+            <w:r>
+              <w:rPr>
+                <w:rFonts w:ascii="Times New Roman" w:cs="Times New Roman" w:eastAsia="Times New Roman" w:hAnsi="Times New Roman"/>
+                <w:b/>
+                <w:bCs/>
+                <w:sz w:val="24"/>
+                <w:szCs w:val="24"/>
+              </w:rPr>
+              <w:t xml:space="preserve">Noise 0.2</w:t>
+            </w:r>
+          </w:p>
+        </w:tc>
+      </w:tr>
+      <w:tr>
+        <w:trPr>
+          <w:cantSplit/>
+          <w:tblHeader w:val="false"/>
+        </w:trPr>
+        <w:tc>
+          <w:tcPr>
+            <w:tcW w:type="dxa" w:w="1500"/>
+            <w:tcBorders>
+              <w:top w:val="single" w:color="000000" w:sz="4"/>
+              <w:left w:val="single" w:color="000000" w:sz="4"/>
+              <w:bottom w:val="single" w:color="000000" w:sz="4"/>
+              <w:right w:val="single" w:color="000000" w:sz="4"/>
+            </w:tcBorders>
+            <w:tcMar>
+              <w:top w:type="dxa" w:w="60"/>
+              <w:left w:type="dxa" w:w="100"/>
+              <w:bottom w:type="dxa" w:w="60"/>
+              <w:right w:type="dxa" w:w="100"/>
+            </w:tcMar>
+          </w:tcPr>
+          <w:p>
+            <w:pPr>
+              <w:spacing w:line="276"/>
+              <w:jc w:val="left"/>
+            </w:pPr>
+            <w:r>
+              <w:rPr>
+                <w:rFonts w:ascii="Times New Roman" w:cs="Times New Roman" w:eastAsia="Times New Roman" w:hAnsi="Times New Roman"/>
+                <w:b w:val="false"/>
+                <w:bCs w:val="false"/>
+                <w:sz w:val="24"/>
+                <w:szCs w:val="24"/>
+              </w:rPr>
+              <w:t xml:space="preserve">5G-like</w:t>
+            </w:r>
+          </w:p>
+        </w:tc>
+        <w:tc>
+          <w:tcPr>
+            <w:tcW w:type="dxa" w:w="1100"/>
+            <w:tcBorders>
+              <w:top w:val="single" w:color="000000" w:sz="4"/>
+              <w:left w:val="single" w:color="000000" w:sz="4"/>
+              <w:bottom w:val="single" w:color="000000" w:sz="4"/>
+              <w:right w:val="single" w:color="000000" w:sz="4"/>
+            </w:tcBorders>
+            <w:tcMar>
+              <w:top w:type="dxa" w:w="60"/>
+              <w:left w:type="dxa" w:w="100"/>
+              <w:bottom w:type="dxa" w:w="60"/>
+              <w:right w:type="dxa" w:w="100"/>
+            </w:tcMar>
+          </w:tcPr>
+          <w:p>
+            <w:pPr>
+              <w:spacing w:line="276"/>
+              <w:jc w:val="left"/>
+            </w:pPr>
+            <w:r>
+              <w:rPr>
+                <w:rFonts w:ascii="Times New Roman" w:cs="Times New Roman" w:eastAsia="Times New Roman" w:hAnsi="Times New Roman"/>
+                <w:b w:val="false"/>
+                <w:bCs w:val="false"/>
+                <w:sz w:val="24"/>
+                <w:szCs w:val="24"/>
+              </w:rPr>
+              <w:t xml:space="preserve">2.21</w:t>
+            </w:r>
+          </w:p>
+        </w:tc>
+        <w:tc>
+          <w:tcPr>
+            <w:tcW w:type="dxa" w:w="1100"/>
+            <w:tcBorders>
+              <w:top w:val="single" w:color="000000" w:sz="4"/>
+              <w:left w:val="single" w:color="000000" w:sz="4"/>
+              <w:bottom w:val="single" w:color="000000" w:sz="4"/>
+              <w:right w:val="single" w:color="000000" w:sz="4"/>
+            </w:tcBorders>
+            <w:tcMar>
+              <w:top w:type="dxa" w:w="60"/>
+              <w:left w:type="dxa" w:w="100"/>
+              <w:bottom w:type="dxa" w:w="60"/>
+              <w:right w:type="dxa" w:w="100"/>
+            </w:tcMar>
+          </w:tcPr>
+          <w:p>
+            <w:pPr>
+              <w:spacing w:line="276"/>
+              <w:jc w:val="left"/>
+            </w:pPr>
+            <w:r>
+              <w:rPr>
+                <w:rFonts w:ascii="Times New Roman" w:cs="Times New Roman" w:eastAsia="Times New Roman" w:hAnsi="Times New Roman"/>
+                <w:b w:val="false"/>
+                <w:bCs w:val="false"/>
+                <w:sz w:val="24"/>
+                <w:szCs w:val="24"/>
+              </w:rPr>
+              <w:t xml:space="preserve">2.26</w:t>
+            </w:r>
+          </w:p>
+        </w:tc>
+        <w:tc>
+          <w:tcPr>
+            <w:tcW w:type="dxa" w:w="1100"/>
+            <w:tcBorders>
+              <w:top w:val="single" w:color="000000" w:sz="4"/>
+              <w:left w:val="single" w:color="000000" w:sz="4"/>
+              <w:bottom w:val="single" w:color="000000" w:sz="4"/>
+              <w:right w:val="single" w:color="000000" w:sz="4"/>
+            </w:tcBorders>
+            <w:tcMar>
+              <w:top w:type="dxa" w:w="60"/>
+              <w:left w:type="dxa" w:w="100"/>
+              <w:bottom w:type="dxa" w:w="60"/>
+              <w:right w:type="dxa" w:w="100"/>
+            </w:tcMar>
+          </w:tcPr>
+          <w:p>
+            <w:pPr>
+              <w:spacing w:line="276"/>
+              <w:jc w:val="left"/>
+            </w:pPr>
+            <w:r>
+              <w:rPr>
+                <w:rFonts w:ascii="Times New Roman" w:cs="Times New Roman" w:eastAsia="Times New Roman" w:hAnsi="Times New Roman"/>
+                <w:b w:val="false"/>
+                <w:bCs w:val="false"/>
+                <w:sz w:val="24"/>
+                <w:szCs w:val="24"/>
+              </w:rPr>
+              <w:t xml:space="preserve">2.41</w:t>
+            </w:r>
+          </w:p>
+        </w:tc>
+        <w:tc>
+          <w:tcPr>
+            <w:tcW w:type="dxa" w:w="1100"/>
+            <w:tcBorders>
+              <w:top w:val="single" w:color="000000" w:sz="4"/>
+              <w:left w:val="single" w:color="000000" w:sz="4"/>
+              <w:bottom w:val="single" w:color="000000" w:sz="4"/>
+              <w:right w:val="single" w:color="000000" w:sz="4"/>
+            </w:tcBorders>
+            <w:tcMar>
+              <w:top w:type="dxa" w:w="60"/>
+              <w:left w:type="dxa" w:w="100"/>
+              <w:bottom w:type="dxa" w:w="60"/>
+              <w:right w:type="dxa" w:w="100"/>
+            </w:tcMar>
+          </w:tcPr>
+          <w:p>
+            <w:pPr>
+              <w:spacing w:line="276"/>
+              <w:jc w:val="left"/>
+            </w:pPr>
+            <w:r>
+              <w:rPr>
+                <w:rFonts w:ascii="Times New Roman" w:cs="Times New Roman" w:eastAsia="Times New Roman" w:hAnsi="Times New Roman"/>
+                <w:b w:val="false"/>
+                <w:bCs w:val="false"/>
+                <w:sz w:val="24"/>
+                <w:szCs w:val="24"/>
+              </w:rPr>
+              <w:t xml:space="preserve">2.25</w:t>
+            </w:r>
+          </w:p>
+        </w:tc>
+        <w:tc>
+          <w:tcPr>
+            <w:tcW w:type="dxa" w:w="1100"/>
+            <w:tcBorders>
+              <w:top w:val="single" w:color="000000" w:sz="4"/>
+              <w:left w:val="single" w:color="000000" w:sz="4"/>
+              <w:bottom w:val="single" w:color="000000" w:sz="4"/>
+              <w:right w:val="single" w:color="000000" w:sz="4"/>
+            </w:tcBorders>
+            <w:tcMar>
+              <w:top w:type="dxa" w:w="60"/>
+              <w:left w:type="dxa" w:w="100"/>
+              <w:bottom w:type="dxa" w:w="60"/>
+              <w:right w:type="dxa" w:w="100"/>
+            </w:tcMar>
+          </w:tcPr>
+          <w:p>
+            <w:pPr>
+              <w:spacing w:line="276"/>
+              <w:jc w:val="left"/>
+            </w:pPr>
+            <w:r>
+              <w:rPr>
+                <w:rFonts w:ascii="Times New Roman" w:cs="Times New Roman" w:eastAsia="Times New Roman" w:hAnsi="Times New Roman"/>
+                <w:b w:val="false"/>
+                <w:bCs w:val="false"/>
+                <w:sz w:val="24"/>
+                <w:szCs w:val="24"/>
+              </w:rPr>
+              <w:t xml:space="preserve">2.25</w:t>
+            </w:r>
+          </w:p>
+        </w:tc>
+        <w:tc>
+          <w:tcPr>
+            <w:tcW w:type="dxa" w:w="1100"/>
+            <w:tcBorders>
+              <w:top w:val="single" w:color="000000" w:sz="4"/>
+              <w:left w:val="single" w:color="000000" w:sz="4"/>
+              <w:bottom w:val="single" w:color="000000" w:sz="4"/>
+              <w:right w:val="single" w:color="000000" w:sz="4"/>
+            </w:tcBorders>
+            <w:tcMar>
+              <w:top w:type="dxa" w:w="60"/>
+              <w:left w:type="dxa" w:w="100"/>
+              <w:bottom w:type="dxa" w:w="60"/>
+              <w:right w:type="dxa" w:w="100"/>
+            </w:tcMar>
+          </w:tcPr>
+          <w:p>
+            <w:pPr>
+              <w:spacing w:line="276"/>
+              <w:jc w:val="left"/>
+            </w:pPr>
+            <w:r>
+              <w:rPr>
+                <w:rFonts w:ascii="Times New Roman" w:cs="Times New Roman" w:eastAsia="Times New Roman" w:hAnsi="Times New Roman"/>
+                <w:b w:val="false"/>
+                <w:bCs w:val="false"/>
+                <w:sz w:val="24"/>
+                <w:szCs w:val="24"/>
+              </w:rPr>
+              <w:t xml:space="preserve">2.32</w:t>
+            </w:r>
+          </w:p>
+        </w:tc>
+        <w:tc>
+          <w:tcPr>
+            <w:tcW w:type="dxa" w:w="926"/>
+            <w:tcBorders>
+              <w:top w:val="single" w:color="000000" w:sz="4"/>
+              <w:left w:val="single" w:color="000000" w:sz="4"/>
+              <w:bottom w:val="single" w:color="000000" w:sz="4"/>
+              <w:right w:val="single" w:color="000000" w:sz="4"/>
+            </w:tcBorders>
+            <w:tcMar>
+              <w:top w:type="dxa" w:w="60"/>
+              <w:left w:type="dxa" w:w="100"/>
+              <w:bottom w:type="dxa" w:w="60"/>
+              <w:right w:type="dxa" w:w="100"/>
+            </w:tcMar>
+          </w:tcPr>
+          <w:p>
+            <w:pPr>
+              <w:spacing w:line="276"/>
+              <w:jc w:val="left"/>
+            </w:pPr>
+            <w:r>
+              <w:rPr>
+                <w:rFonts w:ascii="Times New Roman" w:cs="Times New Roman" w:eastAsia="Times New Roman" w:hAnsi="Times New Roman"/>
+                <w:b w:val="false"/>
+                <w:bCs w:val="false"/>
+                <w:sz w:val="24"/>
+                <w:szCs w:val="24"/>
+              </w:rPr>
+              <w:t xml:space="preserve">2.47</w:t>
+            </w:r>
+          </w:p>
+        </w:tc>
+      </w:tr>
+      <w:tr>
+        <w:trPr>
+          <w:cantSplit/>
+          <w:tblHeader w:val="false"/>
+        </w:trPr>
+        <w:tc>
+          <w:tcPr>
+            <w:tcW w:type="dxa" w:w="1500"/>
+            <w:tcBorders>
+              <w:top w:val="single" w:color="000000" w:sz="4"/>
+              <w:left w:val="single" w:color="000000" w:sz="4"/>
+              <w:bottom w:val="single" w:color="000000" w:sz="4"/>
+              <w:right w:val="single" w:color="000000" w:sz="4"/>
+            </w:tcBorders>
+            <w:tcMar>
+              <w:top w:type="dxa" w:w="60"/>
+              <w:left w:type="dxa" w:w="100"/>
+              <w:bottom w:type="dxa" w:w="60"/>
+              <w:right w:type="dxa" w:w="100"/>
+            </w:tcMar>
+          </w:tcPr>
+          <w:p>
+            <w:pPr>
+              <w:spacing w:line="276"/>
+              <w:jc w:val="left"/>
+            </w:pPr>
+            <w:r>
+              <w:rPr>
+                <w:rFonts w:ascii="Times New Roman" w:cs="Times New Roman" w:eastAsia="Times New Roman" w:hAnsi="Times New Roman"/>
+                <w:b w:val="false"/>
+                <w:bCs w:val="false"/>
+                <w:sz w:val="24"/>
+                <w:szCs w:val="24"/>
+              </w:rPr>
+              <w:t xml:space="preserve">Lossy 2%</w:t>
+            </w:r>
+          </w:p>
+        </w:tc>
+        <w:tc>
+          <w:tcPr>
+            <w:tcW w:type="dxa" w:w="1100"/>
+            <w:tcBorders>
+              <w:top w:val="single" w:color="000000" w:sz="4"/>
+              <w:left w:val="single" w:color="000000" w:sz="4"/>
+              <w:bottom w:val="single" w:color="000000" w:sz="4"/>
+              <w:right w:val="single" w:color="000000" w:sz="4"/>
+            </w:tcBorders>
+            <w:tcMar>
+              <w:top w:type="dxa" w:w="60"/>
+              <w:left w:type="dxa" w:w="100"/>
+              <w:bottom w:type="dxa" w:w="60"/>
+              <w:right w:type="dxa" w:w="100"/>
+            </w:tcMar>
+          </w:tcPr>
+          <w:p>
+            <w:pPr>
+              <w:spacing w:line="276"/>
+              <w:jc w:val="left"/>
+            </w:pPr>
+            <w:r>
+              <w:rPr>
+                <w:rFonts w:ascii="Times New Roman" w:cs="Times New Roman" w:eastAsia="Times New Roman" w:hAnsi="Times New Roman"/>
+                <w:b w:val="false"/>
+                <w:bCs w:val="false"/>
+                <w:sz w:val="24"/>
+                <w:szCs w:val="24"/>
+              </w:rPr>
+              <w:t xml:space="preserve">9.76</w:t>
+            </w:r>
+          </w:p>
+        </w:tc>
+        <w:tc>
+          <w:tcPr>
+            <w:tcW w:type="dxa" w:w="1100"/>
+            <w:tcBorders>
+              <w:top w:val="single" w:color="000000" w:sz="4"/>
+              <w:left w:val="single" w:color="000000" w:sz="4"/>
+              <w:bottom w:val="single" w:color="000000" w:sz="4"/>
+              <w:right w:val="single" w:color="000000" w:sz="4"/>
+            </w:tcBorders>
+            <w:tcMar>
+              <w:top w:type="dxa" w:w="60"/>
+              <w:left w:type="dxa" w:w="100"/>
+              <w:bottom w:type="dxa" w:w="60"/>
+              <w:right w:type="dxa" w:w="100"/>
+            </w:tcMar>
+          </w:tcPr>
+          <w:p>
+            <w:pPr>
+              <w:spacing w:line="276"/>
+              <w:jc w:val="left"/>
+            </w:pPr>
+            <w:r>
+              <w:rPr>
+                <w:rFonts w:ascii="Times New Roman" w:cs="Times New Roman" w:eastAsia="Times New Roman" w:hAnsi="Times New Roman"/>
+                <w:b w:val="false"/>
+                <w:bCs w:val="false"/>
+                <w:sz w:val="24"/>
+                <w:szCs w:val="24"/>
+              </w:rPr>
+              <w:t xml:space="preserve">10.19</w:t>
+            </w:r>
+          </w:p>
+        </w:tc>
+        <w:tc>
+          <w:tcPr>
+            <w:tcW w:type="dxa" w:w="1100"/>
+            <w:tcBorders>
+              <w:top w:val="single" w:color="000000" w:sz="4"/>
+              <w:left w:val="single" w:color="000000" w:sz="4"/>
+              <w:bottom w:val="single" w:color="000000" w:sz="4"/>
+              <w:right w:val="single" w:color="000000" w:sz="4"/>
+            </w:tcBorders>
+            <w:tcMar>
+              <w:top w:type="dxa" w:w="60"/>
+              <w:left w:type="dxa" w:w="100"/>
+              <w:bottom w:type="dxa" w:w="60"/>
+              <w:right w:type="dxa" w:w="100"/>
+            </w:tcMar>
+          </w:tcPr>
+          <w:p>
+            <w:pPr>
+              <w:spacing w:line="276"/>
+              <w:jc w:val="left"/>
+            </w:pPr>
+            <w:r>
+              <w:rPr>
+                <w:rFonts w:ascii="Times New Roman" w:cs="Times New Roman" w:eastAsia="Times New Roman" w:hAnsi="Times New Roman"/>
+                <w:b w:val="false"/>
+                <w:bCs w:val="false"/>
+                <w:sz w:val="24"/>
+                <w:szCs w:val="24"/>
+              </w:rPr>
+              <w:t xml:space="preserve">9.24</w:t>
+            </w:r>
+          </w:p>
+        </w:tc>
+        <w:tc>
+          <w:tcPr>
+            <w:tcW w:type="dxa" w:w="1100"/>
+            <w:tcBorders>
+              <w:top w:val="single" w:color="000000" w:sz="4"/>
+              <w:left w:val="single" w:color="000000" w:sz="4"/>
+              <w:bottom w:val="single" w:color="000000" w:sz="4"/>
+              <w:right w:val="single" w:color="000000" w:sz="4"/>
+            </w:tcBorders>
+            <w:tcMar>
+              <w:top w:type="dxa" w:w="60"/>
+              <w:left w:type="dxa" w:w="100"/>
+              <w:bottom w:type="dxa" w:w="60"/>
+              <w:right w:type="dxa" w:w="100"/>
+            </w:tcMar>
+          </w:tcPr>
+          <w:p>
+            <w:pPr>
+              <w:spacing w:line="276"/>
+              <w:jc w:val="left"/>
+            </w:pPr>
+            <w:r>
+              <w:rPr>
+                <w:rFonts w:ascii="Times New Roman" w:cs="Times New Roman" w:eastAsia="Times New Roman" w:hAnsi="Times New Roman"/>
+                <w:b w:val="false"/>
+                <w:bCs w:val="false"/>
+                <w:sz w:val="24"/>
+                <w:szCs w:val="24"/>
+              </w:rPr>
+              <w:t xml:space="preserve">10.76</w:t>
+            </w:r>
+          </w:p>
+        </w:tc>
+        <w:tc>
+          <w:tcPr>
+            <w:tcW w:type="dxa" w:w="1100"/>
+            <w:tcBorders>
+              <w:top w:val="single" w:color="000000" w:sz="4"/>
+              <w:left w:val="single" w:color="000000" w:sz="4"/>
+              <w:bottom w:val="single" w:color="000000" w:sz="4"/>
+              <w:right w:val="single" w:color="000000" w:sz="4"/>
+            </w:tcBorders>
+            <w:tcMar>
+              <w:top w:type="dxa" w:w="60"/>
+              <w:left w:type="dxa" w:w="100"/>
+              <w:bottom w:type="dxa" w:w="60"/>
+              <w:right w:type="dxa" w:w="100"/>
+            </w:tcMar>
+          </w:tcPr>
+          <w:p>
+            <w:pPr>
+              <w:spacing w:line="276"/>
+              <w:jc w:val="left"/>
+            </w:pPr>
+            <w:r>
+              <w:rPr>
+                <w:rFonts w:ascii="Times New Roman" w:cs="Times New Roman" w:eastAsia="Times New Roman" w:hAnsi="Times New Roman"/>
+                <w:b w:val="false"/>
+                <w:bCs w:val="false"/>
+                <w:sz w:val="24"/>
+                <w:szCs w:val="24"/>
+              </w:rPr>
+              <w:t xml:space="preserve">10.77</w:t>
+            </w:r>
+          </w:p>
+        </w:tc>
+        <w:tc>
+          <w:tcPr>
+            <w:tcW w:type="dxa" w:w="1100"/>
+            <w:tcBorders>
+              <w:top w:val="single" w:color="000000" w:sz="4"/>
+              <w:left w:val="single" w:color="000000" w:sz="4"/>
+              <w:bottom w:val="single" w:color="000000" w:sz="4"/>
+              <w:right w:val="single" w:color="000000" w:sz="4"/>
+            </w:tcBorders>
+            <w:tcMar>
+              <w:top w:type="dxa" w:w="60"/>
+              <w:left w:type="dxa" w:w="100"/>
+              <w:bottom w:type="dxa" w:w="60"/>
+              <w:right w:type="dxa" w:w="100"/>
+            </w:tcMar>
+          </w:tcPr>
+          <w:p>
+            <w:pPr>
+              <w:spacing w:line="276"/>
+              <w:jc w:val="left"/>
+            </w:pPr>
+            <w:r>
+              <w:rPr>
+                <w:rFonts w:ascii="Times New Roman" w:cs="Times New Roman" w:eastAsia="Times New Roman" w:hAnsi="Times New Roman"/>
+                <w:b w:val="false"/>
+                <w:bCs w:val="false"/>
+                <w:sz w:val="24"/>
+                <w:szCs w:val="24"/>
+              </w:rPr>
+              <w:t xml:space="preserve">10.28</w:t>
+            </w:r>
+          </w:p>
+        </w:tc>
+        <w:tc>
+          <w:tcPr>
+            <w:tcW w:type="dxa" w:w="926"/>
+            <w:tcBorders>
+              <w:top w:val="single" w:color="000000" w:sz="4"/>
+              <w:left w:val="single" w:color="000000" w:sz="4"/>
+              <w:bottom w:val="single" w:color="000000" w:sz="4"/>
+              <w:right w:val="single" w:color="000000" w:sz="4"/>
+            </w:tcBorders>
+            <w:tcMar>
+              <w:top w:type="dxa" w:w="60"/>
+              <w:left w:type="dxa" w:w="100"/>
+              <w:bottom w:type="dxa" w:w="60"/>
+              <w:right w:type="dxa" w:w="100"/>
+            </w:tcMar>
+          </w:tcPr>
+          <w:p>
+            <w:pPr>
+              <w:spacing w:line="276"/>
+              <w:jc w:val="left"/>
+            </w:pPr>
+            <w:r>
+              <w:rPr>
+                <w:rFonts w:ascii="Times New Roman" w:cs="Times New Roman" w:eastAsia="Times New Roman" w:hAnsi="Times New Roman"/>
+                <w:b w:val="false"/>
+                <w:bCs w:val="false"/>
+                <w:sz w:val="24"/>
+                <w:szCs w:val="24"/>
+              </w:rPr>
+              <w:t xml:space="preserve">9.93</w:t>
+            </w:r>
+          </w:p>
+        </w:tc>
+      </w:tr>
+      <w:tr>
+        <w:trPr>
+          <w:cantSplit/>
+          <w:tblHeader w:val="false"/>
+        </w:trPr>
+        <w:tc>
+          <w:tcPr>
+            <w:tcW w:type="dxa" w:w="1500"/>
+            <w:tcBorders>
+              <w:top w:val="single" w:color="000000" w:sz="4"/>
+              <w:left w:val="single" w:color="000000" w:sz="4"/>
+              <w:bottom w:val="single" w:color="000000" w:sz="4"/>
+              <w:right w:val="single" w:color="000000" w:sz="4"/>
+            </w:tcBorders>
+            <w:tcMar>
+              <w:top w:type="dxa" w:w="60"/>
+              <w:left w:type="dxa" w:w="100"/>
+              <w:bottom w:type="dxa" w:w="60"/>
+              <w:right w:type="dxa" w:w="100"/>
+            </w:tcMar>
+          </w:tcPr>
+          <w:p>
+            <w:pPr>
+              <w:spacing w:line="276"/>
+              <w:jc w:val="left"/>
+            </w:pPr>
+            <w:r>
+              <w:rPr>
+                <w:rFonts w:ascii="Times New Roman" w:cs="Times New Roman" w:eastAsia="Times New Roman" w:hAnsi="Times New Roman"/>
+                <w:b w:val="false"/>
+                <w:bCs w:val="false"/>
+                <w:sz w:val="24"/>
+                <w:szCs w:val="24"/>
+              </w:rPr>
+              <w:t xml:space="preserve">Satellite-like</w:t>
+            </w:r>
+          </w:p>
+        </w:tc>
+        <w:tc>
+          <w:tcPr>
+            <w:tcW w:type="dxa" w:w="1100"/>
+            <w:tcBorders>
+              <w:top w:val="single" w:color="000000" w:sz="4"/>
+              <w:left w:val="single" w:color="000000" w:sz="4"/>
+              <w:bottom w:val="single" w:color="000000" w:sz="4"/>
+              <w:right w:val="single" w:color="000000" w:sz="4"/>
+            </w:tcBorders>
+            <w:tcMar>
+              <w:top w:type="dxa" w:w="60"/>
+              <w:left w:type="dxa" w:w="100"/>
+              <w:bottom w:type="dxa" w:w="60"/>
+              <w:right w:type="dxa" w:w="100"/>
+            </w:tcMar>
+          </w:tcPr>
+          <w:p>
+            <w:pPr>
+              <w:spacing w:line="276"/>
+              <w:jc w:val="left"/>
+            </w:pPr>
+            <w:r>
+              <w:rPr>
+                <w:rFonts w:ascii="Times New Roman" w:cs="Times New Roman" w:eastAsia="Times New Roman" w:hAnsi="Times New Roman"/>
+                <w:b w:val="false"/>
+                <w:bCs w:val="false"/>
+                <w:sz w:val="24"/>
+                <w:szCs w:val="24"/>
+              </w:rPr>
+              <w:t xml:space="preserve">11.18</w:t>
+            </w:r>
+          </w:p>
+        </w:tc>
+        <w:tc>
+          <w:tcPr>
+            <w:tcW w:type="dxa" w:w="1100"/>
+            <w:tcBorders>
+              <w:top w:val="single" w:color="000000" w:sz="4"/>
+              <w:left w:val="single" w:color="000000" w:sz="4"/>
+              <w:bottom w:val="single" w:color="000000" w:sz="4"/>
+              <w:right w:val="single" w:color="000000" w:sz="4"/>
+            </w:tcBorders>
+            <w:tcMar>
+              <w:top w:type="dxa" w:w="60"/>
+              <w:left w:type="dxa" w:w="100"/>
+              <w:bottom w:type="dxa" w:w="60"/>
+              <w:right w:type="dxa" w:w="100"/>
+            </w:tcMar>
+          </w:tcPr>
+          <w:p>
+            <w:pPr>
+              <w:spacing w:line="276"/>
+              <w:jc w:val="left"/>
+            </w:pPr>
+            <w:r>
+              <w:rPr>
+                <w:rFonts w:ascii="Times New Roman" w:cs="Times New Roman" w:eastAsia="Times New Roman" w:hAnsi="Times New Roman"/>
+                <w:b w:val="false"/>
+                <w:bCs w:val="false"/>
+                <w:sz w:val="24"/>
+                <w:szCs w:val="24"/>
+              </w:rPr>
+              <w:t xml:space="preserve">11.31</w:t>
+            </w:r>
+          </w:p>
+        </w:tc>
+        <w:tc>
+          <w:tcPr>
+            <w:tcW w:type="dxa" w:w="1100"/>
+            <w:tcBorders>
+              <w:top w:val="single" w:color="000000" w:sz="4"/>
+              <w:left w:val="single" w:color="000000" w:sz="4"/>
+              <w:bottom w:val="single" w:color="000000" w:sz="4"/>
+              <w:right w:val="single" w:color="000000" w:sz="4"/>
+            </w:tcBorders>
+            <w:tcMar>
+              <w:top w:type="dxa" w:w="60"/>
+              <w:left w:type="dxa" w:w="100"/>
+              <w:bottom w:type="dxa" w:w="60"/>
+              <w:right w:type="dxa" w:w="100"/>
+            </w:tcMar>
+          </w:tcPr>
+          <w:p>
+            <w:pPr>
+              <w:spacing w:line="276"/>
+              <w:jc w:val="left"/>
+            </w:pPr>
+            <w:r>
+              <w:rPr>
+                <w:rFonts w:ascii="Times New Roman" w:cs="Times New Roman" w:eastAsia="Times New Roman" w:hAnsi="Times New Roman"/>
+                <w:b w:val="false"/>
+                <w:bCs w:val="false"/>
+                <w:sz w:val="24"/>
+                <w:szCs w:val="24"/>
+              </w:rPr>
+              <w:t xml:space="preserve">11.63</w:t>
+            </w:r>
+          </w:p>
+        </w:tc>
+        <w:tc>
+          <w:tcPr>
+            <w:tcW w:type="dxa" w:w="1100"/>
+            <w:tcBorders>
+              <w:top w:val="single" w:color="000000" w:sz="4"/>
+              <w:left w:val="single" w:color="000000" w:sz="4"/>
+              <w:bottom w:val="single" w:color="000000" w:sz="4"/>
+              <w:right w:val="single" w:color="000000" w:sz="4"/>
+            </w:tcBorders>
+            <w:tcMar>
+              <w:top w:type="dxa" w:w="60"/>
+              <w:left w:type="dxa" w:w="100"/>
+              <w:bottom w:type="dxa" w:w="60"/>
+              <w:right w:type="dxa" w:w="100"/>
+            </w:tcMar>
+          </w:tcPr>
+          <w:p>
+            <w:pPr>
+              <w:spacing w:line="276"/>
+              <w:jc w:val="left"/>
+            </w:pPr>
+            <w:r>
+              <w:rPr>
+                <w:rFonts w:ascii="Times New Roman" w:cs="Times New Roman" w:eastAsia="Times New Roman" w:hAnsi="Times New Roman"/>
+                <w:b w:val="false"/>
+                <w:bCs w:val="false"/>
+                <w:sz w:val="24"/>
+                <w:szCs w:val="24"/>
+              </w:rPr>
+              <w:t xml:space="preserve">11.23</w:t>
+            </w:r>
+          </w:p>
+        </w:tc>
+        <w:tc>
+          <w:tcPr>
+            <w:tcW w:type="dxa" w:w="1100"/>
+            <w:tcBorders>
+              <w:top w:val="single" w:color="000000" w:sz="4"/>
+              <w:left w:val="single" w:color="000000" w:sz="4"/>
+              <w:bottom w:val="single" w:color="000000" w:sz="4"/>
+              <w:right w:val="single" w:color="000000" w:sz="4"/>
+            </w:tcBorders>
+            <w:tcMar>
+              <w:top w:type="dxa" w:w="60"/>
+              <w:left w:type="dxa" w:w="100"/>
+              <w:bottom w:type="dxa" w:w="60"/>
+              <w:right w:type="dxa" w:w="100"/>
+            </w:tcMar>
+          </w:tcPr>
+          <w:p>
+            <w:pPr>
+              <w:spacing w:line="276"/>
+              <w:jc w:val="left"/>
+            </w:pPr>
+            <w:r>
+              <w:rPr>
+                <w:rFonts w:ascii="Times New Roman" w:cs="Times New Roman" w:eastAsia="Times New Roman" w:hAnsi="Times New Roman"/>
+                <w:b w:val="false"/>
+                <w:bCs w:val="false"/>
+                <w:sz w:val="24"/>
+                <w:szCs w:val="24"/>
+              </w:rPr>
+              <w:t xml:space="preserve">11.36</w:t>
+            </w:r>
+          </w:p>
+        </w:tc>
+        <w:tc>
+          <w:tcPr>
+            <w:tcW w:type="dxa" w:w="1100"/>
+            <w:tcBorders>
+              <w:top w:val="single" w:color="000000" w:sz="4"/>
+              <w:left w:val="single" w:color="000000" w:sz="4"/>
+              <w:bottom w:val="single" w:color="000000" w:sz="4"/>
+              <w:right w:val="single" w:color="000000" w:sz="4"/>
+            </w:tcBorders>
+            <w:tcMar>
+              <w:top w:type="dxa" w:w="60"/>
+              <w:left w:type="dxa" w:w="100"/>
+              <w:bottom w:type="dxa" w:w="60"/>
+              <w:right w:type="dxa" w:w="100"/>
+            </w:tcMar>
+          </w:tcPr>
+          <w:p>
+            <w:pPr>
+              <w:spacing w:line="276"/>
+              <w:jc w:val="left"/>
+            </w:pPr>
+            <w:r>
+              <w:rPr>
+                <w:rFonts w:ascii="Times New Roman" w:cs="Times New Roman" w:eastAsia="Times New Roman" w:hAnsi="Times New Roman"/>
+                <w:b w:val="false"/>
+                <w:bCs w:val="false"/>
+                <w:sz w:val="24"/>
+                <w:szCs w:val="24"/>
+              </w:rPr>
+              <w:t xml:space="preserve">11.36</w:t>
+            </w:r>
+          </w:p>
+        </w:tc>
+        <w:tc>
+          <w:tcPr>
+            <w:tcW w:type="dxa" w:w="926"/>
+            <w:tcBorders>
+              <w:top w:val="single" w:color="000000" w:sz="4"/>
+              <w:left w:val="single" w:color="000000" w:sz="4"/>
+              <w:bottom w:val="single" w:color="000000" w:sz="4"/>
+              <w:right w:val="single" w:color="000000" w:sz="4"/>
+            </w:tcBorders>
+            <w:tcMar>
+              <w:top w:type="dxa" w:w="60"/>
+              <w:left w:type="dxa" w:w="100"/>
+              <w:bottom w:type="dxa" w:w="60"/>
+              <w:right w:type="dxa" w:w="100"/>
+            </w:tcMar>
+          </w:tcPr>
+          <w:p>
+            <w:pPr>
+              <w:spacing w:line="276"/>
+              <w:jc w:val="left"/>
+            </w:pPr>
+            <w:r>
+              <w:rPr>
+                <w:rFonts w:ascii="Times New Roman" w:cs="Times New Roman" w:eastAsia="Times New Roman" w:hAnsi="Times New Roman"/>
+                <w:b w:val="false"/>
+                <w:bCs w:val="false"/>
+                <w:sz w:val="24"/>
+                <w:szCs w:val="24"/>
+              </w:rPr>
+              <w:t xml:space="preserve">11.63</w:t>
+            </w:r>
+          </w:p>
+        </w:tc>
+      </w:tr>
+      <w:tr>
+        <w:trPr>
+          <w:cantSplit/>
+          <w:tblHeader w:val="false"/>
+        </w:trPr>
+        <w:tc>
+          <w:tcPr>
+            <w:tcW w:type="dxa" w:w="1500"/>
+            <w:tcBorders>
+              <w:top w:val="single" w:color="000000" w:sz="4"/>
+              <w:left w:val="single" w:color="000000" w:sz="4"/>
+              <w:bottom w:val="single" w:color="000000" w:sz="4"/>
+              <w:right w:val="single" w:color="000000" w:sz="4"/>
+            </w:tcBorders>
+            <w:tcMar>
+              <w:top w:type="dxa" w:w="60"/>
+              <w:left w:type="dxa" w:w="100"/>
+              <w:bottom w:type="dxa" w:w="60"/>
+              <w:right w:type="dxa" w:w="100"/>
+            </w:tcMar>
+          </w:tcPr>
+          <w:p>
+            <w:pPr>
+              <w:spacing w:line="276"/>
+              <w:jc w:val="left"/>
+            </w:pPr>
+            <w:r>
+              <w:rPr>
+                <w:rFonts w:ascii="Times New Roman" w:cs="Times New Roman" w:eastAsia="Times New Roman" w:hAnsi="Times New Roman"/>
+                <w:b w:val="false"/>
+                <w:bCs w:val="false"/>
+                <w:sz w:val="24"/>
+                <w:szCs w:val="24"/>
+              </w:rPr>
+              <w:t xml:space="preserve">Fast</w:t>
+            </w:r>
+          </w:p>
+        </w:tc>
+        <w:tc>
+          <w:tcPr>
+            <w:tcW w:type="dxa" w:w="1100"/>
+            <w:tcBorders>
+              <w:top w:val="single" w:color="000000" w:sz="4"/>
+              <w:left w:val="single" w:color="000000" w:sz="4"/>
+              <w:bottom w:val="single" w:color="000000" w:sz="4"/>
+              <w:right w:val="single" w:color="000000" w:sz="4"/>
+            </w:tcBorders>
+            <w:tcMar>
+              <w:top w:type="dxa" w:w="60"/>
+              <w:left w:type="dxa" w:w="100"/>
+              <w:bottom w:type="dxa" w:w="60"/>
+              <w:right w:type="dxa" w:w="100"/>
+            </w:tcMar>
+          </w:tcPr>
+          <w:p>
+            <w:pPr>
+              <w:spacing w:line="276"/>
+              <w:jc w:val="left"/>
+            </w:pPr>
+            <w:r>
+              <w:rPr>
+                <w:rFonts w:ascii="Times New Roman" w:cs="Times New Roman" w:eastAsia="Times New Roman" w:hAnsi="Times New Roman"/>
+                <w:b w:val="false"/>
+                <w:bCs w:val="false"/>
+                <w:sz w:val="24"/>
+                <w:szCs w:val="24"/>
+              </w:rPr>
+              <w:t xml:space="preserve">3.72</w:t>
+            </w:r>
+          </w:p>
+        </w:tc>
+        <w:tc>
+          <w:tcPr>
+            <w:tcW w:type="dxa" w:w="1100"/>
+            <w:tcBorders>
+              <w:top w:val="single" w:color="000000" w:sz="4"/>
+              <w:left w:val="single" w:color="000000" w:sz="4"/>
+              <w:bottom w:val="single" w:color="000000" w:sz="4"/>
+              <w:right w:val="single" w:color="000000" w:sz="4"/>
+            </w:tcBorders>
+            <w:tcMar>
+              <w:top w:type="dxa" w:w="60"/>
+              <w:left w:type="dxa" w:w="100"/>
+              <w:bottom w:type="dxa" w:w="60"/>
+              <w:right w:type="dxa" w:w="100"/>
+            </w:tcMar>
+          </w:tcPr>
+          <w:p>
+            <w:pPr>
+              <w:spacing w:line="276"/>
+              <w:jc w:val="left"/>
+            </w:pPr>
+            <w:r>
+              <w:rPr>
+                <w:rFonts w:ascii="Times New Roman" w:cs="Times New Roman" w:eastAsia="Times New Roman" w:hAnsi="Times New Roman"/>
+                <w:b w:val="false"/>
+                <w:bCs w:val="false"/>
+                <w:sz w:val="24"/>
+                <w:szCs w:val="24"/>
+              </w:rPr>
+              <w:t xml:space="preserve">3.72</w:t>
+            </w:r>
+          </w:p>
+        </w:tc>
+        <w:tc>
+          <w:tcPr>
+            <w:tcW w:type="dxa" w:w="1100"/>
+            <w:tcBorders>
+              <w:top w:val="single" w:color="000000" w:sz="4"/>
+              <w:left w:val="single" w:color="000000" w:sz="4"/>
+              <w:bottom w:val="single" w:color="000000" w:sz="4"/>
+              <w:right w:val="single" w:color="000000" w:sz="4"/>
+            </w:tcBorders>
+            <w:tcMar>
+              <w:top w:type="dxa" w:w="60"/>
+              <w:left w:type="dxa" w:w="100"/>
+              <w:bottom w:type="dxa" w:w="60"/>
+              <w:right w:type="dxa" w:w="100"/>
+            </w:tcMar>
+          </w:tcPr>
+          <w:p>
+            <w:pPr>
+              <w:spacing w:line="276"/>
+              <w:jc w:val="left"/>
+            </w:pPr>
+            <w:r>
+              <w:rPr>
+                <w:rFonts w:ascii="Times New Roman" w:cs="Times New Roman" w:eastAsia="Times New Roman" w:hAnsi="Times New Roman"/>
+                <w:b w:val="false"/>
+                <w:bCs w:val="false"/>
+                <w:sz w:val="24"/>
+                <w:szCs w:val="24"/>
+              </w:rPr>
+              <w:t xml:space="preserve">3.72</w:t>
+            </w:r>
+          </w:p>
+        </w:tc>
+        <w:tc>
+          <w:tcPr>
+            <w:tcW w:type="dxa" w:w="1100"/>
+            <w:tcBorders>
+              <w:top w:val="single" w:color="000000" w:sz="4"/>
+              <w:left w:val="single" w:color="000000" w:sz="4"/>
+              <w:bottom w:val="single" w:color="000000" w:sz="4"/>
+              <w:right w:val="single" w:color="000000" w:sz="4"/>
+            </w:tcBorders>
+            <w:tcMar>
+              <w:top w:type="dxa" w:w="60"/>
+              <w:left w:type="dxa" w:w="100"/>
+              <w:bottom w:type="dxa" w:w="60"/>
+              <w:right w:type="dxa" w:w="100"/>
+            </w:tcMar>
+          </w:tcPr>
+          <w:p>
+            <w:pPr>
+              <w:spacing w:line="276"/>
+              <w:jc w:val="left"/>
+            </w:pPr>
+            <w:r>
+              <w:rPr>
+                <w:rFonts w:ascii="Times New Roman" w:cs="Times New Roman" w:eastAsia="Times New Roman" w:hAnsi="Times New Roman"/>
+                <w:b w:val="false"/>
+                <w:bCs w:val="false"/>
+                <w:sz w:val="24"/>
+                <w:szCs w:val="24"/>
+              </w:rPr>
+              <w:t xml:space="preserve">3.77</w:t>
+            </w:r>
+          </w:p>
+        </w:tc>
+        <w:tc>
+          <w:tcPr>
+            <w:tcW w:type="dxa" w:w="1100"/>
+            <w:tcBorders>
+              <w:top w:val="single" w:color="000000" w:sz="4"/>
+              <w:left w:val="single" w:color="000000" w:sz="4"/>
+              <w:bottom w:val="single" w:color="000000" w:sz="4"/>
+              <w:right w:val="single" w:color="000000" w:sz="4"/>
+            </w:tcBorders>
+            <w:tcMar>
+              <w:top w:type="dxa" w:w="60"/>
+              <w:left w:type="dxa" w:w="100"/>
+              <w:bottom w:type="dxa" w:w="60"/>
+              <w:right w:type="dxa" w:w="100"/>
+            </w:tcMar>
+          </w:tcPr>
+          <w:p>
+            <w:pPr>
+              <w:spacing w:line="276"/>
+              <w:jc w:val="left"/>
+            </w:pPr>
+            <w:r>
+              <w:rPr>
+                <w:rFonts w:ascii="Times New Roman" w:cs="Times New Roman" w:eastAsia="Times New Roman" w:hAnsi="Times New Roman"/>
+                <w:b w:val="false"/>
+                <w:bCs w:val="false"/>
+                <w:sz w:val="24"/>
+                <w:szCs w:val="24"/>
+              </w:rPr>
+              <w:t xml:space="preserve">3.80</w:t>
+            </w:r>
+          </w:p>
+        </w:tc>
+        <w:tc>
+          <w:tcPr>
+            <w:tcW w:type="dxa" w:w="1100"/>
+            <w:tcBorders>
+              <w:top w:val="single" w:color="000000" w:sz="4"/>
+              <w:left w:val="single" w:color="000000" w:sz="4"/>
+              <w:bottom w:val="single" w:color="000000" w:sz="4"/>
+              <w:right w:val="single" w:color="000000" w:sz="4"/>
+            </w:tcBorders>
+            <w:tcMar>
+              <w:top w:type="dxa" w:w="60"/>
+              <w:left w:type="dxa" w:w="100"/>
+              <w:bottom w:type="dxa" w:w="60"/>
+              <w:right w:type="dxa" w:w="100"/>
+            </w:tcMar>
+          </w:tcPr>
+          <w:p>
+            <w:pPr>
+              <w:spacing w:line="276"/>
+              <w:jc w:val="left"/>
+            </w:pPr>
+            <w:r>
+              <w:rPr>
+                <w:rFonts w:ascii="Times New Roman" w:cs="Times New Roman" w:eastAsia="Times New Roman" w:hAnsi="Times New Roman"/>
+                <w:b w:val="false"/>
+                <w:bCs w:val="false"/>
+                <w:sz w:val="24"/>
+                <w:szCs w:val="24"/>
+              </w:rPr>
+              <w:t xml:space="preserve">3.83</w:t>
+            </w:r>
+          </w:p>
+        </w:tc>
+        <w:tc>
+          <w:tcPr>
+            <w:tcW w:type="dxa" w:w="926"/>
+            <w:tcBorders>
+              <w:top w:val="single" w:color="000000" w:sz="4"/>
+              <w:left w:val="single" w:color="000000" w:sz="4"/>
+              <w:bottom w:val="single" w:color="000000" w:sz="4"/>
+              <w:right w:val="single" w:color="000000" w:sz="4"/>
+            </w:tcBorders>
+            <w:tcMar>
+              <w:top w:type="dxa" w:w="60"/>
+              <w:left w:type="dxa" w:w="100"/>
+              <w:bottom w:type="dxa" w:w="60"/>
+              <w:right w:type="dxa" w:w="100"/>
+            </w:tcMar>
+          </w:tcPr>
+          <w:p>
+            <w:pPr>
+              <w:spacing w:line="276"/>
+              <w:jc w:val="left"/>
+            </w:pPr>
+            <w:r>
+              <w:rPr>
+                <w:rFonts w:ascii="Times New Roman" w:cs="Times New Roman" w:eastAsia="Times New Roman" w:hAnsi="Times New Roman"/>
+                <w:b w:val="false"/>
+                <w:bCs w:val="false"/>
+                <w:sz w:val="24"/>
+                <w:szCs w:val="24"/>
+              </w:rPr>
+              <w:t xml:space="preserve">3.79</w:t>
+            </w:r>
+          </w:p>
+        </w:tc>
+      </w:tr>
+      <w:tr>
+        <w:trPr>
+          <w:cantSplit/>
+          <w:tblHeader w:val="false"/>
+        </w:trPr>
+        <w:tc>
+          <w:tcPr>
+            <w:tcW w:type="dxa" w:w="1500"/>
+            <w:tcBorders>
+              <w:top w:val="single" w:color="000000" w:sz="4"/>
+              <w:left w:val="single" w:color="000000" w:sz="4"/>
+              <w:bottom w:val="single" w:color="000000" w:sz="4"/>
+              <w:right w:val="single" w:color="000000" w:sz="4"/>
+            </w:tcBorders>
+            <w:tcMar>
+              <w:top w:type="dxa" w:w="60"/>
+              <w:left w:type="dxa" w:w="100"/>
+              <w:bottom w:type="dxa" w:w="60"/>
+              <w:right w:type="dxa" w:w="100"/>
+            </w:tcMar>
+          </w:tcPr>
+          <w:p>
+            <w:pPr>
+              <w:spacing w:line="276"/>
+              <w:jc w:val="left"/>
+            </w:pPr>
+            <w:r>
+              <w:rPr>
+                <w:rFonts w:ascii="Times New Roman" w:cs="Times New Roman" w:eastAsia="Times New Roman" w:hAnsi="Times New Roman"/>
+                <w:b w:val="false"/>
+                <w:bCs w:val="false"/>
+                <w:sz w:val="24"/>
+                <w:szCs w:val="24"/>
+              </w:rPr>
+              <w:t xml:space="preserve">Hostile 10% loss</w:t>
+            </w:r>
+          </w:p>
+        </w:tc>
+        <w:tc>
+          <w:tcPr>
+            <w:tcW w:type="dxa" w:w="1100"/>
+            <w:tcBorders>
+              <w:top w:val="single" w:color="000000" w:sz="4"/>
+              <w:left w:val="single" w:color="000000" w:sz="4"/>
+              <w:bottom w:val="single" w:color="000000" w:sz="4"/>
+              <w:right w:val="single" w:color="000000" w:sz="4"/>
+            </w:tcBorders>
+            <w:tcMar>
+              <w:top w:type="dxa" w:w="60"/>
+              <w:left w:type="dxa" w:w="100"/>
+              <w:bottom w:type="dxa" w:w="60"/>
+              <w:right w:type="dxa" w:w="100"/>
+            </w:tcMar>
+          </w:tcPr>
+          <w:p>
+            <w:pPr>
+              <w:spacing w:line="276"/>
+              <w:jc w:val="left"/>
+            </w:pPr>
+            <w:r>
+              <w:rPr>
+                <w:rFonts w:ascii="Times New Roman" w:cs="Times New Roman" w:eastAsia="Times New Roman" w:hAnsi="Times New Roman"/>
+                <w:b w:val="false"/>
+                <w:bCs w:val="false"/>
+                <w:sz w:val="24"/>
+                <w:szCs w:val="24"/>
+              </w:rPr>
+              <w:t xml:space="preserve">99.4</w:t>
+            </w:r>
+          </w:p>
+        </w:tc>
+        <w:tc>
+          <w:tcPr>
+            <w:tcW w:type="dxa" w:w="1100"/>
+            <w:tcBorders>
+              <w:top w:val="single" w:color="000000" w:sz="4"/>
+              <w:left w:val="single" w:color="000000" w:sz="4"/>
+              <w:bottom w:val="single" w:color="000000" w:sz="4"/>
+              <w:right w:val="single" w:color="000000" w:sz="4"/>
+            </w:tcBorders>
+            <w:tcMar>
+              <w:top w:type="dxa" w:w="60"/>
+              <w:left w:type="dxa" w:w="100"/>
+              <w:bottom w:type="dxa" w:w="60"/>
+              <w:right w:type="dxa" w:w="100"/>
+            </w:tcMar>
+          </w:tcPr>
+          <w:p>
+            <w:pPr>
+              <w:spacing w:line="276"/>
+              <w:jc w:val="left"/>
+            </w:pPr>
+            <w:r>
+              <w:rPr>
+                <w:rFonts w:ascii="Times New Roman" w:cs="Times New Roman" w:eastAsia="Times New Roman" w:hAnsi="Times New Roman"/>
+                <w:b w:val="false"/>
+                <w:bCs w:val="false"/>
+                <w:sz w:val="24"/>
+                <w:szCs w:val="24"/>
+              </w:rPr>
+              <w:t xml:space="preserve">93.4</w:t>
+            </w:r>
+          </w:p>
+        </w:tc>
+        <w:tc>
+          <w:tcPr>
+            <w:tcW w:type="dxa" w:w="1100"/>
+            <w:tcBorders>
+              <w:top w:val="single" w:color="000000" w:sz="4"/>
+              <w:left w:val="single" w:color="000000" w:sz="4"/>
+              <w:bottom w:val="single" w:color="000000" w:sz="4"/>
+              <w:right w:val="single" w:color="000000" w:sz="4"/>
+            </w:tcBorders>
+            <w:tcMar>
+              <w:top w:type="dxa" w:w="60"/>
+              <w:left w:type="dxa" w:w="100"/>
+              <w:bottom w:type="dxa" w:w="60"/>
+              <w:right w:type="dxa" w:w="100"/>
+            </w:tcMar>
+          </w:tcPr>
+          <w:p>
+            <w:pPr>
+              <w:spacing w:line="276"/>
+              <w:jc w:val="left"/>
+            </w:pPr>
+            <w:r>
+              <w:rPr>
+                <w:rFonts w:ascii="Times New Roman" w:cs="Times New Roman" w:eastAsia="Times New Roman" w:hAnsi="Times New Roman"/>
+                <w:b w:val="false"/>
+                <w:bCs w:val="false"/>
+                <w:sz w:val="24"/>
+                <w:szCs w:val="24"/>
+              </w:rPr>
+              <w:t xml:space="preserve">104.6</w:t>
+            </w:r>
+          </w:p>
+        </w:tc>
+        <w:tc>
+          <w:tcPr>
+            <w:tcW w:type="dxa" w:w="1100"/>
+            <w:tcBorders>
+              <w:top w:val="single" w:color="000000" w:sz="4"/>
+              <w:left w:val="single" w:color="000000" w:sz="4"/>
+              <w:bottom w:val="single" w:color="000000" w:sz="4"/>
+              <w:right w:val="single" w:color="000000" w:sz="4"/>
+            </w:tcBorders>
+            <w:tcMar>
+              <w:top w:type="dxa" w:w="60"/>
+              <w:left w:type="dxa" w:w="100"/>
+              <w:bottom w:type="dxa" w:w="60"/>
+              <w:right w:type="dxa" w:w="100"/>
+            </w:tcMar>
+          </w:tcPr>
+          <w:p>
+            <w:pPr>
+              <w:spacing w:line="276"/>
+              <w:jc w:val="left"/>
+            </w:pPr>
+            <w:r>
+              <w:rPr>
+                <w:rFonts w:ascii="Times New Roman" w:cs="Times New Roman" w:eastAsia="Times New Roman" w:hAnsi="Times New Roman"/>
+                <w:b w:val="false"/>
+                <w:bCs w:val="false"/>
+                <w:sz w:val="24"/>
+                <w:szCs w:val="24"/>
+              </w:rPr>
+              <w:t xml:space="preserve">93.0</w:t>
+            </w:r>
+          </w:p>
+        </w:tc>
+        <w:tc>
+          <w:tcPr>
+            <w:tcW w:type="dxa" w:w="1100"/>
+            <w:tcBorders>
+              <w:top w:val="single" w:color="000000" w:sz="4"/>
+              <w:left w:val="single" w:color="000000" w:sz="4"/>
+              <w:bottom w:val="single" w:color="000000" w:sz="4"/>
+              <w:right w:val="single" w:color="000000" w:sz="4"/>
+            </w:tcBorders>
+            <w:tcMar>
+              <w:top w:type="dxa" w:w="60"/>
+              <w:left w:type="dxa" w:w="100"/>
+              <w:bottom w:type="dxa" w:w="60"/>
+              <w:right w:type="dxa" w:w="100"/>
+            </w:tcMar>
+          </w:tcPr>
+          <w:p>
+            <w:pPr>
+              <w:spacing w:line="276"/>
+              <w:jc w:val="left"/>
+            </w:pPr>
+            <w:r>
+              <w:rPr>
+                <w:rFonts w:ascii="Times New Roman" w:cs="Times New Roman" w:eastAsia="Times New Roman" w:hAnsi="Times New Roman"/>
+                <w:b w:val="false"/>
+                <w:bCs w:val="false"/>
+                <w:sz w:val="24"/>
+                <w:szCs w:val="24"/>
+              </w:rPr>
+              <w:t xml:space="preserve">97.3</w:t>
+            </w:r>
+          </w:p>
+        </w:tc>
+        <w:tc>
+          <w:tcPr>
+            <w:tcW w:type="dxa" w:w="1100"/>
+            <w:tcBorders>
+              <w:top w:val="single" w:color="000000" w:sz="4"/>
+              <w:left w:val="single" w:color="000000" w:sz="4"/>
+              <w:bottom w:val="single" w:color="000000" w:sz="4"/>
+              <w:right w:val="single" w:color="000000" w:sz="4"/>
+            </w:tcBorders>
+            <w:tcMar>
+              <w:top w:type="dxa" w:w="60"/>
+              <w:left w:type="dxa" w:w="100"/>
+              <w:bottom w:type="dxa" w:w="60"/>
+              <w:right w:type="dxa" w:w="100"/>
+            </w:tcMar>
+          </w:tcPr>
+          <w:p>
+            <w:pPr>
+              <w:spacing w:line="276"/>
+              <w:jc w:val="left"/>
+            </w:pPr>
+            <w:r>
+              <w:rPr>
+                <w:rFonts w:ascii="Times New Roman" w:cs="Times New Roman" w:eastAsia="Times New Roman" w:hAnsi="Times New Roman"/>
+                <w:b w:val="false"/>
+                <w:bCs w:val="false"/>
+                <w:sz w:val="24"/>
+                <w:szCs w:val="24"/>
+              </w:rPr>
+              <w:t xml:space="preserve">88.8</w:t>
+            </w:r>
+          </w:p>
+        </w:tc>
+        <w:tc>
+          <w:tcPr>
+            <w:tcW w:type="dxa" w:w="926"/>
+            <w:tcBorders>
+              <w:top w:val="single" w:color="000000" w:sz="4"/>
+              <w:left w:val="single" w:color="000000" w:sz="4"/>
+              <w:bottom w:val="single" w:color="000000" w:sz="4"/>
+              <w:right w:val="single" w:color="000000" w:sz="4"/>
+            </w:tcBorders>
+            <w:tcMar>
+              <w:top w:type="dxa" w:w="60"/>
+              <w:left w:type="dxa" w:w="100"/>
+              <w:bottom w:type="dxa" w:w="60"/>
+              <w:right w:type="dxa" w:w="100"/>
+            </w:tcMar>
+          </w:tcPr>
+          <w:p>
+            <w:pPr>
+              <w:spacing w:line="276"/>
+              <w:jc w:val="left"/>
+            </w:pPr>
+            <w:r>
+              <w:rPr>
+                <w:rFonts w:ascii="Times New Roman" w:cs="Times New Roman" w:eastAsia="Times New Roman" w:hAnsi="Times New Roman"/>
+                <w:b w:val="false"/>
+                <w:bCs w:val="false"/>
+                <w:sz w:val="24"/>
+                <w:szCs w:val="24"/>
+              </w:rPr>
+              <w:t xml:space="preserve">95.6</w:t>
+            </w:r>
+          </w:p>
+        </w:tc>
+      </w:tr>
+    </w:tbl>
+    <w:p>
+      <w:pPr>
+        <w:spacing w:after="160"/>
+      </w:pPr>
+    </w:p>
+    <w:p>
+      <w:pPr>
+        <w:spacing w:after="120" w:line="360"/>
+        <w:jc w:val="both"/>
+      </w:pPr>
+      <w:r>
+        <w:rPr>
+          <w:rFonts w:ascii="Times New Roman" w:cs="Times New Roman" w:eastAsia="Times New Roman" w:hAnsi="Times New Roman"/>
+          <w:sz w:val="24"/>
+          <w:szCs w:val="24"/>
+        </w:rPr>
+        <w:t xml:space="preserve">Noise on the measured inputs (RTT growth, loss, throughput share, window; the inputs range roughly from 0 to 1) up to a standard deviation of 0.2 changes the completion time by at most 12% (the 5G-like path, 2.21 to 2.47 s) and is within the intervals elsewhere. The agent is therefore tolerant of measurement noise in practice, although the formal certificate is weak.</w:t>
+      </w:r>
+    </w:p>
+    <w:p>
+      <w:pPr>
+        <w:pStyle w:val="Heading2"/>
+        <w:keepNext/>
+        <w:spacing w:after="120" w:before="120" w:line="360"/>
+      </w:pPr>
+      <w:r>
+        <w:rPr>
+          <w:rFonts w:ascii="Times New Roman" w:cs="Times New Roman" w:eastAsia="Times New Roman" w:hAnsi="Times New Roman"/>
+          <w:b/>
+          <w:bCs/>
+          <w:sz w:val="24"/>
+          <w:szCs w:val="24"/>
+        </w:rPr>
+        <w:t xml:space="preserve">8.22 Coexistence with kernel TCP</w:t>
+      </w:r>
+    </w:p>
+    <w:p>
+      <w:pPr>
+        <w:spacing w:after="120" w:line="360"/>
+        <w:jc w:val="both"/>
+      </w:pPr>
+      <w:r>
+        <w:rPr>
+          <w:rFonts w:ascii="Times New Roman" w:cs="Times New Roman" w:eastAsia="Times New Roman" w:hAnsi="Times New Roman"/>
+          <w:sz w:val="24"/>
+          <w:szCs w:val="24"/>
+        </w:rPr>
+        <w:t xml:space="preserve">The remaining open question in Section 8.15 is whether the neural agent starves a kernel TCP flow that shares its bottleneck. A script was written for this (netem_coexist.sh, web/tcp_bulk.py): a bulk kernel TCP flow and one RUDP transfer of 4,000 packets run at the same time through the netem and token-bucket path of Section 8.17, and the goodput of each flow is measured over the window in which both are running; controls are two TCP flows, and each flow alone. The script was checked for mechanics in the sandbox without a bottleneck, which says nothing about sharing, because the sandbox has no tc. </w:t>
+      </w:r>
+      <w:r>
+        <w:rPr>
+          <w:rFonts w:ascii="Times New Roman" w:cs="Times New Roman" w:eastAsia="Times New Roman" w:hAnsi="Times New Roman"/>
+          <w:b/>
+          <w:bCs/>
+          <w:sz w:val="24"/>
+          <w:szCs w:val="24"/>
+        </w:rPr>
+        <w:t xml:space="preserve">The measurement itself has not been made</w:t>
+      </w:r>
+      <w:r>
+        <w:rPr>
+          <w:rFonts w:ascii="Times New Roman" w:cs="Times New Roman" w:eastAsia="Times New Roman" w:hAnsi="Times New Roman"/>
+          <w:sz w:val="24"/>
+          <w:szCs w:val="24"/>
+        </w:rPr>
+        <w:t xml:space="preserve">; it needs a Linux host with tc, and the result is to be added to results/netem_coexist_*.txt.</w:t>
+      </w:r>
+    </w:p>
+    <w:p>
+      <w:pPr>
         <w:pStyle w:val="Heading1"/>
         <w:keepNext/>
         <w:spacing w:after="120" w:before="240" w:line="360"/>
@@ -40548,7 +47062,7 @@
           <w:sz w:val="24"/>
           <w:szCs w:val="24"/>
         </w:rPr>
-        <w:t xml:space="preserve"> On a shared bottleneck the neural agent takes 68% to 70% of the link against tuned AIMD and 76% against the original AIMD (Sections 8.13 and 8.15). The optional polite mode brings this to about half, at a cost in speed and with one path 2.95 times slower; it is a rule added by hand (training the agent for fairness against a simulated competitor did not work, Section 8.15), and coexistence with kernel TCP was not tested.</w:t>
+        <w:t xml:space="preserve"> On a shared bottleneck the neural agent takes 68% to 70% of the link against tuned AIMD and 76% against the original AIMD (Sections 8.13 and 8.15). The optional polite mode brings this to about half, at a cost in speed and with one path 2.95 times slower; it is a rule added by hand (training the agent for fairness against a simulated competitor did not work, Section 8.15), and coexistence with kernel TCP is set up (Section 8.22) but not yet measured.</w:t>
       </w:r>
     </w:p>
     <w:p>
@@ -40832,7 +47346,26 @@
           <w:sz w:val="24"/>
           <w:szCs w:val="24"/>
         </w:rPr>
-        <w:t xml:space="preserve">A model-based baseline such as BBR, and an explicit-congestion-notification signal as an extra input.</w:t>
+        <w:t xml:space="preserve">Comparing against the real Linux BBR (with ProbeRTT and, for BBRv3, its loss response) instead of the simplified policy of Section 8.19, and adding an explicit-congestion-notification signal as an extra input.</w:t>
+      </w:r>
+    </w:p>
+    <w:p>
+      <w:pPr>
+        <w:pStyle w:val="ListParagraph"/>
+        <w:numPr>
+          <w:ilvl w:val="0"/>
+          <w:numId w:val="2"/>
+        </w:numPr>
+        <w:spacing w:after="60" w:line="360"/>
+        <w:jc w:val="both"/>
+      </w:pPr>
+      <w:r>
+        <w:rPr>
+          <w:rFonts w:ascii="Times New Roman" w:cs="Times New Roman" w:eastAsia="Times New Roman" w:hAnsi="Times New Roman"/>
+          <w:sz w:val="24"/>
+          <w:szCs w:val="24"/>
+        </w:rPr>
+        <w:t xml:space="preserve">Training with a fairness objective and with formal certificates in mind (Section 8.21 shows that the current network can be certified only at tiny input perturbations).</w:t>
       </w:r>
     </w:p>
     <w:p>
@@ -41064,6 +47597,66 @@
           <w:szCs w:val="24"/>
         </w:rPr>
         <w:t xml:space="preserve">[13]  J. Moy, "OSPF Version 2," RFC 2328, IETF, Apr. 1998.</w:t>
+      </w:r>
+    </w:p>
+    <w:p>
+      <w:pPr>
+        <w:spacing w:after="100" w:line="360"/>
+        <w:ind w:left="540" w:hanging="540"/>
+        <w:jc w:val="left"/>
+      </w:pPr>
+      <w:r>
+        <w:rPr>
+          <w:rFonts w:ascii="Times New Roman" w:cs="Times New Roman" w:eastAsia="Times New Roman" w:hAnsi="Times New Roman"/>
+          <w:sz w:val="24"/>
+          <w:szCs w:val="24"/>
+        </w:rPr>
+        <w:t xml:space="preserve">[14]  A. Mazilu, B. Giacomoni and I. Parisis, "Learning-Based vs Human-Derived Congestion Control: An In-Depth Experimental Study," arXiv:2510.25105, 2025.</w:t>
+      </w:r>
+    </w:p>
+    <w:p>
+      <w:pPr>
+        <w:spacing w:after="100" w:line="360"/>
+        <w:ind w:left="540" w:hanging="540"/>
+        <w:jc w:val="left"/>
+      </w:pPr>
+      <w:r>
+        <w:rPr>
+          <w:rFonts w:ascii="Times New Roman" w:cs="Times New Roman" w:eastAsia="Times New Roman" w:hAnsi="Times New Roman"/>
+          <w:sz w:val="24"/>
+          <w:szCs w:val="24"/>
+        </w:rPr>
+        <w:t xml:space="preserve">[15]  Tian et al., "Fairness generalizability of learned congestion control" (Jury), in Proc. ACM EuroSys 2025. [Details to be checked by the authors against the published paper.]</w:t>
+      </w:r>
+    </w:p>
+    <w:p>
+      <w:pPr>
+        <w:spacing w:after="100" w:line="360"/>
+        <w:ind w:left="540" w:hanging="540"/>
+        <w:jc w:val="left"/>
+      </w:pPr>
+      <w:r>
+        <w:rPr>
+          <w:rFonts w:ascii="Times New Roman" w:cs="Times New Roman" w:eastAsia="Times New Roman" w:hAnsi="Times New Roman"/>
+          <w:sz w:val="24"/>
+          <w:szCs w:val="24"/>
+        </w:rPr>
+        <w:t xml:space="preserve">[16]  Yang et al., "C3: Learning Congestion Controllers with Formal Certificates," arXiv:2412.10915, 2024.</w:t>
+      </w:r>
+    </w:p>
+    <w:p>
+      <w:pPr>
+        <w:spacing w:after="100" w:line="360"/>
+        <w:ind w:left="540" w:hanging="540"/>
+        <w:jc w:val="left"/>
+      </w:pPr>
+      <w:r>
+        <w:rPr>
+          <w:rFonts w:ascii="Times New Roman" w:cs="Times New Roman" w:eastAsia="Times New Roman" w:hAnsi="Times New Roman"/>
+          <w:sz w:val="24"/>
+          <w:szCs w:val="24"/>
+        </w:rPr>
+        <w:t xml:space="preserve">[17]  N. Cardwell, Y. Cheng, C. S. Gunn, S. H. Yeganeh and V. Jacobson, "BBR: Congestion-Based Congestion Control," ACM Queue, vol. 14, no. 5, 2016.</w:t>
       </w:r>
     </w:p>
     <w:sectPr>

--- a/docs/RUDP_Final_Project_Report.docx
+++ b/docs/RUDP_Final_Project_Report.docx
@@ -32505,7 +32505,7 @@
           <w:sz w:val="24"/>
           <w:szCs w:val="24"/>
         </w:rPr>
-        <w:t xml:space="preserve">Every earlier real-socket result used an emulated path inside the program or a user-space proxy. The comparison was therefore repeated on the Linux kernel itself: tc/netem on the loopback interface of a WSL2 host (run by the first author). Each protocol sent 500 payloads of 512 bytes (the same bytes for kernel TCP, plain UDP and RUDP) over four paths, five runs each, one after the other (netem_full.sh, results/netem_summary.txt). Delay, jitter, random loss and reordering are applied by a netem stage, and the bottleneck is a separate token-bucket stage with a drop-tail queue of 50 to 100 packets, so that the queue limit does not count packets in flight.</w:t>
+        <w:t xml:space="preserve">Every earlier real-socket result used an emulated path inside the program or a user-space proxy. The comparison was therefore repeated on the Linux kernel itself: tc/netem on the loopback interface of a WSL2 host (run by the first author). Each protocol sent 500 packets of 512 bytes (RUDP sends a real 256,000-byte file, so the bytes are the same as for kernel TCP and plain UDP) over four paths, five runs each (three on the satellite path), one after the other (netem_full.sh; corrected results in results/netem_corrected.txt, earlier runs in results/netem_summary.txt). Delay, jitter, random loss and reordering are applied by a netem stage, and the bottleneck is a separate token-bucket stage with a drop-tail queue of 50 to 100 packets, so that the queue limit does not count packets in flight.</w:t>
       </w:r>
     </w:p>
     <w:p>
@@ -32521,7 +32521,7 @@
           <w:sz w:val="24"/>
           <w:szCs w:val="24"/>
         </w:rPr>
-        <w:t xml:space="preserve">The first three runs were wrong.</w:t>
+        <w:t xml:space="preserve">The first runs were wrong, and a fourth mistake was found later.</w:t>
       </w:r>
       <w:r>
         <w:rPr>
@@ -32529,7 +32529,7 @@
           <w:sz w:val="24"/>
           <w:szCs w:val="24"/>
         </w:rPr>
-        <w:t xml:space="preserve"> They used the netem option rate with limit 60. In netem the limit also counts packets held in the delay line, so on the satellite path (about 200 packets in flight) any window above 60 packets overflowed the qdisc. That produced 13 to 20 percent retransmissions for AIMD and the neural agent, made the neural agent tie with AIMD on the satellite path, and I first blamed reordering for it. The same runs also compared against untuned AIMD (initial window 1, threshold 16) rather than the tuned AIMD used elsewhere, and TCP was sent 1,024-byte payloads against 512 for RUDP. All three problems were fixed and those runs are superseded; they are kept in results/netem_summary.txt with the correction. The virtual-time queue, which delivered packets strictly in the order sent, was also fixed (it now delivers by arrival time, so --reorder 1 works); results with the default in-order path are unchanged (make repro: geometric-mean ratio 0.534, faster on 89 of 100 paths).</w:t>
+        <w:t xml:space="preserve"> They used the netem option rate with limit 60. In netem the limit also counts packets held in the delay line, so on the satellite path (about 200 packets in flight) any window above 60 packets overflowed the qdisc. That produced 13 to 20 percent retransmissions for AIMD and the neural agent, made the neural agent tie with AIMD on the satellite path, and I first blamed reordering for it. The same runs also compared against untuned AIMD (initial window 1, threshold 16) rather than the tuned AIMD used elsewhere, and TCP was sent 1,024-byte payloads against 512 for RUDP. A fourth mistake was found only when the coexistence run of Section 8.22 reported a goodput above the link capacity: without --file the sender uses synthetic 40-byte packets, so RUDP had been carrying about twelve times fewer bytes than TCP and UDP in every kernel run, including the runs described in the first version of this section as using the same bytes. All four problems were fixed, the whole kernel comparison was repeated with real 512-byte payloads, and the earlier runs are superseded; they are kept in results/netem_summary.txt with the correction. The virtual-time queue, which delivered packets strictly in the order sent, was also fixed (it now delivers by arrival time, so --reorder 1 works); results with the default in-order path are unchanged (make repro: geometric-mean ratio 0.534, faster on 89 of 100 paths).</w:t>
       </w:r>
     </w:p>
     <w:p>
@@ -32546,7 +32546,7 @@
           <w:sz w:val="24"/>
           <w:szCs w:val="24"/>
         </w:rPr>
-        <w:t xml:space="preserve">Table 8s: Kernel netem, mean completion time of 500 packets, 5 runs per cell (TCP: kernel stack; AIMD tuned: window cap 128, threshold 128)</w:t>
+        <w:t xml:space="preserve">Table 8s: Kernel netem with real 512-byte payloads, mean completion time of 500 packets, 5 runs per cell unless stated (TCP: kernel stack; AIMD tuned: window cap 128, threshold 128)</w:t>
       </w:r>
     </w:p>
     <w:tbl>
@@ -32881,7 +32881,7 @@
                 <w:sz w:val="24"/>
                 <w:szCs w:val="24"/>
               </w:rPr>
-              <w:t xml:space="preserve">0.58</w:t>
+              <w:t xml:space="preserve">0.88</w:t>
             </w:r>
           </w:p>
         </w:tc>
@@ -32914,7 +32914,7 @@
                 <w:sz w:val="24"/>
                 <w:szCs w:val="24"/>
               </w:rPr>
-              <w:t xml:space="preserve">4.68</w:t>
+              <w:t xml:space="preserve">4.75</w:t>
             </w:r>
           </w:p>
         </w:tc>
@@ -32947,7 +32947,7 @@
                 <w:sz w:val="24"/>
                 <w:szCs w:val="24"/>
               </w:rPr>
-              <w:t xml:space="preserve">4.44</w:t>
+              <w:t xml:space="preserve">4.21</w:t>
             </w:r>
           </w:p>
         </w:tc>
@@ -32980,7 +32980,7 @@
                 <w:sz w:val="24"/>
                 <w:szCs w:val="24"/>
               </w:rPr>
-              <w:t xml:space="preserve">1.85</w:t>
+              <w:t xml:space="preserve">1.35</w:t>
             </w:r>
           </w:p>
         </w:tc>
@@ -33013,7 +33013,7 @@
                 <w:sz w:val="24"/>
                 <w:szCs w:val="24"/>
               </w:rPr>
-              <w:t xml:space="preserve">0.39</w:t>
+              <w:t xml:space="preserve">0.29</w:t>
             </w:r>
           </w:p>
         </w:tc>
@@ -33046,7 +33046,7 @@
                 <w:sz w:val="24"/>
                 <w:szCs w:val="24"/>
               </w:rPr>
-              <w:t xml:space="preserve">0.001</w:t>
+              <w:t xml:space="preserve">0.0002</w:t>
             </w:r>
           </w:p>
         </w:tc>
@@ -33118,7 +33118,7 @@
                 <w:sz w:val="24"/>
                 <w:szCs w:val="24"/>
               </w:rPr>
-              <w:t xml:space="preserve">0.23</w:t>
+              <w:t xml:space="preserve">0.28</w:t>
             </w:r>
           </w:p>
         </w:tc>
@@ -33151,7 +33151,7 @@
                 <w:sz w:val="24"/>
                 <w:szCs w:val="24"/>
               </w:rPr>
-              <w:t xml:space="preserve">1.26</w:t>
+              <w:t xml:space="preserve">1.23</w:t>
             </w:r>
           </w:p>
         </w:tc>
@@ -33184,7 +33184,7 @@
                 <w:sz w:val="24"/>
                 <w:szCs w:val="24"/>
               </w:rPr>
-              <w:t xml:space="preserve">1.32</w:t>
+              <w:t xml:space="preserve">1.36</w:t>
             </w:r>
           </w:p>
         </w:tc>
@@ -33217,7 +33217,7 @@
                 <w:sz w:val="24"/>
                 <w:szCs w:val="24"/>
               </w:rPr>
-              <w:t xml:space="preserve">0.38</w:t>
+              <w:t xml:space="preserve">0.43</w:t>
             </w:r>
           </w:p>
         </w:tc>
@@ -33250,7 +33250,7 @@
                 <w:sz w:val="24"/>
                 <w:szCs w:val="24"/>
               </w:rPr>
-              <w:t xml:space="preserve">0.30</w:t>
+              <w:t xml:space="preserve">0.35</w:t>
             </w:r>
           </w:p>
         </w:tc>
@@ -33283,7 +33283,7 @@
                 <w:sz w:val="24"/>
                 <w:szCs w:val="24"/>
               </w:rPr>
-              <w:t xml:space="preserve">0.0001</w:t>
+              <w:t xml:space="preserve">&lt;0.0001</w:t>
             </w:r>
           </w:p>
         </w:tc>
@@ -33322,7 +33322,7 @@
                 <w:sz w:val="24"/>
                 <w:szCs w:val="24"/>
               </w:rPr>
-              <w:t xml:space="preserve">Satellite (150 ms)</w:t>
+              <w:t xml:space="preserve">Satellite (150 ms), 3 runs</w:t>
             </w:r>
           </w:p>
         </w:tc>
@@ -33355,7 +33355,7 @@
                 <w:sz w:val="24"/>
                 <w:szCs w:val="24"/>
               </w:rPr>
-              <w:t xml:space="preserve">2.10</w:t>
+              <w:t xml:space="preserve">1.91</w:t>
             </w:r>
           </w:p>
         </w:tc>
@@ -33388,7 +33388,7 @@
                 <w:sz w:val="24"/>
                 <w:szCs w:val="24"/>
               </w:rPr>
-              <w:t xml:space="preserve">18.85</w:t>
+              <w:t xml:space="preserve">16.72</w:t>
             </w:r>
           </w:p>
         </w:tc>
@@ -33421,7 +33421,7 @@
                 <w:sz w:val="24"/>
                 <w:szCs w:val="24"/>
               </w:rPr>
-              <w:t xml:space="preserve">17.90</w:t>
+              <w:t xml:space="preserve">15.36</w:t>
             </w:r>
           </w:p>
         </w:tc>
@@ -33454,7 +33454,7 @@
                 <w:sz w:val="24"/>
                 <w:szCs w:val="24"/>
               </w:rPr>
-              <w:t xml:space="preserve">3.16</w:t>
+              <w:t xml:space="preserve">2.92</w:t>
             </w:r>
           </w:p>
         </w:tc>
@@ -33520,7 +33520,7 @@
                 <w:sz w:val="24"/>
                 <w:szCs w:val="24"/>
               </w:rPr>
-              <w:t xml:space="preserve">&lt;0.0001</w:t>
+              <w:t xml:space="preserve">0.007</w:t>
             </w:r>
           </w:p>
         </w:tc>
@@ -33592,7 +33592,7 @@
                 <w:sz w:val="24"/>
                 <w:szCs w:val="24"/>
               </w:rPr>
-              <w:t xml:space="preserve">1.03</w:t>
+              <w:t xml:space="preserve">0.94</w:t>
             </w:r>
           </w:p>
         </w:tc>
@@ -33625,7 +33625,7 @@
                 <w:sz w:val="24"/>
                 <w:szCs w:val="24"/>
               </w:rPr>
-              <w:t xml:space="preserve">2.68</w:t>
+              <w:t xml:space="preserve">4.06</w:t>
             </w:r>
           </w:p>
         </w:tc>
@@ -33658,7 +33658,7 @@
                 <w:sz w:val="24"/>
                 <w:szCs w:val="24"/>
               </w:rPr>
-              <w:t xml:space="preserve">5.44</w:t>
+              <w:t xml:space="preserve">4.24</w:t>
             </w:r>
           </w:p>
         </w:tc>
@@ -33691,7 +33691,7 @@
                 <w:sz w:val="24"/>
                 <w:szCs w:val="24"/>
               </w:rPr>
-              <w:t xml:space="preserve">1.78</w:t>
+              <w:t xml:space="preserve">1.64</w:t>
             </w:r>
           </w:p>
         </w:tc>
@@ -33724,7 +33724,7 @@
                 <w:sz w:val="24"/>
                 <w:szCs w:val="24"/>
               </w:rPr>
-              <w:t xml:space="preserve">0.67</w:t>
+              <w:t xml:space="preserve">0.40</w:t>
             </w:r>
           </w:p>
         </w:tc>
@@ -33757,7 +33757,7 @@
                 <w:sz w:val="24"/>
                 <w:szCs w:val="24"/>
               </w:rPr>
-              <w:t xml:space="preserve">0.24</w:t>
+              <w:t xml:space="preserve">0.09</w:t>
             </w:r>
           </w:p>
         </w:tc>
@@ -33779,7 +33779,7 @@
           <w:sz w:val="24"/>
           <w:szCs w:val="24"/>
         </w:rPr>
-        <w:t xml:space="preserve">Against tuned AIMD the neural agent is faster by 61%, 70% and 83% on the lossy, 5G-like and satellite paths, all highly significant, and by 33% on the reordering path, where the difference is not significant because tuned AIMD is bimodal there (1.1 to 4.1 s). A TCP-like initial window of 10 does not help AIMD on these paths. </w:t>
+        <w:t xml:space="preserve">Against tuned AIMD the neural agent is faster by 71%, 65% and 83% on the lossy, 5G-like and satellite paths, all significant, and by 60% on the reordering path, where the difference is not significant (p = 0.09) because tuned AIMD is bimodal there (1.1 to 6.4 s). A TCP-like initial window of 10 does not help AIMD on these paths. </w:t>
       </w:r>
       <w:r>
         <w:rPr>
@@ -33797,7 +33797,7 @@
           <w:sz w:val="24"/>
           <w:szCs w:val="24"/>
         </w:rPr>
-        <w:t xml:space="preserve">: 1.5 times on the satellite path, 1.7 times on the 5G-like and reordering paths and 3.2 times on the lossy path. Plain UDP delivered 26 to 36 percent of the packets. The honest summary is that the learned controller is clearly better than the AIMD baselines on a real kernel path, and that it does not match a mature kernel TCP, which has decades of tuning, a larger initial window handled in the kernel, and no user-space scheduling cost. Run-to-run variation on a shared laptop is large (in an earlier set of runs the same neural configuration took 1.4 s and 2.1 s on the lossy path), so differences of tens of percent between single cells should not be over-read.</w:t>
+        <w:t xml:space="preserve">: 1.5 times on the lossy, 5G-like and satellite paths and 1.7 times on the reordering path. Plain UDP delivered 26 to 36 percent of the packets. The repeat with real payloads gave nearly the same ratios as the flawed runs (for example 83% on the satellite path in both), which suggests that on these latency- and loss-bound paths the controller, not the byte count, decides the time; this was observed, not separately tested. The honest summary is that the learned controller is clearly better than the AIMD baselines on a real kernel path, and that it does not match a mature kernel TCP, which has decades of tuning, a larger initial window handled in the kernel, and no user-space scheduling cost. Run-to-run variation on a shared laptop is large (the neural agent took 0.8 to 2.7 s on the lossy path), so differences of tens of percent between single cells should not be over-read.</w:t>
       </w:r>
     </w:p>
     <w:p>
@@ -40293,8 +40293,15 @@
           <w:sz w:val="24"/>
           <w:szCs w:val="24"/>
         </w:rPr>
-        <w:t xml:space="preserve">The remaining open question in Section 8.15 is whether the neural agent starves a kernel TCP flow that shares its bottleneck. A script was written for this (netem_coexist.sh, web/tcp_bulk.py): a bulk kernel TCP flow and one RUDP transfer of 4,000 packets run at the same time through the netem and token-bucket path of Section 8.17, and the goodput of each flow is measured over the window in which both are running; controls are two TCP flows, and each flow alone. The script was checked for mechanics in the sandbox without a bottleneck, which says nothing about sharing, because the sandbox has no tc. </w:t>
+        <w:t xml:space="preserve">The remaining open question in Section 8.15 was whether the neural agent starves a kernel TCP flow that shares its bottleneck. A bulk kernel TCP flow (CUBIC, the WSL default) and one RUDP transfer of 4,000 real 512-byte packets ran at the same time through the netem and token-bucket path of Section 8.17 (netem_coexist.sh, web/tcp_bulk.py, run by the first author, three runs per cell). The goodput of each flow was measured over the window in which both were running; the control replaces RUDP by a second kernel TCP flow. A first set of runs was discarded because RUDP again sent synthetic 40-byte packets (Section 8.17).</w:t>
       </w:r>
+    </w:p>
+    <w:p>
+      <w:pPr>
+        <w:keepNext/>
+        <w:spacing w:after="80" w:before="120"/>
+        <w:jc w:val="center"/>
+      </w:pPr>
       <w:r>
         <w:rPr>
           <w:rFonts w:ascii="Times New Roman" w:cs="Times New Roman" w:eastAsia="Times New Roman" w:hAnsi="Times New Roman"/>
@@ -40303,7 +40310,871 @@
           <w:sz w:val="24"/>
           <w:szCs w:val="24"/>
         </w:rPr>
-        <w:t xml:space="preserve">The measurement itself has not been made</w:t>
+        <w:t xml:space="preserve">Table 8y: Share of the summed goodput taken by the second flow when a kernel TCP flow and an RUDP flow share the bottleneck, three runs per cell (range shown)</w:t>
+      </w:r>
+    </w:p>
+    <w:tbl>
+      <w:tblPr>
+        <w:tblW w:type="dxa" w:w="8026"/>
+        <w:tblBorders>
+          <w:top w:val="single" w:color="auto" w:sz="4"/>
+          <w:left w:val="single" w:color="auto" w:sz="4"/>
+          <w:bottom w:val="single" w:color="auto" w:sz="4"/>
+          <w:right w:val="single" w:color="auto" w:sz="4"/>
+          <w:insideH w:val="single" w:color="auto" w:sz="4"/>
+          <w:insideV w:val="single" w:color="auto" w:sz="4"/>
+        </w:tblBorders>
+      </w:tblPr>
+      <w:tblGrid>
+        <w:gridCol w:w="1700"/>
+        <w:gridCol w:w="1250"/>
+        <w:gridCol w:w="1250"/>
+        <w:gridCol w:w="1250"/>
+        <w:gridCol w:w="1250"/>
+        <w:gridCol w:w="1326"/>
+      </w:tblGrid>
+      <w:tr>
+        <w:trPr>
+          <w:cantSplit/>
+          <w:tblHeader/>
+        </w:trPr>
+        <w:tc>
+          <w:tcPr>
+            <w:tcW w:type="dxa" w:w="1700"/>
+            <w:tcBorders>
+              <w:top w:val="single" w:color="000000" w:sz="4"/>
+              <w:left w:val="single" w:color="000000" w:sz="4"/>
+              <w:bottom w:val="single" w:color="000000" w:sz="4"/>
+              <w:right w:val="single" w:color="000000" w:sz="4"/>
+            </w:tcBorders>
+            <w:shd w:fill="D9D9D9" w:color="auto" w:val="clear"/>
+            <w:tcMar>
+              <w:top w:type="dxa" w:w="60"/>
+              <w:left w:type="dxa" w:w="100"/>
+              <w:bottom w:type="dxa" w:w="60"/>
+              <w:right w:type="dxa" w:w="100"/>
+            </w:tcMar>
+          </w:tcPr>
+          <w:p>
+            <w:pPr>
+              <w:spacing w:line="276"/>
+              <w:jc w:val="left"/>
+            </w:pPr>
+            <w:r>
+              <w:rPr>
+                <w:rFonts w:ascii="Times New Roman" w:cs="Times New Roman" w:eastAsia="Times New Roman" w:hAnsi="Times New Roman"/>
+                <w:b/>
+                <w:bCs/>
+                <w:sz w:val="24"/>
+                <w:szCs w:val="24"/>
+              </w:rPr>
+              <w:t xml:space="preserve">Path</w:t>
+            </w:r>
+          </w:p>
+        </w:tc>
+        <w:tc>
+          <w:tcPr>
+            <w:tcW w:type="dxa" w:w="1250"/>
+            <w:tcBorders>
+              <w:top w:val="single" w:color="000000" w:sz="4"/>
+              <w:left w:val="single" w:color="000000" w:sz="4"/>
+              <w:bottom w:val="single" w:color="000000" w:sz="4"/>
+              <w:right w:val="single" w:color="000000" w:sz="4"/>
+            </w:tcBorders>
+            <w:shd w:fill="D9D9D9" w:color="auto" w:val="clear"/>
+            <w:tcMar>
+              <w:top w:type="dxa" w:w="60"/>
+              <w:left w:type="dxa" w:w="100"/>
+              <w:bottom w:type="dxa" w:w="60"/>
+              <w:right w:type="dxa" w:w="100"/>
+            </w:tcMar>
+          </w:tcPr>
+          <w:p>
+            <w:pPr>
+              <w:spacing w:line="276"/>
+              <w:jc w:val="left"/>
+            </w:pPr>
+            <w:r>
+              <w:rPr>
+                <w:rFonts w:ascii="Times New Roman" w:cs="Times New Roman" w:eastAsia="Times New Roman" w:hAnsi="Times New Roman"/>
+                <w:b/>
+                <w:bCs/>
+                <w:sz w:val="24"/>
+                <w:szCs w:val="24"/>
+              </w:rPr>
+              <w:t xml:space="preserve">TCP vs TCP: second flow</w:t>
+            </w:r>
+          </w:p>
+        </w:tc>
+        <w:tc>
+          <w:tcPr>
+            <w:tcW w:type="dxa" w:w="1250"/>
+            <w:tcBorders>
+              <w:top w:val="single" w:color="000000" w:sz="4"/>
+              <w:left w:val="single" w:color="000000" w:sz="4"/>
+              <w:bottom w:val="single" w:color="000000" w:sz="4"/>
+              <w:right w:val="single" w:color="000000" w:sz="4"/>
+            </w:tcBorders>
+            <w:shd w:fill="D9D9D9" w:color="auto" w:val="clear"/>
+            <w:tcMar>
+              <w:top w:type="dxa" w:w="60"/>
+              <w:left w:type="dxa" w:w="100"/>
+              <w:bottom w:type="dxa" w:w="60"/>
+              <w:right w:type="dxa" w:w="100"/>
+            </w:tcMar>
+          </w:tcPr>
+          <w:p>
+            <w:pPr>
+              <w:spacing w:line="276"/>
+              <w:jc w:val="left"/>
+            </w:pPr>
+            <w:r>
+              <w:rPr>
+                <w:rFonts w:ascii="Times New Roman" w:cs="Times New Roman" w:eastAsia="Times New Roman" w:hAnsi="Times New Roman"/>
+                <w:b/>
+                <w:bCs/>
+                <w:sz w:val="24"/>
+                <w:szCs w:val="24"/>
+              </w:rPr>
+              <w:t xml:space="preserve">AIMD vs TCP: AIMD share</w:t>
+            </w:r>
+          </w:p>
+        </w:tc>
+        <w:tc>
+          <w:tcPr>
+            <w:tcW w:type="dxa" w:w="1250"/>
+            <w:tcBorders>
+              <w:top w:val="single" w:color="000000" w:sz="4"/>
+              <w:left w:val="single" w:color="000000" w:sz="4"/>
+              <w:bottom w:val="single" w:color="000000" w:sz="4"/>
+              <w:right w:val="single" w:color="000000" w:sz="4"/>
+            </w:tcBorders>
+            <w:shd w:fill="D9D9D9" w:color="auto" w:val="clear"/>
+            <w:tcMar>
+              <w:top w:type="dxa" w:w="60"/>
+              <w:left w:type="dxa" w:w="100"/>
+              <w:bottom w:type="dxa" w:w="60"/>
+              <w:right w:type="dxa" w:w="100"/>
+            </w:tcMar>
+          </w:tcPr>
+          <w:p>
+            <w:pPr>
+              <w:spacing w:line="276"/>
+              <w:jc w:val="left"/>
+            </w:pPr>
+            <w:r>
+              <w:rPr>
+                <w:rFonts w:ascii="Times New Roman" w:cs="Times New Roman" w:eastAsia="Times New Roman" w:hAnsi="Times New Roman"/>
+                <w:b/>
+                <w:bCs/>
+                <w:sz w:val="24"/>
+                <w:szCs w:val="24"/>
+              </w:rPr>
+              <w:t xml:space="preserve">Neural vs TCP: neural share</w:t>
+            </w:r>
+          </w:p>
+        </w:tc>
+        <w:tc>
+          <w:tcPr>
+            <w:tcW w:type="dxa" w:w="1250"/>
+            <w:tcBorders>
+              <w:top w:val="single" w:color="000000" w:sz="4"/>
+              <w:left w:val="single" w:color="000000" w:sz="4"/>
+              <w:bottom w:val="single" w:color="000000" w:sz="4"/>
+              <w:right w:val="single" w:color="000000" w:sz="4"/>
+            </w:tcBorders>
+            <w:shd w:fill="D9D9D9" w:color="auto" w:val="clear"/>
+            <w:tcMar>
+              <w:top w:type="dxa" w:w="60"/>
+              <w:left w:type="dxa" w:w="100"/>
+              <w:bottom w:type="dxa" w:w="60"/>
+              <w:right w:type="dxa" w:w="100"/>
+            </w:tcMar>
+          </w:tcPr>
+          <w:p>
+            <w:pPr>
+              <w:spacing w:line="276"/>
+              <w:jc w:val="left"/>
+            </w:pPr>
+            <w:r>
+              <w:rPr>
+                <w:rFonts w:ascii="Times New Roman" w:cs="Times New Roman" w:eastAsia="Times New Roman" w:hAnsi="Times New Roman"/>
+                <w:b/>
+                <w:bCs/>
+                <w:sz w:val="24"/>
+                <w:szCs w:val="24"/>
+              </w:rPr>
+              <w:t xml:space="preserve">RUDP alone, AIMD (Mbit/s)</w:t>
+            </w:r>
+          </w:p>
+        </w:tc>
+        <w:tc>
+          <w:tcPr>
+            <w:tcW w:type="dxa" w:w="1326"/>
+            <w:tcBorders>
+              <w:top w:val="single" w:color="000000" w:sz="4"/>
+              <w:left w:val="single" w:color="000000" w:sz="4"/>
+              <w:bottom w:val="single" w:color="000000" w:sz="4"/>
+              <w:right w:val="single" w:color="000000" w:sz="4"/>
+            </w:tcBorders>
+            <w:shd w:fill="D9D9D9" w:color="auto" w:val="clear"/>
+            <w:tcMar>
+              <w:top w:type="dxa" w:w="60"/>
+              <w:left w:type="dxa" w:w="100"/>
+              <w:bottom w:type="dxa" w:w="60"/>
+              <w:right w:type="dxa" w:w="100"/>
+            </w:tcMar>
+          </w:tcPr>
+          <w:p>
+            <w:pPr>
+              <w:spacing w:line="276"/>
+              <w:jc w:val="left"/>
+            </w:pPr>
+            <w:r>
+              <w:rPr>
+                <w:rFonts w:ascii="Times New Roman" w:cs="Times New Roman" w:eastAsia="Times New Roman" w:hAnsi="Times New Roman"/>
+                <w:b/>
+                <w:bCs/>
+                <w:sz w:val="24"/>
+                <w:szCs w:val="24"/>
+              </w:rPr>
+              <w:t xml:space="preserve">RUDP alone, neural (Mbit/s)</w:t>
+            </w:r>
+          </w:p>
+        </w:tc>
+      </w:tr>
+      <w:tr>
+        <w:trPr>
+          <w:cantSplit/>
+          <w:tblHeader w:val="false"/>
+        </w:trPr>
+        <w:tc>
+          <w:tcPr>
+            <w:tcW w:type="dxa" w:w="1700"/>
+            <w:tcBorders>
+              <w:top w:val="single" w:color="000000" w:sz="4"/>
+              <w:left w:val="single" w:color="000000" w:sz="4"/>
+              <w:bottom w:val="single" w:color="000000" w:sz="4"/>
+              <w:right w:val="single" w:color="000000" w:sz="4"/>
+            </w:tcBorders>
+            <w:tcMar>
+              <w:top w:type="dxa" w:w="60"/>
+              <w:left w:type="dxa" w:w="100"/>
+              <w:bottom w:type="dxa" w:w="60"/>
+              <w:right w:type="dxa" w:w="100"/>
+            </w:tcMar>
+          </w:tcPr>
+          <w:p>
+            <w:pPr>
+              <w:spacing w:line="276"/>
+              <w:jc w:val="left"/>
+            </w:pPr>
+            <w:r>
+              <w:rPr>
+                <w:rFonts w:ascii="Times New Roman" w:cs="Times New Roman" w:eastAsia="Times New Roman" w:hAnsi="Times New Roman"/>
+                <w:b w:val="false"/>
+                <w:bCs w:val="false"/>
+                <w:sz w:val="24"/>
+                <w:szCs w:val="24"/>
+              </w:rPr>
+              <w:t xml:space="preserve">5G-like (12 Mbit/s)</w:t>
+            </w:r>
+          </w:p>
+        </w:tc>
+        <w:tc>
+          <w:tcPr>
+            <w:tcW w:type="dxa" w:w="1250"/>
+            <w:tcBorders>
+              <w:top w:val="single" w:color="000000" w:sz="4"/>
+              <w:left w:val="single" w:color="000000" w:sz="4"/>
+              <w:bottom w:val="single" w:color="000000" w:sz="4"/>
+              <w:right w:val="single" w:color="000000" w:sz="4"/>
+            </w:tcBorders>
+            <w:tcMar>
+              <w:top w:type="dxa" w:w="60"/>
+              <w:left w:type="dxa" w:w="100"/>
+              <w:bottom w:type="dxa" w:w="60"/>
+              <w:right w:type="dxa" w:w="100"/>
+            </w:tcMar>
+          </w:tcPr>
+          <w:p>
+            <w:pPr>
+              <w:spacing w:line="276"/>
+              <w:jc w:val="left"/>
+            </w:pPr>
+            <w:r>
+              <w:rPr>
+                <w:rFonts w:ascii="Times New Roman" w:cs="Times New Roman" w:eastAsia="Times New Roman" w:hAnsi="Times New Roman"/>
+                <w:b w:val="false"/>
+                <w:bCs w:val="false"/>
+                <w:sz w:val="24"/>
+                <w:szCs w:val="24"/>
+              </w:rPr>
+              <w:t xml:space="preserve">48% to 54%</w:t>
+            </w:r>
+          </w:p>
+        </w:tc>
+        <w:tc>
+          <w:tcPr>
+            <w:tcW w:type="dxa" w:w="1250"/>
+            <w:tcBorders>
+              <w:top w:val="single" w:color="000000" w:sz="4"/>
+              <w:left w:val="single" w:color="000000" w:sz="4"/>
+              <w:bottom w:val="single" w:color="000000" w:sz="4"/>
+              <w:right w:val="single" w:color="000000" w:sz="4"/>
+            </w:tcBorders>
+            <w:tcMar>
+              <w:top w:type="dxa" w:w="60"/>
+              <w:left w:type="dxa" w:w="100"/>
+              <w:bottom w:type="dxa" w:w="60"/>
+              <w:right w:type="dxa" w:w="100"/>
+            </w:tcMar>
+          </w:tcPr>
+          <w:p>
+            <w:pPr>
+              <w:spacing w:line="276"/>
+              <w:jc w:val="left"/>
+            </w:pPr>
+            <w:r>
+              <w:rPr>
+                <w:rFonts w:ascii="Times New Roman" w:cs="Times New Roman" w:eastAsia="Times New Roman" w:hAnsi="Times New Roman"/>
+                <w:b w:val="false"/>
+                <w:bCs w:val="false"/>
+                <w:sz w:val="24"/>
+                <w:szCs w:val="24"/>
+              </w:rPr>
+              <w:t xml:space="preserve">8%</w:t>
+            </w:r>
+          </w:p>
+        </w:tc>
+        <w:tc>
+          <w:tcPr>
+            <w:tcW w:type="dxa" w:w="1250"/>
+            <w:tcBorders>
+              <w:top w:val="single" w:color="000000" w:sz="4"/>
+              <w:left w:val="single" w:color="000000" w:sz="4"/>
+              <w:bottom w:val="single" w:color="000000" w:sz="4"/>
+              <w:right w:val="single" w:color="000000" w:sz="4"/>
+            </w:tcBorders>
+            <w:tcMar>
+              <w:top w:type="dxa" w:w="60"/>
+              <w:left w:type="dxa" w:w="100"/>
+              <w:bottom w:type="dxa" w:w="60"/>
+              <w:right w:type="dxa" w:w="100"/>
+            </w:tcMar>
+          </w:tcPr>
+          <w:p>
+            <w:pPr>
+              <w:spacing w:line="276"/>
+              <w:jc w:val="left"/>
+            </w:pPr>
+            <w:r>
+              <w:rPr>
+                <w:rFonts w:ascii="Times New Roman" w:cs="Times New Roman" w:eastAsia="Times New Roman" w:hAnsi="Times New Roman"/>
+                <w:b w:val="false"/>
+                <w:bCs w:val="false"/>
+                <w:sz w:val="24"/>
+                <w:szCs w:val="24"/>
+              </w:rPr>
+              <w:t xml:space="preserve">18% to 30%</w:t>
+            </w:r>
+          </w:p>
+        </w:tc>
+        <w:tc>
+          <w:tcPr>
+            <w:tcW w:type="dxa" w:w="1250"/>
+            <w:tcBorders>
+              <w:top w:val="single" w:color="000000" w:sz="4"/>
+              <w:left w:val="single" w:color="000000" w:sz="4"/>
+              <w:bottom w:val="single" w:color="000000" w:sz="4"/>
+              <w:right w:val="single" w:color="000000" w:sz="4"/>
+            </w:tcBorders>
+            <w:tcMar>
+              <w:top w:type="dxa" w:w="60"/>
+              <w:left w:type="dxa" w:w="100"/>
+              <w:bottom w:type="dxa" w:w="60"/>
+              <w:right w:type="dxa" w:w="100"/>
+            </w:tcMar>
+          </w:tcPr>
+          <w:p>
+            <w:pPr>
+              <w:spacing w:line="276"/>
+              <w:jc w:val="left"/>
+            </w:pPr>
+            <w:r>
+              <w:rPr>
+                <w:rFonts w:ascii="Times New Roman" w:cs="Times New Roman" w:eastAsia="Times New Roman" w:hAnsi="Times New Roman"/>
+                <w:b w:val="false"/>
+                <w:bCs w:val="false"/>
+                <w:sz w:val="24"/>
+                <w:szCs w:val="24"/>
+              </w:rPr>
+              <w:t xml:space="preserve">1.60</w:t>
+            </w:r>
+          </w:p>
+        </w:tc>
+        <w:tc>
+          <w:tcPr>
+            <w:tcW w:type="dxa" w:w="1326"/>
+            <w:tcBorders>
+              <w:top w:val="single" w:color="000000" w:sz="4"/>
+              <w:left w:val="single" w:color="000000" w:sz="4"/>
+              <w:bottom w:val="single" w:color="000000" w:sz="4"/>
+              <w:right w:val="single" w:color="000000" w:sz="4"/>
+            </w:tcBorders>
+            <w:tcMar>
+              <w:top w:type="dxa" w:w="60"/>
+              <w:left w:type="dxa" w:w="100"/>
+              <w:bottom w:type="dxa" w:w="60"/>
+              <w:right w:type="dxa" w:w="100"/>
+            </w:tcMar>
+          </w:tcPr>
+          <w:p>
+            <w:pPr>
+              <w:spacing w:line="276"/>
+              <w:jc w:val="left"/>
+            </w:pPr>
+            <w:r>
+              <w:rPr>
+                <w:rFonts w:ascii="Times New Roman" w:cs="Times New Roman" w:eastAsia="Times New Roman" w:hAnsi="Times New Roman"/>
+                <w:b w:val="false"/>
+                <w:bCs w:val="false"/>
+                <w:sz w:val="24"/>
+                <w:szCs w:val="24"/>
+              </w:rPr>
+              <w:t xml:space="preserve">7.26</w:t>
+            </w:r>
+          </w:p>
+        </w:tc>
+      </w:tr>
+      <w:tr>
+        <w:trPr>
+          <w:cantSplit/>
+          <w:tblHeader w:val="false"/>
+        </w:trPr>
+        <w:tc>
+          <w:tcPr>
+            <w:tcW w:type="dxa" w:w="1700"/>
+            <w:tcBorders>
+              <w:top w:val="single" w:color="000000" w:sz="4"/>
+              <w:left w:val="single" w:color="000000" w:sz="4"/>
+              <w:bottom w:val="single" w:color="000000" w:sz="4"/>
+              <w:right w:val="single" w:color="000000" w:sz="4"/>
+            </w:tcBorders>
+            <w:tcMar>
+              <w:top w:type="dxa" w:w="60"/>
+              <w:left w:type="dxa" w:w="100"/>
+              <w:bottom w:type="dxa" w:w="60"/>
+              <w:right w:type="dxa" w:w="100"/>
+            </w:tcMar>
+          </w:tcPr>
+          <w:p>
+            <w:pPr>
+              <w:spacing w:line="276"/>
+              <w:jc w:val="left"/>
+            </w:pPr>
+            <w:r>
+              <w:rPr>
+                <w:rFonts w:ascii="Times New Roman" w:cs="Times New Roman" w:eastAsia="Times New Roman" w:hAnsi="Times New Roman"/>
+                <w:b w:val="false"/>
+                <w:bCs w:val="false"/>
+                <w:sz w:val="24"/>
+                <w:szCs w:val="24"/>
+              </w:rPr>
+              <w:t xml:space="preserve">Lossy (6 Mbit/s)</w:t>
+            </w:r>
+          </w:p>
+        </w:tc>
+        <w:tc>
+          <w:tcPr>
+            <w:tcW w:type="dxa" w:w="1250"/>
+            <w:tcBorders>
+              <w:top w:val="single" w:color="000000" w:sz="4"/>
+              <w:left w:val="single" w:color="000000" w:sz="4"/>
+              <w:bottom w:val="single" w:color="000000" w:sz="4"/>
+              <w:right w:val="single" w:color="000000" w:sz="4"/>
+            </w:tcBorders>
+            <w:tcMar>
+              <w:top w:type="dxa" w:w="60"/>
+              <w:left w:type="dxa" w:w="100"/>
+              <w:bottom w:type="dxa" w:w="60"/>
+              <w:right w:type="dxa" w:w="100"/>
+            </w:tcMar>
+          </w:tcPr>
+          <w:p>
+            <w:pPr>
+              <w:spacing w:line="276"/>
+              <w:jc w:val="left"/>
+            </w:pPr>
+            <w:r>
+              <w:rPr>
+                <w:rFonts w:ascii="Times New Roman" w:cs="Times New Roman" w:eastAsia="Times New Roman" w:hAnsi="Times New Roman"/>
+                <w:b w:val="false"/>
+                <w:bCs w:val="false"/>
+                <w:sz w:val="24"/>
+                <w:szCs w:val="24"/>
+              </w:rPr>
+              <w:t xml:space="preserve">36% to 59%</w:t>
+            </w:r>
+          </w:p>
+        </w:tc>
+        <w:tc>
+          <w:tcPr>
+            <w:tcW w:type="dxa" w:w="1250"/>
+            <w:tcBorders>
+              <w:top w:val="single" w:color="000000" w:sz="4"/>
+              <w:left w:val="single" w:color="000000" w:sz="4"/>
+              <w:bottom w:val="single" w:color="000000" w:sz="4"/>
+              <w:right w:val="single" w:color="000000" w:sz="4"/>
+            </w:tcBorders>
+            <w:tcMar>
+              <w:top w:type="dxa" w:w="60"/>
+              <w:left w:type="dxa" w:w="100"/>
+              <w:bottom w:type="dxa" w:w="60"/>
+              <w:right w:type="dxa" w:w="100"/>
+            </w:tcMar>
+          </w:tcPr>
+          <w:p>
+            <w:pPr>
+              <w:spacing w:line="276"/>
+              <w:jc w:val="left"/>
+            </w:pPr>
+            <w:r>
+              <w:rPr>
+                <w:rFonts w:ascii="Times New Roman" w:cs="Times New Roman" w:eastAsia="Times New Roman" w:hAnsi="Times New Roman"/>
+                <w:b w:val="false"/>
+                <w:bCs w:val="false"/>
+                <w:sz w:val="24"/>
+                <w:szCs w:val="24"/>
+              </w:rPr>
+              <w:t xml:space="preserve">15% to 17%</w:t>
+            </w:r>
+          </w:p>
+        </w:tc>
+        <w:tc>
+          <w:tcPr>
+            <w:tcW w:type="dxa" w:w="1250"/>
+            <w:tcBorders>
+              <w:top w:val="single" w:color="000000" w:sz="4"/>
+              <w:left w:val="single" w:color="000000" w:sz="4"/>
+              <w:bottom w:val="single" w:color="000000" w:sz="4"/>
+              <w:right w:val="single" w:color="000000" w:sz="4"/>
+            </w:tcBorders>
+            <w:tcMar>
+              <w:top w:type="dxa" w:w="60"/>
+              <w:left w:type="dxa" w:w="100"/>
+              <w:bottom w:type="dxa" w:w="60"/>
+              <w:right w:type="dxa" w:w="100"/>
+            </w:tcMar>
+          </w:tcPr>
+          <w:p>
+            <w:pPr>
+              <w:spacing w:line="276"/>
+              <w:jc w:val="left"/>
+            </w:pPr>
+            <w:r>
+              <w:rPr>
+                <w:rFonts w:ascii="Times New Roman" w:cs="Times New Roman" w:eastAsia="Times New Roman" w:hAnsi="Times New Roman"/>
+                <w:b w:val="false"/>
+                <w:bCs w:val="false"/>
+                <w:sz w:val="24"/>
+                <w:szCs w:val="24"/>
+              </w:rPr>
+              <w:t xml:space="preserve">27% to 32%</w:t>
+            </w:r>
+          </w:p>
+        </w:tc>
+        <w:tc>
+          <w:tcPr>
+            <w:tcW w:type="dxa" w:w="1250"/>
+            <w:tcBorders>
+              <w:top w:val="single" w:color="000000" w:sz="4"/>
+              <w:left w:val="single" w:color="000000" w:sz="4"/>
+              <w:bottom w:val="single" w:color="000000" w:sz="4"/>
+              <w:right w:val="single" w:color="000000" w:sz="4"/>
+            </w:tcBorders>
+            <w:tcMar>
+              <w:top w:type="dxa" w:w="60"/>
+              <w:left w:type="dxa" w:w="100"/>
+              <w:bottom w:type="dxa" w:w="60"/>
+              <w:right w:type="dxa" w:w="100"/>
+            </w:tcMar>
+          </w:tcPr>
+          <w:p>
+            <w:pPr>
+              <w:spacing w:line="276"/>
+              <w:jc w:val="left"/>
+            </w:pPr>
+            <w:r>
+              <w:rPr>
+                <w:rFonts w:ascii="Times New Roman" w:cs="Times New Roman" w:eastAsia="Times New Roman" w:hAnsi="Times New Roman"/>
+                <w:b w:val="false"/>
+                <w:bCs w:val="false"/>
+                <w:sz w:val="24"/>
+                <w:szCs w:val="24"/>
+              </w:rPr>
+              <w:t xml:space="preserve">0.48</w:t>
+            </w:r>
+          </w:p>
+        </w:tc>
+        <w:tc>
+          <w:tcPr>
+            <w:tcW w:type="dxa" w:w="1326"/>
+            <w:tcBorders>
+              <w:top w:val="single" w:color="000000" w:sz="4"/>
+              <w:left w:val="single" w:color="000000" w:sz="4"/>
+              <w:bottom w:val="single" w:color="000000" w:sz="4"/>
+              <w:right w:val="single" w:color="000000" w:sz="4"/>
+            </w:tcBorders>
+            <w:tcMar>
+              <w:top w:type="dxa" w:w="60"/>
+              <w:left w:type="dxa" w:w="100"/>
+              <w:bottom w:type="dxa" w:w="60"/>
+              <w:right w:type="dxa" w:w="100"/>
+            </w:tcMar>
+          </w:tcPr>
+          <w:p>
+            <w:pPr>
+              <w:spacing w:line="276"/>
+              <w:jc w:val="left"/>
+            </w:pPr>
+            <w:r>
+              <w:rPr>
+                <w:rFonts w:ascii="Times New Roman" w:cs="Times New Roman" w:eastAsia="Times New Roman" w:hAnsi="Times New Roman"/>
+                <w:b w:val="false"/>
+                <w:bCs w:val="false"/>
+                <w:sz w:val="24"/>
+                <w:szCs w:val="24"/>
+              </w:rPr>
+              <w:t xml:space="preserve">1.03</w:t>
+            </w:r>
+          </w:p>
+        </w:tc>
+      </w:tr>
+      <w:tr>
+        <w:trPr>
+          <w:cantSplit/>
+          <w:tblHeader w:val="false"/>
+        </w:trPr>
+        <w:tc>
+          <w:tcPr>
+            <w:tcW w:type="dxa" w:w="1700"/>
+            <w:tcBorders>
+              <w:top w:val="single" w:color="000000" w:sz="4"/>
+              <w:left w:val="single" w:color="000000" w:sz="4"/>
+              <w:bottom w:val="single" w:color="000000" w:sz="4"/>
+              <w:right w:val="single" w:color="000000" w:sz="4"/>
+            </w:tcBorders>
+            <w:tcMar>
+              <w:top w:type="dxa" w:w="60"/>
+              <w:left w:type="dxa" w:w="100"/>
+              <w:bottom w:type="dxa" w:w="60"/>
+              <w:right w:type="dxa" w:w="100"/>
+            </w:tcMar>
+          </w:tcPr>
+          <w:p>
+            <w:pPr>
+              <w:spacing w:line="276"/>
+              <w:jc w:val="left"/>
+            </w:pPr>
+            <w:r>
+              <w:rPr>
+                <w:rFonts w:ascii="Times New Roman" w:cs="Times New Roman" w:eastAsia="Times New Roman" w:hAnsi="Times New Roman"/>
+                <w:b w:val="false"/>
+                <w:bCs w:val="false"/>
+                <w:sz w:val="24"/>
+                <w:szCs w:val="24"/>
+              </w:rPr>
+              <w:t xml:space="preserve">Satellite (3 Mbit/s)</w:t>
+            </w:r>
+          </w:p>
+        </w:tc>
+        <w:tc>
+          <w:tcPr>
+            <w:tcW w:type="dxa" w:w="1250"/>
+            <w:tcBorders>
+              <w:top w:val="single" w:color="000000" w:sz="4"/>
+              <w:left w:val="single" w:color="000000" w:sz="4"/>
+              <w:bottom w:val="single" w:color="000000" w:sz="4"/>
+              <w:right w:val="single" w:color="000000" w:sz="4"/>
+            </w:tcBorders>
+            <w:tcMar>
+              <w:top w:type="dxa" w:w="60"/>
+              <w:left w:type="dxa" w:w="100"/>
+              <w:bottom w:type="dxa" w:w="60"/>
+              <w:right w:type="dxa" w:w="100"/>
+            </w:tcMar>
+          </w:tcPr>
+          <w:p>
+            <w:pPr>
+              <w:spacing w:line="276"/>
+              <w:jc w:val="left"/>
+            </w:pPr>
+            <w:r>
+              <w:rPr>
+                <w:rFonts w:ascii="Times New Roman" w:cs="Times New Roman" w:eastAsia="Times New Roman" w:hAnsi="Times New Roman"/>
+                <w:b w:val="false"/>
+                <w:bCs w:val="false"/>
+                <w:sz w:val="24"/>
+                <w:szCs w:val="24"/>
+              </w:rPr>
+              <w:t xml:space="preserve">34% to 46%</w:t>
+            </w:r>
+          </w:p>
+        </w:tc>
+        <w:tc>
+          <w:tcPr>
+            <w:tcW w:type="dxa" w:w="1250"/>
+            <w:tcBorders>
+              <w:top w:val="single" w:color="000000" w:sz="4"/>
+              <w:left w:val="single" w:color="000000" w:sz="4"/>
+              <w:bottom w:val="single" w:color="000000" w:sz="4"/>
+              <w:right w:val="single" w:color="000000" w:sz="4"/>
+            </w:tcBorders>
+            <w:tcMar>
+              <w:top w:type="dxa" w:w="60"/>
+              <w:left w:type="dxa" w:w="100"/>
+              <w:bottom w:type="dxa" w:w="60"/>
+              <w:right w:type="dxa" w:w="100"/>
+            </w:tcMar>
+          </w:tcPr>
+          <w:p>
+            <w:pPr>
+              <w:spacing w:line="276"/>
+              <w:jc w:val="left"/>
+            </w:pPr>
+            <w:r>
+              <w:rPr>
+                <w:rFonts w:ascii="Times New Roman" w:cs="Times New Roman" w:eastAsia="Times New Roman" w:hAnsi="Times New Roman"/>
+                <w:b w:val="false"/>
+                <w:bCs w:val="false"/>
+                <w:sz w:val="24"/>
+                <w:szCs w:val="24"/>
+              </w:rPr>
+              <w:t xml:space="preserve">5%</w:t>
+            </w:r>
+          </w:p>
+        </w:tc>
+        <w:tc>
+          <w:tcPr>
+            <w:tcW w:type="dxa" w:w="1250"/>
+            <w:tcBorders>
+              <w:top w:val="single" w:color="000000" w:sz="4"/>
+              <w:left w:val="single" w:color="000000" w:sz="4"/>
+              <w:bottom w:val="single" w:color="000000" w:sz="4"/>
+              <w:right w:val="single" w:color="000000" w:sz="4"/>
+            </w:tcBorders>
+            <w:tcMar>
+              <w:top w:type="dxa" w:w="60"/>
+              <w:left w:type="dxa" w:w="100"/>
+              <w:bottom w:type="dxa" w:w="60"/>
+              <w:right w:type="dxa" w:w="100"/>
+            </w:tcMar>
+          </w:tcPr>
+          <w:p>
+            <w:pPr>
+              <w:spacing w:line="276"/>
+              <w:jc w:val="left"/>
+            </w:pPr>
+            <w:r>
+              <w:rPr>
+                <w:rFonts w:ascii="Times New Roman" w:cs="Times New Roman" w:eastAsia="Times New Roman" w:hAnsi="Times New Roman"/>
+                <w:b w:val="false"/>
+                <w:bCs w:val="false"/>
+                <w:sz w:val="24"/>
+                <w:szCs w:val="24"/>
+              </w:rPr>
+              <w:t xml:space="preserve">27% to 41%</w:t>
+            </w:r>
+          </w:p>
+        </w:tc>
+        <w:tc>
+          <w:tcPr>
+            <w:tcW w:type="dxa" w:w="1250"/>
+            <w:tcBorders>
+              <w:top w:val="single" w:color="000000" w:sz="4"/>
+              <w:left w:val="single" w:color="000000" w:sz="4"/>
+              <w:bottom w:val="single" w:color="000000" w:sz="4"/>
+              <w:right w:val="single" w:color="000000" w:sz="4"/>
+            </w:tcBorders>
+            <w:tcMar>
+              <w:top w:type="dxa" w:w="60"/>
+              <w:left w:type="dxa" w:w="100"/>
+              <w:bottom w:type="dxa" w:w="60"/>
+              <w:right w:type="dxa" w:w="100"/>
+            </w:tcMar>
+          </w:tcPr>
+          <w:p>
+            <w:pPr>
+              <w:spacing w:line="276"/>
+              <w:jc w:val="left"/>
+            </w:pPr>
+            <w:r>
+              <w:rPr>
+                <w:rFonts w:ascii="Times New Roman" w:cs="Times New Roman" w:eastAsia="Times New Roman" w:hAnsi="Times New Roman"/>
+                <w:b w:val="false"/>
+                <w:bCs w:val="false"/>
+                <w:sz w:val="24"/>
+                <w:szCs w:val="24"/>
+              </w:rPr>
+              <w:t xml:space="preserve">0.12</w:t>
+            </w:r>
+          </w:p>
+        </w:tc>
+        <w:tc>
+          <w:tcPr>
+            <w:tcW w:type="dxa" w:w="1326"/>
+            <w:tcBorders>
+              <w:top w:val="single" w:color="000000" w:sz="4"/>
+              <w:left w:val="single" w:color="000000" w:sz="4"/>
+              <w:bottom w:val="single" w:color="000000" w:sz="4"/>
+              <w:right w:val="single" w:color="000000" w:sz="4"/>
+            </w:tcBorders>
+            <w:tcMar>
+              <w:top w:type="dxa" w:w="60"/>
+              <w:left w:type="dxa" w:w="100"/>
+              <w:bottom w:type="dxa" w:w="60"/>
+              <w:right w:type="dxa" w:w="100"/>
+            </w:tcMar>
+          </w:tcPr>
+          <w:p>
+            <w:pPr>
+              <w:spacing w:line="276"/>
+              <w:jc w:val="left"/>
+            </w:pPr>
+            <w:r>
+              <w:rPr>
+                <w:rFonts w:ascii="Times New Roman" w:cs="Times New Roman" w:eastAsia="Times New Roman" w:hAnsi="Times New Roman"/>
+                <w:b w:val="false"/>
+                <w:bCs w:val="false"/>
+                <w:sz w:val="24"/>
+                <w:szCs w:val="24"/>
+              </w:rPr>
+              <w:t xml:space="preserve">1.25</w:t>
+            </w:r>
+          </w:p>
+        </w:tc>
+      </w:tr>
+    </w:tbl>
+    <w:p>
+      <w:pPr>
+        <w:spacing w:after="160"/>
+      </w:pPr>
+    </w:p>
+    <w:p>
+      <w:pPr>
+        <w:spacing w:after="120" w:line="360"/>
+        <w:jc w:val="both"/>
+      </w:pPr>
+      <w:r>
+        <w:rPr>
+          <w:rFonts w:ascii="Times New Roman" w:cs="Times New Roman" w:eastAsia="Times New Roman" w:hAnsi="Times New Roman"/>
+          <w:b/>
+          <w:bCs/>
+          <w:sz w:val="24"/>
+          <w:szCs w:val="24"/>
+        </w:rPr>
+        <w:t xml:space="preserve">The neural agent does not starve kernel TCP.</w:t>
       </w:r>
       <w:r>
         <w:rPr>
@@ -40311,7 +41182,7 @@
           <w:sz w:val="24"/>
           <w:szCs w:val="24"/>
         </w:rPr>
-        <w:t xml:space="preserve">; it needs a Linux host with tc, and the result is to be added to results/netem_coexist_*.txt.</w:t>
+        <w:t xml:space="preserve"> It takes less than half of the link on every path (mean shares 24%, 30% and 34%), and TCP keeps 7.4 to 8.8 Mbit/s of the 12 Mbit/s link on the 5G-like path, 2.2 to 2.8 Mbit/s of 6 on the lossy path and 1.4 to 1.9 Mbit/s of 3 on the satellite path. Tuned AIMD is squeezed out much more (5% to 17%), which matches its very low speed when alone. On this evidence the agent is a polite neighbour of kernel TCP, but only because it is slower than TCP: its single-flow goodput is below TCP's on the 5G-like and lossy paths. The earlier worry (Section 8.15) was about sharing with AIMD flows, where it takes about two thirds. Limits: three runs per cell on one laptop, so shares are good to roughly ten points (the TCP-against-TCP control alone ranges from 36% to 59% on the lossy path); the TCP-alone figure on the satellite path (1.13 Mbit/s) is lower than the TCP goodput measured next to RUDP because it includes slow start; one TCP congestion control (CUBIC) and no multi-machine path.</w:t>
       </w:r>
     </w:p>
     <w:p>
@@ -47062,7 +47933,7 @@
           <w:sz w:val="24"/>
           <w:szCs w:val="24"/>
         </w:rPr>
-        <w:t xml:space="preserve"> On a shared bottleneck the neural agent takes 68% to 70% of the link against tuned AIMD and 76% against the original AIMD (Sections 8.13 and 8.15). The optional polite mode brings this to about half, at a cost in speed and with one path 2.95 times slower; it is a rule added by hand (training the agent for fairness against a simulated competitor did not work, Section 8.15), and coexistence with kernel TCP is set up (Section 8.22) but not yet measured.</w:t>
+        <w:t xml:space="preserve"> On a shared bottleneck the neural agent takes 68% to 70% of the link against tuned AIMD and 76% against the original AIMD (Sections 8.13 and 8.15); against a kernel TCP flow it takes less than half (24% to 34%, Section 8.22). The optional polite mode brings this to about half, at a cost in speed and with one path 2.95 times slower; it is a rule added by hand (training the agent for fairness against a simulated competitor did not work, Section 8.15), and coexistence with kernel TCP was measured only for three runs per path on one laptop (Section 8.22).</w:t>
       </w:r>
     </w:p>
     <w:p>
@@ -47289,7 +48160,7 @@
           <w:sz w:val="24"/>
           <w:szCs w:val="24"/>
         </w:rPr>
-        <w:t xml:space="preserve">Making the agent a fairer neighbour by learning rather than by rule: add a competing flow to the training environment and a fairness term to the objective (the polite mode of Section 8.15 is the hand-made version), then test coexistence with kernel TCP.</w:t>
+        <w:t xml:space="preserve">Making the agent a fairer neighbour by learning rather than by rule: add a competing flow to the training environment and a fairness term to the objective (the polite mode of Section 8.15 is the hand-made version), then repeat the coexistence test with more runs and with other kernel congestion controls.</w:t>
       </w:r>
     </w:p>
     <w:p>
